--- a/BaoCaoHocTap1.docx
+++ b/BaoCaoHocTap1.docx
@@ -307,16 +307,16 @@
         <w:tblLook w:val="04A0" w:firstRow="1" w:lastRow="0" w:firstColumn="1" w:lastColumn="0" w:noHBand="0" w:noVBand="1"/>
       </w:tblPr>
       <w:tblGrid>
-        <w:gridCol w:w="846"/>
-        <w:gridCol w:w="2268"/>
-        <w:gridCol w:w="3827"/>
-        <w:gridCol w:w="3119"/>
-        <w:gridCol w:w="3118"/>
+        <w:gridCol w:w="841"/>
+        <w:gridCol w:w="1970"/>
+        <w:gridCol w:w="4661"/>
+        <w:gridCol w:w="3194"/>
+        <w:gridCol w:w="2512"/>
       </w:tblGrid>
       <w:tr>
         <w:tc>
           <w:tcPr>
-            <w:tcW w:w="846" w:type="dxa"/>
+            <w:tcW w:w="843" w:type="dxa"/>
             <w:vAlign w:val="center"/>
           </w:tcPr>
           <w:p>
@@ -344,7 +344,7 @@
         </w:tc>
         <w:tc>
           <w:tcPr>
-            <w:tcW w:w="2268" w:type="dxa"/>
+            <w:tcW w:w="2077" w:type="dxa"/>
             <w:tcBorders>
               <w:bottom w:val="single" w:sz="4" w:space="0" w:color="auto"/>
             </w:tcBorders>
@@ -375,7 +375,7 @@
         </w:tc>
         <w:tc>
           <w:tcPr>
-            <w:tcW w:w="3827" w:type="dxa"/>
+            <w:tcW w:w="4163" w:type="dxa"/>
             <w:tcBorders>
               <w:bottom w:val="single" w:sz="4" w:space="0" w:color="auto"/>
             </w:tcBorders>
@@ -406,7 +406,7 @@
         </w:tc>
         <w:tc>
           <w:tcPr>
-            <w:tcW w:w="3119" w:type="dxa"/>
+            <w:tcW w:w="3402" w:type="dxa"/>
             <w:vAlign w:val="center"/>
           </w:tcPr>
           <w:p>
@@ -434,7 +434,7 @@
         </w:tc>
         <w:tc>
           <w:tcPr>
-            <w:tcW w:w="3118" w:type="dxa"/>
+            <w:tcW w:w="2693" w:type="dxa"/>
             <w:vAlign w:val="center"/>
           </w:tcPr>
           <w:p>
@@ -476,11 +476,12 @@
         </w:trPr>
         <w:tc>
           <w:tcPr>
-            <w:tcW w:w="846" w:type="dxa"/>
+            <w:tcW w:w="843" w:type="dxa"/>
             <w:vMerge w:val="restart"/>
             <w:tcBorders>
               <w:right w:val="single" w:sz="4" w:space="0" w:color="auto"/>
             </w:tcBorders>
+            <w:vAlign w:val="center"/>
           </w:tcPr>
           <w:p>
             <w:pPr>
@@ -687,13 +688,14 @@
         </w:tc>
         <w:tc>
           <w:tcPr>
-            <w:tcW w:w="2268" w:type="dxa"/>
+            <w:tcW w:w="2077" w:type="dxa"/>
             <w:tcBorders>
               <w:top w:val="single" w:sz="4" w:space="0" w:color="auto"/>
               <w:left w:val="single" w:sz="4" w:space="0" w:color="auto"/>
               <w:bottom w:val="single" w:sz="4" w:space="0" w:color="auto"/>
               <w:right w:val="single" w:sz="4" w:space="0" w:color="auto"/>
             </w:tcBorders>
+            <w:vAlign w:val="center"/>
           </w:tcPr>
           <w:p>
             <w:pPr>
@@ -719,34 +721,54 @@
         </w:tc>
         <w:tc>
           <w:tcPr>
-            <w:tcW w:w="3827" w:type="dxa"/>
+            <w:tcW w:w="4163" w:type="dxa"/>
             <w:tcBorders>
               <w:top w:val="single" w:sz="4" w:space="0" w:color="auto"/>
               <w:left w:val="single" w:sz="4" w:space="0" w:color="auto"/>
               <w:bottom w:val="single" w:sz="4" w:space="0" w:color="auto"/>
               <w:right w:val="single" w:sz="4" w:space="0" w:color="auto"/>
             </w:tcBorders>
+            <w:vAlign w:val="center"/>
           </w:tcPr>
           <w:p>
             <w:pPr>
               <w:pStyle w:val="NormalWeb"/>
-              <w:rPr>
-                <w:sz w:val="28"/>
-                <w:szCs w:val="28"/>
-                <w:lang w:val="vi-VN"/>
-              </w:rPr>
-            </w:pPr>
-            <w:r>
-              <w:rPr>
-                <w:sz w:val="28"/>
-                <w:szCs w:val="28"/>
-              </w:rPr>
-              <w:t xml:space="preserve">- Viết 1.1.1. Tầm quan trọng của an ninh mạng </w:t>
-            </w:r>
+              <w:spacing w:line="312" w:lineRule="auto"/>
+              <w:ind w:left="188" w:right="427"/>
+              <w:jc w:val="both"/>
+              <w:rPr>
+                <w:sz w:val="28"/>
+                <w:szCs w:val="28"/>
+                <w:lang w:val="vi-VN"/>
+              </w:rPr>
+            </w:pPr>
           </w:p>
           <w:p>
             <w:pPr>
               <w:pStyle w:val="NormalWeb"/>
+              <w:spacing w:line="312" w:lineRule="auto"/>
+              <w:ind w:left="188" w:right="427"/>
+              <w:jc w:val="both"/>
+              <w:rPr>
+                <w:sz w:val="28"/>
+                <w:szCs w:val="28"/>
+                <w:lang w:val="vi-VN"/>
+              </w:rPr>
+            </w:pPr>
+            <w:r>
+              <w:rPr>
+                <w:sz w:val="28"/>
+                <w:szCs w:val="28"/>
+              </w:rPr>
+              <w:t>- Viết 1.1.1. Tầm quan trọng của an ninh mạng</w:t>
+            </w:r>
+          </w:p>
+          <w:p>
+            <w:pPr>
+              <w:pStyle w:val="NormalWeb"/>
+              <w:spacing w:line="312" w:lineRule="auto"/>
+              <w:ind w:left="188" w:right="427"/>
+              <w:jc w:val="both"/>
               <w:rPr>
                 <w:sz w:val="28"/>
                 <w:szCs w:val="28"/>
@@ -764,184 +786,220 @@
           <w:p>
             <w:pPr>
               <w:pStyle w:val="NormalWeb"/>
-              <w:rPr>
-                <w:sz w:val="28"/>
-                <w:szCs w:val="28"/>
-                <w:lang w:val="vi-VN"/>
-              </w:rPr>
-            </w:pPr>
-            <w:r>
-              <w:rPr>
-                <w:sz w:val="28"/>
-                <w:szCs w:val="28"/>
-              </w:rPr>
+              <w:spacing w:line="312" w:lineRule="auto"/>
+              <w:ind w:left="188" w:right="427"/>
+              <w:jc w:val="both"/>
+              <w:rPr>
+                <w:sz w:val="28"/>
+                <w:szCs w:val="28"/>
+                <w:lang w:val="vi-VN"/>
+              </w:rPr>
+            </w:pPr>
+            <w:r>
+              <w:rPr>
+                <w:sz w:val="28"/>
+                <w:szCs w:val="28"/>
+              </w:rPr>
+              <w:lastRenderedPageBreak/>
               <w:t>- Viết 1.1.3. Cách thức hoạt động của an ninh mạng</w:t>
             </w:r>
           </w:p>
           <w:p>
             <w:pPr>
               <w:pStyle w:val="NormalWeb"/>
-              <w:rPr>
-                <w:sz w:val="28"/>
-                <w:szCs w:val="28"/>
-                <w:lang w:val="vi-VN"/>
-              </w:rPr>
-            </w:pPr>
-          </w:p>
-        </w:tc>
-        <w:tc>
-          <w:tcPr>
-            <w:tcW w:w="3119" w:type="dxa"/>
+              <w:spacing w:line="312" w:lineRule="auto"/>
+              <w:jc w:val="both"/>
+              <w:rPr>
+                <w:sz w:val="28"/>
+                <w:szCs w:val="28"/>
+                <w:lang w:val="vi-VN"/>
+              </w:rPr>
+            </w:pPr>
+          </w:p>
+        </w:tc>
+        <w:tc>
+          <w:tcPr>
+            <w:tcW w:w="3402" w:type="dxa"/>
             <w:vMerge w:val="restart"/>
             <w:tcBorders>
               <w:left w:val="single" w:sz="4" w:space="0" w:color="auto"/>
             </w:tcBorders>
-          </w:tcPr>
-          <w:p>
-            <w:pPr>
-              <w:rPr>
-                <w:rFonts w:ascii="Times New Roman" w:hAnsi="Times New Roman" w:cs="Times New Roman"/>
-                <w:color w:val="000000" w:themeColor="text1"/>
-                <w:sz w:val="28"/>
-                <w:szCs w:val="28"/>
-                <w:lang w:val="vi-VN"/>
-              </w:rPr>
-            </w:pPr>
-          </w:p>
-          <w:p>
-            <w:pPr>
-              <w:rPr>
-                <w:rFonts w:ascii="Times New Roman" w:hAnsi="Times New Roman" w:cs="Times New Roman"/>
-                <w:color w:val="000000" w:themeColor="text1"/>
-                <w:sz w:val="28"/>
-                <w:szCs w:val="28"/>
-                <w:lang w:val="vi-VN"/>
-              </w:rPr>
-            </w:pPr>
-          </w:p>
-          <w:p>
-            <w:pPr>
-              <w:rPr>
-                <w:rFonts w:ascii="Times New Roman" w:hAnsi="Times New Roman" w:cs="Times New Roman"/>
-                <w:color w:val="000000" w:themeColor="text1"/>
-                <w:sz w:val="28"/>
-                <w:szCs w:val="28"/>
-                <w:lang w:val="vi-VN"/>
-              </w:rPr>
-            </w:pPr>
-          </w:p>
-          <w:p>
-            <w:pPr>
-              <w:rPr>
-                <w:rFonts w:ascii="Times New Roman" w:hAnsi="Times New Roman" w:cs="Times New Roman"/>
-                <w:color w:val="000000" w:themeColor="text1"/>
-                <w:sz w:val="28"/>
-                <w:szCs w:val="28"/>
-                <w:lang w:val="vi-VN"/>
-              </w:rPr>
-            </w:pPr>
-          </w:p>
-          <w:p>
-            <w:pPr>
-              <w:rPr>
-                <w:rFonts w:ascii="Times New Roman" w:hAnsi="Times New Roman" w:cs="Times New Roman"/>
-                <w:color w:val="000000" w:themeColor="text1"/>
-                <w:sz w:val="28"/>
-                <w:szCs w:val="28"/>
-                <w:lang w:val="vi-VN"/>
-              </w:rPr>
-            </w:pPr>
-          </w:p>
-          <w:p>
-            <w:pPr>
-              <w:rPr>
-                <w:rFonts w:ascii="Times New Roman" w:hAnsi="Times New Roman" w:cs="Times New Roman"/>
-                <w:color w:val="000000" w:themeColor="text1"/>
-                <w:sz w:val="28"/>
-                <w:szCs w:val="28"/>
-                <w:lang w:val="vi-VN"/>
-              </w:rPr>
-            </w:pPr>
-          </w:p>
-          <w:p>
-            <w:pPr>
-              <w:rPr>
-                <w:rFonts w:ascii="Times New Roman" w:hAnsi="Times New Roman" w:cs="Times New Roman"/>
-                <w:color w:val="000000" w:themeColor="text1"/>
-                <w:sz w:val="28"/>
-                <w:szCs w:val="28"/>
-                <w:lang w:val="vi-VN"/>
-              </w:rPr>
-            </w:pPr>
-          </w:p>
-          <w:p>
-            <w:pPr>
-              <w:rPr>
-                <w:rFonts w:ascii="Times New Roman" w:hAnsi="Times New Roman" w:cs="Times New Roman"/>
-                <w:color w:val="000000" w:themeColor="text1"/>
-                <w:sz w:val="28"/>
-                <w:szCs w:val="28"/>
-                <w:lang w:val="vi-VN"/>
-              </w:rPr>
-            </w:pPr>
-          </w:p>
-          <w:p>
-            <w:pPr>
-              <w:rPr>
-                <w:rFonts w:ascii="Times New Roman" w:hAnsi="Times New Roman" w:cs="Times New Roman"/>
-                <w:color w:val="000000" w:themeColor="text1"/>
-                <w:sz w:val="28"/>
-                <w:szCs w:val="28"/>
-                <w:lang w:val="vi-VN"/>
-              </w:rPr>
-            </w:pPr>
-          </w:p>
-          <w:p>
-            <w:pPr>
-              <w:rPr>
-                <w:rFonts w:ascii="Times New Roman" w:hAnsi="Times New Roman" w:cs="Times New Roman"/>
-                <w:color w:val="000000" w:themeColor="text1"/>
-                <w:sz w:val="28"/>
-                <w:szCs w:val="28"/>
-                <w:lang w:val="vi-VN"/>
-              </w:rPr>
-            </w:pPr>
-          </w:p>
-          <w:p>
-            <w:pPr>
-              <w:rPr>
-                <w:rFonts w:ascii="Times New Roman" w:hAnsi="Times New Roman" w:cs="Times New Roman"/>
-                <w:color w:val="000000" w:themeColor="text1"/>
-                <w:sz w:val="28"/>
-                <w:szCs w:val="28"/>
-                <w:lang w:val="vi-VN"/>
-              </w:rPr>
-            </w:pPr>
-          </w:p>
-          <w:p>
-            <w:pPr>
-              <w:rPr>
-                <w:rFonts w:ascii="Times New Roman" w:hAnsi="Times New Roman" w:cs="Times New Roman"/>
-                <w:color w:val="000000" w:themeColor="text1"/>
-                <w:sz w:val="28"/>
-                <w:szCs w:val="28"/>
-                <w:lang w:val="vi-VN"/>
-              </w:rPr>
-            </w:pPr>
-          </w:p>
-          <w:p>
-            <w:pPr>
-              <w:rPr>
-                <w:rFonts w:ascii="Times New Roman" w:hAnsi="Times New Roman" w:cs="Times New Roman"/>
-                <w:color w:val="000000" w:themeColor="text1"/>
-                <w:sz w:val="28"/>
-                <w:szCs w:val="28"/>
-                <w:lang w:val="vi-VN"/>
-              </w:rPr>
-            </w:pPr>
-          </w:p>
-          <w:p>
-            <w:pPr>
+            <w:vAlign w:val="center"/>
+          </w:tcPr>
+          <w:p>
+            <w:pPr>
+              <w:spacing w:line="312" w:lineRule="auto"/>
+              <w:jc w:val="both"/>
+              <w:rPr>
+                <w:rFonts w:ascii="Times New Roman" w:hAnsi="Times New Roman" w:cs="Times New Roman"/>
+                <w:color w:val="000000" w:themeColor="text1"/>
+                <w:sz w:val="28"/>
+                <w:szCs w:val="28"/>
+                <w:lang w:val="vi-VN"/>
+              </w:rPr>
+            </w:pPr>
+          </w:p>
+          <w:p>
+            <w:pPr>
+              <w:spacing w:line="312" w:lineRule="auto"/>
+              <w:jc w:val="both"/>
+              <w:rPr>
+                <w:rFonts w:ascii="Times New Roman" w:hAnsi="Times New Roman" w:cs="Times New Roman"/>
+                <w:color w:val="000000" w:themeColor="text1"/>
+                <w:sz w:val="28"/>
+                <w:szCs w:val="28"/>
+                <w:lang w:val="vi-VN"/>
+              </w:rPr>
+            </w:pPr>
+          </w:p>
+          <w:p>
+            <w:pPr>
+              <w:spacing w:line="312" w:lineRule="auto"/>
+              <w:jc w:val="both"/>
+              <w:rPr>
+                <w:rFonts w:ascii="Times New Roman" w:hAnsi="Times New Roman" w:cs="Times New Roman"/>
+                <w:color w:val="000000" w:themeColor="text1"/>
+                <w:sz w:val="28"/>
+                <w:szCs w:val="28"/>
+                <w:lang w:val="vi-VN"/>
+              </w:rPr>
+            </w:pPr>
+          </w:p>
+          <w:p>
+            <w:pPr>
+              <w:spacing w:line="312" w:lineRule="auto"/>
+              <w:jc w:val="both"/>
+              <w:rPr>
+                <w:rFonts w:ascii="Times New Roman" w:hAnsi="Times New Roman" w:cs="Times New Roman"/>
+                <w:color w:val="000000" w:themeColor="text1"/>
+                <w:sz w:val="28"/>
+                <w:szCs w:val="28"/>
+                <w:lang w:val="vi-VN"/>
+              </w:rPr>
+            </w:pPr>
+          </w:p>
+          <w:p>
+            <w:pPr>
+              <w:spacing w:line="312" w:lineRule="auto"/>
+              <w:jc w:val="both"/>
+              <w:rPr>
+                <w:rFonts w:ascii="Times New Roman" w:hAnsi="Times New Roman" w:cs="Times New Roman"/>
+                <w:color w:val="000000" w:themeColor="text1"/>
+                <w:sz w:val="28"/>
+                <w:szCs w:val="28"/>
+                <w:lang w:val="vi-VN"/>
+              </w:rPr>
+            </w:pPr>
+          </w:p>
+          <w:p>
+            <w:pPr>
+              <w:spacing w:line="312" w:lineRule="auto"/>
+              <w:jc w:val="both"/>
+              <w:rPr>
+                <w:rFonts w:ascii="Times New Roman" w:hAnsi="Times New Roman" w:cs="Times New Roman"/>
+                <w:color w:val="000000" w:themeColor="text1"/>
+                <w:sz w:val="28"/>
+                <w:szCs w:val="28"/>
+                <w:lang w:val="vi-VN"/>
+              </w:rPr>
+            </w:pPr>
+          </w:p>
+          <w:p>
+            <w:pPr>
+              <w:spacing w:line="312" w:lineRule="auto"/>
+              <w:jc w:val="both"/>
+              <w:rPr>
+                <w:rFonts w:ascii="Times New Roman" w:hAnsi="Times New Roman" w:cs="Times New Roman"/>
+                <w:color w:val="000000" w:themeColor="text1"/>
+                <w:sz w:val="28"/>
+                <w:szCs w:val="28"/>
+                <w:lang w:val="vi-VN"/>
+              </w:rPr>
+            </w:pPr>
+          </w:p>
+          <w:p>
+            <w:pPr>
+              <w:spacing w:line="312" w:lineRule="auto"/>
+              <w:jc w:val="both"/>
+              <w:rPr>
+                <w:rFonts w:ascii="Times New Roman" w:hAnsi="Times New Roman" w:cs="Times New Roman"/>
+                <w:color w:val="000000" w:themeColor="text1"/>
+                <w:sz w:val="28"/>
+                <w:szCs w:val="28"/>
+                <w:lang w:val="vi-VN"/>
+              </w:rPr>
+            </w:pPr>
+          </w:p>
+          <w:p>
+            <w:pPr>
+              <w:spacing w:line="312" w:lineRule="auto"/>
+              <w:jc w:val="both"/>
+              <w:rPr>
+                <w:rFonts w:ascii="Times New Roman" w:hAnsi="Times New Roman" w:cs="Times New Roman"/>
+                <w:color w:val="000000" w:themeColor="text1"/>
+                <w:sz w:val="28"/>
+                <w:szCs w:val="28"/>
+                <w:lang w:val="vi-VN"/>
+              </w:rPr>
+            </w:pPr>
+          </w:p>
+          <w:p>
+            <w:pPr>
+              <w:spacing w:line="312" w:lineRule="auto"/>
+              <w:jc w:val="both"/>
+              <w:rPr>
+                <w:rFonts w:ascii="Times New Roman" w:hAnsi="Times New Roman" w:cs="Times New Roman"/>
+                <w:color w:val="000000" w:themeColor="text1"/>
+                <w:sz w:val="28"/>
+                <w:szCs w:val="28"/>
+                <w:lang w:val="vi-VN"/>
+              </w:rPr>
+            </w:pPr>
+          </w:p>
+          <w:p>
+            <w:pPr>
+              <w:spacing w:line="312" w:lineRule="auto"/>
+              <w:jc w:val="both"/>
+              <w:rPr>
+                <w:rFonts w:ascii="Times New Roman" w:hAnsi="Times New Roman" w:cs="Times New Roman"/>
+                <w:color w:val="000000" w:themeColor="text1"/>
+                <w:sz w:val="28"/>
+                <w:szCs w:val="28"/>
+                <w:lang w:val="vi-VN"/>
+              </w:rPr>
+            </w:pPr>
+          </w:p>
+          <w:p>
+            <w:pPr>
+              <w:spacing w:line="312" w:lineRule="auto"/>
+              <w:jc w:val="both"/>
+              <w:rPr>
+                <w:rFonts w:ascii="Times New Roman" w:hAnsi="Times New Roman" w:cs="Times New Roman"/>
+                <w:color w:val="000000" w:themeColor="text1"/>
+                <w:sz w:val="28"/>
+                <w:szCs w:val="28"/>
+                <w:lang w:val="vi-VN"/>
+              </w:rPr>
+            </w:pPr>
+          </w:p>
+          <w:p>
+            <w:pPr>
+              <w:spacing w:line="312" w:lineRule="auto"/>
+              <w:jc w:val="both"/>
+              <w:rPr>
+                <w:rFonts w:ascii="Times New Roman" w:hAnsi="Times New Roman" w:cs="Times New Roman"/>
+                <w:color w:val="000000" w:themeColor="text1"/>
+                <w:sz w:val="28"/>
+                <w:szCs w:val="28"/>
+                <w:lang w:val="vi-VN"/>
+              </w:rPr>
+            </w:pPr>
+          </w:p>
+          <w:p>
+            <w:pPr>
+              <w:spacing w:line="312" w:lineRule="auto"/>
+              <w:ind w:right="221"/>
+              <w:jc w:val="both"/>
               <w:rPr>
                 <w:rFonts w:ascii="Times New Roman" w:hAnsi="Times New Roman" w:cs="Times New Roman"/>
                 <w:sz w:val="28"/>
@@ -962,12 +1020,24 @@
                 <w:rFonts w:ascii="Times New Roman" w:hAnsi="Times New Roman" w:cs="Times New Roman"/>
                 <w:sz w:val="28"/>
                 <w:szCs w:val="28"/>
-              </w:rPr>
-              <w:t xml:space="preserve">  Hoàn thành toàn bộ Chương 1: Tổng quan về an ninh mạng và Các kiến thức cơ sở. </w:t>
-            </w:r>
-          </w:p>
-          <w:p>
-            <w:pPr>
+                <w:lang w:val="vi-VN"/>
+              </w:rPr>
+              <w:t xml:space="preserve"> </w:t>
+            </w:r>
+            <w:r>
+              <w:rPr>
+                <w:rFonts w:ascii="Times New Roman" w:hAnsi="Times New Roman" w:cs="Times New Roman"/>
+                <w:sz w:val="28"/>
+                <w:szCs w:val="28"/>
+              </w:rPr>
+              <w:t>Hoàn thành toàn bộ Chương 1: Tổng quan về an ninh mạng và Các kiến thức cơ sở.</w:t>
+            </w:r>
+          </w:p>
+          <w:p>
+            <w:pPr>
+              <w:spacing w:line="312" w:lineRule="auto"/>
+              <w:ind w:right="221"/>
+              <w:jc w:val="both"/>
               <w:rPr>
                 <w:rFonts w:ascii="Times New Roman" w:hAnsi="Times New Roman" w:cs="Times New Roman"/>
                 <w:sz w:val="28"/>
@@ -989,15 +1059,58 @@
                 <w:sz w:val="28"/>
                 <w:szCs w:val="28"/>
               </w:rPr>
-              <w:t xml:space="preserve">  Xây dựng được nền tảng lý thuyết vững chắc về an ninh mạng, các loại tấn công (đặc biệt là MitM và Signature Forgery liên quan đến RSA). </w:t>
-            </w:r>
-          </w:p>
-          <w:p>
-            <w:pPr>
-              <w:rPr>
-                <w:rFonts w:ascii="Times New Roman" w:hAnsi="Times New Roman" w:cs="Times New Roman"/>
-                <w:sz w:val="28"/>
-                <w:szCs w:val="28"/>
+              <w:t xml:space="preserve"> Xây dựng được nền tảng lý thuyết vững chắc về an ninh mạng, các loại tấn công (đặc biệt là MitM và Signature Forgery liên quan đến RSA).</w:t>
+            </w:r>
+          </w:p>
+          <w:p>
+            <w:pPr>
+              <w:spacing w:line="312" w:lineRule="auto"/>
+              <w:ind w:right="221"/>
+              <w:jc w:val="both"/>
+              <w:rPr>
+                <w:rFonts w:ascii="Times New Roman" w:hAnsi="Times New Roman" w:cs="Times New Roman"/>
+                <w:sz w:val="28"/>
+                <w:szCs w:val="28"/>
+              </w:rPr>
+            </w:pPr>
+            <w:r>
+              <w:rPr>
+                <w:rFonts w:ascii="Times New Roman" w:hAnsi="Times New Roman" w:cs="Times New Roman"/>
+                <w:sz w:val="28"/>
+                <w:szCs w:val="28"/>
+                <w:lang w:val="vi-VN"/>
+              </w:rPr>
+              <w:t>-</w:t>
+            </w:r>
+            <w:r>
+              <w:rPr>
+                <w:rFonts w:ascii="Times New Roman" w:hAnsi="Times New Roman" w:cs="Times New Roman"/>
+                <w:sz w:val="28"/>
+                <w:szCs w:val="28"/>
+                <w:lang w:val="vi-VN"/>
+              </w:rPr>
+              <w:t xml:space="preserve">  </w:t>
+            </w:r>
+            <w:r>
+              <w:rPr>
+                <w:rFonts w:ascii="Times New Roman" w:hAnsi="Times New Roman" w:cs="Times New Roman"/>
+                <w:sz w:val="28"/>
+                <w:szCs w:val="28"/>
+              </w:rPr>
+              <w:t>Hoàn thiện Lời nói đầu, Mục lục và cấu trúc tổng thể của báo cáo.</w:t>
+            </w:r>
+          </w:p>
+          <w:p>
+            <w:pPr>
+              <w:spacing w:line="312" w:lineRule="auto"/>
+              <w:ind w:right="221"/>
+              <w:jc w:val="both"/>
+              <w:rPr>
+                <w:rFonts w:ascii="Times New Roman" w:hAnsi="Times New Roman" w:cs="Times New Roman"/>
+                <w:color w:val="FF0000"/>
+                <w:sz w:val="28"/>
+                <w:szCs w:val="28"/>
+                <w:lang w:val="vi-VN"/>
               </w:rPr>
             </w:pPr>
             <w:r>
@@ -1015,41 +1128,22 @@
                 <w:sz w:val="28"/>
                 <w:szCs w:val="28"/>
               </w:rPr>
-              <w:t xml:space="preserve">  Hoàn thiện Lời nói đầu, Mục lục và cấu trúc tổng thể của báo cáo. </w:t>
-            </w:r>
-          </w:p>
-          <w:p>
-            <w:pPr>
-              <w:rPr>
-                <w:rFonts w:ascii="Times New Roman" w:hAnsi="Times New Roman" w:cs="Times New Roman"/>
-                <w:color w:val="FF0000"/>
-                <w:sz w:val="28"/>
-                <w:szCs w:val="28"/>
-                <w:lang w:val="vi-VN"/>
-              </w:rPr>
-            </w:pPr>
-            <w:r>
-              <w:rPr>
-                <w:rFonts w:ascii="Times New Roman" w:hAnsi="Times New Roman" w:cs="Times New Roman"/>
-                <w:sz w:val="28"/>
-                <w:szCs w:val="28"/>
-                <w:lang w:val="vi-VN"/>
-              </w:rPr>
-              <w:t xml:space="preserve">- </w:t>
-            </w:r>
-            <w:r>
-              <w:rPr>
-                <w:rFonts w:ascii="Times New Roman" w:hAnsi="Times New Roman" w:cs="Times New Roman"/>
-                <w:sz w:val="28"/>
-                <w:szCs w:val="28"/>
-              </w:rPr>
-              <w:t xml:space="preserve"> Nhóm đã thống nhất nội dung, phong cách viết và định dạng báo cáo, đảm bảo tính logic và tính khoa học.</w:t>
-            </w:r>
-          </w:p>
-        </w:tc>
-        <w:tc>
-          <w:tcPr>
-            <w:tcW w:w="3118" w:type="dxa"/>
+              <w:t xml:space="preserve"> Nhóm đã thống nhất nội dung, phong cách viết và định dạng báo </w:t>
+            </w:r>
+            <w:r>
+              <w:rPr>
+                <w:rFonts w:ascii="Times New Roman" w:hAnsi="Times New Roman" w:cs="Times New Roman"/>
+                <w:sz w:val="28"/>
+                <w:szCs w:val="28"/>
+              </w:rPr>
+              <w:lastRenderedPageBreak/>
+              <w:t>cáo, đảm bảo tính logic và tính khoa học.</w:t>
+            </w:r>
+          </w:p>
+        </w:tc>
+        <w:tc>
+          <w:tcPr>
+            <w:tcW w:w="2693" w:type="dxa"/>
           </w:tcPr>
           <w:p>
             <w:pPr>
@@ -1069,7 +1163,7 @@
         </w:trPr>
         <w:tc>
           <w:tcPr>
-            <w:tcW w:w="846" w:type="dxa"/>
+            <w:tcW w:w="843" w:type="dxa"/>
             <w:vMerge/>
             <w:tcBorders>
               <w:right w:val="single" w:sz="4" w:space="0" w:color="auto"/>
@@ -1090,13 +1184,14 @@
         </w:tc>
         <w:tc>
           <w:tcPr>
-            <w:tcW w:w="2268" w:type="dxa"/>
+            <w:tcW w:w="2077" w:type="dxa"/>
             <w:tcBorders>
               <w:top w:val="single" w:sz="4" w:space="0" w:color="auto"/>
               <w:left w:val="single" w:sz="4" w:space="0" w:color="auto"/>
               <w:bottom w:val="single" w:sz="4" w:space="0" w:color="auto"/>
               <w:right w:val="single" w:sz="4" w:space="0" w:color="auto"/>
             </w:tcBorders>
+            <w:vAlign w:val="center"/>
           </w:tcPr>
           <w:p>
             <w:pPr>
@@ -1121,34 +1216,54 @@
         </w:tc>
         <w:tc>
           <w:tcPr>
-            <w:tcW w:w="3827" w:type="dxa"/>
+            <w:tcW w:w="4163" w:type="dxa"/>
             <w:tcBorders>
               <w:top w:val="single" w:sz="4" w:space="0" w:color="auto"/>
               <w:left w:val="single" w:sz="4" w:space="0" w:color="auto"/>
               <w:bottom w:val="single" w:sz="4" w:space="0" w:color="auto"/>
               <w:right w:val="single" w:sz="4" w:space="0" w:color="auto"/>
             </w:tcBorders>
+            <w:vAlign w:val="center"/>
           </w:tcPr>
           <w:p>
             <w:pPr>
               <w:pStyle w:val="NormalWeb"/>
-              <w:rPr>
-                <w:sz w:val="28"/>
-                <w:szCs w:val="28"/>
-                <w:lang w:val="vi-VN"/>
-              </w:rPr>
-            </w:pPr>
-            <w:r>
-              <w:rPr>
-                <w:sz w:val="28"/>
-                <w:szCs w:val="28"/>
-              </w:rPr>
-              <w:t xml:space="preserve">- Viết Lời Nói Đầu </w:t>
-            </w:r>
+              <w:spacing w:line="312" w:lineRule="auto"/>
+              <w:ind w:left="188" w:right="427"/>
+              <w:jc w:val="both"/>
+              <w:rPr>
+                <w:sz w:val="28"/>
+                <w:szCs w:val="28"/>
+                <w:lang w:val="vi-VN"/>
+              </w:rPr>
+            </w:pPr>
           </w:p>
           <w:p>
             <w:pPr>
               <w:pStyle w:val="NormalWeb"/>
+              <w:spacing w:line="312" w:lineRule="auto"/>
+              <w:ind w:left="188" w:right="427"/>
+              <w:jc w:val="both"/>
+              <w:rPr>
+                <w:sz w:val="28"/>
+                <w:szCs w:val="28"/>
+                <w:lang w:val="vi-VN"/>
+              </w:rPr>
+            </w:pPr>
+            <w:r>
+              <w:rPr>
+                <w:sz w:val="28"/>
+                <w:szCs w:val="28"/>
+              </w:rPr>
+              <w:t>- Viết Lời Nói Đầu</w:t>
+            </w:r>
+          </w:p>
+          <w:p>
+            <w:pPr>
+              <w:pStyle w:val="NormalWeb"/>
+              <w:spacing w:line="312" w:lineRule="auto"/>
+              <w:ind w:left="188" w:right="427"/>
+              <w:jc w:val="both"/>
               <w:rPr>
                 <w:sz w:val="28"/>
                 <w:szCs w:val="28"/>
@@ -1165,6 +1280,9 @@
           <w:p>
             <w:pPr>
               <w:pStyle w:val="NormalWeb"/>
+              <w:spacing w:line="312" w:lineRule="auto"/>
+              <w:ind w:left="188" w:right="427"/>
+              <w:jc w:val="both"/>
               <w:rPr>
                 <w:sz w:val="28"/>
                 <w:szCs w:val="28"/>
@@ -1182,18 +1300,20 @@
           </w:p>
           <w:p>
             <w:pPr>
-              <w:rPr>
-                <w:rFonts w:ascii="Times New Roman" w:hAnsi="Times New Roman" w:cs="Times New Roman"/>
-                <w:color w:val="FF0000"/>
-                <w:sz w:val="28"/>
-                <w:szCs w:val="28"/>
-              </w:rPr>
-            </w:pPr>
-          </w:p>
-        </w:tc>
-        <w:tc>
-          <w:tcPr>
-            <w:tcW w:w="3119" w:type="dxa"/>
+              <w:spacing w:line="312" w:lineRule="auto"/>
+              <w:jc w:val="both"/>
+              <w:rPr>
+                <w:rFonts w:ascii="Times New Roman" w:hAnsi="Times New Roman" w:cs="Times New Roman"/>
+                <w:color w:val="FF0000"/>
+                <w:sz w:val="28"/>
+                <w:szCs w:val="28"/>
+              </w:rPr>
+            </w:pPr>
+          </w:p>
+        </w:tc>
+        <w:tc>
+          <w:tcPr>
+            <w:tcW w:w="3402" w:type="dxa"/>
             <w:vMerge/>
             <w:tcBorders>
               <w:left w:val="single" w:sz="4" w:space="0" w:color="auto"/>
@@ -1201,18 +1321,19 @@
           </w:tcPr>
           <w:p>
             <w:pPr>
-              <w:rPr>
-                <w:rFonts w:ascii="Times New Roman" w:hAnsi="Times New Roman" w:cs="Times New Roman"/>
-                <w:color w:val="FF0000"/>
-                <w:sz w:val="28"/>
-                <w:szCs w:val="28"/>
-              </w:rPr>
-            </w:pPr>
-          </w:p>
-        </w:tc>
-        <w:tc>
-          <w:tcPr>
-            <w:tcW w:w="3118" w:type="dxa"/>
+              <w:spacing w:line="312" w:lineRule="auto"/>
+              <w:rPr>
+                <w:rFonts w:ascii="Times New Roman" w:hAnsi="Times New Roman" w:cs="Times New Roman"/>
+                <w:color w:val="FF0000"/>
+                <w:sz w:val="28"/>
+                <w:szCs w:val="28"/>
+              </w:rPr>
+            </w:pPr>
+          </w:p>
+        </w:tc>
+        <w:tc>
+          <w:tcPr>
+            <w:tcW w:w="2693" w:type="dxa"/>
           </w:tcPr>
           <w:p>
             <w:pPr>
@@ -1232,7 +1353,7 @@
         </w:trPr>
         <w:tc>
           <w:tcPr>
-            <w:tcW w:w="846" w:type="dxa"/>
+            <w:tcW w:w="843" w:type="dxa"/>
             <w:vMerge/>
             <w:tcBorders>
               <w:right w:val="single" w:sz="4" w:space="0" w:color="auto"/>
@@ -1253,13 +1374,14 @@
         </w:tc>
         <w:tc>
           <w:tcPr>
-            <w:tcW w:w="2268" w:type="dxa"/>
+            <w:tcW w:w="2077" w:type="dxa"/>
             <w:tcBorders>
               <w:top w:val="single" w:sz="4" w:space="0" w:color="auto"/>
               <w:left w:val="single" w:sz="4" w:space="0" w:color="auto"/>
               <w:bottom w:val="single" w:sz="4" w:space="0" w:color="auto"/>
               <w:right w:val="single" w:sz="4" w:space="0" w:color="auto"/>
             </w:tcBorders>
+            <w:vAlign w:val="center"/>
           </w:tcPr>
           <w:p>
             <w:pPr>
@@ -1284,17 +1406,34 @@
         </w:tc>
         <w:tc>
           <w:tcPr>
-            <w:tcW w:w="3827" w:type="dxa"/>
+            <w:tcW w:w="4163" w:type="dxa"/>
             <w:tcBorders>
               <w:top w:val="single" w:sz="4" w:space="0" w:color="auto"/>
               <w:left w:val="single" w:sz="4" w:space="0" w:color="auto"/>
               <w:bottom w:val="single" w:sz="4" w:space="0" w:color="auto"/>
               <w:right w:val="single" w:sz="4" w:space="0" w:color="auto"/>
             </w:tcBorders>
+            <w:vAlign w:val="center"/>
           </w:tcPr>
           <w:p>
             <w:pPr>
               <w:pStyle w:val="NormalWeb"/>
+              <w:spacing w:line="312" w:lineRule="auto"/>
+              <w:ind w:left="188" w:right="427"/>
+              <w:jc w:val="both"/>
+              <w:rPr>
+                <w:sz w:val="28"/>
+                <w:szCs w:val="28"/>
+                <w:lang w:val="vi-VN"/>
+              </w:rPr>
+            </w:pPr>
+          </w:p>
+          <w:p>
+            <w:pPr>
+              <w:pStyle w:val="NormalWeb"/>
+              <w:spacing w:line="312" w:lineRule="auto"/>
+              <w:ind w:left="188" w:right="427"/>
+              <w:jc w:val="both"/>
               <w:rPr>
                 <w:sz w:val="28"/>
                 <w:szCs w:val="28"/>
@@ -1312,6 +1451,9 @@
           <w:p>
             <w:pPr>
               <w:pStyle w:val="NormalWeb"/>
+              <w:spacing w:line="312" w:lineRule="auto"/>
+              <w:ind w:left="188" w:right="427"/>
+              <w:jc w:val="both"/>
               <w:rPr>
                 <w:sz w:val="28"/>
                 <w:szCs w:val="28"/>
@@ -1359,6 +1501,9 @@
           <w:p>
             <w:pPr>
               <w:pStyle w:val="NormalWeb"/>
+              <w:spacing w:line="312" w:lineRule="auto"/>
+              <w:ind w:left="188" w:right="427"/>
+              <w:jc w:val="both"/>
               <w:rPr>
                 <w:sz w:val="28"/>
                 <w:szCs w:val="28"/>
@@ -1399,27 +1544,31 @@
           <w:p>
             <w:pPr>
               <w:pStyle w:val="NormalWeb"/>
-              <w:rPr>
-                <w:sz w:val="28"/>
-                <w:szCs w:val="28"/>
-                <w:lang w:val="vi-VN"/>
-              </w:rPr>
-            </w:pPr>
-          </w:p>
-          <w:p>
-            <w:pPr>
-              <w:rPr>
-                <w:rFonts w:ascii="Times New Roman" w:hAnsi="Times New Roman" w:cs="Times New Roman"/>
-                <w:color w:val="FF0000"/>
-                <w:sz w:val="28"/>
-                <w:szCs w:val="28"/>
-              </w:rPr>
-            </w:pPr>
-          </w:p>
-        </w:tc>
-        <w:tc>
-          <w:tcPr>
-            <w:tcW w:w="3119" w:type="dxa"/>
+              <w:spacing w:line="312" w:lineRule="auto"/>
+              <w:jc w:val="both"/>
+              <w:rPr>
+                <w:sz w:val="28"/>
+                <w:szCs w:val="28"/>
+                <w:lang w:val="vi-VN"/>
+              </w:rPr>
+            </w:pPr>
+          </w:p>
+          <w:p>
+            <w:pPr>
+              <w:spacing w:line="312" w:lineRule="auto"/>
+              <w:jc w:val="both"/>
+              <w:rPr>
+                <w:rFonts w:ascii="Times New Roman" w:hAnsi="Times New Roman" w:cs="Times New Roman"/>
+                <w:color w:val="FF0000"/>
+                <w:sz w:val="28"/>
+                <w:szCs w:val="28"/>
+              </w:rPr>
+            </w:pPr>
+          </w:p>
+        </w:tc>
+        <w:tc>
+          <w:tcPr>
+            <w:tcW w:w="3402" w:type="dxa"/>
             <w:vMerge/>
             <w:tcBorders>
               <w:left w:val="single" w:sz="4" w:space="0" w:color="auto"/>
@@ -1427,18 +1576,19 @@
           </w:tcPr>
           <w:p>
             <w:pPr>
-              <w:rPr>
-                <w:rFonts w:ascii="Times New Roman" w:hAnsi="Times New Roman" w:cs="Times New Roman"/>
-                <w:color w:val="FF0000"/>
-                <w:sz w:val="28"/>
-                <w:szCs w:val="28"/>
-              </w:rPr>
-            </w:pPr>
-          </w:p>
-        </w:tc>
-        <w:tc>
-          <w:tcPr>
-            <w:tcW w:w="3118" w:type="dxa"/>
+              <w:spacing w:line="312" w:lineRule="auto"/>
+              <w:rPr>
+                <w:rFonts w:ascii="Times New Roman" w:hAnsi="Times New Roman" w:cs="Times New Roman"/>
+                <w:color w:val="FF0000"/>
+                <w:sz w:val="28"/>
+                <w:szCs w:val="28"/>
+              </w:rPr>
+            </w:pPr>
+          </w:p>
+        </w:tc>
+        <w:tc>
+          <w:tcPr>
+            <w:tcW w:w="2693" w:type="dxa"/>
           </w:tcPr>
           <w:p>
             <w:pPr>
@@ -1458,7 +1608,7 @@
         </w:trPr>
         <w:tc>
           <w:tcPr>
-            <w:tcW w:w="846" w:type="dxa"/>
+            <w:tcW w:w="843" w:type="dxa"/>
             <w:vMerge/>
             <w:tcBorders>
               <w:right w:val="single" w:sz="4" w:space="0" w:color="auto"/>
@@ -1479,13 +1629,14 @@
         </w:tc>
         <w:tc>
           <w:tcPr>
-            <w:tcW w:w="2268" w:type="dxa"/>
+            <w:tcW w:w="2077" w:type="dxa"/>
             <w:tcBorders>
               <w:top w:val="single" w:sz="4" w:space="0" w:color="auto"/>
               <w:left w:val="single" w:sz="4" w:space="0" w:color="auto"/>
               <w:bottom w:val="single" w:sz="4" w:space="0" w:color="auto"/>
               <w:right w:val="single" w:sz="4" w:space="0" w:color="auto"/>
             </w:tcBorders>
+            <w:vAlign w:val="center"/>
           </w:tcPr>
           <w:p>
             <w:pPr>
@@ -1510,17 +1661,20 @@
         </w:tc>
         <w:tc>
           <w:tcPr>
-            <w:tcW w:w="3827" w:type="dxa"/>
+            <w:tcW w:w="4163" w:type="dxa"/>
             <w:tcBorders>
               <w:top w:val="single" w:sz="4" w:space="0" w:color="auto"/>
               <w:left w:val="single" w:sz="4" w:space="0" w:color="auto"/>
               <w:bottom w:val="single" w:sz="4" w:space="0" w:color="auto"/>
               <w:right w:val="single" w:sz="4" w:space="0" w:color="auto"/>
             </w:tcBorders>
+            <w:vAlign w:val="center"/>
           </w:tcPr>
           <w:p>
             <w:pPr>
               <w:pStyle w:val="NormalWeb"/>
+              <w:spacing w:line="312" w:lineRule="auto"/>
+              <w:ind w:left="188" w:right="427"/>
               <w:rPr>
                 <w:sz w:val="28"/>
                 <w:szCs w:val="28"/>
@@ -1538,7 +1692,7 @@
         </w:tc>
         <w:tc>
           <w:tcPr>
-            <w:tcW w:w="3119" w:type="dxa"/>
+            <w:tcW w:w="3402" w:type="dxa"/>
             <w:vMerge/>
             <w:tcBorders>
               <w:left w:val="single" w:sz="4" w:space="0" w:color="auto"/>
@@ -1546,18 +1700,19 @@
           </w:tcPr>
           <w:p>
             <w:pPr>
-              <w:rPr>
-                <w:rFonts w:ascii="Times New Roman" w:hAnsi="Times New Roman" w:cs="Times New Roman"/>
-                <w:color w:val="FF0000"/>
-                <w:sz w:val="28"/>
-                <w:szCs w:val="28"/>
-              </w:rPr>
-            </w:pPr>
-          </w:p>
-        </w:tc>
-        <w:tc>
-          <w:tcPr>
-            <w:tcW w:w="3118" w:type="dxa"/>
+              <w:spacing w:line="312" w:lineRule="auto"/>
+              <w:rPr>
+                <w:rFonts w:ascii="Times New Roman" w:hAnsi="Times New Roman" w:cs="Times New Roman"/>
+                <w:color w:val="FF0000"/>
+                <w:sz w:val="28"/>
+                <w:szCs w:val="28"/>
+              </w:rPr>
+            </w:pPr>
+          </w:p>
+        </w:tc>
+        <w:tc>
+          <w:tcPr>
+            <w:tcW w:w="2693" w:type="dxa"/>
           </w:tcPr>
           <w:p>
             <w:pPr>
@@ -1577,7 +1732,7 @@
         </w:trPr>
         <w:tc>
           <w:tcPr>
-            <w:tcW w:w="846" w:type="dxa"/>
+            <w:tcW w:w="843" w:type="dxa"/>
             <w:vMerge/>
             <w:tcBorders>
               <w:right w:val="single" w:sz="4" w:space="0" w:color="auto"/>
@@ -1598,13 +1753,14 @@
         </w:tc>
         <w:tc>
           <w:tcPr>
-            <w:tcW w:w="2268" w:type="dxa"/>
+            <w:tcW w:w="2077" w:type="dxa"/>
             <w:tcBorders>
               <w:top w:val="single" w:sz="4" w:space="0" w:color="auto"/>
               <w:left w:val="single" w:sz="4" w:space="0" w:color="auto"/>
               <w:bottom w:val="single" w:sz="4" w:space="0" w:color="auto"/>
               <w:right w:val="single" w:sz="4" w:space="0" w:color="auto"/>
             </w:tcBorders>
+            <w:vAlign w:val="center"/>
           </w:tcPr>
           <w:p>
             <w:pPr>
@@ -1629,35 +1785,38 @@
         </w:tc>
         <w:tc>
           <w:tcPr>
-            <w:tcW w:w="3827" w:type="dxa"/>
+            <w:tcW w:w="4163" w:type="dxa"/>
             <w:tcBorders>
               <w:top w:val="single" w:sz="4" w:space="0" w:color="auto"/>
               <w:left w:val="single" w:sz="4" w:space="0" w:color="auto"/>
               <w:bottom w:val="single" w:sz="4" w:space="0" w:color="auto"/>
               <w:right w:val="single" w:sz="4" w:space="0" w:color="auto"/>
             </w:tcBorders>
+            <w:vAlign w:val="center"/>
           </w:tcPr>
           <w:p>
             <w:pPr>
               <w:pStyle w:val="NormalWeb"/>
-              <w:rPr>
-                <w:sz w:val="28"/>
-                <w:szCs w:val="28"/>
-                <w:lang w:val="vi-VN"/>
-              </w:rPr>
-            </w:pPr>
-            <w:r>
-              <w:rPr>
-                <w:sz w:val="28"/>
-                <w:szCs w:val="28"/>
-              </w:rPr>
-              <w:t xml:space="preserve">- Viết toàn bộ 1.2. Các kiến thức cơ sở (1.2.1 → 1.2.5) </w:t>
-            </w:r>
-          </w:p>
-        </w:tc>
-        <w:tc>
-          <w:tcPr>
-            <w:tcW w:w="3119" w:type="dxa"/>
+              <w:spacing w:line="312" w:lineRule="auto"/>
+              <w:ind w:left="188" w:right="569"/>
+              <w:rPr>
+                <w:sz w:val="28"/>
+                <w:szCs w:val="28"/>
+                <w:lang w:val="vi-VN"/>
+              </w:rPr>
+            </w:pPr>
+            <w:r>
+              <w:rPr>
+                <w:sz w:val="28"/>
+                <w:szCs w:val="28"/>
+              </w:rPr>
+              <w:t>- Viết toàn bộ 1.2. Các kiến thức cơ sở (1.2.1 → 1.2.5)</w:t>
+            </w:r>
+          </w:p>
+        </w:tc>
+        <w:tc>
+          <w:tcPr>
+            <w:tcW w:w="3402" w:type="dxa"/>
             <w:vMerge/>
             <w:tcBorders>
               <w:left w:val="single" w:sz="4" w:space="0" w:color="auto"/>
@@ -1665,18 +1824,19 @@
           </w:tcPr>
           <w:p>
             <w:pPr>
-              <w:rPr>
-                <w:rFonts w:ascii="Times New Roman" w:hAnsi="Times New Roman" w:cs="Times New Roman"/>
-                <w:color w:val="FF0000"/>
-                <w:sz w:val="28"/>
-                <w:szCs w:val="28"/>
-              </w:rPr>
-            </w:pPr>
-          </w:p>
-        </w:tc>
-        <w:tc>
-          <w:tcPr>
-            <w:tcW w:w="3118" w:type="dxa"/>
+              <w:spacing w:line="312" w:lineRule="auto"/>
+              <w:rPr>
+                <w:rFonts w:ascii="Times New Roman" w:hAnsi="Times New Roman" w:cs="Times New Roman"/>
+                <w:color w:val="FF0000"/>
+                <w:sz w:val="28"/>
+                <w:szCs w:val="28"/>
+              </w:rPr>
+            </w:pPr>
+          </w:p>
+        </w:tc>
+        <w:tc>
+          <w:tcPr>
+            <w:tcW w:w="2693" w:type="dxa"/>
           </w:tcPr>
           <w:p>
             <w:pPr>
@@ -1696,64 +1856,1425 @@
         </w:trPr>
         <w:tc>
           <w:tcPr>
-            <w:tcW w:w="846" w:type="dxa"/>
+            <w:tcW w:w="843" w:type="dxa"/>
             <w:vMerge w:val="restart"/>
-          </w:tcPr>
-          <w:p>
-            <w:pPr>
-              <w:jc w:val="center"/>
-              <w:rPr>
-                <w:rFonts w:ascii="Times New Roman" w:hAnsi="Times New Roman" w:cs="Times New Roman"/>
-                <w:color w:val="FF0000"/>
-                <w:sz w:val="28"/>
-                <w:szCs w:val="28"/>
-              </w:rPr>
-            </w:pPr>
-            <w:r>
-              <w:rPr>
-                <w:rFonts w:ascii="Times New Roman" w:hAnsi="Times New Roman" w:cs="Times New Roman"/>
-                <w:color w:val="000000" w:themeColor="text1"/>
-                <w:sz w:val="28"/>
-                <w:szCs w:val="28"/>
-              </w:rPr>
+            <w:vAlign w:val="center"/>
+          </w:tcPr>
+          <w:p>
+            <w:pPr>
+              <w:jc w:val="center"/>
+              <w:rPr>
+                <w:rFonts w:ascii="Times New Roman" w:hAnsi="Times New Roman" w:cs="Times New Roman"/>
+                <w:color w:val="000000" w:themeColor="text1"/>
+                <w:sz w:val="28"/>
+                <w:szCs w:val="28"/>
+                <w:lang w:val="vi-VN"/>
+              </w:rPr>
+            </w:pPr>
+          </w:p>
+          <w:p>
+            <w:pPr>
+              <w:jc w:val="center"/>
+              <w:rPr>
+                <w:rFonts w:ascii="Times New Roman" w:hAnsi="Times New Roman" w:cs="Times New Roman"/>
+                <w:color w:val="000000" w:themeColor="text1"/>
+                <w:sz w:val="28"/>
+                <w:szCs w:val="28"/>
+                <w:lang w:val="vi-VN"/>
+              </w:rPr>
+            </w:pPr>
+          </w:p>
+          <w:p>
+            <w:pPr>
+              <w:jc w:val="center"/>
+              <w:rPr>
+                <w:rFonts w:ascii="Times New Roman" w:hAnsi="Times New Roman" w:cs="Times New Roman"/>
+                <w:color w:val="000000" w:themeColor="text1"/>
+                <w:sz w:val="28"/>
+                <w:szCs w:val="28"/>
+                <w:lang w:val="vi-VN"/>
+              </w:rPr>
+            </w:pPr>
+          </w:p>
+          <w:p>
+            <w:pPr>
+              <w:jc w:val="center"/>
+              <w:rPr>
+                <w:rFonts w:ascii="Times New Roman" w:hAnsi="Times New Roman" w:cs="Times New Roman"/>
+                <w:color w:val="000000" w:themeColor="text1"/>
+                <w:sz w:val="28"/>
+                <w:szCs w:val="28"/>
+                <w:lang w:val="vi-VN"/>
+              </w:rPr>
+            </w:pPr>
+          </w:p>
+          <w:p>
+            <w:pPr>
+              <w:jc w:val="center"/>
+              <w:rPr>
+                <w:rFonts w:ascii="Times New Roman" w:hAnsi="Times New Roman" w:cs="Times New Roman"/>
+                <w:color w:val="000000" w:themeColor="text1"/>
+                <w:sz w:val="28"/>
+                <w:szCs w:val="28"/>
+                <w:lang w:val="vi-VN"/>
+              </w:rPr>
+            </w:pPr>
+          </w:p>
+          <w:p>
+            <w:pPr>
+              <w:jc w:val="center"/>
+              <w:rPr>
+                <w:rFonts w:ascii="Times New Roman" w:hAnsi="Times New Roman" w:cs="Times New Roman"/>
+                <w:color w:val="000000" w:themeColor="text1"/>
+                <w:sz w:val="28"/>
+                <w:szCs w:val="28"/>
+                <w:lang w:val="vi-VN"/>
+              </w:rPr>
+            </w:pPr>
+          </w:p>
+          <w:p>
+            <w:pPr>
+              <w:jc w:val="center"/>
+              <w:rPr>
+                <w:rFonts w:ascii="Times New Roman" w:hAnsi="Times New Roman" w:cs="Times New Roman"/>
+                <w:color w:val="000000" w:themeColor="text1"/>
+                <w:sz w:val="28"/>
+                <w:szCs w:val="28"/>
+                <w:lang w:val="vi-VN"/>
+              </w:rPr>
+            </w:pPr>
+          </w:p>
+          <w:p>
+            <w:pPr>
+              <w:jc w:val="center"/>
+              <w:rPr>
+                <w:rFonts w:ascii="Times New Roman" w:hAnsi="Times New Roman" w:cs="Times New Roman"/>
+                <w:color w:val="000000" w:themeColor="text1"/>
+                <w:sz w:val="28"/>
+                <w:szCs w:val="28"/>
+                <w:lang w:val="vi-VN"/>
+              </w:rPr>
+            </w:pPr>
+          </w:p>
+          <w:p>
+            <w:pPr>
+              <w:jc w:val="center"/>
+              <w:rPr>
+                <w:rFonts w:ascii="Times New Roman" w:hAnsi="Times New Roman" w:cs="Times New Roman"/>
+                <w:color w:val="000000" w:themeColor="text1"/>
+                <w:sz w:val="28"/>
+                <w:szCs w:val="28"/>
+                <w:lang w:val="vi-VN"/>
+              </w:rPr>
+            </w:pPr>
+          </w:p>
+          <w:p>
+            <w:pPr>
+              <w:jc w:val="center"/>
+              <w:rPr>
+                <w:rFonts w:ascii="Times New Roman" w:hAnsi="Times New Roman" w:cs="Times New Roman"/>
+                <w:color w:val="000000" w:themeColor="text1"/>
+                <w:sz w:val="28"/>
+                <w:szCs w:val="28"/>
+                <w:lang w:val="vi-VN"/>
+              </w:rPr>
+            </w:pPr>
+          </w:p>
+          <w:p>
+            <w:pPr>
+              <w:jc w:val="center"/>
+              <w:rPr>
+                <w:rFonts w:ascii="Times New Roman" w:hAnsi="Times New Roman" w:cs="Times New Roman"/>
+                <w:color w:val="000000" w:themeColor="text1"/>
+                <w:sz w:val="28"/>
+                <w:szCs w:val="28"/>
+                <w:lang w:val="vi-VN"/>
+              </w:rPr>
+            </w:pPr>
+          </w:p>
+          <w:p>
+            <w:pPr>
+              <w:jc w:val="center"/>
+              <w:rPr>
+                <w:rFonts w:ascii="Times New Roman" w:hAnsi="Times New Roman" w:cs="Times New Roman"/>
+                <w:color w:val="FF0000"/>
+                <w:sz w:val="28"/>
+                <w:szCs w:val="28"/>
+              </w:rPr>
+            </w:pPr>
+            <w:r>
+              <w:rPr>
+                <w:rFonts w:ascii="Times New Roman" w:hAnsi="Times New Roman" w:cs="Times New Roman"/>
+                <w:color w:val="000000" w:themeColor="text1"/>
+                <w:sz w:val="28"/>
+                <w:szCs w:val="28"/>
+              </w:rPr>
+              <w:lastRenderedPageBreak/>
               <w:t>2</w:t>
             </w:r>
           </w:p>
         </w:tc>
         <w:tc>
           <w:tcPr>
-            <w:tcW w:w="2268" w:type="dxa"/>
+            <w:tcW w:w="2077" w:type="dxa"/>
             <w:tcBorders>
               <w:top w:val="single" w:sz="4" w:space="0" w:color="auto"/>
             </w:tcBorders>
-          </w:tcPr>
-          <w:p>
-            <w:pPr>
-              <w:rPr>
-                <w:rFonts w:ascii="Times New Roman" w:hAnsi="Times New Roman" w:cs="Times New Roman"/>
-                <w:color w:val="FF0000"/>
-                <w:sz w:val="28"/>
-                <w:szCs w:val="28"/>
-              </w:rPr>
-            </w:pPr>
-            <w:r>
-              <w:rPr>
-                <w:rFonts w:ascii="Times New Roman" w:hAnsi="Times New Roman" w:cs="Times New Roman"/>
-                <w:sz w:val="28"/>
-                <w:szCs w:val="28"/>
-                <w:lang w:val="vi-VN"/>
-              </w:rPr>
+            <w:vAlign w:val="center"/>
+          </w:tcPr>
+          <w:p>
+            <w:pPr>
+              <w:jc w:val="center"/>
+              <w:rPr>
+                <w:rFonts w:ascii="Times New Roman" w:hAnsi="Times New Roman" w:cs="Times New Roman"/>
+                <w:color w:val="FF0000"/>
+                <w:sz w:val="28"/>
+                <w:szCs w:val="28"/>
+              </w:rPr>
+            </w:pPr>
+            <w:r>
+              <w:rPr>
+                <w:rFonts w:ascii="Times New Roman" w:hAnsi="Times New Roman" w:cs="Times New Roman"/>
+                <w:sz w:val="28"/>
+                <w:szCs w:val="28"/>
+                <w:lang w:val="vi-VN"/>
+              </w:rPr>
+              <w:lastRenderedPageBreak/>
               <w:t>Ngô Khánh Chiến</w:t>
             </w:r>
           </w:p>
         </w:tc>
         <w:tc>
           <w:tcPr>
-            <w:tcW w:w="3827" w:type="dxa"/>
+            <w:tcW w:w="4163" w:type="dxa"/>
             <w:tcBorders>
               <w:top w:val="single" w:sz="4" w:space="0" w:color="auto"/>
             </w:tcBorders>
-          </w:tcPr>
+            <w:vAlign w:val="center"/>
+          </w:tcPr>
+          <w:p>
+            <w:pPr>
+              <w:pStyle w:val="ListParagraph"/>
+              <w:spacing w:line="312" w:lineRule="auto"/>
+              <w:ind w:left="188" w:right="569"/>
+              <w:jc w:val="both"/>
+              <w:rPr>
+                <w:rFonts w:ascii="Times New Roman" w:hAnsi="Times New Roman" w:cs="Times New Roman"/>
+                <w:color w:val="000000" w:themeColor="text1"/>
+                <w:sz w:val="28"/>
+                <w:szCs w:val="28"/>
+                <w:lang w:val="vi-VN"/>
+              </w:rPr>
+            </w:pPr>
+            <w:r>
+              <w:rPr>
+                <w:rFonts w:ascii="Times New Roman" w:hAnsi="Times New Roman" w:cs="Times New Roman"/>
+                <w:color w:val="000000" w:themeColor="text1"/>
+                <w:sz w:val="28"/>
+                <w:szCs w:val="28"/>
+                <w:lang w:val="vi-VN"/>
+              </w:rPr>
+              <w:t>-</w:t>
+            </w:r>
+            <w:r>
+              <w:rPr>
+                <w:rFonts w:ascii="Times New Roman" w:hAnsi="Times New Roman" w:cs="Times New Roman"/>
+                <w:color w:val="000000" w:themeColor="text1"/>
+                <w:sz w:val="28"/>
+                <w:szCs w:val="28"/>
+                <w:lang w:val="vi-VN"/>
+              </w:rPr>
+              <w:t xml:space="preserve"> </w:t>
+            </w:r>
+            <w:r>
+              <w:rPr>
+                <w:rFonts w:ascii="Times New Roman" w:hAnsi="Times New Roman" w:cs="Times New Roman"/>
+                <w:color w:val="000000" w:themeColor="text1"/>
+                <w:sz w:val="28"/>
+                <w:szCs w:val="28"/>
+                <w:lang w:val="vi-VN"/>
+              </w:rPr>
+              <w:t xml:space="preserve">Nghiên cứu, tìm hiểu </w:t>
+            </w:r>
+            <w:r>
+              <w:rPr>
+                <w:rFonts w:ascii="Times New Roman" w:hAnsi="Times New Roman" w:cs="Times New Roman"/>
+                <w:color w:val="000000" w:themeColor="text1"/>
+                <w:sz w:val="28"/>
+                <w:szCs w:val="28"/>
+                <w:lang w:val="vi-VN"/>
+              </w:rPr>
+              <w:t>hệ mã hoá khoá công khai</w:t>
+            </w:r>
+          </w:p>
+          <w:p>
+            <w:pPr>
+              <w:pStyle w:val="ListParagraph"/>
+              <w:spacing w:line="312" w:lineRule="auto"/>
+              <w:ind w:left="188" w:right="569"/>
+              <w:jc w:val="both"/>
+              <w:rPr>
+                <w:rFonts w:ascii="Times New Roman" w:hAnsi="Times New Roman" w:cs="Times New Roman"/>
+                <w:color w:val="000000" w:themeColor="text1"/>
+                <w:sz w:val="28"/>
+                <w:szCs w:val="28"/>
+                <w:lang w:val="vi-VN"/>
+              </w:rPr>
+            </w:pPr>
+            <w:r>
+              <w:rPr>
+                <w:rFonts w:ascii="Times New Roman" w:hAnsi="Times New Roman" w:cs="Times New Roman"/>
+                <w:color w:val="000000" w:themeColor="text1"/>
+                <w:sz w:val="28"/>
+                <w:szCs w:val="28"/>
+                <w:lang w:val="vi-VN"/>
+              </w:rPr>
+              <w:t>-</w:t>
+            </w:r>
+            <w:r>
+              <w:rPr>
+                <w:rFonts w:ascii="Times New Roman" w:hAnsi="Times New Roman" w:cs="Times New Roman"/>
+                <w:color w:val="000000" w:themeColor="text1"/>
+                <w:sz w:val="28"/>
+                <w:szCs w:val="28"/>
+                <w:lang w:val="vi-VN"/>
+              </w:rPr>
+              <w:t xml:space="preserve"> </w:t>
+            </w:r>
+            <w:r>
+              <w:rPr>
+                <w:rFonts w:ascii="Times New Roman" w:hAnsi="Times New Roman" w:cs="Times New Roman"/>
+                <w:color w:val="000000" w:themeColor="text1"/>
+                <w:sz w:val="28"/>
+                <w:szCs w:val="28"/>
+                <w:lang w:val="vi-VN"/>
+              </w:rPr>
+              <w:t>Viết 2.1.1. -&gt; 2.1.5.</w:t>
+            </w:r>
+          </w:p>
+        </w:tc>
+        <w:tc>
+          <w:tcPr>
+            <w:tcW w:w="3402" w:type="dxa"/>
+            <w:vMerge w:val="restart"/>
+            <w:vAlign w:val="center"/>
+          </w:tcPr>
+          <w:p>
+            <w:pPr>
+              <w:pStyle w:val="ListParagraph"/>
+              <w:tabs>
+                <w:tab w:val="left" w:pos="326"/>
+              </w:tabs>
+              <w:spacing w:line="312" w:lineRule="auto"/>
+              <w:ind w:left="43" w:right="201"/>
+              <w:contextualSpacing w:val="0"/>
+              <w:jc w:val="both"/>
+              <w:rPr>
+                <w:rFonts w:ascii="Times New Roman" w:hAnsi="Times New Roman" w:cs="Times New Roman"/>
+                <w:color w:val="000000" w:themeColor="text1"/>
+                <w:sz w:val="28"/>
+                <w:szCs w:val="28"/>
+                <w:lang w:val="vi-VN"/>
+              </w:rPr>
+            </w:pPr>
+          </w:p>
+          <w:p>
+            <w:pPr>
+              <w:tabs>
+                <w:tab w:val="left" w:pos="326"/>
+              </w:tabs>
+              <w:ind w:right="201"/>
+              <w:jc w:val="both"/>
+              <w:rPr>
+                <w:rFonts w:ascii="Times New Roman" w:hAnsi="Times New Roman" w:cs="Times New Roman"/>
+                <w:color w:val="000000" w:themeColor="text1"/>
+                <w:sz w:val="28"/>
+                <w:szCs w:val="28"/>
+                <w:lang w:val="vi-VN"/>
+              </w:rPr>
+            </w:pPr>
+          </w:p>
+          <w:p>
+            <w:pPr>
+              <w:pStyle w:val="ListParagraph"/>
+              <w:spacing w:line="312" w:lineRule="auto"/>
+              <w:ind w:left="43" w:right="201"/>
+              <w:contextualSpacing w:val="0"/>
+              <w:jc w:val="both"/>
+              <w:rPr>
+                <w:rFonts w:ascii="Times New Roman" w:hAnsi="Times New Roman" w:cs="Times New Roman"/>
+                <w:color w:val="000000" w:themeColor="text1"/>
+                <w:sz w:val="28"/>
+                <w:szCs w:val="28"/>
+              </w:rPr>
+            </w:pPr>
+            <w:r>
+              <w:rPr>
+                <w:rFonts w:ascii="Times New Roman" w:hAnsi="Times New Roman" w:cs="Times New Roman"/>
+                <w:color w:val="000000" w:themeColor="text1"/>
+                <w:sz w:val="28"/>
+                <w:szCs w:val="28"/>
+                <w:lang w:val="vi-VN"/>
+              </w:rPr>
+              <w:t xml:space="preserve">-  </w:t>
+            </w:r>
+            <w:r>
+              <w:rPr>
+                <w:rFonts w:ascii="Times New Roman" w:hAnsi="Times New Roman" w:cs="Times New Roman"/>
+                <w:color w:val="000000" w:themeColor="text1"/>
+                <w:sz w:val="28"/>
+                <w:szCs w:val="28"/>
+              </w:rPr>
+              <w:t>Hoàn thành nghiên cứu sâu về chữ ký số và hệ mật RSA với đầy đủ các nội dung quan trọng: lịch sử, nguyên lý, thuật toán, ưu nhược điểm và ứng dụng thực tế.</w:t>
+            </w:r>
+          </w:p>
+          <w:p>
+            <w:pPr>
+              <w:pStyle w:val="ListParagraph"/>
+              <w:spacing w:line="312" w:lineRule="auto"/>
+              <w:ind w:left="43" w:right="201"/>
+              <w:contextualSpacing w:val="0"/>
+              <w:jc w:val="both"/>
+              <w:rPr>
+                <w:rFonts w:ascii="Times New Roman" w:hAnsi="Times New Roman" w:cs="Times New Roman"/>
+                <w:color w:val="000000" w:themeColor="text1"/>
+                <w:sz w:val="28"/>
+                <w:szCs w:val="28"/>
+              </w:rPr>
+            </w:pPr>
+            <w:r>
+              <w:rPr>
+                <w:rFonts w:ascii="Times New Roman" w:hAnsi="Times New Roman" w:cs="Times New Roman"/>
+                <w:color w:val="000000" w:themeColor="text1"/>
+                <w:sz w:val="28"/>
+                <w:szCs w:val="28"/>
+                <w:lang w:val="vi-VN"/>
+              </w:rPr>
+              <w:lastRenderedPageBreak/>
+              <w:t xml:space="preserve">- </w:t>
+            </w:r>
+            <w:r>
+              <w:rPr>
+                <w:rFonts w:ascii="Times New Roman" w:hAnsi="Times New Roman" w:cs="Times New Roman"/>
+                <w:color w:val="000000" w:themeColor="text1"/>
+                <w:sz w:val="28"/>
+                <w:szCs w:val="28"/>
+                <w:lang w:val="vi-VN"/>
+              </w:rPr>
+              <w:t xml:space="preserve">  </w:t>
+            </w:r>
+            <w:r>
+              <w:rPr>
+                <w:rFonts w:ascii="Times New Roman" w:hAnsi="Times New Roman" w:cs="Times New Roman"/>
+                <w:color w:val="000000" w:themeColor="text1"/>
+                <w:sz w:val="28"/>
+                <w:szCs w:val="28"/>
+              </w:rPr>
+              <w:t>Đã bổ sung được nhiều hình ảnh, sơ đồ và ví dụ minh họa giúp báo cáo sinh động và dễ hiểu hơn.</w:t>
+            </w:r>
+          </w:p>
+          <w:p>
+            <w:pPr>
+              <w:pStyle w:val="ListParagraph"/>
+              <w:tabs>
+                <w:tab w:val="left" w:pos="326"/>
+              </w:tabs>
+              <w:spacing w:line="312" w:lineRule="auto"/>
+              <w:ind w:left="43" w:right="201"/>
+              <w:contextualSpacing w:val="0"/>
+              <w:jc w:val="both"/>
+              <w:rPr>
+                <w:rFonts w:ascii="Times New Roman" w:hAnsi="Times New Roman" w:cs="Times New Roman"/>
+                <w:color w:val="FF0000"/>
+                <w:sz w:val="28"/>
+                <w:szCs w:val="28"/>
+                <w:lang w:val="vi-VN"/>
+              </w:rPr>
+            </w:pPr>
+            <w:r>
+              <w:rPr>
+                <w:rFonts w:ascii="Times New Roman" w:hAnsi="Times New Roman" w:cs="Times New Roman"/>
+                <w:color w:val="000000" w:themeColor="text1"/>
+                <w:sz w:val="28"/>
+                <w:szCs w:val="28"/>
+                <w:lang w:val="vi-VN"/>
+              </w:rPr>
+              <w:t xml:space="preserve">- </w:t>
+            </w:r>
+            <w:r>
+              <w:rPr>
+                <w:rFonts w:ascii="Times New Roman" w:hAnsi="Times New Roman" w:cs="Times New Roman"/>
+                <w:color w:val="000000" w:themeColor="text1"/>
+                <w:sz w:val="28"/>
+                <w:szCs w:val="28"/>
+              </w:rPr>
+              <w:t>Nâng cao kiến thức chuyên môn của các thành viên về mật mã học và chữ ký số RSA.</w:t>
+            </w:r>
+          </w:p>
+        </w:tc>
+        <w:tc>
+          <w:tcPr>
+            <w:tcW w:w="2693" w:type="dxa"/>
+          </w:tcPr>
+          <w:p>
+            <w:pPr>
+              <w:rPr>
+                <w:rFonts w:ascii="Times New Roman" w:hAnsi="Times New Roman" w:cs="Times New Roman"/>
+                <w:color w:val="FF0000"/>
+                <w:sz w:val="28"/>
+                <w:szCs w:val="28"/>
+              </w:rPr>
+            </w:pPr>
+          </w:p>
+        </w:tc>
+      </w:tr>
+      <w:tr>
+        <w:trPr>
+          <w:trHeight w:val="1420"/>
+        </w:trPr>
+        <w:tc>
+          <w:tcPr>
+            <w:tcW w:w="843" w:type="dxa"/>
+            <w:vMerge/>
+          </w:tcPr>
+          <w:p>
+            <w:pPr>
+              <w:jc w:val="center"/>
+              <w:rPr>
+                <w:rFonts w:ascii="Times New Roman" w:hAnsi="Times New Roman" w:cs="Times New Roman"/>
+                <w:color w:val="FF0000"/>
+                <w:sz w:val="28"/>
+                <w:szCs w:val="28"/>
+              </w:rPr>
+            </w:pPr>
+          </w:p>
+        </w:tc>
+        <w:tc>
+          <w:tcPr>
+            <w:tcW w:w="2077" w:type="dxa"/>
+            <w:tcBorders>
+              <w:top w:val="single" w:sz="4" w:space="0" w:color="auto"/>
+            </w:tcBorders>
+            <w:vAlign w:val="center"/>
+          </w:tcPr>
+          <w:p>
+            <w:pPr>
+              <w:jc w:val="center"/>
+              <w:rPr>
+                <w:rFonts w:ascii="Times New Roman" w:hAnsi="Times New Roman" w:cs="Times New Roman"/>
+                <w:color w:val="FF0000"/>
+                <w:sz w:val="28"/>
+                <w:szCs w:val="28"/>
+              </w:rPr>
+            </w:pPr>
+            <w:r>
+              <w:rPr>
+                <w:rFonts w:ascii="Times New Roman" w:hAnsi="Times New Roman" w:cs="Times New Roman"/>
+                <w:sz w:val="28"/>
+                <w:szCs w:val="28"/>
+                <w:lang w:val="vi-VN"/>
+              </w:rPr>
+              <w:t>Nguyễn Hữu Đạt</w:t>
+            </w:r>
+          </w:p>
+        </w:tc>
+        <w:tc>
+          <w:tcPr>
+            <w:tcW w:w="4163" w:type="dxa"/>
+            <w:tcBorders>
+              <w:top w:val="single" w:sz="4" w:space="0" w:color="auto"/>
+            </w:tcBorders>
+            <w:vAlign w:val="center"/>
+          </w:tcPr>
+          <w:p>
+            <w:pPr>
+              <w:pStyle w:val="ListParagraph"/>
+              <w:spacing w:line="312" w:lineRule="auto"/>
+              <w:ind w:left="188" w:right="569"/>
+              <w:jc w:val="both"/>
+              <w:rPr>
+                <w:rFonts w:ascii="Times New Roman" w:hAnsi="Times New Roman" w:cs="Times New Roman"/>
+                <w:color w:val="000000" w:themeColor="text1"/>
+                <w:sz w:val="28"/>
+                <w:szCs w:val="28"/>
+                <w:lang w:val="vi-VN"/>
+              </w:rPr>
+            </w:pPr>
+            <w:r>
+              <w:rPr>
+                <w:rFonts w:ascii="Times New Roman" w:hAnsi="Times New Roman" w:cs="Times New Roman"/>
+                <w:color w:val="000000" w:themeColor="text1"/>
+                <w:sz w:val="28"/>
+                <w:szCs w:val="28"/>
+                <w:lang w:val="vi-VN"/>
+              </w:rPr>
+              <w:t xml:space="preserve">- </w:t>
+            </w:r>
+            <w:r>
+              <w:rPr>
+                <w:rFonts w:ascii="Times New Roman" w:hAnsi="Times New Roman" w:cs="Times New Roman"/>
+                <w:color w:val="000000" w:themeColor="text1"/>
+                <w:sz w:val="28"/>
+                <w:szCs w:val="28"/>
+                <w:lang w:val="vi-VN"/>
+              </w:rPr>
+              <w:t xml:space="preserve"> </w:t>
+            </w:r>
+            <w:r>
+              <w:rPr>
+                <w:rFonts w:ascii="Times New Roman" w:hAnsi="Times New Roman" w:cs="Times New Roman"/>
+                <w:color w:val="000000" w:themeColor="text1"/>
+                <w:sz w:val="28"/>
+                <w:szCs w:val="28"/>
+                <w:lang w:val="vi-VN"/>
+              </w:rPr>
+              <w:t>Chỉnh cửa báo cáo</w:t>
+            </w:r>
+          </w:p>
+          <w:p>
+            <w:pPr>
+              <w:pStyle w:val="ListParagraph"/>
+              <w:spacing w:line="312" w:lineRule="auto"/>
+              <w:ind w:left="188" w:right="569"/>
+              <w:jc w:val="both"/>
+              <w:rPr>
+                <w:rFonts w:ascii="Times New Roman" w:hAnsi="Times New Roman" w:cs="Times New Roman"/>
+                <w:color w:val="000000" w:themeColor="text1"/>
+                <w:sz w:val="28"/>
+                <w:szCs w:val="28"/>
+                <w:lang w:val="vi-VN"/>
+              </w:rPr>
+            </w:pPr>
+            <w:r>
+              <w:rPr>
+                <w:rFonts w:ascii="Times New Roman" w:hAnsi="Times New Roman" w:cs="Times New Roman"/>
+                <w:color w:val="000000" w:themeColor="text1"/>
+                <w:sz w:val="28"/>
+                <w:szCs w:val="28"/>
+                <w:lang w:val="vi-VN"/>
+              </w:rPr>
+              <w:t xml:space="preserve">- </w:t>
+            </w:r>
+            <w:r>
+              <w:rPr>
+                <w:rFonts w:ascii="Times New Roman" w:hAnsi="Times New Roman" w:cs="Times New Roman"/>
+                <w:color w:val="000000" w:themeColor="text1"/>
+                <w:sz w:val="28"/>
+                <w:szCs w:val="28"/>
+                <w:lang w:val="vi-VN"/>
+              </w:rPr>
+              <w:t>Nghiên cứu tìm hiểu về RSA (viết phần 2.3.1. -&gt; 2.3.3.)</w:t>
+            </w:r>
+          </w:p>
+        </w:tc>
+        <w:tc>
+          <w:tcPr>
+            <w:tcW w:w="3402" w:type="dxa"/>
+            <w:vMerge/>
+          </w:tcPr>
+          <w:p>
+            <w:pPr>
+              <w:spacing w:line="312" w:lineRule="auto"/>
+              <w:rPr>
+                <w:rFonts w:ascii="Times New Roman" w:hAnsi="Times New Roman" w:cs="Times New Roman"/>
+                <w:color w:val="FF0000"/>
+                <w:sz w:val="28"/>
+                <w:szCs w:val="28"/>
+              </w:rPr>
+            </w:pPr>
+          </w:p>
+        </w:tc>
+        <w:tc>
+          <w:tcPr>
+            <w:tcW w:w="2693" w:type="dxa"/>
+          </w:tcPr>
+          <w:p>
+            <w:pPr>
+              <w:rPr>
+                <w:rFonts w:ascii="Times New Roman" w:hAnsi="Times New Roman" w:cs="Times New Roman"/>
+                <w:color w:val="FF0000"/>
+                <w:sz w:val="28"/>
+                <w:szCs w:val="28"/>
+              </w:rPr>
+            </w:pPr>
+          </w:p>
+        </w:tc>
+      </w:tr>
+      <w:tr>
+        <w:trPr>
+          <w:trHeight w:val="802"/>
+        </w:trPr>
+        <w:tc>
+          <w:tcPr>
+            <w:tcW w:w="843" w:type="dxa"/>
+            <w:vMerge/>
+          </w:tcPr>
+          <w:p>
+            <w:pPr>
+              <w:jc w:val="center"/>
+              <w:rPr>
+                <w:rFonts w:ascii="Times New Roman" w:hAnsi="Times New Roman" w:cs="Times New Roman"/>
+                <w:color w:val="FF0000"/>
+                <w:sz w:val="28"/>
+                <w:szCs w:val="28"/>
+              </w:rPr>
+            </w:pPr>
+          </w:p>
+        </w:tc>
+        <w:tc>
+          <w:tcPr>
+            <w:tcW w:w="2077" w:type="dxa"/>
+            <w:tcBorders>
+              <w:top w:val="single" w:sz="4" w:space="0" w:color="auto"/>
+            </w:tcBorders>
+            <w:vAlign w:val="center"/>
+          </w:tcPr>
+          <w:p>
+            <w:pPr>
+              <w:jc w:val="center"/>
+              <w:rPr>
+                <w:rFonts w:ascii="Times New Roman" w:hAnsi="Times New Roman" w:cs="Times New Roman"/>
+                <w:color w:val="FF0000"/>
+                <w:sz w:val="28"/>
+                <w:szCs w:val="28"/>
+              </w:rPr>
+            </w:pPr>
+            <w:r>
+              <w:rPr>
+                <w:rFonts w:ascii="Times New Roman" w:hAnsi="Times New Roman" w:cs="Times New Roman"/>
+                <w:sz w:val="28"/>
+                <w:szCs w:val="28"/>
+                <w:lang w:val="vi-VN"/>
+              </w:rPr>
+              <w:t>Vũ Huy Hoàng</w:t>
+            </w:r>
+          </w:p>
+        </w:tc>
+        <w:tc>
+          <w:tcPr>
+            <w:tcW w:w="4163" w:type="dxa"/>
+            <w:tcBorders>
+              <w:top w:val="single" w:sz="4" w:space="0" w:color="auto"/>
+            </w:tcBorders>
+            <w:vAlign w:val="center"/>
+          </w:tcPr>
+          <w:p>
+            <w:pPr>
+              <w:pStyle w:val="ListParagraph"/>
+              <w:spacing w:line="312" w:lineRule="auto"/>
+              <w:ind w:left="188" w:right="569"/>
+              <w:jc w:val="both"/>
+              <w:rPr>
+                <w:rFonts w:ascii="Times New Roman" w:hAnsi="Times New Roman" w:cs="Times New Roman"/>
+                <w:color w:val="000000" w:themeColor="text1"/>
+                <w:sz w:val="28"/>
+                <w:szCs w:val="28"/>
+                <w:lang w:val="vi-VN"/>
+              </w:rPr>
+            </w:pPr>
+            <w:r>
+              <w:rPr>
+                <w:rFonts w:ascii="Times New Roman" w:hAnsi="Times New Roman" w:cs="Times New Roman"/>
+                <w:color w:val="000000" w:themeColor="text1"/>
+                <w:sz w:val="28"/>
+                <w:szCs w:val="28"/>
+                <w:lang w:val="vi-VN"/>
+              </w:rPr>
+              <w:t xml:space="preserve">- </w:t>
+            </w:r>
+            <w:r>
+              <w:rPr>
+                <w:rFonts w:ascii="Times New Roman" w:hAnsi="Times New Roman" w:cs="Times New Roman"/>
+                <w:color w:val="000000" w:themeColor="text1"/>
+                <w:sz w:val="28"/>
+                <w:szCs w:val="28"/>
+                <w:lang w:val="vi-VN"/>
+              </w:rPr>
+              <w:t>Tổng quan về chữ ký số</w:t>
+            </w:r>
+          </w:p>
+          <w:p>
+            <w:pPr>
+              <w:pStyle w:val="ListParagraph"/>
+              <w:spacing w:line="312" w:lineRule="auto"/>
+              <w:ind w:left="188" w:right="569"/>
+              <w:jc w:val="both"/>
+              <w:rPr>
+                <w:rFonts w:ascii="Times New Roman" w:hAnsi="Times New Roman" w:cs="Times New Roman"/>
+                <w:color w:val="000000" w:themeColor="text1"/>
+                <w:sz w:val="28"/>
+                <w:szCs w:val="28"/>
+                <w:lang w:val="vi-VN"/>
+              </w:rPr>
+            </w:pPr>
+            <w:r>
+              <w:rPr>
+                <w:rFonts w:ascii="Times New Roman" w:hAnsi="Times New Roman" w:cs="Times New Roman"/>
+                <w:color w:val="000000" w:themeColor="text1"/>
+                <w:sz w:val="28"/>
+                <w:szCs w:val="28"/>
+                <w:lang w:val="vi-VN"/>
+              </w:rPr>
+              <w:lastRenderedPageBreak/>
+              <w:t xml:space="preserve">- </w:t>
+            </w:r>
+            <w:r>
+              <w:rPr>
+                <w:rFonts w:ascii="Times New Roman" w:hAnsi="Times New Roman" w:cs="Times New Roman"/>
+                <w:color w:val="000000" w:themeColor="text1"/>
+                <w:sz w:val="28"/>
+                <w:szCs w:val="28"/>
+                <w:lang w:val="vi-VN"/>
+              </w:rPr>
+              <w:t>Viết phần khái niệm, vị trí ,vai trò và pháp lí của chữ ký số (2.2.1. -&gt; 2.2.4.)</w:t>
+            </w:r>
+          </w:p>
+        </w:tc>
+        <w:tc>
+          <w:tcPr>
+            <w:tcW w:w="3402" w:type="dxa"/>
+            <w:vMerge/>
+          </w:tcPr>
+          <w:p>
+            <w:pPr>
+              <w:spacing w:line="312" w:lineRule="auto"/>
+              <w:rPr>
+                <w:rFonts w:ascii="Times New Roman" w:hAnsi="Times New Roman" w:cs="Times New Roman"/>
+                <w:color w:val="FF0000"/>
+                <w:sz w:val="28"/>
+                <w:szCs w:val="28"/>
+              </w:rPr>
+            </w:pPr>
+          </w:p>
+        </w:tc>
+        <w:tc>
+          <w:tcPr>
+            <w:tcW w:w="2693" w:type="dxa"/>
+          </w:tcPr>
+          <w:p>
+            <w:pPr>
+              <w:rPr>
+                <w:rFonts w:ascii="Times New Roman" w:hAnsi="Times New Roman" w:cs="Times New Roman"/>
+                <w:color w:val="FF0000"/>
+                <w:sz w:val="28"/>
+                <w:szCs w:val="28"/>
+              </w:rPr>
+            </w:pPr>
+          </w:p>
+        </w:tc>
+      </w:tr>
+      <w:tr>
+        <w:trPr>
+          <w:trHeight w:val="1564"/>
+        </w:trPr>
+        <w:tc>
+          <w:tcPr>
+            <w:tcW w:w="843" w:type="dxa"/>
+            <w:vMerge/>
+          </w:tcPr>
+          <w:p>
+            <w:pPr>
+              <w:jc w:val="center"/>
+              <w:rPr>
+                <w:rFonts w:ascii="Times New Roman" w:hAnsi="Times New Roman" w:cs="Times New Roman"/>
+                <w:color w:val="FF0000"/>
+                <w:sz w:val="28"/>
+                <w:szCs w:val="28"/>
+              </w:rPr>
+            </w:pPr>
+          </w:p>
+        </w:tc>
+        <w:tc>
+          <w:tcPr>
+            <w:tcW w:w="2077" w:type="dxa"/>
+            <w:tcBorders>
+              <w:top w:val="single" w:sz="4" w:space="0" w:color="auto"/>
+            </w:tcBorders>
+            <w:vAlign w:val="center"/>
+          </w:tcPr>
+          <w:p>
+            <w:pPr>
+              <w:jc w:val="center"/>
+              <w:rPr>
+                <w:rFonts w:ascii="Times New Roman" w:hAnsi="Times New Roman" w:cs="Times New Roman"/>
+                <w:color w:val="FF0000"/>
+                <w:sz w:val="28"/>
+                <w:szCs w:val="28"/>
+              </w:rPr>
+            </w:pPr>
+            <w:r>
+              <w:rPr>
+                <w:rFonts w:ascii="Times New Roman" w:hAnsi="Times New Roman" w:cs="Times New Roman"/>
+                <w:sz w:val="28"/>
+                <w:szCs w:val="28"/>
+                <w:lang w:val="vi-VN"/>
+              </w:rPr>
+              <w:t>Nguyễn Thị Oanh</w:t>
+            </w:r>
+          </w:p>
+        </w:tc>
+        <w:tc>
+          <w:tcPr>
+            <w:tcW w:w="4163" w:type="dxa"/>
+            <w:tcBorders>
+              <w:top w:val="single" w:sz="4" w:space="0" w:color="auto"/>
+            </w:tcBorders>
+            <w:vAlign w:val="center"/>
+          </w:tcPr>
+          <w:p>
+            <w:pPr>
+              <w:pStyle w:val="ListParagraph"/>
+              <w:spacing w:line="312" w:lineRule="auto"/>
+              <w:ind w:left="188" w:right="569"/>
+              <w:rPr>
+                <w:rFonts w:ascii="Times New Roman" w:hAnsi="Times New Roman" w:cs="Times New Roman"/>
+                <w:color w:val="000000" w:themeColor="text1"/>
+                <w:sz w:val="28"/>
+                <w:szCs w:val="28"/>
+                <w:lang w:val="vi-VN"/>
+              </w:rPr>
+            </w:pPr>
+            <w:r>
+              <w:rPr>
+                <w:rFonts w:ascii="Times New Roman" w:hAnsi="Times New Roman" w:cs="Times New Roman"/>
+                <w:color w:val="000000" w:themeColor="text1"/>
+                <w:sz w:val="28"/>
+                <w:szCs w:val="28"/>
+                <w:lang w:val="vi-VN"/>
+              </w:rPr>
+              <w:t xml:space="preserve">- </w:t>
+            </w:r>
+            <w:r>
+              <w:rPr>
+                <w:rFonts w:ascii="Times New Roman" w:hAnsi="Times New Roman" w:cs="Times New Roman"/>
+                <w:color w:val="000000" w:themeColor="text1"/>
+                <w:sz w:val="28"/>
+                <w:szCs w:val="28"/>
+                <w:lang w:val="vi-VN"/>
+              </w:rPr>
+              <w:t>Tổng quan về chữ ký số</w:t>
+            </w:r>
+          </w:p>
+          <w:p>
+            <w:pPr>
+              <w:pStyle w:val="ListParagraph"/>
+              <w:spacing w:line="312" w:lineRule="auto"/>
+              <w:ind w:left="188" w:right="569"/>
+              <w:rPr>
+                <w:rFonts w:ascii="Times New Roman" w:hAnsi="Times New Roman" w:cs="Times New Roman"/>
+                <w:color w:val="000000" w:themeColor="text1"/>
+                <w:sz w:val="28"/>
+                <w:szCs w:val="28"/>
+              </w:rPr>
+            </w:pPr>
+            <w:r>
+              <w:rPr>
+                <w:rFonts w:ascii="Times New Roman" w:hAnsi="Times New Roman" w:cs="Times New Roman"/>
+                <w:color w:val="000000" w:themeColor="text1"/>
+                <w:sz w:val="28"/>
+                <w:szCs w:val="28"/>
+                <w:lang w:val="vi-VN"/>
+              </w:rPr>
+              <w:t xml:space="preserve">- </w:t>
+            </w:r>
+            <w:r>
+              <w:rPr>
+                <w:rFonts w:ascii="Times New Roman" w:hAnsi="Times New Roman" w:cs="Times New Roman"/>
+                <w:color w:val="000000" w:themeColor="text1"/>
+                <w:sz w:val="28"/>
+                <w:szCs w:val="28"/>
+                <w:lang w:val="vi-VN"/>
+              </w:rPr>
+              <w:t>Viết phần ưu điểm và ứng dụng của chữ ký số của chữ ký số (2.2.5. -&gt; 2.2.8.)</w:t>
+            </w:r>
+          </w:p>
+        </w:tc>
+        <w:tc>
+          <w:tcPr>
+            <w:tcW w:w="3402" w:type="dxa"/>
+            <w:vMerge/>
+          </w:tcPr>
+          <w:p>
+            <w:pPr>
+              <w:spacing w:line="312" w:lineRule="auto"/>
+              <w:rPr>
+                <w:rFonts w:ascii="Times New Roman" w:hAnsi="Times New Roman" w:cs="Times New Roman"/>
+                <w:color w:val="FF0000"/>
+                <w:sz w:val="28"/>
+                <w:szCs w:val="28"/>
+              </w:rPr>
+            </w:pPr>
+          </w:p>
+        </w:tc>
+        <w:tc>
+          <w:tcPr>
+            <w:tcW w:w="2693" w:type="dxa"/>
+          </w:tcPr>
+          <w:p>
+            <w:pPr>
+              <w:rPr>
+                <w:rFonts w:ascii="Times New Roman" w:hAnsi="Times New Roman" w:cs="Times New Roman"/>
+                <w:color w:val="FF0000"/>
+                <w:sz w:val="28"/>
+                <w:szCs w:val="28"/>
+              </w:rPr>
+            </w:pPr>
+          </w:p>
+        </w:tc>
+      </w:tr>
+      <w:tr>
+        <w:trPr>
+          <w:trHeight w:val="2696"/>
+        </w:trPr>
+        <w:tc>
+          <w:tcPr>
+            <w:tcW w:w="843" w:type="dxa"/>
+            <w:vMerge/>
+          </w:tcPr>
+          <w:p>
+            <w:pPr>
+              <w:jc w:val="center"/>
+              <w:rPr>
+                <w:rFonts w:ascii="Times New Roman" w:hAnsi="Times New Roman" w:cs="Times New Roman"/>
+                <w:color w:val="FF0000"/>
+                <w:sz w:val="28"/>
+                <w:szCs w:val="28"/>
+              </w:rPr>
+            </w:pPr>
+          </w:p>
+        </w:tc>
+        <w:tc>
+          <w:tcPr>
+            <w:tcW w:w="2077" w:type="dxa"/>
+            <w:tcBorders>
+              <w:top w:val="single" w:sz="4" w:space="0" w:color="auto"/>
+            </w:tcBorders>
+            <w:vAlign w:val="center"/>
+          </w:tcPr>
+          <w:p>
+            <w:pPr>
+              <w:jc w:val="center"/>
+              <w:rPr>
+                <w:rFonts w:ascii="Times New Roman" w:hAnsi="Times New Roman" w:cs="Times New Roman"/>
+                <w:color w:val="FF0000"/>
+                <w:sz w:val="28"/>
+                <w:szCs w:val="28"/>
+              </w:rPr>
+            </w:pPr>
+            <w:r>
+              <w:rPr>
+                <w:rFonts w:ascii="Times New Roman" w:hAnsi="Times New Roman" w:cs="Times New Roman"/>
+                <w:sz w:val="28"/>
+                <w:szCs w:val="28"/>
+                <w:lang w:val="vi-VN"/>
+              </w:rPr>
+              <w:t>Đặng Đình Trọng</w:t>
+            </w:r>
+          </w:p>
+        </w:tc>
+        <w:tc>
+          <w:tcPr>
+            <w:tcW w:w="4163" w:type="dxa"/>
+            <w:tcBorders>
+              <w:top w:val="single" w:sz="4" w:space="0" w:color="auto"/>
+            </w:tcBorders>
+            <w:vAlign w:val="center"/>
+          </w:tcPr>
+          <w:p>
+            <w:pPr>
+              <w:pStyle w:val="ListParagraph"/>
+              <w:spacing w:line="312" w:lineRule="auto"/>
+              <w:ind w:left="182" w:right="569"/>
+              <w:rPr>
+                <w:rFonts w:ascii="Times New Roman" w:hAnsi="Times New Roman" w:cs="Times New Roman"/>
+                <w:color w:val="000000" w:themeColor="text1"/>
+                <w:sz w:val="28"/>
+                <w:szCs w:val="28"/>
+              </w:rPr>
+            </w:pPr>
+            <w:r>
+              <w:rPr>
+                <w:rFonts w:ascii="Times New Roman" w:hAnsi="Times New Roman" w:cs="Times New Roman"/>
+                <w:color w:val="000000" w:themeColor="text1"/>
+                <w:sz w:val="28"/>
+                <w:szCs w:val="28"/>
+                <w:lang w:val="vi-VN"/>
+              </w:rPr>
+              <w:t xml:space="preserve">-  </w:t>
+            </w:r>
+            <w:r>
+              <w:rPr>
+                <w:rFonts w:ascii="Times New Roman" w:hAnsi="Times New Roman" w:cs="Times New Roman"/>
+                <w:color w:val="000000" w:themeColor="text1"/>
+                <w:sz w:val="28"/>
+                <w:szCs w:val="28"/>
+                <w:lang w:val="vi-VN"/>
+              </w:rPr>
+              <w:t>Nghiên cứu tìm hiểu về RSA (viết phần 2.3.4. -&gt; 2.3.5.)</w:t>
+            </w:r>
+          </w:p>
+        </w:tc>
+        <w:tc>
+          <w:tcPr>
+            <w:tcW w:w="3402" w:type="dxa"/>
+            <w:vMerge/>
+          </w:tcPr>
+          <w:p>
+            <w:pPr>
+              <w:spacing w:line="312" w:lineRule="auto"/>
+              <w:rPr>
+                <w:rFonts w:ascii="Times New Roman" w:hAnsi="Times New Roman" w:cs="Times New Roman"/>
+                <w:color w:val="FF0000"/>
+                <w:sz w:val="28"/>
+                <w:szCs w:val="28"/>
+              </w:rPr>
+            </w:pPr>
+          </w:p>
+        </w:tc>
+        <w:tc>
+          <w:tcPr>
+            <w:tcW w:w="2693" w:type="dxa"/>
+          </w:tcPr>
+          <w:p>
+            <w:pPr>
+              <w:rPr>
+                <w:rFonts w:ascii="Times New Roman" w:hAnsi="Times New Roman" w:cs="Times New Roman"/>
+                <w:color w:val="FF0000"/>
+                <w:sz w:val="28"/>
+                <w:szCs w:val="28"/>
+              </w:rPr>
+            </w:pPr>
+          </w:p>
+        </w:tc>
+      </w:tr>
+      <w:tr>
+        <w:trPr>
+          <w:trHeight w:val="1443"/>
+        </w:trPr>
+        <w:tc>
+          <w:tcPr>
+            <w:tcW w:w="843" w:type="dxa"/>
+            <w:vMerge w:val="restart"/>
+            <w:vAlign w:val="center"/>
+          </w:tcPr>
+          <w:p>
+            <w:pPr>
+              <w:jc w:val="center"/>
+              <w:rPr>
+                <w:rFonts w:ascii="Times New Roman" w:hAnsi="Times New Roman" w:cs="Times New Roman"/>
+                <w:color w:val="000000" w:themeColor="text1"/>
+                <w:sz w:val="28"/>
+                <w:szCs w:val="28"/>
+                <w:lang w:val="vi-VN"/>
+              </w:rPr>
+            </w:pPr>
+          </w:p>
+          <w:p>
+            <w:pPr>
+              <w:jc w:val="center"/>
+              <w:rPr>
+                <w:rFonts w:ascii="Times New Roman" w:hAnsi="Times New Roman" w:cs="Times New Roman"/>
+                <w:color w:val="000000" w:themeColor="text1"/>
+                <w:sz w:val="28"/>
+                <w:szCs w:val="28"/>
+                <w:lang w:val="vi-VN"/>
+              </w:rPr>
+            </w:pPr>
+          </w:p>
+          <w:p>
+            <w:pPr>
+              <w:jc w:val="center"/>
+              <w:rPr>
+                <w:rFonts w:ascii="Times New Roman" w:hAnsi="Times New Roman" w:cs="Times New Roman"/>
+                <w:color w:val="000000" w:themeColor="text1"/>
+                <w:sz w:val="28"/>
+                <w:szCs w:val="28"/>
+                <w:lang w:val="vi-VN"/>
+              </w:rPr>
+            </w:pPr>
+          </w:p>
+          <w:p>
+            <w:pPr>
+              <w:jc w:val="center"/>
+              <w:rPr>
+                <w:rFonts w:ascii="Times New Roman" w:hAnsi="Times New Roman" w:cs="Times New Roman"/>
+                <w:color w:val="000000" w:themeColor="text1"/>
+                <w:sz w:val="28"/>
+                <w:szCs w:val="28"/>
+                <w:lang w:val="vi-VN"/>
+              </w:rPr>
+            </w:pPr>
+          </w:p>
+          <w:p>
+            <w:pPr>
+              <w:jc w:val="center"/>
+              <w:rPr>
+                <w:rFonts w:ascii="Times New Roman" w:hAnsi="Times New Roman" w:cs="Times New Roman"/>
+                <w:color w:val="000000" w:themeColor="text1"/>
+                <w:sz w:val="28"/>
+                <w:szCs w:val="28"/>
+                <w:lang w:val="vi-VN"/>
+              </w:rPr>
+            </w:pPr>
+          </w:p>
+          <w:p>
+            <w:pPr>
+              <w:jc w:val="center"/>
+              <w:rPr>
+                <w:rFonts w:ascii="Times New Roman" w:hAnsi="Times New Roman" w:cs="Times New Roman"/>
+                <w:color w:val="000000" w:themeColor="text1"/>
+                <w:sz w:val="28"/>
+                <w:szCs w:val="28"/>
+                <w:lang w:val="vi-VN"/>
+              </w:rPr>
+            </w:pPr>
+          </w:p>
+          <w:p>
+            <w:pPr>
+              <w:jc w:val="center"/>
+              <w:rPr>
+                <w:rFonts w:ascii="Times New Roman" w:hAnsi="Times New Roman" w:cs="Times New Roman"/>
+                <w:color w:val="000000" w:themeColor="text1"/>
+                <w:sz w:val="28"/>
+                <w:szCs w:val="28"/>
+                <w:lang w:val="vi-VN"/>
+              </w:rPr>
+            </w:pPr>
+          </w:p>
+          <w:p>
+            <w:pPr>
+              <w:jc w:val="center"/>
+              <w:rPr>
+                <w:rFonts w:ascii="Times New Roman" w:hAnsi="Times New Roman" w:cs="Times New Roman"/>
+                <w:color w:val="000000" w:themeColor="text1"/>
+                <w:sz w:val="28"/>
+                <w:szCs w:val="28"/>
+                <w:lang w:val="vi-VN"/>
+              </w:rPr>
+            </w:pPr>
+          </w:p>
+          <w:p>
+            <w:pPr>
+              <w:jc w:val="center"/>
+              <w:rPr>
+                <w:rFonts w:ascii="Times New Roman" w:hAnsi="Times New Roman" w:cs="Times New Roman"/>
+                <w:color w:val="000000" w:themeColor="text1"/>
+                <w:sz w:val="28"/>
+                <w:szCs w:val="28"/>
+                <w:lang w:val="vi-VN"/>
+              </w:rPr>
+            </w:pPr>
+          </w:p>
+          <w:p>
+            <w:pPr>
+              <w:jc w:val="center"/>
+              <w:rPr>
+                <w:rFonts w:ascii="Times New Roman" w:hAnsi="Times New Roman" w:cs="Times New Roman"/>
+                <w:color w:val="000000" w:themeColor="text1"/>
+                <w:sz w:val="28"/>
+                <w:szCs w:val="28"/>
+                <w:lang w:val="vi-VN"/>
+              </w:rPr>
+            </w:pPr>
+          </w:p>
+          <w:p>
+            <w:pPr>
+              <w:jc w:val="center"/>
+              <w:rPr>
+                <w:rFonts w:ascii="Times New Roman" w:hAnsi="Times New Roman" w:cs="Times New Roman"/>
+                <w:color w:val="000000" w:themeColor="text1"/>
+                <w:sz w:val="28"/>
+                <w:szCs w:val="28"/>
+                <w:lang w:val="vi-VN"/>
+              </w:rPr>
+            </w:pPr>
+          </w:p>
+          <w:p>
+            <w:pPr>
+              <w:jc w:val="center"/>
+              <w:rPr>
+                <w:rFonts w:ascii="Times New Roman" w:hAnsi="Times New Roman" w:cs="Times New Roman"/>
+                <w:color w:val="000000" w:themeColor="text1"/>
+                <w:sz w:val="28"/>
+                <w:szCs w:val="28"/>
+                <w:lang w:val="vi-VN"/>
+              </w:rPr>
+            </w:pPr>
+          </w:p>
+          <w:p>
+            <w:pPr>
+              <w:jc w:val="center"/>
+              <w:rPr>
+                <w:rFonts w:ascii="Times New Roman" w:hAnsi="Times New Roman" w:cs="Times New Roman"/>
+                <w:color w:val="000000" w:themeColor="text1"/>
+                <w:sz w:val="28"/>
+                <w:szCs w:val="28"/>
+                <w:lang w:val="vi-VN"/>
+              </w:rPr>
+            </w:pPr>
+          </w:p>
+          <w:p>
+            <w:pPr>
+              <w:jc w:val="center"/>
+              <w:rPr>
+                <w:rFonts w:ascii="Times New Roman" w:hAnsi="Times New Roman" w:cs="Times New Roman"/>
+                <w:color w:val="000000" w:themeColor="text1"/>
+                <w:sz w:val="28"/>
+                <w:szCs w:val="28"/>
+                <w:lang w:val="vi-VN"/>
+              </w:rPr>
+            </w:pPr>
+          </w:p>
+          <w:p>
+            <w:pPr>
+              <w:jc w:val="center"/>
+              <w:rPr>
+                <w:rFonts w:ascii="Times New Roman" w:hAnsi="Times New Roman" w:cs="Times New Roman"/>
+                <w:color w:val="000000" w:themeColor="text1"/>
+                <w:sz w:val="28"/>
+                <w:szCs w:val="28"/>
+                <w:lang w:val="vi-VN"/>
+              </w:rPr>
+            </w:pPr>
+          </w:p>
+          <w:p>
+            <w:pPr>
+              <w:jc w:val="center"/>
+              <w:rPr>
+                <w:rFonts w:ascii="Times New Roman" w:hAnsi="Times New Roman" w:cs="Times New Roman"/>
+                <w:color w:val="000000" w:themeColor="text1"/>
+                <w:sz w:val="28"/>
+                <w:szCs w:val="28"/>
+                <w:lang w:val="vi-VN"/>
+              </w:rPr>
+            </w:pPr>
+          </w:p>
+          <w:p>
+            <w:pPr>
+              <w:jc w:val="center"/>
+              <w:rPr>
+                <w:rFonts w:ascii="Times New Roman" w:hAnsi="Times New Roman" w:cs="Times New Roman"/>
+                <w:color w:val="000000" w:themeColor="text1"/>
+                <w:sz w:val="28"/>
+                <w:szCs w:val="28"/>
+                <w:lang w:val="vi-VN"/>
+              </w:rPr>
+            </w:pPr>
+          </w:p>
+          <w:p>
+            <w:pPr>
+              <w:jc w:val="center"/>
+              <w:rPr>
+                <w:rFonts w:ascii="Times New Roman" w:hAnsi="Times New Roman" w:cs="Times New Roman"/>
+                <w:color w:val="000000" w:themeColor="text1"/>
+                <w:sz w:val="28"/>
+                <w:szCs w:val="28"/>
+                <w:lang w:val="vi-VN"/>
+              </w:rPr>
+            </w:pPr>
+          </w:p>
+          <w:p>
+            <w:pPr>
+              <w:jc w:val="center"/>
+              <w:rPr>
+                <w:rFonts w:ascii="Times New Roman" w:hAnsi="Times New Roman" w:cs="Times New Roman"/>
+                <w:color w:val="000000" w:themeColor="text1"/>
+                <w:sz w:val="28"/>
+                <w:szCs w:val="28"/>
+                <w:lang w:val="vi-VN"/>
+              </w:rPr>
+            </w:pPr>
+          </w:p>
+          <w:p>
+            <w:pPr>
+              <w:jc w:val="center"/>
+              <w:rPr>
+                <w:rFonts w:ascii="Times New Roman" w:hAnsi="Times New Roman" w:cs="Times New Roman"/>
+                <w:color w:val="000000" w:themeColor="text1"/>
+                <w:sz w:val="28"/>
+                <w:szCs w:val="28"/>
+                <w:lang w:val="vi-VN"/>
+              </w:rPr>
+            </w:pPr>
+          </w:p>
+          <w:p>
+            <w:pPr>
+              <w:jc w:val="center"/>
+              <w:rPr>
+                <w:rFonts w:ascii="Times New Roman" w:hAnsi="Times New Roman" w:cs="Times New Roman"/>
+                <w:color w:val="000000" w:themeColor="text1"/>
+                <w:sz w:val="28"/>
+                <w:szCs w:val="28"/>
+                <w:lang w:val="vi-VN"/>
+              </w:rPr>
+            </w:pPr>
+            <w:r>
+              <w:rPr>
+                <w:rFonts w:ascii="Times New Roman" w:hAnsi="Times New Roman" w:cs="Times New Roman"/>
+                <w:color w:val="000000" w:themeColor="text1"/>
+                <w:sz w:val="28"/>
+                <w:szCs w:val="28"/>
+                <w:lang w:val="vi-VN"/>
+              </w:rPr>
+              <w:t>3</w:t>
+            </w:r>
+          </w:p>
+        </w:tc>
+        <w:tc>
+          <w:tcPr>
+            <w:tcW w:w="2077" w:type="dxa"/>
+            <w:vAlign w:val="center"/>
+          </w:tcPr>
+          <w:p>
+            <w:pPr>
+              <w:jc w:val="center"/>
+              <w:rPr>
+                <w:rFonts w:ascii="Times New Roman" w:hAnsi="Times New Roman" w:cs="Times New Roman"/>
+                <w:sz w:val="28"/>
+                <w:szCs w:val="28"/>
+                <w:lang w:val="vi-VN"/>
+              </w:rPr>
+            </w:pPr>
+            <w:r>
+              <w:rPr>
+                <w:rFonts w:ascii="Times New Roman" w:hAnsi="Times New Roman" w:cs="Times New Roman"/>
+                <w:sz w:val="28"/>
+                <w:szCs w:val="28"/>
+                <w:lang w:val="vi-VN"/>
+              </w:rPr>
+              <w:lastRenderedPageBreak/>
+              <w:t>Ngô Khánh Chiến</w:t>
+            </w:r>
+          </w:p>
+        </w:tc>
+        <w:tc>
+          <w:tcPr>
+            <w:tcW w:w="4163" w:type="dxa"/>
+            <w:vAlign w:val="center"/>
+          </w:tcPr>
+          <w:p>
+            <w:pPr>
+              <w:spacing w:line="312" w:lineRule="auto"/>
+              <w:jc w:val="both"/>
+              <w:rPr>
+                <w:rFonts w:ascii="Times New Roman" w:hAnsi="Times New Roman" w:cs="Times New Roman"/>
+                <w:color w:val="000000" w:themeColor="text1"/>
+                <w:sz w:val="28"/>
+                <w:szCs w:val="28"/>
+                <w:lang w:val="vi-VN"/>
+              </w:rPr>
+            </w:pPr>
+            <w:r>
+              <w:rPr>
+                <w:rFonts w:ascii="Times New Roman" w:hAnsi="Times New Roman" w:cs="Times New Roman"/>
+                <w:color w:val="000000" w:themeColor="text1"/>
+                <w:sz w:val="28"/>
+                <w:szCs w:val="28"/>
+                <w:lang w:val="vi-VN"/>
+              </w:rPr>
+              <w:t>Ngôn ngữ Java:</w:t>
+            </w:r>
+          </w:p>
           <w:p>
             <w:pPr>
               <w:pStyle w:val="ListParagraph"/>
@@ -1761,34 +3282,22 @@
                 <w:ilvl w:val="0"/>
                 <w:numId w:val="2"/>
               </w:numPr>
-              <w:ind w:left="309" w:hanging="283"/>
-              <w:rPr>
-                <w:rFonts w:ascii="Times New Roman" w:hAnsi="Times New Roman" w:cs="Times New Roman"/>
-                <w:color w:val="000000" w:themeColor="text1"/>
-                <w:sz w:val="28"/>
-                <w:szCs w:val="28"/>
-                <w:lang w:val="vi-VN"/>
-              </w:rPr>
-            </w:pPr>
-            <w:r>
-              <w:rPr>
-                <w:rFonts w:ascii="Times New Roman" w:hAnsi="Times New Roman" w:cs="Times New Roman"/>
-                <w:color w:val="000000" w:themeColor="text1"/>
-                <w:sz w:val="28"/>
-                <w:szCs w:val="28"/>
-                <w:lang w:val="vi-VN"/>
-              </w:rPr>
-              <w:t xml:space="preserve">Nghiên cứu, tìm hiểu </w:t>
-            </w:r>
-            <w:r>
-              <w:rPr>
-                <w:rFonts w:ascii="Times New Roman" w:hAnsi="Times New Roman" w:cs="Times New Roman"/>
-                <w:color w:val="000000" w:themeColor="text1"/>
-                <w:sz w:val="28"/>
-                <w:szCs w:val="28"/>
-                <w:lang w:val="vi-VN"/>
-              </w:rPr>
-              <w:t>hệ mã hoá khoá công khai</w:t>
+              <w:jc w:val="both"/>
+              <w:rPr>
+                <w:rFonts w:ascii="Times New Roman" w:hAnsi="Times New Roman" w:cs="Times New Roman"/>
+                <w:color w:val="000000" w:themeColor="text1"/>
+                <w:sz w:val="28"/>
+                <w:szCs w:val="28"/>
+              </w:rPr>
+            </w:pPr>
+            <w:r>
+              <w:rPr>
+                <w:rFonts w:ascii="Times New Roman" w:hAnsi="Times New Roman" w:cs="Times New Roman"/>
+                <w:color w:val="000000" w:themeColor="text1"/>
+                <w:sz w:val="28"/>
+                <w:szCs w:val="28"/>
+              </w:rPr>
+              <w:t>Xây dựng các API xử lý logic của hệ thống.</w:t>
             </w:r>
           </w:p>
           <w:p>
@@ -1798,32 +3307,54 @@
                 <w:ilvl w:val="0"/>
                 <w:numId w:val="2"/>
               </w:numPr>
-              <w:ind w:left="309" w:hanging="283"/>
-              <w:rPr>
-                <w:rFonts w:ascii="Times New Roman" w:hAnsi="Times New Roman" w:cs="Times New Roman"/>
-                <w:color w:val="000000" w:themeColor="text1"/>
-                <w:sz w:val="28"/>
-                <w:szCs w:val="28"/>
-                <w:lang w:val="vi-VN"/>
-              </w:rPr>
-            </w:pPr>
-            <w:r>
-              <w:rPr>
-                <w:rFonts w:ascii="Times New Roman" w:hAnsi="Times New Roman" w:cs="Times New Roman"/>
-                <w:color w:val="000000" w:themeColor="text1"/>
-                <w:sz w:val="28"/>
-                <w:szCs w:val="28"/>
-                <w:lang w:val="vi-VN"/>
-              </w:rPr>
-              <w:t xml:space="preserve">Viết 2.1.1. -&gt; 2.1.5. </w:t>
-            </w:r>
-          </w:p>
-        </w:tc>
-        <w:tc>
-          <w:tcPr>
-            <w:tcW w:w="3119" w:type="dxa"/>
-            <w:vMerge w:val="restart"/>
-          </w:tcPr>
+              <w:spacing w:line="312" w:lineRule="auto"/>
+              <w:jc w:val="both"/>
+              <w:rPr>
+                <w:rFonts w:ascii="Times New Roman" w:hAnsi="Times New Roman" w:cs="Times New Roman"/>
+                <w:color w:val="000000" w:themeColor="text1"/>
+                <w:sz w:val="28"/>
+                <w:szCs w:val="28"/>
+              </w:rPr>
+            </w:pPr>
+            <w:r>
+              <w:rPr>
+                <w:rFonts w:ascii="Times New Roman" w:hAnsi="Times New Roman" w:cs="Times New Roman"/>
+                <w:color w:val="000000" w:themeColor="text1"/>
+                <w:sz w:val="28"/>
+                <w:szCs w:val="28"/>
+                <w:lang w:val="vi-VN"/>
+              </w:rPr>
+              <w:t>Viết</w:t>
+            </w:r>
+            <w:r>
+              <w:rPr>
+                <w:rFonts w:ascii="Times New Roman" w:hAnsi="Times New Roman" w:cs="Times New Roman"/>
+                <w:color w:val="000000" w:themeColor="text1"/>
+                <w:sz w:val="28"/>
+                <w:szCs w:val="28"/>
+              </w:rPr>
+              <w:t xml:space="preserve"> </w:t>
+            </w:r>
+            <w:r>
+              <w:rPr>
+                <w:rFonts w:ascii="Times New Roman" w:hAnsi="Times New Roman" w:cs="Times New Roman"/>
+                <w:color w:val="000000" w:themeColor="text1"/>
+                <w:sz w:val="28"/>
+                <w:szCs w:val="28"/>
+              </w:rPr>
+              <w:t>RSADigitalSignatureServlet</w:t>
+            </w:r>
+            <w:r>
+              <w:rPr>
+                <w:rFonts w:ascii="Times New Roman" w:hAnsi="Times New Roman" w:cs="Times New Roman"/>
+                <w:color w:val="000000" w:themeColor="text1"/>
+                <w:sz w:val="28"/>
+                <w:szCs w:val="28"/>
+                <w:lang w:val="vi-VN"/>
+              </w:rPr>
+              <w:t>.java</w:t>
+            </w:r>
+          </w:p>
           <w:p>
             <w:pPr>
               <w:pStyle w:val="ListParagraph"/>
@@ -1831,25 +3362,283 @@
                 <w:ilvl w:val="0"/>
                 <w:numId w:val="2"/>
               </w:numPr>
-              <w:tabs>
-                <w:tab w:val="left" w:pos="326"/>
-              </w:tabs>
-              <w:ind w:left="43" w:firstLine="0"/>
-              <w:rPr>
-                <w:rFonts w:ascii="Times New Roman" w:hAnsi="Times New Roman" w:cs="Times New Roman"/>
-                <w:color w:val="000000" w:themeColor="text1"/>
-                <w:sz w:val="28"/>
-                <w:szCs w:val="28"/>
-              </w:rPr>
-            </w:pPr>
-            <w:r>
-              <w:rPr>
-                <w:rFonts w:ascii="Times New Roman" w:hAnsi="Times New Roman" w:cs="Times New Roman"/>
-                <w:color w:val="000000" w:themeColor="text1"/>
-                <w:sz w:val="28"/>
-                <w:szCs w:val="28"/>
-              </w:rPr>
-              <w:t xml:space="preserve">Hoàn thành nghiên cứu sâu về chữ ký số và hệ mật RSA với đầy đủ các nội dung quan trọng: lịch sử, nguyên lý, thuật toán, ưu nhược điểm và ứng dụng thực tế. </w:t>
+              <w:spacing w:line="312" w:lineRule="auto"/>
+              <w:jc w:val="both"/>
+              <w:rPr>
+                <w:rFonts w:ascii="Times New Roman" w:hAnsi="Times New Roman" w:cs="Times New Roman"/>
+                <w:color w:val="FF0000"/>
+                <w:sz w:val="28"/>
+                <w:szCs w:val="28"/>
+              </w:rPr>
+            </w:pPr>
+            <w:r>
+              <w:rPr>
+                <w:rFonts w:ascii="Times New Roman" w:hAnsi="Times New Roman" w:cs="Times New Roman"/>
+                <w:color w:val="000000" w:themeColor="text1"/>
+                <w:sz w:val="28"/>
+                <w:szCs w:val="28"/>
+              </w:rPr>
+              <w:t>Cấu hình và triển khai ứng dụng với Tomcat (dựa trên cấu hình trong pom.xml).</w:t>
+            </w:r>
+          </w:p>
+          <w:p>
+            <w:pPr>
+              <w:pStyle w:val="ListParagraph"/>
+              <w:spacing w:line="312" w:lineRule="auto"/>
+              <w:jc w:val="both"/>
+              <w:rPr>
+                <w:rFonts w:ascii="Times New Roman" w:hAnsi="Times New Roman" w:cs="Times New Roman"/>
+                <w:color w:val="FF0000"/>
+                <w:sz w:val="28"/>
+                <w:szCs w:val="28"/>
+              </w:rPr>
+            </w:pPr>
+          </w:p>
+        </w:tc>
+        <w:tc>
+          <w:tcPr>
+            <w:tcW w:w="3402" w:type="dxa"/>
+            <w:vMerge w:val="restart"/>
+            <w:vAlign w:val="center"/>
+          </w:tcPr>
+          <w:p>
+            <w:pPr>
+              <w:pStyle w:val="NormalWeb"/>
+              <w:spacing w:line="312" w:lineRule="auto"/>
+              <w:ind w:right="217"/>
+              <w:jc w:val="both"/>
+              <w:rPr>
+                <w:sz w:val="28"/>
+                <w:szCs w:val="28"/>
+                <w:lang w:val="vi-VN"/>
+              </w:rPr>
+            </w:pPr>
+          </w:p>
+          <w:p>
+            <w:pPr>
+              <w:pStyle w:val="NormalWeb"/>
+              <w:spacing w:line="312" w:lineRule="auto"/>
+              <w:ind w:right="217"/>
+              <w:jc w:val="both"/>
+              <w:rPr>
+                <w:sz w:val="28"/>
+                <w:szCs w:val="28"/>
+                <w:lang w:val="vi-VN"/>
+              </w:rPr>
+            </w:pPr>
+          </w:p>
+          <w:p>
+            <w:pPr>
+              <w:pStyle w:val="NormalWeb"/>
+              <w:spacing w:line="312" w:lineRule="auto"/>
+              <w:ind w:right="217"/>
+              <w:jc w:val="both"/>
+              <w:rPr>
+                <w:sz w:val="28"/>
+                <w:szCs w:val="28"/>
+                <w:lang w:val="vi-VN"/>
+              </w:rPr>
+            </w:pPr>
+          </w:p>
+          <w:p>
+            <w:pPr>
+              <w:pStyle w:val="NormalWeb"/>
+              <w:spacing w:line="312" w:lineRule="auto"/>
+              <w:ind w:right="217"/>
+              <w:jc w:val="both"/>
+              <w:rPr>
+                <w:sz w:val="28"/>
+                <w:szCs w:val="28"/>
+                <w:lang w:val="vi-VN"/>
+              </w:rPr>
+            </w:pPr>
+          </w:p>
+          <w:p>
+            <w:pPr>
+              <w:pStyle w:val="NormalWeb"/>
+              <w:spacing w:line="312" w:lineRule="auto"/>
+              <w:ind w:left="97" w:right="217"/>
+              <w:jc w:val="both"/>
+              <w:rPr>
+                <w:sz w:val="28"/>
+                <w:szCs w:val="28"/>
+              </w:rPr>
+            </w:pPr>
+            <w:r>
+              <w:rPr>
+                <w:sz w:val="28"/>
+                <w:szCs w:val="28"/>
+                <w:lang w:val="vi-VN"/>
+              </w:rPr>
+              <w:lastRenderedPageBreak/>
+              <w:t>- X</w:t>
+            </w:r>
+            <w:r>
+              <w:rPr>
+                <w:sz w:val="28"/>
+                <w:szCs w:val="28"/>
+              </w:rPr>
+              <w:t>ây dựng thành công hệ thống chữ ký số RSA trên nền tảng Java và C#</w:t>
+            </w:r>
+          </w:p>
+          <w:p>
+            <w:pPr>
+              <w:pStyle w:val="NormalWeb"/>
+              <w:spacing w:line="312" w:lineRule="auto"/>
+              <w:ind w:left="97" w:right="217"/>
+              <w:jc w:val="both"/>
+              <w:rPr>
+                <w:sz w:val="28"/>
+                <w:szCs w:val="28"/>
+              </w:rPr>
+            </w:pPr>
+            <w:r>
+              <w:rPr>
+                <w:sz w:val="28"/>
+                <w:szCs w:val="28"/>
+                <w:lang w:val="vi-VN"/>
+              </w:rPr>
+              <w:t xml:space="preserve">- </w:t>
+            </w:r>
+            <w:r>
+              <w:rPr>
+                <w:sz w:val="28"/>
+                <w:szCs w:val="28"/>
+              </w:rPr>
+              <w:t>Giao diện web cơ bản cho phép người dùng thực hiện ký và xác minh trực tiếp trên trình duyệt.</w:t>
+            </w:r>
+          </w:p>
+          <w:p>
+            <w:pPr>
+              <w:pStyle w:val="NormalWeb"/>
+              <w:spacing w:line="312" w:lineRule="auto"/>
+              <w:ind w:left="97" w:right="217"/>
+              <w:jc w:val="both"/>
+              <w:rPr>
+                <w:sz w:val="28"/>
+                <w:szCs w:val="28"/>
+              </w:rPr>
+            </w:pPr>
+            <w:r>
+              <w:rPr>
+                <w:sz w:val="28"/>
+                <w:szCs w:val="28"/>
+                <w:lang w:val="vi-VN"/>
+              </w:rPr>
+              <w:t>- C</w:t>
+            </w:r>
+            <w:r>
+              <w:rPr>
+                <w:sz w:val="28"/>
+                <w:szCs w:val="28"/>
+              </w:rPr>
+              <w:t>ách triển khai chữ ký số RSA trong việc đảm bảo tính toàn vẹn dữ liệu</w:t>
+            </w:r>
+          </w:p>
+          <w:p>
+            <w:pPr>
+              <w:spacing w:line="312" w:lineRule="auto"/>
+              <w:ind w:right="217"/>
+              <w:jc w:val="both"/>
+              <w:rPr>
+                <w:rFonts w:ascii="Times New Roman" w:hAnsi="Times New Roman" w:cs="Times New Roman"/>
+                <w:color w:val="FF0000"/>
+                <w:sz w:val="28"/>
+                <w:szCs w:val="28"/>
+              </w:rPr>
+            </w:pPr>
+          </w:p>
+        </w:tc>
+        <w:tc>
+          <w:tcPr>
+            <w:tcW w:w="2693" w:type="dxa"/>
+          </w:tcPr>
+          <w:p>
+            <w:pPr>
+              <w:rPr>
+                <w:rFonts w:ascii="Times New Roman" w:hAnsi="Times New Roman" w:cs="Times New Roman"/>
+                <w:color w:val="FF0000"/>
+                <w:sz w:val="28"/>
+                <w:szCs w:val="28"/>
+              </w:rPr>
+            </w:pPr>
+          </w:p>
+        </w:tc>
+      </w:tr>
+      <w:tr>
+        <w:trPr>
+          <w:trHeight w:val="1443"/>
+        </w:trPr>
+        <w:tc>
+          <w:tcPr>
+            <w:tcW w:w="843" w:type="dxa"/>
+            <w:vMerge/>
+            <w:vAlign w:val="center"/>
+          </w:tcPr>
+          <w:p>
+            <w:pPr>
+              <w:jc w:val="center"/>
+              <w:rPr>
+                <w:rFonts w:ascii="Times New Roman" w:hAnsi="Times New Roman" w:cs="Times New Roman"/>
+                <w:color w:val="000000" w:themeColor="text1"/>
+                <w:sz w:val="28"/>
+                <w:szCs w:val="28"/>
+              </w:rPr>
+            </w:pPr>
+          </w:p>
+        </w:tc>
+        <w:tc>
+          <w:tcPr>
+            <w:tcW w:w="2077" w:type="dxa"/>
+            <w:vAlign w:val="center"/>
+          </w:tcPr>
+          <w:p>
+            <w:pPr>
+              <w:jc w:val="center"/>
+              <w:rPr>
+                <w:rFonts w:ascii="Times New Roman" w:hAnsi="Times New Roman" w:cs="Times New Roman"/>
+                <w:sz w:val="28"/>
+                <w:szCs w:val="28"/>
+                <w:lang w:val="vi-VN"/>
+              </w:rPr>
+            </w:pPr>
+            <w:r>
+              <w:rPr>
+                <w:rFonts w:ascii="Times New Roman" w:hAnsi="Times New Roman" w:cs="Times New Roman"/>
+                <w:sz w:val="28"/>
+                <w:szCs w:val="28"/>
+                <w:lang w:val="vi-VN"/>
+              </w:rPr>
+              <w:t>Nguyễn Hữu Đạt</w:t>
+            </w:r>
+          </w:p>
+        </w:tc>
+        <w:tc>
+          <w:tcPr>
+            <w:tcW w:w="4163" w:type="dxa"/>
+            <w:vAlign w:val="center"/>
+          </w:tcPr>
+          <w:p>
+            <w:pPr>
+              <w:spacing w:line="312" w:lineRule="auto"/>
+              <w:jc w:val="both"/>
+              <w:rPr>
+                <w:rFonts w:ascii="Times New Roman" w:hAnsi="Times New Roman" w:cs="Times New Roman"/>
+                <w:color w:val="000000" w:themeColor="text1"/>
+                <w:sz w:val="28"/>
+                <w:szCs w:val="28"/>
+                <w:lang w:val="vi-VN"/>
+              </w:rPr>
+            </w:pPr>
+            <w:r>
+              <w:rPr>
+                <w:rFonts w:ascii="Times New Roman" w:hAnsi="Times New Roman" w:cs="Times New Roman"/>
+                <w:color w:val="000000" w:themeColor="text1"/>
+                <w:sz w:val="28"/>
+                <w:szCs w:val="28"/>
+                <w:lang w:val="vi-VN"/>
+              </w:rPr>
+              <w:t>Ngôn ngữ Java:</w:t>
             </w:r>
           </w:p>
           <w:p>
@@ -1859,25 +3648,54 @@
                 <w:ilvl w:val="0"/>
                 <w:numId w:val="2"/>
               </w:numPr>
-              <w:tabs>
-                <w:tab w:val="left" w:pos="326"/>
-              </w:tabs>
-              <w:ind w:left="43" w:right="-118" w:firstLine="0"/>
-              <w:rPr>
-                <w:rFonts w:ascii="Times New Roman" w:hAnsi="Times New Roman" w:cs="Times New Roman"/>
-                <w:color w:val="000000" w:themeColor="text1"/>
-                <w:sz w:val="28"/>
-                <w:szCs w:val="28"/>
-              </w:rPr>
-            </w:pPr>
-            <w:r>
-              <w:rPr>
-                <w:rFonts w:ascii="Times New Roman" w:hAnsi="Times New Roman" w:cs="Times New Roman"/>
-                <w:color w:val="000000" w:themeColor="text1"/>
-                <w:sz w:val="28"/>
-                <w:szCs w:val="28"/>
-              </w:rPr>
-              <w:t xml:space="preserve">Đã bổ sung được nhiều hình ảnh, sơ đồ và ví dụ minh họa giúp báo cáo sinh động và dễ hiểu hơn. </w:t>
+              <w:spacing w:line="312" w:lineRule="auto"/>
+              <w:jc w:val="both"/>
+              <w:rPr>
+                <w:rFonts w:ascii="Times New Roman" w:hAnsi="Times New Roman" w:cs="Times New Roman"/>
+                <w:color w:val="000000" w:themeColor="text1"/>
+                <w:sz w:val="28"/>
+                <w:szCs w:val="28"/>
+                <w:lang w:val="vi-VN"/>
+              </w:rPr>
+            </w:pPr>
+            <w:r>
+              <w:rPr>
+                <w:rFonts w:ascii="Times New Roman" w:hAnsi="Times New Roman" w:cs="Times New Roman"/>
+                <w:color w:val="000000" w:themeColor="text1"/>
+                <w:sz w:val="28"/>
+                <w:szCs w:val="28"/>
+                <w:lang w:val="vi-VN"/>
+              </w:rPr>
+              <w:t xml:space="preserve">Viết </w:t>
+            </w:r>
+            <w:r>
+              <w:rPr>
+                <w:rFonts w:ascii="Times New Roman" w:hAnsi="Times New Roman" w:cs="Times New Roman"/>
+                <w:color w:val="000000" w:themeColor="text1"/>
+                <w:sz w:val="28"/>
+                <w:szCs w:val="28"/>
+              </w:rPr>
+              <w:t>RSADigitalSignature</w:t>
+            </w:r>
+            <w:r>
+              <w:rPr>
+                <w:rFonts w:ascii="Times New Roman" w:hAnsi="Times New Roman" w:cs="Times New Roman"/>
+                <w:color w:val="000000" w:themeColor="text1"/>
+                <w:sz w:val="28"/>
+                <w:szCs w:val="28"/>
+                <w:lang w:val="vi-VN"/>
+              </w:rPr>
+              <w:t>Model</w:t>
+            </w:r>
+            <w:r>
+              <w:rPr>
+                <w:rFonts w:ascii="Times New Roman" w:hAnsi="Times New Roman" w:cs="Times New Roman"/>
+                <w:color w:val="000000" w:themeColor="text1"/>
+                <w:sz w:val="28"/>
+                <w:szCs w:val="28"/>
+                <w:lang w:val="vi-VN"/>
+              </w:rPr>
+              <w:t>.java</w:t>
             </w:r>
           </w:p>
           <w:p>
@@ -1887,100 +3705,25 @@
                 <w:ilvl w:val="0"/>
                 <w:numId w:val="2"/>
               </w:numPr>
-              <w:tabs>
-                <w:tab w:val="left" w:pos="326"/>
-              </w:tabs>
-              <w:ind w:left="43" w:right="-118" w:firstLine="0"/>
-              <w:rPr>
-                <w:rFonts w:ascii="Times New Roman" w:hAnsi="Times New Roman" w:cs="Times New Roman"/>
-                <w:color w:val="FF0000"/>
-                <w:sz w:val="28"/>
-                <w:szCs w:val="28"/>
-                <w:lang w:val="vi-VN"/>
-              </w:rPr>
-            </w:pPr>
-            <w:r>
-              <w:rPr>
-                <w:rFonts w:ascii="Times New Roman" w:hAnsi="Times New Roman" w:cs="Times New Roman"/>
-                <w:color w:val="000000" w:themeColor="text1"/>
-                <w:sz w:val="28"/>
-                <w:szCs w:val="28"/>
-              </w:rPr>
-              <w:t>Nâng cao kiến thức chuyên môn của các thành viên về mật mã học và chữ ký số RSA.</w:t>
-            </w:r>
-          </w:p>
-        </w:tc>
-        <w:tc>
-          <w:tcPr>
-            <w:tcW w:w="3118" w:type="dxa"/>
-          </w:tcPr>
-          <w:p>
-            <w:pPr>
-              <w:rPr>
-                <w:rFonts w:ascii="Times New Roman" w:hAnsi="Times New Roman" w:cs="Times New Roman"/>
-                <w:color w:val="FF0000"/>
-                <w:sz w:val="28"/>
-                <w:szCs w:val="28"/>
-              </w:rPr>
-            </w:pPr>
-          </w:p>
-        </w:tc>
-      </w:tr>
-      <w:tr>
-        <w:trPr>
-          <w:trHeight w:val="1420"/>
-        </w:trPr>
-        <w:tc>
-          <w:tcPr>
-            <w:tcW w:w="846" w:type="dxa"/>
-            <w:vMerge/>
-          </w:tcPr>
-          <w:p>
-            <w:pPr>
-              <w:jc w:val="center"/>
-              <w:rPr>
-                <w:rFonts w:ascii="Times New Roman" w:hAnsi="Times New Roman" w:cs="Times New Roman"/>
-                <w:color w:val="FF0000"/>
-                <w:sz w:val="28"/>
-                <w:szCs w:val="28"/>
-              </w:rPr>
-            </w:pPr>
-          </w:p>
-        </w:tc>
-        <w:tc>
-          <w:tcPr>
-            <w:tcW w:w="2268" w:type="dxa"/>
-            <w:tcBorders>
-              <w:top w:val="single" w:sz="4" w:space="0" w:color="auto"/>
-            </w:tcBorders>
-          </w:tcPr>
-          <w:p>
-            <w:pPr>
-              <w:rPr>
-                <w:rFonts w:ascii="Times New Roman" w:hAnsi="Times New Roman" w:cs="Times New Roman"/>
-                <w:color w:val="FF0000"/>
-                <w:sz w:val="28"/>
-                <w:szCs w:val="28"/>
-              </w:rPr>
-            </w:pPr>
-            <w:r>
-              <w:rPr>
-                <w:rFonts w:ascii="Times New Roman" w:hAnsi="Times New Roman" w:cs="Times New Roman"/>
-                <w:sz w:val="28"/>
-                <w:szCs w:val="28"/>
-                <w:lang w:val="vi-VN"/>
-              </w:rPr>
-              <w:t>Nguyễn Hữu Đạt</w:t>
-            </w:r>
-          </w:p>
-        </w:tc>
-        <w:tc>
-          <w:tcPr>
-            <w:tcW w:w="3827" w:type="dxa"/>
-            <w:tcBorders>
-              <w:top w:val="single" w:sz="4" w:space="0" w:color="auto"/>
-            </w:tcBorders>
-          </w:tcPr>
+              <w:spacing w:line="312" w:lineRule="auto"/>
+              <w:jc w:val="both"/>
+              <w:rPr>
+                <w:rFonts w:ascii="Times New Roman" w:hAnsi="Times New Roman" w:cs="Times New Roman"/>
+                <w:color w:val="000000" w:themeColor="text1"/>
+                <w:sz w:val="28"/>
+                <w:szCs w:val="28"/>
+              </w:rPr>
+            </w:pPr>
+            <w:r>
+              <w:rPr>
+                <w:rFonts w:ascii="Times New Roman" w:hAnsi="Times New Roman" w:cs="Times New Roman"/>
+                <w:color w:val="000000" w:themeColor="text1"/>
+                <w:sz w:val="28"/>
+                <w:szCs w:val="28"/>
+              </w:rPr>
+              <w:t>Thiết kế giao diện người dùng (UI/UX) và xây dựng các trang JSP.</w:t>
+            </w:r>
+          </w:p>
           <w:p>
             <w:pPr>
               <w:pStyle w:val="ListParagraph"/>
@@ -1988,24 +3731,145 @@
                 <w:ilvl w:val="0"/>
                 <w:numId w:val="2"/>
               </w:numPr>
-              <w:ind w:left="309" w:hanging="283"/>
-              <w:rPr>
-                <w:rFonts w:ascii="Times New Roman" w:hAnsi="Times New Roman" w:cs="Times New Roman"/>
-                <w:color w:val="000000" w:themeColor="text1"/>
-                <w:sz w:val="28"/>
-                <w:szCs w:val="28"/>
-                <w:lang w:val="vi-VN"/>
-              </w:rPr>
-            </w:pPr>
-            <w:r>
-              <w:rPr>
-                <w:rFonts w:ascii="Times New Roman" w:hAnsi="Times New Roman" w:cs="Times New Roman"/>
-                <w:color w:val="000000" w:themeColor="text1"/>
-                <w:sz w:val="28"/>
-                <w:szCs w:val="28"/>
-                <w:lang w:val="vi-VN"/>
-              </w:rPr>
-              <w:t>Chỉnh cửa báo cáo</w:t>
+              <w:spacing w:line="312" w:lineRule="auto"/>
+              <w:jc w:val="both"/>
+              <w:rPr>
+                <w:rFonts w:ascii="Times New Roman" w:hAnsi="Times New Roman" w:cs="Times New Roman"/>
+                <w:color w:val="000000" w:themeColor="text1"/>
+                <w:sz w:val="28"/>
+                <w:szCs w:val="28"/>
+              </w:rPr>
+            </w:pPr>
+            <w:r>
+              <w:rPr>
+                <w:rFonts w:ascii="Times New Roman" w:hAnsi="Times New Roman" w:cs="Times New Roman"/>
+                <w:color w:val="000000" w:themeColor="text1"/>
+                <w:sz w:val="28"/>
+                <w:szCs w:val="28"/>
+              </w:rPr>
+              <w:t>Tích hợp giao diện với back-end.</w:t>
+            </w:r>
+          </w:p>
+          <w:p>
+            <w:pPr>
+              <w:spacing w:line="312" w:lineRule="auto"/>
+              <w:jc w:val="both"/>
+              <w:rPr>
+                <w:rFonts w:ascii="Times New Roman" w:hAnsi="Times New Roman" w:cs="Times New Roman"/>
+                <w:color w:val="FF0000"/>
+                <w:sz w:val="28"/>
+                <w:szCs w:val="28"/>
+              </w:rPr>
+            </w:pPr>
+          </w:p>
+        </w:tc>
+        <w:tc>
+          <w:tcPr>
+            <w:tcW w:w="3402" w:type="dxa"/>
+            <w:vMerge/>
+          </w:tcPr>
+          <w:p>
+            <w:pPr>
+              <w:spacing w:line="312" w:lineRule="auto"/>
+              <w:rPr>
+                <w:rFonts w:ascii="Times New Roman" w:hAnsi="Times New Roman" w:cs="Times New Roman"/>
+                <w:color w:val="FF0000"/>
+                <w:sz w:val="28"/>
+                <w:szCs w:val="28"/>
+              </w:rPr>
+            </w:pPr>
+          </w:p>
+        </w:tc>
+        <w:tc>
+          <w:tcPr>
+            <w:tcW w:w="2693" w:type="dxa"/>
+          </w:tcPr>
+          <w:p>
+            <w:pPr>
+              <w:rPr>
+                <w:rFonts w:ascii="Times New Roman" w:hAnsi="Times New Roman" w:cs="Times New Roman"/>
+                <w:color w:val="FF0000"/>
+                <w:sz w:val="28"/>
+                <w:szCs w:val="28"/>
+              </w:rPr>
+            </w:pPr>
+          </w:p>
+        </w:tc>
+      </w:tr>
+      <w:tr>
+        <w:trPr>
+          <w:trHeight w:val="1443"/>
+        </w:trPr>
+        <w:tc>
+          <w:tcPr>
+            <w:tcW w:w="843" w:type="dxa"/>
+            <w:vMerge/>
+            <w:vAlign w:val="center"/>
+          </w:tcPr>
+          <w:p>
+            <w:pPr>
+              <w:jc w:val="center"/>
+              <w:rPr>
+                <w:rFonts w:ascii="Times New Roman" w:hAnsi="Times New Roman" w:cs="Times New Roman"/>
+                <w:color w:val="000000" w:themeColor="text1"/>
+                <w:sz w:val="28"/>
+                <w:szCs w:val="28"/>
+              </w:rPr>
+            </w:pPr>
+          </w:p>
+        </w:tc>
+        <w:tc>
+          <w:tcPr>
+            <w:tcW w:w="2077" w:type="dxa"/>
+            <w:vAlign w:val="center"/>
+          </w:tcPr>
+          <w:p>
+            <w:pPr>
+              <w:jc w:val="center"/>
+              <w:rPr>
+                <w:rFonts w:ascii="Times New Roman" w:hAnsi="Times New Roman" w:cs="Times New Roman"/>
+                <w:sz w:val="28"/>
+                <w:szCs w:val="28"/>
+                <w:lang w:val="vi-VN"/>
+              </w:rPr>
+            </w:pPr>
+            <w:r>
+              <w:rPr>
+                <w:rFonts w:ascii="Times New Roman" w:hAnsi="Times New Roman" w:cs="Times New Roman"/>
+                <w:sz w:val="28"/>
+                <w:szCs w:val="28"/>
+                <w:lang w:val="vi-VN"/>
+              </w:rPr>
+              <w:t>Vũ Huy Hoàng</w:t>
+            </w:r>
+          </w:p>
+        </w:tc>
+        <w:tc>
+          <w:tcPr>
+            <w:tcW w:w="4163" w:type="dxa"/>
+            <w:vAlign w:val="center"/>
+          </w:tcPr>
+          <w:p>
+            <w:pPr>
+              <w:spacing w:line="312" w:lineRule="auto"/>
+              <w:jc w:val="both"/>
+              <w:rPr>
+                <w:rFonts w:ascii="Times New Roman" w:hAnsi="Times New Roman" w:cs="Times New Roman"/>
+                <w:color w:val="000000" w:themeColor="text1"/>
+                <w:sz w:val="28"/>
+                <w:szCs w:val="28"/>
+                <w:lang w:val="vi-VN"/>
+              </w:rPr>
+            </w:pPr>
+            <w:r>
+              <w:rPr>
+                <w:rFonts w:ascii="Times New Roman" w:hAnsi="Times New Roman" w:cs="Times New Roman"/>
+                <w:color w:val="000000" w:themeColor="text1"/>
+                <w:sz w:val="28"/>
+                <w:szCs w:val="28"/>
+                <w:lang w:val="vi-VN"/>
+              </w:rPr>
+              <w:t>Ngôn ngữ C#:</w:t>
             </w:r>
           </w:p>
           <w:p>
@@ -2015,114 +3879,163 @@
                 <w:ilvl w:val="0"/>
                 <w:numId w:val="2"/>
               </w:numPr>
-              <w:ind w:left="309" w:hanging="283"/>
-              <w:rPr>
-                <w:rFonts w:ascii="Times New Roman" w:hAnsi="Times New Roman" w:cs="Times New Roman"/>
-                <w:color w:val="000000" w:themeColor="text1"/>
-                <w:sz w:val="28"/>
-                <w:szCs w:val="28"/>
-                <w:lang w:val="vi-VN"/>
-              </w:rPr>
-            </w:pPr>
-            <w:r>
-              <w:rPr>
-                <w:rFonts w:ascii="Times New Roman" w:hAnsi="Times New Roman" w:cs="Times New Roman"/>
-                <w:color w:val="000000" w:themeColor="text1"/>
-                <w:sz w:val="28"/>
-                <w:szCs w:val="28"/>
-                <w:lang w:val="vi-VN"/>
-              </w:rPr>
-              <w:t>Nghiên cứu tìm hiểu về RSA (viết phần 2.3.1. -&gt; 2.3.3.)</w:t>
-            </w:r>
-          </w:p>
-        </w:tc>
-        <w:tc>
-          <w:tcPr>
-            <w:tcW w:w="3119" w:type="dxa"/>
-            <w:vMerge/>
-          </w:tcPr>
-          <w:p>
-            <w:pPr>
-              <w:rPr>
-                <w:rFonts w:ascii="Times New Roman" w:hAnsi="Times New Roman" w:cs="Times New Roman"/>
-                <w:color w:val="FF0000"/>
-                <w:sz w:val="28"/>
-                <w:szCs w:val="28"/>
-              </w:rPr>
-            </w:pPr>
-          </w:p>
-        </w:tc>
-        <w:tc>
-          <w:tcPr>
-            <w:tcW w:w="3118" w:type="dxa"/>
-          </w:tcPr>
-          <w:p>
-            <w:pPr>
-              <w:rPr>
-                <w:rFonts w:ascii="Times New Roman" w:hAnsi="Times New Roman" w:cs="Times New Roman"/>
-                <w:color w:val="FF0000"/>
-                <w:sz w:val="28"/>
-                <w:szCs w:val="28"/>
-              </w:rPr>
-            </w:pPr>
-          </w:p>
-        </w:tc>
-      </w:tr>
-      <w:tr>
-        <w:trPr>
-          <w:trHeight w:val="802"/>
-        </w:trPr>
-        <w:tc>
-          <w:tcPr>
-            <w:tcW w:w="846" w:type="dxa"/>
-            <w:vMerge/>
-          </w:tcPr>
-          <w:p>
-            <w:pPr>
-              <w:jc w:val="center"/>
-              <w:rPr>
-                <w:rFonts w:ascii="Times New Roman" w:hAnsi="Times New Roman" w:cs="Times New Roman"/>
-                <w:color w:val="FF0000"/>
-                <w:sz w:val="28"/>
-                <w:szCs w:val="28"/>
-              </w:rPr>
-            </w:pPr>
-          </w:p>
-        </w:tc>
-        <w:tc>
-          <w:tcPr>
-            <w:tcW w:w="2268" w:type="dxa"/>
-            <w:tcBorders>
-              <w:top w:val="single" w:sz="4" w:space="0" w:color="auto"/>
-            </w:tcBorders>
-          </w:tcPr>
-          <w:p>
-            <w:pPr>
-              <w:rPr>
-                <w:rFonts w:ascii="Times New Roman" w:hAnsi="Times New Roman" w:cs="Times New Roman"/>
-                <w:color w:val="FF0000"/>
-                <w:sz w:val="28"/>
-                <w:szCs w:val="28"/>
-              </w:rPr>
-            </w:pPr>
-            <w:r>
-              <w:rPr>
-                <w:rFonts w:ascii="Times New Roman" w:hAnsi="Times New Roman" w:cs="Times New Roman"/>
-                <w:sz w:val="28"/>
-                <w:szCs w:val="28"/>
-                <w:lang w:val="vi-VN"/>
-              </w:rPr>
-              <w:t>Vũ Huy Hoàng</w:t>
-            </w:r>
-          </w:p>
-        </w:tc>
-        <w:tc>
-          <w:tcPr>
-            <w:tcW w:w="3827" w:type="dxa"/>
-            <w:tcBorders>
-              <w:top w:val="single" w:sz="4" w:space="0" w:color="auto"/>
-            </w:tcBorders>
-          </w:tcPr>
+              <w:spacing w:line="312" w:lineRule="auto"/>
+              <w:jc w:val="both"/>
+              <w:rPr>
+                <w:rFonts w:ascii="Times New Roman" w:hAnsi="Times New Roman" w:cs="Times New Roman"/>
+                <w:color w:val="000000" w:themeColor="text1"/>
+                <w:sz w:val="28"/>
+                <w:szCs w:val="28"/>
+                <w:lang w:val="vi-VN"/>
+              </w:rPr>
+            </w:pPr>
+            <w:r>
+              <w:rPr>
+                <w:rFonts w:ascii="Times New Roman" w:hAnsi="Times New Roman" w:cs="Times New Roman"/>
+                <w:color w:val="000000" w:themeColor="text1"/>
+                <w:sz w:val="28"/>
+                <w:szCs w:val="28"/>
+                <w:lang w:val="vi-VN"/>
+              </w:rPr>
+              <w:t>Xây dựng và tối ưu các thuật toán liên quan đến:</w:t>
+            </w:r>
+          </w:p>
+          <w:p>
+            <w:pPr>
+              <w:spacing w:line="312" w:lineRule="auto"/>
+              <w:ind w:left="651" w:firstLine="425"/>
+              <w:jc w:val="both"/>
+              <w:rPr>
+                <w:rFonts w:ascii="Times New Roman" w:hAnsi="Times New Roman" w:cs="Times New Roman"/>
+                <w:color w:val="000000" w:themeColor="text1"/>
+                <w:sz w:val="28"/>
+                <w:szCs w:val="28"/>
+                <w:lang w:val="vi-VN"/>
+              </w:rPr>
+            </w:pPr>
+            <w:r>
+              <w:rPr>
+                <w:rFonts w:ascii="Times New Roman" w:hAnsi="Times New Roman" w:cs="Times New Roman"/>
+                <w:color w:val="000000" w:themeColor="text1"/>
+                <w:sz w:val="28"/>
+                <w:szCs w:val="28"/>
+                <w:lang w:val="vi-VN"/>
+              </w:rPr>
+              <w:t xml:space="preserve"> + </w:t>
+            </w:r>
+            <w:r>
+              <w:rPr>
+                <w:rFonts w:ascii="Times New Roman" w:hAnsi="Times New Roman" w:cs="Times New Roman"/>
+                <w:color w:val="000000" w:themeColor="text1"/>
+                <w:sz w:val="28"/>
+                <w:szCs w:val="28"/>
+                <w:lang w:val="vi-VN"/>
+              </w:rPr>
+              <w:t>Sinh khóa RSA (tự động và thủ công).</w:t>
+            </w:r>
+          </w:p>
+          <w:p>
+            <w:pPr>
+              <w:spacing w:line="312" w:lineRule="auto"/>
+              <w:ind w:left="651" w:firstLine="425"/>
+              <w:jc w:val="both"/>
+              <w:rPr>
+                <w:rFonts w:ascii="Times New Roman" w:hAnsi="Times New Roman" w:cs="Times New Roman"/>
+                <w:color w:val="000000" w:themeColor="text1"/>
+                <w:sz w:val="28"/>
+                <w:szCs w:val="28"/>
+                <w:lang w:val="vi-VN"/>
+              </w:rPr>
+            </w:pPr>
+            <w:r>
+              <w:rPr>
+                <w:rFonts w:ascii="Times New Roman" w:hAnsi="Times New Roman" w:cs="Times New Roman"/>
+                <w:color w:val="000000" w:themeColor="text1"/>
+                <w:sz w:val="28"/>
+                <w:szCs w:val="28"/>
+                <w:lang w:val="vi-VN"/>
+              </w:rPr>
+              <w:t xml:space="preserve">+ </w:t>
+            </w:r>
+            <w:r>
+              <w:rPr>
+                <w:rFonts w:ascii="Times New Roman" w:hAnsi="Times New Roman" w:cs="Times New Roman"/>
+                <w:color w:val="000000" w:themeColor="text1"/>
+                <w:sz w:val="28"/>
+                <w:szCs w:val="28"/>
+                <w:lang w:val="vi-VN"/>
+              </w:rPr>
+              <w:t>Ký văn bản.</w:t>
+            </w:r>
+          </w:p>
+          <w:p>
+            <w:pPr>
+              <w:spacing w:line="312" w:lineRule="auto"/>
+              <w:ind w:left="651" w:firstLine="425"/>
+              <w:jc w:val="both"/>
+              <w:rPr>
+                <w:rFonts w:ascii="Times New Roman" w:hAnsi="Times New Roman" w:cs="Times New Roman"/>
+                <w:color w:val="000000" w:themeColor="text1"/>
+                <w:sz w:val="28"/>
+                <w:szCs w:val="28"/>
+                <w:lang w:val="vi-VN"/>
+              </w:rPr>
+            </w:pPr>
+            <w:r>
+              <w:rPr>
+                <w:rFonts w:ascii="Times New Roman" w:hAnsi="Times New Roman" w:cs="Times New Roman"/>
+                <w:color w:val="000000" w:themeColor="text1"/>
+                <w:sz w:val="28"/>
+                <w:szCs w:val="28"/>
+                <w:lang w:val="vi-VN"/>
+              </w:rPr>
+              <w:t xml:space="preserve">+ </w:t>
+            </w:r>
+            <w:r>
+              <w:rPr>
+                <w:rFonts w:ascii="Times New Roman" w:hAnsi="Times New Roman" w:cs="Times New Roman"/>
+                <w:color w:val="000000" w:themeColor="text1"/>
+                <w:sz w:val="28"/>
+                <w:szCs w:val="28"/>
+                <w:lang w:val="vi-VN"/>
+              </w:rPr>
+              <w:t>Xác minh chữ ký.</w:t>
+            </w:r>
+          </w:p>
+          <w:p>
+            <w:pPr>
+              <w:spacing w:line="312" w:lineRule="auto"/>
+              <w:ind w:left="651" w:firstLine="425"/>
+              <w:jc w:val="both"/>
+              <w:rPr>
+                <w:rFonts w:ascii="Times New Roman" w:hAnsi="Times New Roman" w:cs="Times New Roman"/>
+                <w:color w:val="000000" w:themeColor="text1"/>
+                <w:sz w:val="28"/>
+                <w:szCs w:val="28"/>
+                <w:lang w:val="vi-VN"/>
+              </w:rPr>
+            </w:pPr>
+            <w:r>
+              <w:rPr>
+                <w:rFonts w:ascii="Times New Roman" w:hAnsi="Times New Roman" w:cs="Times New Roman"/>
+                <w:color w:val="000000" w:themeColor="text1"/>
+                <w:sz w:val="28"/>
+                <w:szCs w:val="28"/>
+                <w:lang w:val="vi-VN"/>
+              </w:rPr>
+              <w:t xml:space="preserve">+ </w:t>
+            </w:r>
+            <w:r>
+              <w:rPr>
+                <w:rFonts w:ascii="Times New Roman" w:hAnsi="Times New Roman" w:cs="Times New Roman"/>
+                <w:color w:val="000000" w:themeColor="text1"/>
+                <w:sz w:val="28"/>
+                <w:szCs w:val="28"/>
+                <w:lang w:val="vi-VN"/>
+              </w:rPr>
+              <w:t>Các hàm hỗ trợ như kiểm tra số nguyên tố, tính nghịch đảo modulo, băm SHA-256.</w:t>
+            </w:r>
+          </w:p>
           <w:p>
             <w:pPr>
               <w:pStyle w:val="ListParagraph"/>
@@ -2130,24 +4043,135 @@
                 <w:ilvl w:val="0"/>
                 <w:numId w:val="2"/>
               </w:numPr>
-              <w:ind w:left="309" w:hanging="283"/>
-              <w:rPr>
-                <w:rFonts w:ascii="Times New Roman" w:hAnsi="Times New Roman" w:cs="Times New Roman"/>
-                <w:color w:val="000000" w:themeColor="text1"/>
-                <w:sz w:val="28"/>
-                <w:szCs w:val="28"/>
-                <w:lang w:val="vi-VN"/>
-              </w:rPr>
-            </w:pPr>
-            <w:r>
-              <w:rPr>
-                <w:rFonts w:ascii="Times New Roman" w:hAnsi="Times New Roman" w:cs="Times New Roman"/>
-                <w:color w:val="000000" w:themeColor="text1"/>
-                <w:sz w:val="28"/>
-                <w:szCs w:val="28"/>
-                <w:lang w:val="vi-VN"/>
-              </w:rPr>
-              <w:t xml:space="preserve">Tổng quan về chữ ký số </w:t>
+              <w:spacing w:line="312" w:lineRule="auto"/>
+              <w:jc w:val="both"/>
+              <w:rPr>
+                <w:rFonts w:ascii="Times New Roman" w:hAnsi="Times New Roman" w:cs="Times New Roman"/>
+                <w:color w:val="000000" w:themeColor="text1"/>
+                <w:sz w:val="28"/>
+                <w:szCs w:val="28"/>
+                <w:lang w:val="vi-VN"/>
+              </w:rPr>
+            </w:pPr>
+            <w:r>
+              <w:rPr>
+                <w:rFonts w:ascii="Times New Roman" w:hAnsi="Times New Roman" w:cs="Times New Roman"/>
+                <w:color w:val="000000" w:themeColor="text1"/>
+                <w:sz w:val="28"/>
+                <w:szCs w:val="28"/>
+                <w:lang w:val="vi-VN"/>
+              </w:rPr>
+              <w:t>Viết API xử lý logic RSA</w:t>
+            </w:r>
+          </w:p>
+        </w:tc>
+        <w:tc>
+          <w:tcPr>
+            <w:tcW w:w="3402" w:type="dxa"/>
+            <w:vMerge/>
+          </w:tcPr>
+          <w:p>
+            <w:pPr>
+              <w:spacing w:line="312" w:lineRule="auto"/>
+              <w:rPr>
+                <w:rFonts w:ascii="Times New Roman" w:hAnsi="Times New Roman" w:cs="Times New Roman"/>
+                <w:color w:val="FF0000"/>
+                <w:sz w:val="28"/>
+                <w:szCs w:val="28"/>
+              </w:rPr>
+            </w:pPr>
+          </w:p>
+        </w:tc>
+        <w:tc>
+          <w:tcPr>
+            <w:tcW w:w="2693" w:type="dxa"/>
+          </w:tcPr>
+          <w:p>
+            <w:pPr>
+              <w:rPr>
+                <w:rFonts w:ascii="Times New Roman" w:hAnsi="Times New Roman" w:cs="Times New Roman"/>
+                <w:color w:val="FF0000"/>
+                <w:sz w:val="28"/>
+                <w:szCs w:val="28"/>
+              </w:rPr>
+            </w:pPr>
+          </w:p>
+        </w:tc>
+      </w:tr>
+      <w:tr>
+        <w:trPr>
+          <w:trHeight w:val="1443"/>
+        </w:trPr>
+        <w:tc>
+          <w:tcPr>
+            <w:tcW w:w="843" w:type="dxa"/>
+            <w:vMerge/>
+            <w:vAlign w:val="center"/>
+          </w:tcPr>
+          <w:p>
+            <w:pPr>
+              <w:jc w:val="center"/>
+              <w:rPr>
+                <w:rFonts w:ascii="Times New Roman" w:hAnsi="Times New Roman" w:cs="Times New Roman"/>
+                <w:color w:val="000000" w:themeColor="text1"/>
+                <w:sz w:val="28"/>
+                <w:szCs w:val="28"/>
+              </w:rPr>
+            </w:pPr>
+          </w:p>
+        </w:tc>
+        <w:tc>
+          <w:tcPr>
+            <w:tcW w:w="2077" w:type="dxa"/>
+            <w:vAlign w:val="center"/>
+          </w:tcPr>
+          <w:p>
+            <w:pPr>
+              <w:jc w:val="center"/>
+              <w:rPr>
+                <w:rFonts w:ascii="Times New Roman" w:hAnsi="Times New Roman" w:cs="Times New Roman"/>
+                <w:sz w:val="28"/>
+                <w:szCs w:val="28"/>
+                <w:lang w:val="vi-VN"/>
+              </w:rPr>
+            </w:pPr>
+            <w:r>
+              <w:rPr>
+                <w:rFonts w:ascii="Times New Roman" w:hAnsi="Times New Roman" w:cs="Times New Roman"/>
+                <w:sz w:val="28"/>
+                <w:szCs w:val="28"/>
+                <w:lang w:val="vi-VN"/>
+              </w:rPr>
+              <w:t>Nguyễn Thị Oanh</w:t>
+            </w:r>
+          </w:p>
+        </w:tc>
+        <w:tc>
+          <w:tcPr>
+            <w:tcW w:w="4163" w:type="dxa"/>
+            <w:vAlign w:val="center"/>
+          </w:tcPr>
+          <w:p>
+            <w:pPr>
+              <w:spacing w:line="312" w:lineRule="auto"/>
+              <w:jc w:val="both"/>
+              <w:rPr>
+                <w:rFonts w:ascii="Times New Roman" w:hAnsi="Times New Roman" w:cs="Times New Roman"/>
+                <w:color w:val="000000" w:themeColor="text1"/>
+                <w:sz w:val="28"/>
+                <w:szCs w:val="28"/>
+                <w:lang w:val="vi-VN"/>
+              </w:rPr>
+            </w:pPr>
+            <w:r>
+              <w:rPr>
+                <w:rFonts w:ascii="Times New Roman" w:hAnsi="Times New Roman" w:cs="Times New Roman"/>
+                <w:color w:val="000000" w:themeColor="text1"/>
+                <w:sz w:val="28"/>
+                <w:szCs w:val="28"/>
+                <w:lang w:val="vi-VN"/>
+              </w:rPr>
+              <w:t>Ngôn ngữ C#:</w:t>
             </w:r>
           </w:p>
           <w:p>
@@ -2157,46 +4181,150 @@
                 <w:ilvl w:val="0"/>
                 <w:numId w:val="2"/>
               </w:numPr>
-              <w:ind w:left="309" w:hanging="283"/>
-              <w:rPr>
-                <w:rFonts w:ascii="Times New Roman" w:hAnsi="Times New Roman" w:cs="Times New Roman"/>
-                <w:color w:val="000000" w:themeColor="text1"/>
-                <w:sz w:val="28"/>
-                <w:szCs w:val="28"/>
-                <w:lang w:val="vi-VN"/>
-              </w:rPr>
-            </w:pPr>
-            <w:r>
-              <w:rPr>
-                <w:rFonts w:ascii="Times New Roman" w:hAnsi="Times New Roman" w:cs="Times New Roman"/>
-                <w:color w:val="000000" w:themeColor="text1"/>
-                <w:sz w:val="28"/>
-                <w:szCs w:val="28"/>
-                <w:lang w:val="vi-VN"/>
-              </w:rPr>
-              <w:t>Viết phần khái niệm, vị trí ,vai trò và pháp lí của chữ ký số (2.2.1. -&gt; 2.2.4.)</w:t>
-            </w:r>
-          </w:p>
-        </w:tc>
-        <w:tc>
-          <w:tcPr>
-            <w:tcW w:w="3119" w:type="dxa"/>
+              <w:spacing w:line="312" w:lineRule="auto"/>
+              <w:jc w:val="both"/>
+              <w:rPr>
+                <w:rFonts w:ascii="Times New Roman" w:hAnsi="Times New Roman" w:cs="Times New Roman"/>
+                <w:color w:val="000000" w:themeColor="text1"/>
+                <w:sz w:val="28"/>
+                <w:szCs w:val="28"/>
+                <w:lang w:val="vi-VN"/>
+              </w:rPr>
+            </w:pPr>
+            <w:r>
+              <w:rPr>
+                <w:rFonts w:ascii="Times New Roman" w:hAnsi="Times New Roman" w:cs="Times New Roman"/>
+                <w:color w:val="000000" w:themeColor="text1"/>
+                <w:sz w:val="28"/>
+                <w:szCs w:val="28"/>
+                <w:lang w:val="vi-VN"/>
+              </w:rPr>
+              <w:t>Xây dựng các phương thức điều khiển:</w:t>
+            </w:r>
+          </w:p>
+          <w:p>
+            <w:pPr>
+              <w:spacing w:line="312" w:lineRule="auto"/>
+              <w:ind w:left="651" w:firstLine="425"/>
+              <w:jc w:val="both"/>
+              <w:rPr>
+                <w:rFonts w:ascii="Times New Roman" w:hAnsi="Times New Roman" w:cs="Times New Roman"/>
+                <w:color w:val="000000" w:themeColor="text1"/>
+                <w:sz w:val="28"/>
+                <w:szCs w:val="28"/>
+                <w:lang w:val="vi-VN"/>
+              </w:rPr>
+            </w:pPr>
+            <w:r>
+              <w:rPr>
+                <w:rFonts w:ascii="Times New Roman" w:hAnsi="Times New Roman" w:cs="Times New Roman"/>
+                <w:color w:val="000000" w:themeColor="text1"/>
+                <w:sz w:val="28"/>
+                <w:szCs w:val="28"/>
+                <w:lang w:val="vi-VN"/>
+              </w:rPr>
+              <w:t xml:space="preserve">+ </w:t>
+            </w:r>
+            <w:r>
+              <w:rPr>
+                <w:rFonts w:ascii="Times New Roman" w:hAnsi="Times New Roman" w:cs="Times New Roman"/>
+                <w:color w:val="000000" w:themeColor="text1"/>
+                <w:sz w:val="28"/>
+                <w:szCs w:val="28"/>
+                <w:lang w:val="vi-VN"/>
+              </w:rPr>
+              <w:t>Xử lý các yêu cầu từ giao diện (sinh khóa, ký văn bản, xác minh chữ ký).</w:t>
+            </w:r>
+          </w:p>
+          <w:p>
+            <w:pPr>
+              <w:spacing w:line="312" w:lineRule="auto"/>
+              <w:ind w:left="651" w:firstLine="425"/>
+              <w:jc w:val="both"/>
+              <w:rPr>
+                <w:rFonts w:ascii="Times New Roman" w:hAnsi="Times New Roman" w:cs="Times New Roman"/>
+                <w:color w:val="000000" w:themeColor="text1"/>
+                <w:sz w:val="28"/>
+                <w:szCs w:val="28"/>
+                <w:lang w:val="vi-VN"/>
+              </w:rPr>
+            </w:pPr>
+            <w:r>
+              <w:rPr>
+                <w:rFonts w:ascii="Times New Roman" w:hAnsi="Times New Roman" w:cs="Times New Roman"/>
+                <w:color w:val="000000" w:themeColor="text1"/>
+                <w:sz w:val="28"/>
+                <w:szCs w:val="28"/>
+                <w:lang w:val="vi-VN"/>
+              </w:rPr>
+              <w:t xml:space="preserve">+ </w:t>
+            </w:r>
+            <w:r>
+              <w:rPr>
+                <w:rFonts w:ascii="Times New Roman" w:hAnsi="Times New Roman" w:cs="Times New Roman"/>
+                <w:color w:val="000000" w:themeColor="text1"/>
+                <w:sz w:val="28"/>
+                <w:szCs w:val="28"/>
+                <w:lang w:val="vi-VN"/>
+              </w:rPr>
+              <w:t>Quản lý phiên làm việc (session) và lịch sử hành động.</w:t>
+            </w:r>
+          </w:p>
+          <w:p>
+            <w:pPr>
+              <w:spacing w:line="312" w:lineRule="auto"/>
+              <w:ind w:left="651" w:firstLine="425"/>
+              <w:jc w:val="both"/>
+              <w:rPr>
+                <w:rFonts w:ascii="Times New Roman" w:hAnsi="Times New Roman" w:cs="Times New Roman"/>
+                <w:color w:val="000000" w:themeColor="text1"/>
+                <w:sz w:val="28"/>
+                <w:szCs w:val="28"/>
+                <w:lang w:val="vi-VN"/>
+              </w:rPr>
+            </w:pPr>
+            <w:r>
+              <w:rPr>
+                <w:rFonts w:ascii="Times New Roman" w:hAnsi="Times New Roman" w:cs="Times New Roman"/>
+                <w:color w:val="000000" w:themeColor="text1"/>
+                <w:sz w:val="28"/>
+                <w:szCs w:val="28"/>
+                <w:lang w:val="vi-VN"/>
+              </w:rPr>
+              <w:t xml:space="preserve">+ </w:t>
+            </w:r>
+            <w:r>
+              <w:rPr>
+                <w:rFonts w:ascii="Times New Roman" w:hAnsi="Times New Roman" w:cs="Times New Roman"/>
+                <w:color w:val="000000" w:themeColor="text1"/>
+                <w:sz w:val="28"/>
+                <w:szCs w:val="28"/>
+                <w:lang w:val="vi-VN"/>
+              </w:rPr>
+              <w:t>Xử lý các lỗi logic và đầu vào không hợp lệ.</w:t>
+            </w:r>
+          </w:p>
+        </w:tc>
+        <w:tc>
+          <w:tcPr>
+            <w:tcW w:w="3402" w:type="dxa"/>
             <w:vMerge/>
           </w:tcPr>
           <w:p>
             <w:pPr>
-              <w:rPr>
-                <w:rFonts w:ascii="Times New Roman" w:hAnsi="Times New Roman" w:cs="Times New Roman"/>
-                <w:color w:val="FF0000"/>
-                <w:sz w:val="28"/>
-                <w:szCs w:val="28"/>
-              </w:rPr>
-            </w:pPr>
-          </w:p>
-        </w:tc>
-        <w:tc>
-          <w:tcPr>
-            <w:tcW w:w="3118" w:type="dxa"/>
+              <w:spacing w:line="312" w:lineRule="auto"/>
+              <w:rPr>
+                <w:rFonts w:ascii="Times New Roman" w:hAnsi="Times New Roman" w:cs="Times New Roman"/>
+                <w:color w:val="FF0000"/>
+                <w:sz w:val="28"/>
+                <w:szCs w:val="28"/>
+              </w:rPr>
+            </w:pPr>
+          </w:p>
+        </w:tc>
+        <w:tc>
+          <w:tcPr>
+            <w:tcW w:w="2693" w:type="dxa"/>
           </w:tcPr>
           <w:p>
             <w:pPr>
@@ -2212,59 +4340,79 @@
       </w:tr>
       <w:tr>
         <w:trPr>
-          <w:trHeight w:val="1564"/>
+          <w:trHeight w:val="1443"/>
         </w:trPr>
         <w:tc>
           <w:tcPr>
-            <w:tcW w:w="846" w:type="dxa"/>
-            <w:vMerge/>
-          </w:tcPr>
-          <w:p>
-            <w:pPr>
-              <w:jc w:val="center"/>
-              <w:rPr>
-                <w:rFonts w:ascii="Times New Roman" w:hAnsi="Times New Roman" w:cs="Times New Roman"/>
-                <w:color w:val="FF0000"/>
-                <w:sz w:val="28"/>
-                <w:szCs w:val="28"/>
-              </w:rPr>
-            </w:pPr>
-          </w:p>
-        </w:tc>
-        <w:tc>
-          <w:tcPr>
-            <w:tcW w:w="2268" w:type="dxa"/>
-            <w:tcBorders>
-              <w:top w:val="single" w:sz="4" w:space="0" w:color="auto"/>
-            </w:tcBorders>
-          </w:tcPr>
-          <w:p>
-            <w:pPr>
-              <w:rPr>
-                <w:rFonts w:ascii="Times New Roman" w:hAnsi="Times New Roman" w:cs="Times New Roman"/>
-                <w:color w:val="FF0000"/>
-                <w:sz w:val="28"/>
-                <w:szCs w:val="28"/>
-              </w:rPr>
-            </w:pPr>
-            <w:r>
-              <w:rPr>
-                <w:rFonts w:ascii="Times New Roman" w:hAnsi="Times New Roman" w:cs="Times New Roman"/>
-                <w:sz w:val="28"/>
-                <w:szCs w:val="28"/>
-                <w:lang w:val="vi-VN"/>
-              </w:rPr>
-              <w:t>Nguyễn Thị Oanh</w:t>
-            </w:r>
-          </w:p>
-        </w:tc>
-        <w:tc>
-          <w:tcPr>
-            <w:tcW w:w="3827" w:type="dxa"/>
-            <w:tcBorders>
-              <w:top w:val="single" w:sz="4" w:space="0" w:color="auto"/>
-            </w:tcBorders>
-          </w:tcPr>
+            <w:tcW w:w="843" w:type="dxa"/>
+            <w:vAlign w:val="center"/>
+          </w:tcPr>
+          <w:p>
+            <w:pPr>
+              <w:jc w:val="center"/>
+              <w:rPr>
+                <w:rFonts w:ascii="Times New Roman" w:hAnsi="Times New Roman" w:cs="Times New Roman"/>
+                <w:color w:val="000000" w:themeColor="text1"/>
+                <w:sz w:val="28"/>
+                <w:szCs w:val="28"/>
+              </w:rPr>
+            </w:pPr>
+          </w:p>
+        </w:tc>
+        <w:tc>
+          <w:tcPr>
+            <w:tcW w:w="2077" w:type="dxa"/>
+            <w:vAlign w:val="center"/>
+          </w:tcPr>
+          <w:p>
+            <w:pPr>
+              <w:jc w:val="center"/>
+              <w:rPr>
+                <w:rFonts w:ascii="Times New Roman" w:hAnsi="Times New Roman" w:cs="Times New Roman"/>
+                <w:sz w:val="28"/>
+                <w:szCs w:val="28"/>
+                <w:lang w:val="vi-VN"/>
+              </w:rPr>
+            </w:pPr>
+            <w:r>
+              <w:rPr>
+                <w:rFonts w:ascii="Times New Roman" w:hAnsi="Times New Roman" w:cs="Times New Roman"/>
+                <w:sz w:val="28"/>
+                <w:szCs w:val="28"/>
+                <w:lang w:val="vi-VN"/>
+              </w:rPr>
+              <w:t>Đặng Đình Trọng</w:t>
+            </w:r>
+          </w:p>
+        </w:tc>
+        <w:tc>
+          <w:tcPr>
+            <w:tcW w:w="4163" w:type="dxa"/>
+            <w:vAlign w:val="center"/>
+          </w:tcPr>
+          <w:p>
+            <w:pPr>
+              <w:spacing w:line="312" w:lineRule="auto"/>
+              <w:jc w:val="both"/>
+              <w:rPr>
+                <w:rFonts w:ascii="Times New Roman" w:hAnsi="Times New Roman" w:cs="Times New Roman"/>
+                <w:color w:val="000000" w:themeColor="text1"/>
+                <w:sz w:val="28"/>
+                <w:szCs w:val="28"/>
+                <w:lang w:val="vi-VN"/>
+              </w:rPr>
+            </w:pPr>
+            <w:r>
+              <w:rPr>
+                <w:rFonts w:ascii="Times New Roman" w:hAnsi="Times New Roman" w:cs="Times New Roman"/>
+                <w:color w:val="000000" w:themeColor="text1"/>
+                <w:sz w:val="28"/>
+                <w:szCs w:val="28"/>
+                <w:lang w:val="vi-VN"/>
+              </w:rPr>
+              <w:t>Ngôn ngữ C#:</w:t>
+            </w:r>
+          </w:p>
           <w:p>
             <w:pPr>
               <w:pStyle w:val="ListParagraph"/>
@@ -2272,24 +4420,127 @@
                 <w:ilvl w:val="0"/>
                 <w:numId w:val="2"/>
               </w:numPr>
-              <w:ind w:left="309" w:hanging="283"/>
-              <w:rPr>
-                <w:rFonts w:ascii="Times New Roman" w:hAnsi="Times New Roman" w:cs="Times New Roman"/>
-                <w:color w:val="000000" w:themeColor="text1"/>
-                <w:sz w:val="28"/>
-                <w:szCs w:val="28"/>
-                <w:lang w:val="vi-VN"/>
-              </w:rPr>
-            </w:pPr>
-            <w:r>
-              <w:rPr>
-                <w:rFonts w:ascii="Times New Roman" w:hAnsi="Times New Roman" w:cs="Times New Roman"/>
-                <w:color w:val="000000" w:themeColor="text1"/>
-                <w:sz w:val="28"/>
-                <w:szCs w:val="28"/>
-                <w:lang w:val="vi-VN"/>
-              </w:rPr>
-              <w:t xml:space="preserve">Tổng quan về chữ ký số </w:t>
+              <w:spacing w:line="312" w:lineRule="auto"/>
+              <w:jc w:val="both"/>
+              <w:rPr>
+                <w:rFonts w:ascii="Times New Roman" w:hAnsi="Times New Roman" w:cs="Times New Roman"/>
+                <w:color w:val="000000" w:themeColor="text1"/>
+                <w:sz w:val="28"/>
+                <w:szCs w:val="28"/>
+                <w:lang w:val="vi-VN"/>
+              </w:rPr>
+            </w:pPr>
+            <w:r>
+              <w:rPr>
+                <w:rFonts w:ascii="Times New Roman" w:hAnsi="Times New Roman" w:cs="Times New Roman"/>
+                <w:color w:val="000000" w:themeColor="text1"/>
+                <w:sz w:val="28"/>
+                <w:szCs w:val="28"/>
+                <w:lang w:val="vi-VN"/>
+              </w:rPr>
+              <w:t>Thiết kế giao diện người dùng:</w:t>
+            </w:r>
+          </w:p>
+          <w:p>
+            <w:pPr>
+              <w:spacing w:line="312" w:lineRule="auto"/>
+              <w:ind w:left="651" w:firstLine="283"/>
+              <w:jc w:val="both"/>
+              <w:rPr>
+                <w:rFonts w:ascii="Times New Roman" w:hAnsi="Times New Roman" w:cs="Times New Roman"/>
+                <w:color w:val="000000" w:themeColor="text1"/>
+                <w:sz w:val="28"/>
+                <w:szCs w:val="28"/>
+                <w:lang w:val="vi-VN"/>
+              </w:rPr>
+            </w:pPr>
+            <w:r>
+              <w:rPr>
+                <w:rFonts w:ascii="Times New Roman" w:hAnsi="Times New Roman" w:cs="Times New Roman"/>
+                <w:color w:val="000000" w:themeColor="text1"/>
+                <w:sz w:val="28"/>
+                <w:szCs w:val="28"/>
+                <w:lang w:val="vi-VN"/>
+              </w:rPr>
+              <w:t xml:space="preserve">+ </w:t>
+            </w:r>
+            <w:r>
+              <w:rPr>
+                <w:rFonts w:ascii="Times New Roman" w:hAnsi="Times New Roman" w:cs="Times New Roman"/>
+                <w:color w:val="000000" w:themeColor="text1"/>
+                <w:sz w:val="28"/>
+                <w:szCs w:val="28"/>
+                <w:lang w:val="vi-VN"/>
+              </w:rPr>
+              <w:t>Bố cục các bước (sinh khóa, ký, xác minh).</w:t>
+            </w:r>
+          </w:p>
+          <w:p>
+            <w:pPr>
+              <w:spacing w:line="312" w:lineRule="auto"/>
+              <w:ind w:left="651" w:firstLine="283"/>
+              <w:jc w:val="both"/>
+              <w:rPr>
+                <w:rFonts w:ascii="Times New Roman" w:hAnsi="Times New Roman" w:cs="Times New Roman"/>
+                <w:color w:val="000000" w:themeColor="text1"/>
+                <w:sz w:val="28"/>
+                <w:szCs w:val="28"/>
+                <w:lang w:val="vi-VN"/>
+              </w:rPr>
+            </w:pPr>
+            <w:r>
+              <w:rPr>
+                <w:rFonts w:ascii="Times New Roman" w:hAnsi="Times New Roman" w:cs="Times New Roman"/>
+                <w:color w:val="000000" w:themeColor="text1"/>
+                <w:sz w:val="28"/>
+                <w:szCs w:val="28"/>
+                <w:lang w:val="vi-VN"/>
+              </w:rPr>
+              <w:t xml:space="preserve">+ </w:t>
+            </w:r>
+            <w:r>
+              <w:rPr>
+                <w:rFonts w:ascii="Times New Roman" w:hAnsi="Times New Roman" w:cs="Times New Roman"/>
+                <w:color w:val="000000" w:themeColor="text1"/>
+                <w:sz w:val="28"/>
+                <w:szCs w:val="28"/>
+                <w:lang w:val="vi-VN"/>
+              </w:rPr>
+              <w:t>Hiển thị thông tin khóa, chữ ký, và kết quả xác minh.</w:t>
+            </w:r>
+          </w:p>
+          <w:p>
+            <w:pPr>
+              <w:spacing w:line="312" w:lineRule="auto"/>
+              <w:ind w:left="651" w:firstLine="283"/>
+              <w:jc w:val="both"/>
+              <w:rPr>
+                <w:rFonts w:ascii="Times New Roman" w:hAnsi="Times New Roman" w:cs="Times New Roman"/>
+                <w:color w:val="000000" w:themeColor="text1"/>
+                <w:sz w:val="28"/>
+                <w:szCs w:val="28"/>
+                <w:lang w:val="vi-VN"/>
+              </w:rPr>
+            </w:pPr>
+            <w:r>
+              <w:rPr>
+                <w:rFonts w:ascii="Times New Roman" w:hAnsi="Times New Roman" w:cs="Times New Roman"/>
+                <w:color w:val="000000" w:themeColor="text1"/>
+                <w:sz w:val="28"/>
+                <w:szCs w:val="28"/>
+                <w:lang w:val="vi-VN"/>
+              </w:rPr>
+              <w:t xml:space="preserve">+ </w:t>
+            </w:r>
+            <w:r>
+              <w:rPr>
+                <w:rFonts w:ascii="Times New Roman" w:hAnsi="Times New Roman" w:cs="Times New Roman"/>
+                <w:color w:val="000000" w:themeColor="text1"/>
+                <w:sz w:val="28"/>
+                <w:szCs w:val="28"/>
+                <w:lang w:val="vi-VN"/>
+              </w:rPr>
+              <w:t>Thêm các thông báo thành công/lỗi.</w:t>
             </w:r>
           </w:p>
           <w:p>
@@ -2299,105 +4550,48 @@
                 <w:ilvl w:val="0"/>
                 <w:numId w:val="2"/>
               </w:numPr>
-              <w:ind w:left="309" w:hanging="283"/>
-              <w:rPr>
-                <w:rFonts w:ascii="Times New Roman" w:hAnsi="Times New Roman" w:cs="Times New Roman"/>
-                <w:color w:val="000000" w:themeColor="text1"/>
-                <w:sz w:val="28"/>
-                <w:szCs w:val="28"/>
-              </w:rPr>
-            </w:pPr>
-            <w:r>
-              <w:rPr>
-                <w:rFonts w:ascii="Times New Roman" w:hAnsi="Times New Roman" w:cs="Times New Roman"/>
-                <w:color w:val="000000" w:themeColor="text1"/>
-                <w:sz w:val="28"/>
-                <w:szCs w:val="28"/>
-                <w:lang w:val="vi-VN"/>
-              </w:rPr>
-              <w:t xml:space="preserve">Viết phần </w:t>
-            </w:r>
-            <w:r>
-              <w:rPr>
-                <w:rFonts w:ascii="Times New Roman" w:hAnsi="Times New Roman" w:cs="Times New Roman"/>
-                <w:color w:val="000000" w:themeColor="text1"/>
-                <w:sz w:val="28"/>
-                <w:szCs w:val="28"/>
-                <w:lang w:val="vi-VN"/>
-              </w:rPr>
-              <w:t xml:space="preserve">ưu điểm và ứng dụng của chữ ký số </w:t>
-            </w:r>
-            <w:r>
-              <w:rPr>
-                <w:rFonts w:ascii="Times New Roman" w:hAnsi="Times New Roman" w:cs="Times New Roman"/>
-                <w:color w:val="000000" w:themeColor="text1"/>
-                <w:sz w:val="28"/>
-                <w:szCs w:val="28"/>
-                <w:lang w:val="vi-VN"/>
-              </w:rPr>
-              <w:t>của chữ ký số (2.2.</w:t>
-            </w:r>
-            <w:r>
-              <w:rPr>
-                <w:rFonts w:ascii="Times New Roman" w:hAnsi="Times New Roman" w:cs="Times New Roman"/>
-                <w:color w:val="000000" w:themeColor="text1"/>
-                <w:sz w:val="28"/>
-                <w:szCs w:val="28"/>
-                <w:lang w:val="vi-VN"/>
-              </w:rPr>
-              <w:t>5</w:t>
-            </w:r>
-            <w:r>
-              <w:rPr>
-                <w:rFonts w:ascii="Times New Roman" w:hAnsi="Times New Roman" w:cs="Times New Roman"/>
-                <w:color w:val="000000" w:themeColor="text1"/>
-                <w:sz w:val="28"/>
-                <w:szCs w:val="28"/>
-                <w:lang w:val="vi-VN"/>
-              </w:rPr>
-              <w:t>. -&gt; 2.2.</w:t>
-            </w:r>
-            <w:r>
-              <w:rPr>
-                <w:rFonts w:ascii="Times New Roman" w:hAnsi="Times New Roman" w:cs="Times New Roman"/>
-                <w:color w:val="000000" w:themeColor="text1"/>
-                <w:sz w:val="28"/>
-                <w:szCs w:val="28"/>
-                <w:lang w:val="vi-VN"/>
-              </w:rPr>
-              <w:t>8</w:t>
-            </w:r>
-            <w:r>
-              <w:rPr>
-                <w:rFonts w:ascii="Times New Roman" w:hAnsi="Times New Roman" w:cs="Times New Roman"/>
-                <w:color w:val="000000" w:themeColor="text1"/>
-                <w:sz w:val="28"/>
-                <w:szCs w:val="28"/>
-                <w:lang w:val="vi-VN"/>
-              </w:rPr>
-              <w:t>.)</w:t>
-            </w:r>
-          </w:p>
-        </w:tc>
-        <w:tc>
-          <w:tcPr>
-            <w:tcW w:w="3119" w:type="dxa"/>
+              <w:spacing w:line="312" w:lineRule="auto"/>
+              <w:jc w:val="both"/>
+              <w:rPr>
+                <w:rFonts w:ascii="Times New Roman" w:hAnsi="Times New Roman" w:cs="Times New Roman"/>
+                <w:color w:val="000000" w:themeColor="text1"/>
+                <w:sz w:val="28"/>
+                <w:szCs w:val="28"/>
+                <w:lang w:val="vi-VN"/>
+              </w:rPr>
+            </w:pPr>
+            <w:r>
+              <w:rPr>
+                <w:rFonts w:ascii="Times New Roman" w:hAnsi="Times New Roman" w:cs="Times New Roman"/>
+                <w:color w:val="000000" w:themeColor="text1"/>
+                <w:sz w:val="28"/>
+                <w:szCs w:val="28"/>
+                <w:lang w:val="vi-VN"/>
+              </w:rPr>
+              <w:t>Kết nối giao diện với API</w:t>
+            </w:r>
+          </w:p>
+        </w:tc>
+        <w:tc>
+          <w:tcPr>
+            <w:tcW w:w="3402" w:type="dxa"/>
             <w:vMerge/>
           </w:tcPr>
           <w:p>
             <w:pPr>
-              <w:rPr>
-                <w:rFonts w:ascii="Times New Roman" w:hAnsi="Times New Roman" w:cs="Times New Roman"/>
-                <w:color w:val="FF0000"/>
-                <w:sz w:val="28"/>
-                <w:szCs w:val="28"/>
-              </w:rPr>
-            </w:pPr>
-          </w:p>
-        </w:tc>
-        <w:tc>
-          <w:tcPr>
-            <w:tcW w:w="3118" w:type="dxa"/>
+              <w:spacing w:line="312" w:lineRule="auto"/>
+              <w:rPr>
+                <w:rFonts w:ascii="Times New Roman" w:hAnsi="Times New Roman" w:cs="Times New Roman"/>
+                <w:color w:val="FF0000"/>
+                <w:sz w:val="28"/>
+                <w:szCs w:val="28"/>
+              </w:rPr>
+            </w:pPr>
+          </w:p>
+        </w:tc>
+        <w:tc>
+          <w:tcPr>
+            <w:tcW w:w="2693" w:type="dxa"/>
           </w:tcPr>
           <w:p>
             <w:pPr>
@@ -2413,145 +4607,98 @@
       </w:tr>
       <w:tr>
         <w:trPr>
-          <w:trHeight w:val="2696"/>
+          <w:trHeight w:val="1443"/>
         </w:trPr>
         <w:tc>
           <w:tcPr>
-            <w:tcW w:w="846" w:type="dxa"/>
-            <w:vMerge/>
-          </w:tcPr>
-          <w:p>
-            <w:pPr>
-              <w:jc w:val="center"/>
-              <w:rPr>
-                <w:rFonts w:ascii="Times New Roman" w:hAnsi="Times New Roman" w:cs="Times New Roman"/>
-                <w:color w:val="FF0000"/>
-                <w:sz w:val="28"/>
-                <w:szCs w:val="28"/>
-              </w:rPr>
-            </w:pPr>
-          </w:p>
-        </w:tc>
-        <w:tc>
-          <w:tcPr>
-            <w:tcW w:w="2268" w:type="dxa"/>
-            <w:tcBorders>
-              <w:top w:val="single" w:sz="4" w:space="0" w:color="auto"/>
-            </w:tcBorders>
-          </w:tcPr>
-          <w:p>
-            <w:pPr>
-              <w:rPr>
-                <w:rFonts w:ascii="Times New Roman" w:hAnsi="Times New Roman" w:cs="Times New Roman"/>
-                <w:color w:val="FF0000"/>
-                <w:sz w:val="28"/>
-                <w:szCs w:val="28"/>
-              </w:rPr>
-            </w:pPr>
-            <w:r>
-              <w:rPr>
-                <w:rFonts w:ascii="Times New Roman" w:hAnsi="Times New Roman" w:cs="Times New Roman"/>
-                <w:sz w:val="28"/>
-                <w:szCs w:val="28"/>
-                <w:lang w:val="vi-VN"/>
-              </w:rPr>
-              <w:t>Đặng Đình Trọng</w:t>
-            </w:r>
-          </w:p>
-        </w:tc>
-        <w:tc>
-          <w:tcPr>
-            <w:tcW w:w="3827" w:type="dxa"/>
-            <w:tcBorders>
-              <w:top w:val="single" w:sz="4" w:space="0" w:color="auto"/>
-            </w:tcBorders>
-          </w:tcPr>
-          <w:p>
-            <w:pPr>
-              <w:pStyle w:val="ListParagraph"/>
-              <w:numPr>
-                <w:ilvl w:val="0"/>
-                <w:numId w:val="2"/>
-              </w:numPr>
-              <w:ind w:left="309" w:hanging="283"/>
-              <w:rPr>
-                <w:rFonts w:ascii="Times New Roman" w:hAnsi="Times New Roman" w:cs="Times New Roman"/>
-                <w:color w:val="000000" w:themeColor="text1"/>
-                <w:sz w:val="28"/>
-                <w:szCs w:val="28"/>
-              </w:rPr>
-            </w:pPr>
-            <w:r>
-              <w:rPr>
-                <w:rFonts w:ascii="Times New Roman" w:hAnsi="Times New Roman" w:cs="Times New Roman"/>
-                <w:color w:val="000000" w:themeColor="text1"/>
-                <w:sz w:val="28"/>
-                <w:szCs w:val="28"/>
-                <w:lang w:val="vi-VN"/>
-              </w:rPr>
-              <w:t>Nghiên cứu tìm hiểu về RSA (viết phần 2.3.</w:t>
-            </w:r>
-            <w:r>
-              <w:rPr>
-                <w:rFonts w:ascii="Times New Roman" w:hAnsi="Times New Roman" w:cs="Times New Roman"/>
-                <w:color w:val="000000" w:themeColor="text1"/>
-                <w:sz w:val="28"/>
-                <w:szCs w:val="28"/>
-                <w:lang w:val="vi-VN"/>
-              </w:rPr>
+            <w:tcW w:w="843" w:type="dxa"/>
+            <w:vMerge w:val="restart"/>
+            <w:vAlign w:val="center"/>
+          </w:tcPr>
+          <w:p>
+            <w:pPr>
+              <w:jc w:val="center"/>
+              <w:rPr>
+                <w:rFonts w:ascii="Times New Roman" w:hAnsi="Times New Roman" w:cs="Times New Roman"/>
+                <w:color w:val="FF0000"/>
+                <w:sz w:val="28"/>
+                <w:szCs w:val="28"/>
+              </w:rPr>
+            </w:pPr>
+            <w:r>
+              <w:rPr>
+                <w:rFonts w:ascii="Times New Roman" w:hAnsi="Times New Roman" w:cs="Times New Roman"/>
+                <w:color w:val="000000" w:themeColor="text1"/>
+                <w:sz w:val="28"/>
+                <w:szCs w:val="28"/>
+              </w:rPr>
+              <w:lastRenderedPageBreak/>
               <w:t>4</w:t>
             </w:r>
-            <w:r>
-              <w:rPr>
-                <w:rFonts w:ascii="Times New Roman" w:hAnsi="Times New Roman" w:cs="Times New Roman"/>
-                <w:color w:val="000000" w:themeColor="text1"/>
-                <w:sz w:val="28"/>
-                <w:szCs w:val="28"/>
-                <w:lang w:val="vi-VN"/>
-              </w:rPr>
-              <w:t>. -&gt; 2.3.</w:t>
-            </w:r>
-            <w:r>
-              <w:rPr>
-                <w:rFonts w:ascii="Times New Roman" w:hAnsi="Times New Roman" w:cs="Times New Roman"/>
-                <w:color w:val="000000" w:themeColor="text1"/>
-                <w:sz w:val="28"/>
-                <w:szCs w:val="28"/>
-                <w:lang w:val="vi-VN"/>
-              </w:rPr>
-              <w:t>5</w:t>
-            </w:r>
-            <w:r>
-              <w:rPr>
-                <w:rFonts w:ascii="Times New Roman" w:hAnsi="Times New Roman" w:cs="Times New Roman"/>
-                <w:color w:val="000000" w:themeColor="text1"/>
-                <w:sz w:val="28"/>
-                <w:szCs w:val="28"/>
-                <w:lang w:val="vi-VN"/>
-              </w:rPr>
-              <w:t>.)</w:t>
-            </w:r>
-          </w:p>
-        </w:tc>
-        <w:tc>
-          <w:tcPr>
-            <w:tcW w:w="3119" w:type="dxa"/>
-            <w:vMerge/>
-          </w:tcPr>
-          <w:p>
-            <w:pPr>
-              <w:rPr>
-                <w:rFonts w:ascii="Times New Roman" w:hAnsi="Times New Roman" w:cs="Times New Roman"/>
-                <w:color w:val="FF0000"/>
-                <w:sz w:val="28"/>
-                <w:szCs w:val="28"/>
-              </w:rPr>
-            </w:pPr>
-          </w:p>
-        </w:tc>
-        <w:tc>
-          <w:tcPr>
-            <w:tcW w:w="3118" w:type="dxa"/>
+          </w:p>
+        </w:tc>
+        <w:tc>
+          <w:tcPr>
+            <w:tcW w:w="2077" w:type="dxa"/>
+            <w:vAlign w:val="center"/>
+          </w:tcPr>
+          <w:p>
+            <w:pPr>
+              <w:jc w:val="center"/>
+              <w:rPr>
+                <w:rFonts w:ascii="Times New Roman" w:hAnsi="Times New Roman" w:cs="Times New Roman"/>
+                <w:color w:val="FF0000"/>
+                <w:sz w:val="28"/>
+                <w:szCs w:val="28"/>
+              </w:rPr>
+            </w:pPr>
+            <w:r>
+              <w:rPr>
+                <w:rFonts w:ascii="Times New Roman" w:hAnsi="Times New Roman" w:cs="Times New Roman"/>
+                <w:sz w:val="28"/>
+                <w:szCs w:val="28"/>
+                <w:lang w:val="vi-VN"/>
+              </w:rPr>
+              <w:t>Ngô Khánh Chiến</w:t>
+            </w:r>
+          </w:p>
+        </w:tc>
+        <w:tc>
+          <w:tcPr>
+            <w:tcW w:w="4163" w:type="dxa"/>
+          </w:tcPr>
+          <w:p>
+            <w:pPr>
+              <w:spacing w:line="312" w:lineRule="auto"/>
+              <w:rPr>
+                <w:rFonts w:ascii="Times New Roman" w:hAnsi="Times New Roman" w:cs="Times New Roman"/>
+                <w:color w:val="FF0000"/>
+                <w:sz w:val="28"/>
+                <w:szCs w:val="28"/>
+              </w:rPr>
+            </w:pPr>
+          </w:p>
+        </w:tc>
+        <w:tc>
+          <w:tcPr>
+            <w:tcW w:w="3402" w:type="dxa"/>
+            <w:vMerge w:val="restart"/>
+          </w:tcPr>
+          <w:p>
+            <w:pPr>
+              <w:spacing w:line="312" w:lineRule="auto"/>
+              <w:rPr>
+                <w:rFonts w:ascii="Times New Roman" w:hAnsi="Times New Roman" w:cs="Times New Roman"/>
+                <w:color w:val="FF0000"/>
+                <w:sz w:val="28"/>
+                <w:szCs w:val="28"/>
+              </w:rPr>
+            </w:pPr>
+          </w:p>
+        </w:tc>
+        <w:tc>
+          <w:tcPr>
+            <w:tcW w:w="2693" w:type="dxa"/>
           </w:tcPr>
           <w:p>
             <w:pPr>
@@ -2566,249 +4713,88 @@
         </w:tc>
       </w:tr>
       <w:tr>
-        <w:tc>
-          <w:tcPr>
-            <w:tcW w:w="846" w:type="dxa"/>
-          </w:tcPr>
-          <w:p>
-            <w:pPr>
-              <w:jc w:val="center"/>
-              <w:rPr>
-                <w:rFonts w:ascii="Times New Roman" w:hAnsi="Times New Roman" w:cs="Times New Roman"/>
-                <w:color w:val="FF0000"/>
-                <w:sz w:val="28"/>
-                <w:szCs w:val="28"/>
-              </w:rPr>
-            </w:pPr>
-            <w:r>
-              <w:rPr>
-                <w:rFonts w:ascii="Times New Roman" w:hAnsi="Times New Roman" w:cs="Times New Roman"/>
-                <w:color w:val="FF0000"/>
-                <w:sz w:val="28"/>
-                <w:szCs w:val="28"/>
-              </w:rPr>
-              <w:t>3</w:t>
-            </w:r>
-          </w:p>
-        </w:tc>
-        <w:tc>
-          <w:tcPr>
-            <w:tcW w:w="2268" w:type="dxa"/>
-          </w:tcPr>
-          <w:p>
-            <w:pPr>
-              <w:rPr>
-                <w:rFonts w:ascii="Times New Roman" w:hAnsi="Times New Roman" w:cs="Times New Roman"/>
-                <w:color w:val="FF0000"/>
-                <w:sz w:val="28"/>
-                <w:szCs w:val="28"/>
-              </w:rPr>
-            </w:pPr>
-            <w:r>
-              <w:rPr>
-                <w:rFonts w:ascii="Times New Roman" w:hAnsi="Times New Roman" w:cs="Times New Roman"/>
-                <w:color w:val="FF0000"/>
-                <w:sz w:val="28"/>
-                <w:szCs w:val="28"/>
-              </w:rPr>
-              <w:t>A</w:t>
-            </w:r>
-          </w:p>
-          <w:p>
-            <w:pPr>
-              <w:rPr>
-                <w:rFonts w:ascii="Times New Roman" w:hAnsi="Times New Roman" w:cs="Times New Roman"/>
-                <w:color w:val="FF0000"/>
-                <w:sz w:val="28"/>
-                <w:szCs w:val="28"/>
-              </w:rPr>
-            </w:pPr>
-            <w:r>
-              <w:rPr>
-                <w:rFonts w:ascii="Times New Roman" w:hAnsi="Times New Roman" w:cs="Times New Roman"/>
-                <w:color w:val="FF0000"/>
-                <w:sz w:val="28"/>
-                <w:szCs w:val="28"/>
-              </w:rPr>
-              <w:t>B</w:t>
-            </w:r>
-          </w:p>
-          <w:p>
-            <w:pPr>
-              <w:rPr>
-                <w:rFonts w:ascii="Times New Roman" w:hAnsi="Times New Roman" w:cs="Times New Roman"/>
-                <w:color w:val="FF0000"/>
-                <w:sz w:val="28"/>
-                <w:szCs w:val="28"/>
-              </w:rPr>
-            </w:pPr>
-            <w:r>
-              <w:rPr>
-                <w:rFonts w:ascii="Times New Roman" w:hAnsi="Times New Roman" w:cs="Times New Roman"/>
-                <w:color w:val="FF0000"/>
-                <w:sz w:val="28"/>
-                <w:szCs w:val="28"/>
-              </w:rPr>
-              <w:t>C</w:t>
-            </w:r>
-          </w:p>
-          <w:p>
-            <w:pPr>
-              <w:rPr>
-                <w:rFonts w:ascii="Times New Roman" w:hAnsi="Times New Roman" w:cs="Times New Roman"/>
-                <w:color w:val="FF0000"/>
-                <w:sz w:val="28"/>
-                <w:szCs w:val="28"/>
-              </w:rPr>
-            </w:pPr>
-            <w:r>
-              <w:rPr>
-                <w:rFonts w:ascii="Times New Roman" w:hAnsi="Times New Roman" w:cs="Times New Roman"/>
-                <w:color w:val="FF0000"/>
-                <w:sz w:val="28"/>
-                <w:szCs w:val="28"/>
-              </w:rPr>
-              <w:t>D</w:t>
-            </w:r>
-          </w:p>
-          <w:p>
-            <w:pPr>
-              <w:rPr>
-                <w:rFonts w:ascii="Times New Roman" w:hAnsi="Times New Roman" w:cs="Times New Roman"/>
-                <w:color w:val="FF0000"/>
-                <w:sz w:val="28"/>
-                <w:szCs w:val="28"/>
-              </w:rPr>
-            </w:pPr>
-            <w:r>
-              <w:rPr>
-                <w:rFonts w:ascii="Times New Roman" w:hAnsi="Times New Roman" w:cs="Times New Roman"/>
-                <w:color w:val="FF0000"/>
-                <w:sz w:val="28"/>
-                <w:szCs w:val="28"/>
-              </w:rPr>
-              <w:t>E</w:t>
-            </w:r>
-          </w:p>
-        </w:tc>
-        <w:tc>
-          <w:tcPr>
-            <w:tcW w:w="3827" w:type="dxa"/>
-          </w:tcPr>
-          <w:p>
-            <w:pPr>
-              <w:rPr>
-                <w:rFonts w:ascii="Times New Roman" w:hAnsi="Times New Roman" w:cs="Times New Roman"/>
-                <w:color w:val="FF0000"/>
-                <w:sz w:val="28"/>
-                <w:szCs w:val="28"/>
-              </w:rPr>
-            </w:pPr>
-            <w:r>
-              <w:rPr>
-                <w:rFonts w:ascii="Times New Roman" w:hAnsi="Times New Roman" w:cs="Times New Roman"/>
-                <w:color w:val="FF0000"/>
-                <w:sz w:val="28"/>
-                <w:szCs w:val="28"/>
-              </w:rPr>
-              <w:t>Công việc 1</w:t>
-            </w:r>
-          </w:p>
-          <w:p>
-            <w:pPr>
-              <w:rPr>
-                <w:rFonts w:ascii="Times New Roman" w:hAnsi="Times New Roman" w:cs="Times New Roman"/>
-                <w:color w:val="FF0000"/>
-                <w:sz w:val="28"/>
-                <w:szCs w:val="28"/>
-              </w:rPr>
-            </w:pPr>
-            <w:r>
-              <w:rPr>
-                <w:rFonts w:ascii="Times New Roman" w:hAnsi="Times New Roman" w:cs="Times New Roman"/>
-                <w:color w:val="FF0000"/>
-                <w:sz w:val="28"/>
-                <w:szCs w:val="28"/>
-              </w:rPr>
-              <w:t>Công việc 2</w:t>
-            </w:r>
-          </w:p>
-          <w:p>
-            <w:pPr>
-              <w:rPr>
-                <w:rFonts w:ascii="Times New Roman" w:hAnsi="Times New Roman" w:cs="Times New Roman"/>
-                <w:color w:val="FF0000"/>
-                <w:sz w:val="28"/>
-                <w:szCs w:val="28"/>
-              </w:rPr>
-            </w:pPr>
-            <w:r>
-              <w:rPr>
-                <w:rFonts w:ascii="Times New Roman" w:hAnsi="Times New Roman" w:cs="Times New Roman"/>
-                <w:color w:val="FF0000"/>
-                <w:sz w:val="28"/>
-                <w:szCs w:val="28"/>
-              </w:rPr>
-              <w:t>Công việc 3</w:t>
-            </w:r>
-          </w:p>
-          <w:p>
-            <w:pPr>
-              <w:rPr>
-                <w:rFonts w:ascii="Times New Roman" w:hAnsi="Times New Roman" w:cs="Times New Roman"/>
-                <w:color w:val="FF0000"/>
-                <w:sz w:val="28"/>
-                <w:szCs w:val="28"/>
-              </w:rPr>
-            </w:pPr>
-            <w:r>
-              <w:rPr>
-                <w:rFonts w:ascii="Times New Roman" w:hAnsi="Times New Roman" w:cs="Times New Roman"/>
-                <w:color w:val="FF0000"/>
-                <w:sz w:val="28"/>
-                <w:szCs w:val="28"/>
-              </w:rPr>
-              <w:t>Công việc 4</w:t>
-            </w:r>
-          </w:p>
-          <w:p>
-            <w:pPr>
-              <w:rPr>
-                <w:rFonts w:ascii="Times New Roman" w:hAnsi="Times New Roman" w:cs="Times New Roman"/>
-                <w:color w:val="FF0000"/>
-                <w:sz w:val="28"/>
-                <w:szCs w:val="28"/>
-              </w:rPr>
-            </w:pPr>
-            <w:r>
-              <w:rPr>
-                <w:rFonts w:ascii="Times New Roman" w:hAnsi="Times New Roman" w:cs="Times New Roman"/>
-                <w:color w:val="FF0000"/>
-                <w:sz w:val="28"/>
-                <w:szCs w:val="28"/>
-              </w:rPr>
-              <w:t>Công việc 5</w:t>
-            </w:r>
-          </w:p>
-        </w:tc>
-        <w:tc>
-          <w:tcPr>
-            <w:tcW w:w="3119" w:type="dxa"/>
-          </w:tcPr>
-          <w:p>
-            <w:pPr>
-              <w:rPr>
-                <w:rFonts w:ascii="Times New Roman" w:hAnsi="Times New Roman" w:cs="Times New Roman"/>
-                <w:color w:val="FF0000"/>
-                <w:sz w:val="28"/>
-                <w:szCs w:val="28"/>
-              </w:rPr>
-            </w:pPr>
-          </w:p>
-        </w:tc>
-        <w:tc>
-          <w:tcPr>
-            <w:tcW w:w="3118" w:type="dxa"/>
+        <w:trPr>
+          <w:trHeight w:val="1251"/>
+        </w:trPr>
+        <w:tc>
+          <w:tcPr>
+            <w:tcW w:w="843" w:type="dxa"/>
+            <w:vMerge/>
+          </w:tcPr>
+          <w:p>
+            <w:pPr>
+              <w:jc w:val="center"/>
+              <w:rPr>
+                <w:rFonts w:ascii="Times New Roman" w:hAnsi="Times New Roman" w:cs="Times New Roman"/>
+                <w:color w:val="FF0000"/>
+                <w:sz w:val="28"/>
+                <w:szCs w:val="28"/>
+              </w:rPr>
+            </w:pPr>
+          </w:p>
+        </w:tc>
+        <w:tc>
+          <w:tcPr>
+            <w:tcW w:w="2077" w:type="dxa"/>
+            <w:vAlign w:val="center"/>
+          </w:tcPr>
+          <w:p>
+            <w:pPr>
+              <w:jc w:val="center"/>
+              <w:rPr>
+                <w:rFonts w:ascii="Times New Roman" w:hAnsi="Times New Roman" w:cs="Times New Roman"/>
+                <w:color w:val="FF0000"/>
+                <w:sz w:val="28"/>
+                <w:szCs w:val="28"/>
+              </w:rPr>
+            </w:pPr>
+            <w:r>
+              <w:rPr>
+                <w:rFonts w:ascii="Times New Roman" w:hAnsi="Times New Roman" w:cs="Times New Roman"/>
+                <w:sz w:val="28"/>
+                <w:szCs w:val="28"/>
+                <w:lang w:val="vi-VN"/>
+              </w:rPr>
+              <w:t>Nguyễn Hữu Đạt</w:t>
+            </w:r>
+          </w:p>
+        </w:tc>
+        <w:tc>
+          <w:tcPr>
+            <w:tcW w:w="4163" w:type="dxa"/>
+          </w:tcPr>
+          <w:p>
+            <w:pPr>
+              <w:spacing w:line="312" w:lineRule="auto"/>
+              <w:rPr>
+                <w:rFonts w:ascii="Times New Roman" w:hAnsi="Times New Roman" w:cs="Times New Roman"/>
+                <w:color w:val="FF0000"/>
+                <w:sz w:val="28"/>
+                <w:szCs w:val="28"/>
+              </w:rPr>
+            </w:pPr>
+          </w:p>
+        </w:tc>
+        <w:tc>
+          <w:tcPr>
+            <w:tcW w:w="3402" w:type="dxa"/>
+            <w:vMerge/>
+          </w:tcPr>
+          <w:p>
+            <w:pPr>
+              <w:spacing w:line="312" w:lineRule="auto"/>
+              <w:rPr>
+                <w:rFonts w:ascii="Times New Roman" w:hAnsi="Times New Roman" w:cs="Times New Roman"/>
+                <w:color w:val="FF0000"/>
+                <w:sz w:val="28"/>
+                <w:szCs w:val="28"/>
+              </w:rPr>
+            </w:pPr>
+          </w:p>
+        </w:tc>
+        <w:tc>
+          <w:tcPr>
+            <w:tcW w:w="2693" w:type="dxa"/>
           </w:tcPr>
           <w:p>
             <w:pPr>
@@ -2823,249 +4809,88 @@
         </w:tc>
       </w:tr>
       <w:tr>
-        <w:tc>
-          <w:tcPr>
-            <w:tcW w:w="846" w:type="dxa"/>
-          </w:tcPr>
-          <w:p>
-            <w:pPr>
-              <w:jc w:val="center"/>
-              <w:rPr>
-                <w:rFonts w:ascii="Times New Roman" w:hAnsi="Times New Roman" w:cs="Times New Roman"/>
-                <w:color w:val="FF0000"/>
-                <w:sz w:val="28"/>
-                <w:szCs w:val="28"/>
-              </w:rPr>
-            </w:pPr>
-            <w:r>
-              <w:rPr>
-                <w:rFonts w:ascii="Times New Roman" w:hAnsi="Times New Roman" w:cs="Times New Roman"/>
-                <w:color w:val="FF0000"/>
-                <w:sz w:val="28"/>
-                <w:szCs w:val="28"/>
-              </w:rPr>
-              <w:t>4</w:t>
-            </w:r>
-          </w:p>
-        </w:tc>
-        <w:tc>
-          <w:tcPr>
-            <w:tcW w:w="2268" w:type="dxa"/>
-          </w:tcPr>
-          <w:p>
-            <w:pPr>
-              <w:rPr>
-                <w:rFonts w:ascii="Times New Roman" w:hAnsi="Times New Roman" w:cs="Times New Roman"/>
-                <w:color w:val="FF0000"/>
-                <w:sz w:val="28"/>
-                <w:szCs w:val="28"/>
-              </w:rPr>
-            </w:pPr>
-            <w:r>
-              <w:rPr>
-                <w:rFonts w:ascii="Times New Roman" w:hAnsi="Times New Roman" w:cs="Times New Roman"/>
-                <w:color w:val="FF0000"/>
-                <w:sz w:val="28"/>
-                <w:szCs w:val="28"/>
-              </w:rPr>
-              <w:t>A</w:t>
-            </w:r>
-          </w:p>
-          <w:p>
-            <w:pPr>
-              <w:rPr>
-                <w:rFonts w:ascii="Times New Roman" w:hAnsi="Times New Roman" w:cs="Times New Roman"/>
-                <w:color w:val="FF0000"/>
-                <w:sz w:val="28"/>
-                <w:szCs w:val="28"/>
-              </w:rPr>
-            </w:pPr>
-            <w:r>
-              <w:rPr>
-                <w:rFonts w:ascii="Times New Roman" w:hAnsi="Times New Roman" w:cs="Times New Roman"/>
-                <w:color w:val="FF0000"/>
-                <w:sz w:val="28"/>
-                <w:szCs w:val="28"/>
-              </w:rPr>
-              <w:t>B</w:t>
-            </w:r>
-          </w:p>
-          <w:p>
-            <w:pPr>
-              <w:rPr>
-                <w:rFonts w:ascii="Times New Roman" w:hAnsi="Times New Roman" w:cs="Times New Roman"/>
-                <w:color w:val="FF0000"/>
-                <w:sz w:val="28"/>
-                <w:szCs w:val="28"/>
-              </w:rPr>
-            </w:pPr>
-            <w:r>
-              <w:rPr>
-                <w:rFonts w:ascii="Times New Roman" w:hAnsi="Times New Roman" w:cs="Times New Roman"/>
-                <w:color w:val="FF0000"/>
-                <w:sz w:val="28"/>
-                <w:szCs w:val="28"/>
-              </w:rPr>
-              <w:t>C</w:t>
-            </w:r>
-          </w:p>
-          <w:p>
-            <w:pPr>
-              <w:rPr>
-                <w:rFonts w:ascii="Times New Roman" w:hAnsi="Times New Roman" w:cs="Times New Roman"/>
-                <w:color w:val="FF0000"/>
-                <w:sz w:val="28"/>
-                <w:szCs w:val="28"/>
-              </w:rPr>
-            </w:pPr>
-            <w:r>
-              <w:rPr>
-                <w:rFonts w:ascii="Times New Roman" w:hAnsi="Times New Roman" w:cs="Times New Roman"/>
-                <w:color w:val="FF0000"/>
-                <w:sz w:val="28"/>
-                <w:szCs w:val="28"/>
-              </w:rPr>
-              <w:t>D</w:t>
-            </w:r>
-          </w:p>
-          <w:p>
-            <w:pPr>
-              <w:rPr>
-                <w:rFonts w:ascii="Times New Roman" w:hAnsi="Times New Roman" w:cs="Times New Roman"/>
-                <w:color w:val="FF0000"/>
-                <w:sz w:val="28"/>
-                <w:szCs w:val="28"/>
-              </w:rPr>
-            </w:pPr>
-            <w:r>
-              <w:rPr>
-                <w:rFonts w:ascii="Times New Roman" w:hAnsi="Times New Roman" w:cs="Times New Roman"/>
-                <w:color w:val="FF0000"/>
-                <w:sz w:val="28"/>
-                <w:szCs w:val="28"/>
-              </w:rPr>
-              <w:t>E</w:t>
-            </w:r>
-          </w:p>
-        </w:tc>
-        <w:tc>
-          <w:tcPr>
-            <w:tcW w:w="3827" w:type="dxa"/>
-          </w:tcPr>
-          <w:p>
-            <w:pPr>
-              <w:rPr>
-                <w:rFonts w:ascii="Times New Roman" w:hAnsi="Times New Roman" w:cs="Times New Roman"/>
-                <w:color w:val="FF0000"/>
-                <w:sz w:val="28"/>
-                <w:szCs w:val="28"/>
-              </w:rPr>
-            </w:pPr>
-            <w:r>
-              <w:rPr>
-                <w:rFonts w:ascii="Times New Roman" w:hAnsi="Times New Roman" w:cs="Times New Roman"/>
-                <w:color w:val="FF0000"/>
-                <w:sz w:val="28"/>
-                <w:szCs w:val="28"/>
-              </w:rPr>
-              <w:t>Công việc 1</w:t>
-            </w:r>
-          </w:p>
-          <w:p>
-            <w:pPr>
-              <w:rPr>
-                <w:rFonts w:ascii="Times New Roman" w:hAnsi="Times New Roman" w:cs="Times New Roman"/>
-                <w:color w:val="FF0000"/>
-                <w:sz w:val="28"/>
-                <w:szCs w:val="28"/>
-              </w:rPr>
-            </w:pPr>
-            <w:r>
-              <w:rPr>
-                <w:rFonts w:ascii="Times New Roman" w:hAnsi="Times New Roman" w:cs="Times New Roman"/>
-                <w:color w:val="FF0000"/>
-                <w:sz w:val="28"/>
-                <w:szCs w:val="28"/>
-              </w:rPr>
-              <w:t>Công việc 2</w:t>
-            </w:r>
-          </w:p>
-          <w:p>
-            <w:pPr>
-              <w:rPr>
-                <w:rFonts w:ascii="Times New Roman" w:hAnsi="Times New Roman" w:cs="Times New Roman"/>
-                <w:color w:val="FF0000"/>
-                <w:sz w:val="28"/>
-                <w:szCs w:val="28"/>
-              </w:rPr>
-            </w:pPr>
-            <w:r>
-              <w:rPr>
-                <w:rFonts w:ascii="Times New Roman" w:hAnsi="Times New Roman" w:cs="Times New Roman"/>
-                <w:color w:val="FF0000"/>
-                <w:sz w:val="28"/>
-                <w:szCs w:val="28"/>
-              </w:rPr>
-              <w:t>Công việc 3</w:t>
-            </w:r>
-          </w:p>
-          <w:p>
-            <w:pPr>
-              <w:rPr>
-                <w:rFonts w:ascii="Times New Roman" w:hAnsi="Times New Roman" w:cs="Times New Roman"/>
-                <w:color w:val="FF0000"/>
-                <w:sz w:val="28"/>
-                <w:szCs w:val="28"/>
-              </w:rPr>
-            </w:pPr>
-            <w:r>
-              <w:rPr>
-                <w:rFonts w:ascii="Times New Roman" w:hAnsi="Times New Roman" w:cs="Times New Roman"/>
-                <w:color w:val="FF0000"/>
-                <w:sz w:val="28"/>
-                <w:szCs w:val="28"/>
-              </w:rPr>
-              <w:t>Công việc 4</w:t>
-            </w:r>
-          </w:p>
-          <w:p>
-            <w:pPr>
-              <w:rPr>
-                <w:rFonts w:ascii="Times New Roman" w:hAnsi="Times New Roman" w:cs="Times New Roman"/>
-                <w:color w:val="FF0000"/>
-                <w:sz w:val="28"/>
-                <w:szCs w:val="28"/>
-              </w:rPr>
-            </w:pPr>
-            <w:r>
-              <w:rPr>
-                <w:rFonts w:ascii="Times New Roman" w:hAnsi="Times New Roman" w:cs="Times New Roman"/>
-                <w:color w:val="FF0000"/>
-                <w:sz w:val="28"/>
-                <w:szCs w:val="28"/>
-              </w:rPr>
-              <w:t>Công việc 5</w:t>
-            </w:r>
-          </w:p>
-        </w:tc>
-        <w:tc>
-          <w:tcPr>
-            <w:tcW w:w="3119" w:type="dxa"/>
-          </w:tcPr>
-          <w:p>
-            <w:pPr>
-              <w:rPr>
-                <w:rFonts w:ascii="Times New Roman" w:hAnsi="Times New Roman" w:cs="Times New Roman"/>
-                <w:color w:val="FF0000"/>
-                <w:sz w:val="28"/>
-                <w:szCs w:val="28"/>
-              </w:rPr>
-            </w:pPr>
-          </w:p>
-        </w:tc>
-        <w:tc>
-          <w:tcPr>
-            <w:tcW w:w="3118" w:type="dxa"/>
+        <w:trPr>
+          <w:trHeight w:val="1125"/>
+        </w:trPr>
+        <w:tc>
+          <w:tcPr>
+            <w:tcW w:w="843" w:type="dxa"/>
+            <w:vMerge/>
+          </w:tcPr>
+          <w:p>
+            <w:pPr>
+              <w:jc w:val="center"/>
+              <w:rPr>
+                <w:rFonts w:ascii="Times New Roman" w:hAnsi="Times New Roman" w:cs="Times New Roman"/>
+                <w:color w:val="FF0000"/>
+                <w:sz w:val="28"/>
+                <w:szCs w:val="28"/>
+              </w:rPr>
+            </w:pPr>
+          </w:p>
+        </w:tc>
+        <w:tc>
+          <w:tcPr>
+            <w:tcW w:w="2077" w:type="dxa"/>
+            <w:vAlign w:val="center"/>
+          </w:tcPr>
+          <w:p>
+            <w:pPr>
+              <w:jc w:val="center"/>
+              <w:rPr>
+                <w:rFonts w:ascii="Times New Roman" w:hAnsi="Times New Roman" w:cs="Times New Roman"/>
+                <w:color w:val="FF0000"/>
+                <w:sz w:val="28"/>
+                <w:szCs w:val="28"/>
+              </w:rPr>
+            </w:pPr>
+            <w:r>
+              <w:rPr>
+                <w:rFonts w:ascii="Times New Roman" w:hAnsi="Times New Roman" w:cs="Times New Roman"/>
+                <w:sz w:val="28"/>
+                <w:szCs w:val="28"/>
+                <w:lang w:val="vi-VN"/>
+              </w:rPr>
+              <w:t>Vũ Huy Hoàng</w:t>
+            </w:r>
+          </w:p>
+        </w:tc>
+        <w:tc>
+          <w:tcPr>
+            <w:tcW w:w="4163" w:type="dxa"/>
+          </w:tcPr>
+          <w:p>
+            <w:pPr>
+              <w:spacing w:line="312" w:lineRule="auto"/>
+              <w:rPr>
+                <w:rFonts w:ascii="Times New Roman" w:hAnsi="Times New Roman" w:cs="Times New Roman"/>
+                <w:color w:val="FF0000"/>
+                <w:sz w:val="28"/>
+                <w:szCs w:val="28"/>
+              </w:rPr>
+            </w:pPr>
+          </w:p>
+        </w:tc>
+        <w:tc>
+          <w:tcPr>
+            <w:tcW w:w="3402" w:type="dxa"/>
+            <w:vMerge/>
+          </w:tcPr>
+          <w:p>
+            <w:pPr>
+              <w:spacing w:line="312" w:lineRule="auto"/>
+              <w:rPr>
+                <w:rFonts w:ascii="Times New Roman" w:hAnsi="Times New Roman" w:cs="Times New Roman"/>
+                <w:color w:val="FF0000"/>
+                <w:sz w:val="28"/>
+                <w:szCs w:val="28"/>
+              </w:rPr>
+            </w:pPr>
+          </w:p>
+        </w:tc>
+        <w:tc>
+          <w:tcPr>
+            <w:tcW w:w="2693" w:type="dxa"/>
           </w:tcPr>
           <w:p>
             <w:pPr>
@@ -3080,26 +4905,225 @@
         </w:tc>
       </w:tr>
       <w:tr>
-        <w:tc>
-          <w:tcPr>
-            <w:tcW w:w="846" w:type="dxa"/>
-          </w:tcPr>
-          <w:p>
-            <w:pPr>
-              <w:jc w:val="center"/>
-              <w:rPr>
-                <w:rFonts w:ascii="Times New Roman" w:hAnsi="Times New Roman" w:cs="Times New Roman"/>
-                <w:color w:val="FF0000"/>
-                <w:sz w:val="28"/>
-                <w:szCs w:val="28"/>
-              </w:rPr>
-            </w:pPr>
-            <w:r>
-              <w:rPr>
-                <w:rFonts w:ascii="Times New Roman" w:hAnsi="Times New Roman" w:cs="Times New Roman"/>
-                <w:color w:val="FF0000"/>
-                <w:sz w:val="28"/>
-                <w:szCs w:val="28"/>
+        <w:trPr>
+          <w:trHeight w:val="1127"/>
+        </w:trPr>
+        <w:tc>
+          <w:tcPr>
+            <w:tcW w:w="843" w:type="dxa"/>
+            <w:vMerge/>
+          </w:tcPr>
+          <w:p>
+            <w:pPr>
+              <w:jc w:val="center"/>
+              <w:rPr>
+                <w:rFonts w:ascii="Times New Roman" w:hAnsi="Times New Roman" w:cs="Times New Roman"/>
+                <w:color w:val="FF0000"/>
+                <w:sz w:val="28"/>
+                <w:szCs w:val="28"/>
+              </w:rPr>
+            </w:pPr>
+          </w:p>
+        </w:tc>
+        <w:tc>
+          <w:tcPr>
+            <w:tcW w:w="2077" w:type="dxa"/>
+            <w:vAlign w:val="center"/>
+          </w:tcPr>
+          <w:p>
+            <w:pPr>
+              <w:jc w:val="center"/>
+              <w:rPr>
+                <w:rFonts w:ascii="Times New Roman" w:hAnsi="Times New Roman" w:cs="Times New Roman"/>
+                <w:color w:val="FF0000"/>
+                <w:sz w:val="28"/>
+                <w:szCs w:val="28"/>
+              </w:rPr>
+            </w:pPr>
+            <w:r>
+              <w:rPr>
+                <w:rFonts w:ascii="Times New Roman" w:hAnsi="Times New Roman" w:cs="Times New Roman"/>
+                <w:sz w:val="28"/>
+                <w:szCs w:val="28"/>
+                <w:lang w:val="vi-VN"/>
+              </w:rPr>
+              <w:t>Nguyễn Thị Oanh</w:t>
+            </w:r>
+          </w:p>
+        </w:tc>
+        <w:tc>
+          <w:tcPr>
+            <w:tcW w:w="4163" w:type="dxa"/>
+          </w:tcPr>
+          <w:p>
+            <w:pPr>
+              <w:spacing w:line="312" w:lineRule="auto"/>
+              <w:rPr>
+                <w:rFonts w:ascii="Times New Roman" w:hAnsi="Times New Roman" w:cs="Times New Roman"/>
+                <w:color w:val="FF0000"/>
+                <w:sz w:val="28"/>
+                <w:szCs w:val="28"/>
+              </w:rPr>
+            </w:pPr>
+          </w:p>
+        </w:tc>
+        <w:tc>
+          <w:tcPr>
+            <w:tcW w:w="3402" w:type="dxa"/>
+            <w:vMerge/>
+          </w:tcPr>
+          <w:p>
+            <w:pPr>
+              <w:spacing w:line="312" w:lineRule="auto"/>
+              <w:rPr>
+                <w:rFonts w:ascii="Times New Roman" w:hAnsi="Times New Roman" w:cs="Times New Roman"/>
+                <w:color w:val="FF0000"/>
+                <w:sz w:val="28"/>
+                <w:szCs w:val="28"/>
+              </w:rPr>
+            </w:pPr>
+          </w:p>
+        </w:tc>
+        <w:tc>
+          <w:tcPr>
+            <w:tcW w:w="2693" w:type="dxa"/>
+          </w:tcPr>
+          <w:p>
+            <w:pPr>
+              <w:rPr>
+                <w:rFonts w:ascii="Times New Roman" w:hAnsi="Times New Roman" w:cs="Times New Roman"/>
+                <w:color w:val="FF0000"/>
+                <w:sz w:val="28"/>
+                <w:szCs w:val="28"/>
+              </w:rPr>
+            </w:pPr>
+          </w:p>
+        </w:tc>
+      </w:tr>
+      <w:tr>
+        <w:trPr>
+          <w:trHeight w:val="1822"/>
+        </w:trPr>
+        <w:tc>
+          <w:tcPr>
+            <w:tcW w:w="843" w:type="dxa"/>
+            <w:vMerge/>
+          </w:tcPr>
+          <w:p>
+            <w:pPr>
+              <w:jc w:val="center"/>
+              <w:rPr>
+                <w:rFonts w:ascii="Times New Roman" w:hAnsi="Times New Roman" w:cs="Times New Roman"/>
+                <w:color w:val="FF0000"/>
+                <w:sz w:val="28"/>
+                <w:szCs w:val="28"/>
+              </w:rPr>
+            </w:pPr>
+          </w:p>
+        </w:tc>
+        <w:tc>
+          <w:tcPr>
+            <w:tcW w:w="2077" w:type="dxa"/>
+            <w:vAlign w:val="center"/>
+          </w:tcPr>
+          <w:p>
+            <w:pPr>
+              <w:jc w:val="center"/>
+              <w:rPr>
+                <w:rFonts w:ascii="Times New Roman" w:hAnsi="Times New Roman" w:cs="Times New Roman"/>
+                <w:color w:val="FF0000"/>
+                <w:sz w:val="28"/>
+                <w:szCs w:val="28"/>
+              </w:rPr>
+            </w:pPr>
+            <w:r>
+              <w:rPr>
+                <w:rFonts w:ascii="Times New Roman" w:hAnsi="Times New Roman" w:cs="Times New Roman"/>
+                <w:sz w:val="28"/>
+                <w:szCs w:val="28"/>
+                <w:lang w:val="vi-VN"/>
+              </w:rPr>
+              <w:t>Đặng Đình Trọng</w:t>
+            </w:r>
+          </w:p>
+        </w:tc>
+        <w:tc>
+          <w:tcPr>
+            <w:tcW w:w="4163" w:type="dxa"/>
+          </w:tcPr>
+          <w:p>
+            <w:pPr>
+              <w:spacing w:line="312" w:lineRule="auto"/>
+              <w:rPr>
+                <w:rFonts w:ascii="Times New Roman" w:hAnsi="Times New Roman" w:cs="Times New Roman"/>
+                <w:color w:val="FF0000"/>
+                <w:sz w:val="28"/>
+                <w:szCs w:val="28"/>
+              </w:rPr>
+            </w:pPr>
+          </w:p>
+        </w:tc>
+        <w:tc>
+          <w:tcPr>
+            <w:tcW w:w="3402" w:type="dxa"/>
+            <w:vMerge/>
+          </w:tcPr>
+          <w:p>
+            <w:pPr>
+              <w:spacing w:line="312" w:lineRule="auto"/>
+              <w:rPr>
+                <w:rFonts w:ascii="Times New Roman" w:hAnsi="Times New Roman" w:cs="Times New Roman"/>
+                <w:color w:val="FF0000"/>
+                <w:sz w:val="28"/>
+                <w:szCs w:val="28"/>
+              </w:rPr>
+            </w:pPr>
+          </w:p>
+        </w:tc>
+        <w:tc>
+          <w:tcPr>
+            <w:tcW w:w="2693" w:type="dxa"/>
+          </w:tcPr>
+          <w:p>
+            <w:pPr>
+              <w:rPr>
+                <w:rFonts w:ascii="Times New Roman" w:hAnsi="Times New Roman" w:cs="Times New Roman"/>
+                <w:color w:val="FF0000"/>
+                <w:sz w:val="28"/>
+                <w:szCs w:val="28"/>
+              </w:rPr>
+            </w:pPr>
+          </w:p>
+        </w:tc>
+      </w:tr>
+      <w:tr>
+        <w:trPr>
+          <w:trHeight w:val="1822"/>
+        </w:trPr>
+        <w:tc>
+          <w:tcPr>
+            <w:tcW w:w="843" w:type="dxa"/>
+            <w:vMerge w:val="restart"/>
+            <w:vAlign w:val="center"/>
+          </w:tcPr>
+          <w:p>
+            <w:pPr>
+              <w:jc w:val="center"/>
+              <w:rPr>
+                <w:rFonts w:ascii="Times New Roman" w:hAnsi="Times New Roman" w:cs="Times New Roman"/>
+                <w:color w:val="FF0000"/>
+                <w:sz w:val="28"/>
+                <w:szCs w:val="28"/>
+                <w:lang w:val="vi-VN"/>
+              </w:rPr>
+            </w:pPr>
+            <w:r>
+              <w:rPr>
+                <w:rFonts w:ascii="Times New Roman" w:hAnsi="Times New Roman" w:cs="Times New Roman"/>
+                <w:color w:val="000000" w:themeColor="text1"/>
+                <w:sz w:val="28"/>
+                <w:szCs w:val="28"/>
+                <w:lang w:val="vi-VN"/>
               </w:rPr>
               <w:t>5</w:t>
             </w:r>
@@ -3107,222 +5131,446 @@
         </w:tc>
         <w:tc>
           <w:tcPr>
-            <w:tcW w:w="2268" w:type="dxa"/>
-          </w:tcPr>
-          <w:p>
-            <w:pPr>
-              <w:rPr>
-                <w:rFonts w:ascii="Times New Roman" w:hAnsi="Times New Roman" w:cs="Times New Roman"/>
-                <w:color w:val="FF0000"/>
-                <w:sz w:val="28"/>
-                <w:szCs w:val="28"/>
-              </w:rPr>
-            </w:pPr>
-            <w:r>
-              <w:rPr>
-                <w:rFonts w:ascii="Times New Roman" w:hAnsi="Times New Roman" w:cs="Times New Roman"/>
-                <w:color w:val="FF0000"/>
-                <w:sz w:val="28"/>
-                <w:szCs w:val="28"/>
-              </w:rPr>
-              <w:t>A</w:t>
-            </w:r>
-          </w:p>
-          <w:p>
-            <w:pPr>
-              <w:rPr>
-                <w:rFonts w:ascii="Times New Roman" w:hAnsi="Times New Roman" w:cs="Times New Roman"/>
-                <w:color w:val="FF0000"/>
-                <w:sz w:val="28"/>
-                <w:szCs w:val="28"/>
-              </w:rPr>
-            </w:pPr>
-            <w:r>
-              <w:rPr>
-                <w:rFonts w:ascii="Times New Roman" w:hAnsi="Times New Roman" w:cs="Times New Roman"/>
-                <w:color w:val="FF0000"/>
-                <w:sz w:val="28"/>
-                <w:szCs w:val="28"/>
-              </w:rPr>
-              <w:t>B</w:t>
-            </w:r>
-          </w:p>
-          <w:p>
-            <w:pPr>
-              <w:rPr>
-                <w:rFonts w:ascii="Times New Roman" w:hAnsi="Times New Roman" w:cs="Times New Roman"/>
-                <w:color w:val="FF0000"/>
-                <w:sz w:val="28"/>
-                <w:szCs w:val="28"/>
-              </w:rPr>
-            </w:pPr>
-            <w:r>
-              <w:rPr>
-                <w:rFonts w:ascii="Times New Roman" w:hAnsi="Times New Roman" w:cs="Times New Roman"/>
-                <w:color w:val="FF0000"/>
-                <w:sz w:val="28"/>
-                <w:szCs w:val="28"/>
-              </w:rPr>
-              <w:t>C</w:t>
-            </w:r>
-          </w:p>
-          <w:p>
-            <w:pPr>
-              <w:rPr>
-                <w:rFonts w:ascii="Times New Roman" w:hAnsi="Times New Roman" w:cs="Times New Roman"/>
-                <w:color w:val="FF0000"/>
-                <w:sz w:val="28"/>
-                <w:szCs w:val="28"/>
-              </w:rPr>
-            </w:pPr>
-            <w:r>
-              <w:rPr>
-                <w:rFonts w:ascii="Times New Roman" w:hAnsi="Times New Roman" w:cs="Times New Roman"/>
-                <w:color w:val="FF0000"/>
-                <w:sz w:val="28"/>
-                <w:szCs w:val="28"/>
-              </w:rPr>
-              <w:t>D</w:t>
-            </w:r>
-          </w:p>
-          <w:p>
-            <w:pPr>
-              <w:rPr>
-                <w:rFonts w:ascii="Times New Roman" w:hAnsi="Times New Roman" w:cs="Times New Roman"/>
-                <w:color w:val="FF0000"/>
-                <w:sz w:val="28"/>
-                <w:szCs w:val="28"/>
-              </w:rPr>
-            </w:pPr>
-            <w:r>
-              <w:rPr>
-                <w:rFonts w:ascii="Times New Roman" w:hAnsi="Times New Roman" w:cs="Times New Roman"/>
-                <w:color w:val="FF0000"/>
-                <w:sz w:val="28"/>
-                <w:szCs w:val="28"/>
-              </w:rPr>
-              <w:t>E</w:t>
-            </w:r>
-          </w:p>
-        </w:tc>
-        <w:tc>
-          <w:tcPr>
-            <w:tcW w:w="3827" w:type="dxa"/>
-          </w:tcPr>
-          <w:p>
-            <w:pPr>
-              <w:rPr>
-                <w:rFonts w:ascii="Times New Roman" w:hAnsi="Times New Roman" w:cs="Times New Roman"/>
-                <w:color w:val="FF0000"/>
-                <w:sz w:val="28"/>
-                <w:szCs w:val="28"/>
-              </w:rPr>
-            </w:pPr>
-            <w:r>
-              <w:rPr>
-                <w:rFonts w:ascii="Times New Roman" w:hAnsi="Times New Roman" w:cs="Times New Roman"/>
-                <w:color w:val="FF0000"/>
-                <w:sz w:val="28"/>
-                <w:szCs w:val="28"/>
-              </w:rPr>
-              <w:t>Công việc 1</w:t>
-            </w:r>
-          </w:p>
-          <w:p>
-            <w:pPr>
-              <w:rPr>
-                <w:rFonts w:ascii="Times New Roman" w:hAnsi="Times New Roman" w:cs="Times New Roman"/>
-                <w:color w:val="FF0000"/>
-                <w:sz w:val="28"/>
-                <w:szCs w:val="28"/>
-              </w:rPr>
-            </w:pPr>
-            <w:r>
-              <w:rPr>
-                <w:rFonts w:ascii="Times New Roman" w:hAnsi="Times New Roman" w:cs="Times New Roman"/>
-                <w:color w:val="FF0000"/>
-                <w:sz w:val="28"/>
-                <w:szCs w:val="28"/>
-              </w:rPr>
-              <w:t>Công việc 2</w:t>
-            </w:r>
-          </w:p>
-          <w:p>
-            <w:pPr>
-              <w:rPr>
-                <w:rFonts w:ascii="Times New Roman" w:hAnsi="Times New Roman" w:cs="Times New Roman"/>
-                <w:color w:val="FF0000"/>
-                <w:sz w:val="28"/>
-                <w:szCs w:val="28"/>
-              </w:rPr>
-            </w:pPr>
-            <w:r>
-              <w:rPr>
-                <w:rFonts w:ascii="Times New Roman" w:hAnsi="Times New Roman" w:cs="Times New Roman"/>
-                <w:color w:val="FF0000"/>
-                <w:sz w:val="28"/>
-                <w:szCs w:val="28"/>
-              </w:rPr>
-              <w:t>Công việc 3</w:t>
-            </w:r>
-          </w:p>
-          <w:p>
-            <w:pPr>
-              <w:rPr>
-                <w:rFonts w:ascii="Times New Roman" w:hAnsi="Times New Roman" w:cs="Times New Roman"/>
-                <w:color w:val="FF0000"/>
-                <w:sz w:val="28"/>
-                <w:szCs w:val="28"/>
-              </w:rPr>
-            </w:pPr>
-            <w:r>
-              <w:rPr>
-                <w:rFonts w:ascii="Times New Roman" w:hAnsi="Times New Roman" w:cs="Times New Roman"/>
-                <w:color w:val="FF0000"/>
-                <w:sz w:val="28"/>
-                <w:szCs w:val="28"/>
-              </w:rPr>
-              <w:t>Công việc 4</w:t>
-            </w:r>
-          </w:p>
-          <w:p>
-            <w:pPr>
-              <w:rPr>
-                <w:rFonts w:ascii="Times New Roman" w:hAnsi="Times New Roman" w:cs="Times New Roman"/>
-                <w:color w:val="FF0000"/>
-                <w:sz w:val="28"/>
-                <w:szCs w:val="28"/>
-              </w:rPr>
-            </w:pPr>
-            <w:r>
-              <w:rPr>
-                <w:rFonts w:ascii="Times New Roman" w:hAnsi="Times New Roman" w:cs="Times New Roman"/>
-                <w:color w:val="FF0000"/>
-                <w:sz w:val="28"/>
-                <w:szCs w:val="28"/>
-              </w:rPr>
-              <w:t>Công việc 5</w:t>
-            </w:r>
-          </w:p>
-        </w:tc>
-        <w:tc>
-          <w:tcPr>
-            <w:tcW w:w="3119" w:type="dxa"/>
-          </w:tcPr>
-          <w:p>
-            <w:pPr>
-              <w:rPr>
-                <w:rFonts w:ascii="Times New Roman" w:hAnsi="Times New Roman" w:cs="Times New Roman"/>
-                <w:color w:val="FF0000"/>
-                <w:sz w:val="28"/>
-                <w:szCs w:val="28"/>
-              </w:rPr>
-            </w:pPr>
-          </w:p>
-        </w:tc>
-        <w:tc>
-          <w:tcPr>
-            <w:tcW w:w="3118" w:type="dxa"/>
+            <w:tcW w:w="2077" w:type="dxa"/>
+            <w:vAlign w:val="center"/>
+          </w:tcPr>
+          <w:p>
+            <w:pPr>
+              <w:jc w:val="center"/>
+              <w:rPr>
+                <w:rFonts w:ascii="Times New Roman" w:hAnsi="Times New Roman" w:cs="Times New Roman"/>
+                <w:sz w:val="28"/>
+                <w:szCs w:val="28"/>
+                <w:lang w:val="vi-VN"/>
+              </w:rPr>
+            </w:pPr>
+            <w:r>
+              <w:rPr>
+                <w:rFonts w:ascii="Times New Roman" w:hAnsi="Times New Roman" w:cs="Times New Roman"/>
+                <w:sz w:val="28"/>
+                <w:szCs w:val="28"/>
+                <w:lang w:val="vi-VN"/>
+              </w:rPr>
+              <w:t>Ngô Khánh Chiến</w:t>
+            </w:r>
+          </w:p>
+        </w:tc>
+        <w:tc>
+          <w:tcPr>
+            <w:tcW w:w="4163" w:type="dxa"/>
+          </w:tcPr>
+          <w:p>
+            <w:pPr>
+              <w:spacing w:line="312" w:lineRule="auto"/>
+              <w:rPr>
+                <w:rFonts w:ascii="Times New Roman" w:hAnsi="Times New Roman" w:cs="Times New Roman"/>
+                <w:color w:val="FF0000"/>
+                <w:sz w:val="28"/>
+                <w:szCs w:val="28"/>
+              </w:rPr>
+            </w:pPr>
+          </w:p>
+        </w:tc>
+        <w:tc>
+          <w:tcPr>
+            <w:tcW w:w="3402" w:type="dxa"/>
+            <w:vMerge w:val="restart"/>
+          </w:tcPr>
+          <w:p>
+            <w:pPr>
+              <w:spacing w:line="312" w:lineRule="auto"/>
+              <w:rPr>
+                <w:rFonts w:ascii="Times New Roman" w:hAnsi="Times New Roman" w:cs="Times New Roman"/>
+                <w:color w:val="FF0000"/>
+                <w:sz w:val="28"/>
+                <w:szCs w:val="28"/>
+              </w:rPr>
+            </w:pPr>
+          </w:p>
+        </w:tc>
+        <w:tc>
+          <w:tcPr>
+            <w:tcW w:w="2693" w:type="dxa"/>
+          </w:tcPr>
+          <w:p>
+            <w:pPr>
+              <w:rPr>
+                <w:rFonts w:ascii="Times New Roman" w:hAnsi="Times New Roman" w:cs="Times New Roman"/>
+                <w:color w:val="FF0000"/>
+                <w:sz w:val="28"/>
+                <w:szCs w:val="28"/>
+              </w:rPr>
+            </w:pPr>
+          </w:p>
+        </w:tc>
+      </w:tr>
+      <w:tr>
+        <w:trPr>
+          <w:trHeight w:val="1822"/>
+        </w:trPr>
+        <w:tc>
+          <w:tcPr>
+            <w:tcW w:w="843" w:type="dxa"/>
+            <w:vMerge/>
+          </w:tcPr>
+          <w:p>
+            <w:pPr>
+              <w:jc w:val="center"/>
+              <w:rPr>
+                <w:rFonts w:ascii="Times New Roman" w:hAnsi="Times New Roman" w:cs="Times New Roman"/>
+                <w:color w:val="FF0000"/>
+                <w:sz w:val="28"/>
+                <w:szCs w:val="28"/>
+              </w:rPr>
+            </w:pPr>
+          </w:p>
+        </w:tc>
+        <w:tc>
+          <w:tcPr>
+            <w:tcW w:w="2077" w:type="dxa"/>
+            <w:vAlign w:val="center"/>
+          </w:tcPr>
+          <w:p>
+            <w:pPr>
+              <w:jc w:val="center"/>
+              <w:rPr>
+                <w:rFonts w:ascii="Times New Roman" w:hAnsi="Times New Roman" w:cs="Times New Roman"/>
+                <w:sz w:val="28"/>
+                <w:szCs w:val="28"/>
+                <w:lang w:val="vi-VN"/>
+              </w:rPr>
+            </w:pPr>
+            <w:r>
+              <w:rPr>
+                <w:rFonts w:ascii="Times New Roman" w:hAnsi="Times New Roman" w:cs="Times New Roman"/>
+                <w:sz w:val="28"/>
+                <w:szCs w:val="28"/>
+                <w:lang w:val="vi-VN"/>
+              </w:rPr>
+              <w:t>Nguyễn Hữu Đạt</w:t>
+            </w:r>
+          </w:p>
+        </w:tc>
+        <w:tc>
+          <w:tcPr>
+            <w:tcW w:w="4163" w:type="dxa"/>
+          </w:tcPr>
+          <w:p>
+            <w:pPr>
+              <w:spacing w:line="312" w:lineRule="auto"/>
+              <w:rPr>
+                <w:rFonts w:ascii="Times New Roman" w:hAnsi="Times New Roman" w:cs="Times New Roman"/>
+                <w:color w:val="FF0000"/>
+                <w:sz w:val="28"/>
+                <w:szCs w:val="28"/>
+              </w:rPr>
+            </w:pPr>
+          </w:p>
+        </w:tc>
+        <w:tc>
+          <w:tcPr>
+            <w:tcW w:w="3402" w:type="dxa"/>
+            <w:vMerge/>
+          </w:tcPr>
+          <w:p>
+            <w:pPr>
+              <w:rPr>
+                <w:rFonts w:ascii="Times New Roman" w:hAnsi="Times New Roman" w:cs="Times New Roman"/>
+                <w:color w:val="FF0000"/>
+                <w:sz w:val="28"/>
+                <w:szCs w:val="28"/>
+              </w:rPr>
+            </w:pPr>
+          </w:p>
+        </w:tc>
+        <w:tc>
+          <w:tcPr>
+            <w:tcW w:w="2693" w:type="dxa"/>
+          </w:tcPr>
+          <w:p>
+            <w:pPr>
+              <w:rPr>
+                <w:rFonts w:ascii="Times New Roman" w:hAnsi="Times New Roman" w:cs="Times New Roman"/>
+                <w:color w:val="FF0000"/>
+                <w:sz w:val="28"/>
+                <w:szCs w:val="28"/>
+              </w:rPr>
+            </w:pPr>
+          </w:p>
+        </w:tc>
+      </w:tr>
+      <w:tr>
+        <w:trPr>
+          <w:trHeight w:val="1822"/>
+        </w:trPr>
+        <w:tc>
+          <w:tcPr>
+            <w:tcW w:w="843" w:type="dxa"/>
+            <w:vMerge/>
+          </w:tcPr>
+          <w:p>
+            <w:pPr>
+              <w:jc w:val="center"/>
+              <w:rPr>
+                <w:rFonts w:ascii="Times New Roman" w:hAnsi="Times New Roman" w:cs="Times New Roman"/>
+                <w:color w:val="FF0000"/>
+                <w:sz w:val="28"/>
+                <w:szCs w:val="28"/>
+              </w:rPr>
+            </w:pPr>
+          </w:p>
+        </w:tc>
+        <w:tc>
+          <w:tcPr>
+            <w:tcW w:w="2077" w:type="dxa"/>
+            <w:vAlign w:val="center"/>
+          </w:tcPr>
+          <w:p>
+            <w:pPr>
+              <w:jc w:val="center"/>
+              <w:rPr>
+                <w:rFonts w:ascii="Times New Roman" w:hAnsi="Times New Roman" w:cs="Times New Roman"/>
+                <w:sz w:val="28"/>
+                <w:szCs w:val="28"/>
+                <w:lang w:val="vi-VN"/>
+              </w:rPr>
+            </w:pPr>
+            <w:r>
+              <w:rPr>
+                <w:rFonts w:ascii="Times New Roman" w:hAnsi="Times New Roman" w:cs="Times New Roman"/>
+                <w:sz w:val="28"/>
+                <w:szCs w:val="28"/>
+                <w:lang w:val="vi-VN"/>
+              </w:rPr>
+              <w:t>Vũ Huy Hoàng</w:t>
+            </w:r>
+          </w:p>
+        </w:tc>
+        <w:tc>
+          <w:tcPr>
+            <w:tcW w:w="4163" w:type="dxa"/>
+          </w:tcPr>
+          <w:p>
+            <w:pPr>
+              <w:spacing w:line="312" w:lineRule="auto"/>
+              <w:rPr>
+                <w:rFonts w:ascii="Times New Roman" w:hAnsi="Times New Roman" w:cs="Times New Roman"/>
+                <w:color w:val="FF0000"/>
+                <w:sz w:val="28"/>
+                <w:szCs w:val="28"/>
+              </w:rPr>
+            </w:pPr>
+          </w:p>
+        </w:tc>
+        <w:tc>
+          <w:tcPr>
+            <w:tcW w:w="3402" w:type="dxa"/>
+            <w:vMerge/>
+          </w:tcPr>
+          <w:p>
+            <w:pPr>
+              <w:rPr>
+                <w:rFonts w:ascii="Times New Roman" w:hAnsi="Times New Roman" w:cs="Times New Roman"/>
+                <w:color w:val="FF0000"/>
+                <w:sz w:val="28"/>
+                <w:szCs w:val="28"/>
+              </w:rPr>
+            </w:pPr>
+          </w:p>
+        </w:tc>
+        <w:tc>
+          <w:tcPr>
+            <w:tcW w:w="2693" w:type="dxa"/>
+          </w:tcPr>
+          <w:p>
+            <w:pPr>
+              <w:rPr>
+                <w:rFonts w:ascii="Times New Roman" w:hAnsi="Times New Roman" w:cs="Times New Roman"/>
+                <w:color w:val="FF0000"/>
+                <w:sz w:val="28"/>
+                <w:szCs w:val="28"/>
+              </w:rPr>
+            </w:pPr>
+          </w:p>
+        </w:tc>
+      </w:tr>
+      <w:tr>
+        <w:trPr>
+          <w:trHeight w:val="1822"/>
+        </w:trPr>
+        <w:tc>
+          <w:tcPr>
+            <w:tcW w:w="843" w:type="dxa"/>
+            <w:vMerge/>
+          </w:tcPr>
+          <w:p>
+            <w:pPr>
+              <w:jc w:val="center"/>
+              <w:rPr>
+                <w:rFonts w:ascii="Times New Roman" w:hAnsi="Times New Roman" w:cs="Times New Roman"/>
+                <w:color w:val="FF0000"/>
+                <w:sz w:val="28"/>
+                <w:szCs w:val="28"/>
+              </w:rPr>
+            </w:pPr>
+          </w:p>
+        </w:tc>
+        <w:tc>
+          <w:tcPr>
+            <w:tcW w:w="2077" w:type="dxa"/>
+            <w:vAlign w:val="center"/>
+          </w:tcPr>
+          <w:p>
+            <w:pPr>
+              <w:jc w:val="center"/>
+              <w:rPr>
+                <w:rFonts w:ascii="Times New Roman" w:hAnsi="Times New Roman" w:cs="Times New Roman"/>
+                <w:sz w:val="28"/>
+                <w:szCs w:val="28"/>
+                <w:lang w:val="vi-VN"/>
+              </w:rPr>
+            </w:pPr>
+            <w:r>
+              <w:rPr>
+                <w:rFonts w:ascii="Times New Roman" w:hAnsi="Times New Roman" w:cs="Times New Roman"/>
+                <w:sz w:val="28"/>
+                <w:szCs w:val="28"/>
+                <w:lang w:val="vi-VN"/>
+              </w:rPr>
+              <w:t>Nguyễn Thị Oanh</w:t>
+            </w:r>
+          </w:p>
+        </w:tc>
+        <w:tc>
+          <w:tcPr>
+            <w:tcW w:w="4163" w:type="dxa"/>
+          </w:tcPr>
+          <w:p>
+            <w:pPr>
+              <w:spacing w:line="312" w:lineRule="auto"/>
+              <w:rPr>
+                <w:rFonts w:ascii="Times New Roman" w:hAnsi="Times New Roman" w:cs="Times New Roman"/>
+                <w:color w:val="FF0000"/>
+                <w:sz w:val="28"/>
+                <w:szCs w:val="28"/>
+              </w:rPr>
+            </w:pPr>
+          </w:p>
+        </w:tc>
+        <w:tc>
+          <w:tcPr>
+            <w:tcW w:w="3402" w:type="dxa"/>
+            <w:vMerge/>
+          </w:tcPr>
+          <w:p>
+            <w:pPr>
+              <w:rPr>
+                <w:rFonts w:ascii="Times New Roman" w:hAnsi="Times New Roman" w:cs="Times New Roman"/>
+                <w:color w:val="FF0000"/>
+                <w:sz w:val="28"/>
+                <w:szCs w:val="28"/>
+              </w:rPr>
+            </w:pPr>
+          </w:p>
+        </w:tc>
+        <w:tc>
+          <w:tcPr>
+            <w:tcW w:w="2693" w:type="dxa"/>
+          </w:tcPr>
+          <w:p>
+            <w:pPr>
+              <w:rPr>
+                <w:rFonts w:ascii="Times New Roman" w:hAnsi="Times New Roman" w:cs="Times New Roman"/>
+                <w:color w:val="FF0000"/>
+                <w:sz w:val="28"/>
+                <w:szCs w:val="28"/>
+              </w:rPr>
+            </w:pPr>
+          </w:p>
+        </w:tc>
+      </w:tr>
+      <w:tr>
+        <w:trPr>
+          <w:trHeight w:val="1822"/>
+        </w:trPr>
+        <w:tc>
+          <w:tcPr>
+            <w:tcW w:w="843" w:type="dxa"/>
+            <w:vMerge/>
+          </w:tcPr>
+          <w:p>
+            <w:pPr>
+              <w:jc w:val="center"/>
+              <w:rPr>
+                <w:rFonts w:ascii="Times New Roman" w:hAnsi="Times New Roman" w:cs="Times New Roman"/>
+                <w:color w:val="FF0000"/>
+                <w:sz w:val="28"/>
+                <w:szCs w:val="28"/>
+              </w:rPr>
+            </w:pPr>
+          </w:p>
+        </w:tc>
+        <w:tc>
+          <w:tcPr>
+            <w:tcW w:w="2077" w:type="dxa"/>
+            <w:vAlign w:val="center"/>
+          </w:tcPr>
+          <w:p>
+            <w:pPr>
+              <w:jc w:val="center"/>
+              <w:rPr>
+                <w:rFonts w:ascii="Times New Roman" w:hAnsi="Times New Roman" w:cs="Times New Roman"/>
+                <w:sz w:val="28"/>
+                <w:szCs w:val="28"/>
+                <w:lang w:val="vi-VN"/>
+              </w:rPr>
+            </w:pPr>
+            <w:r>
+              <w:rPr>
+                <w:rFonts w:ascii="Times New Roman" w:hAnsi="Times New Roman" w:cs="Times New Roman"/>
+                <w:sz w:val="28"/>
+                <w:szCs w:val="28"/>
+                <w:lang w:val="vi-VN"/>
+              </w:rPr>
+              <w:t>Đặng Đình Trọng</w:t>
+            </w:r>
+          </w:p>
+        </w:tc>
+        <w:tc>
+          <w:tcPr>
+            <w:tcW w:w="4163" w:type="dxa"/>
+          </w:tcPr>
+          <w:p>
+            <w:pPr>
+              <w:spacing w:line="312" w:lineRule="auto"/>
+              <w:rPr>
+                <w:rFonts w:ascii="Times New Roman" w:hAnsi="Times New Roman" w:cs="Times New Roman"/>
+                <w:color w:val="FF0000"/>
+                <w:sz w:val="28"/>
+                <w:szCs w:val="28"/>
+              </w:rPr>
+            </w:pPr>
+          </w:p>
+        </w:tc>
+        <w:tc>
+          <w:tcPr>
+            <w:tcW w:w="3402" w:type="dxa"/>
+            <w:vMerge/>
+          </w:tcPr>
+          <w:p>
+            <w:pPr>
+              <w:rPr>
+                <w:rFonts w:ascii="Times New Roman" w:hAnsi="Times New Roman" w:cs="Times New Roman"/>
+                <w:color w:val="FF0000"/>
+                <w:sz w:val="28"/>
+                <w:szCs w:val="28"/>
+              </w:rPr>
+            </w:pPr>
+          </w:p>
+        </w:tc>
+        <w:tc>
+          <w:tcPr>
+            <w:tcW w:w="2693" w:type="dxa"/>
           </w:tcPr>
           <w:p>
             <w:pPr>

--- a/BaoCaoHocTap1.docx
+++ b/BaoCaoHocTap1.docx
@@ -39,21 +39,7 @@
     </w:p>
     <w:p>
       <w:pPr>
-        <w:spacing w:line="360" w:lineRule="auto"/>
-        <w:jc w:val="center"/>
-        <w:rPr>
-          <w:rFonts w:ascii="Times New Roman" w:hAnsi="Times New Roman" w:cs="Times New Roman"/>
-          <w:b/>
-          <w:bCs/>
-          <w:sz w:val="28"/>
-          <w:szCs w:val="28"/>
-          <w:lang w:val="vi-VN"/>
-        </w:rPr>
-      </w:pPr>
-    </w:p>
-    <w:p>
-      <w:pPr>
-        <w:spacing w:line="360" w:lineRule="auto"/>
+        <w:spacing w:before="100" w:after="100" w:line="360" w:lineRule="auto"/>
         <w:jc w:val="both"/>
         <w:rPr>
           <w:rFonts w:ascii="Times New Roman" w:hAnsi="Times New Roman" w:cs="Times New Roman"/>
@@ -98,7 +84,7 @@
     </w:p>
     <w:p>
       <w:pPr>
-        <w:spacing w:line="360" w:lineRule="auto"/>
+        <w:spacing w:before="100" w:after="100" w:line="360" w:lineRule="auto"/>
         <w:jc w:val="both"/>
         <w:rPr>
           <w:rFonts w:ascii="Times New Roman" w:hAnsi="Times New Roman" w:cs="Times New Roman"/>
@@ -123,7 +109,7 @@
     </w:p>
     <w:p>
       <w:pPr>
-        <w:spacing w:line="360" w:lineRule="auto"/>
+        <w:spacing w:before="100" w:after="100" w:line="360" w:lineRule="auto"/>
         <w:jc w:val="both"/>
         <w:rPr>
           <w:rFonts w:ascii="Times New Roman" w:hAnsi="Times New Roman" w:cs="Times New Roman"/>
@@ -288,18 +274,6 @@
         <w:t>thực tính toàn vẹn của dữ liệu</w:t>
       </w:r>
     </w:p>
-    <w:p>
-      <w:pPr>
-        <w:spacing w:line="360" w:lineRule="auto"/>
-        <w:jc w:val="both"/>
-        <w:rPr>
-          <w:rFonts w:ascii="Times New Roman" w:hAnsi="Times New Roman" w:cs="Times New Roman"/>
-          <w:sz w:val="28"/>
-          <w:szCs w:val="28"/>
-          <w:lang w:val="vi-VN"/>
-        </w:rPr>
-      </w:pPr>
-    </w:p>
     <w:tbl>
       <w:tblPr>
         <w:tblStyle w:val="TableGrid"/>
@@ -316,7 +290,7 @@
       <w:tr>
         <w:tc>
           <w:tcPr>
-            <w:tcW w:w="843" w:type="dxa"/>
+            <w:tcW w:w="841" w:type="dxa"/>
             <w:vAlign w:val="center"/>
           </w:tcPr>
           <w:p>
@@ -344,7 +318,7 @@
         </w:tc>
         <w:tc>
           <w:tcPr>
-            <w:tcW w:w="2077" w:type="dxa"/>
+            <w:tcW w:w="1970" w:type="dxa"/>
             <w:tcBorders>
               <w:bottom w:val="single" w:sz="4" w:space="0" w:color="auto"/>
             </w:tcBorders>
@@ -375,7 +349,7 @@
         </w:tc>
         <w:tc>
           <w:tcPr>
-            <w:tcW w:w="4163" w:type="dxa"/>
+            <w:tcW w:w="4661" w:type="dxa"/>
             <w:tcBorders>
               <w:bottom w:val="single" w:sz="4" w:space="0" w:color="auto"/>
             </w:tcBorders>
@@ -406,7 +380,7 @@
         </w:tc>
         <w:tc>
           <w:tcPr>
-            <w:tcW w:w="3402" w:type="dxa"/>
+            <w:tcW w:w="3194" w:type="dxa"/>
             <w:vAlign w:val="center"/>
           </w:tcPr>
           <w:p>
@@ -434,7 +408,7 @@
         </w:tc>
         <w:tc>
           <w:tcPr>
-            <w:tcW w:w="2693" w:type="dxa"/>
+            <w:tcW w:w="2512" w:type="dxa"/>
             <w:vAlign w:val="center"/>
           </w:tcPr>
           <w:p>
@@ -472,11 +446,11 @@
       </w:tr>
       <w:tr>
         <w:trPr>
-          <w:trHeight w:val="1624"/>
+          <w:trHeight w:val="1408"/>
         </w:trPr>
         <w:tc>
           <w:tcPr>
-            <w:tcW w:w="843" w:type="dxa"/>
+            <w:tcW w:w="841" w:type="dxa"/>
             <w:vMerge w:val="restart"/>
             <w:tcBorders>
               <w:right w:val="single" w:sz="4" w:space="0" w:color="auto"/>
@@ -494,186 +468,6 @@
                 <w:lang w:val="vi-VN"/>
               </w:rPr>
             </w:pPr>
-          </w:p>
-          <w:p>
-            <w:pPr>
-              <w:jc w:val="center"/>
-              <w:rPr>
-                <w:rFonts w:ascii="Times New Roman" w:hAnsi="Times New Roman" w:cs="Times New Roman"/>
-                <w:color w:val="000000" w:themeColor="text1"/>
-                <w:sz w:val="28"/>
-                <w:szCs w:val="28"/>
-                <w:lang w:val="vi-VN"/>
-              </w:rPr>
-            </w:pPr>
-          </w:p>
-          <w:p>
-            <w:pPr>
-              <w:jc w:val="center"/>
-              <w:rPr>
-                <w:rFonts w:ascii="Times New Roman" w:hAnsi="Times New Roman" w:cs="Times New Roman"/>
-                <w:color w:val="000000" w:themeColor="text1"/>
-                <w:sz w:val="28"/>
-                <w:szCs w:val="28"/>
-                <w:lang w:val="vi-VN"/>
-              </w:rPr>
-            </w:pPr>
-          </w:p>
-          <w:p>
-            <w:pPr>
-              <w:jc w:val="center"/>
-              <w:rPr>
-                <w:rFonts w:ascii="Times New Roman" w:hAnsi="Times New Roman" w:cs="Times New Roman"/>
-                <w:color w:val="000000" w:themeColor="text1"/>
-                <w:sz w:val="28"/>
-                <w:szCs w:val="28"/>
-                <w:lang w:val="vi-VN"/>
-              </w:rPr>
-            </w:pPr>
-          </w:p>
-          <w:p>
-            <w:pPr>
-              <w:jc w:val="center"/>
-              <w:rPr>
-                <w:rFonts w:ascii="Times New Roman" w:hAnsi="Times New Roman" w:cs="Times New Roman"/>
-                <w:color w:val="000000" w:themeColor="text1"/>
-                <w:sz w:val="28"/>
-                <w:szCs w:val="28"/>
-                <w:lang w:val="vi-VN"/>
-              </w:rPr>
-            </w:pPr>
-          </w:p>
-          <w:p>
-            <w:pPr>
-              <w:jc w:val="center"/>
-              <w:rPr>
-                <w:rFonts w:ascii="Times New Roman" w:hAnsi="Times New Roman" w:cs="Times New Roman"/>
-                <w:color w:val="000000" w:themeColor="text1"/>
-                <w:sz w:val="28"/>
-                <w:szCs w:val="28"/>
-                <w:lang w:val="vi-VN"/>
-              </w:rPr>
-            </w:pPr>
-          </w:p>
-          <w:p>
-            <w:pPr>
-              <w:jc w:val="center"/>
-              <w:rPr>
-                <w:rFonts w:ascii="Times New Roman" w:hAnsi="Times New Roman" w:cs="Times New Roman"/>
-                <w:color w:val="000000" w:themeColor="text1"/>
-                <w:sz w:val="28"/>
-                <w:szCs w:val="28"/>
-                <w:lang w:val="vi-VN"/>
-              </w:rPr>
-            </w:pPr>
-          </w:p>
-          <w:p>
-            <w:pPr>
-              <w:jc w:val="center"/>
-              <w:rPr>
-                <w:rFonts w:ascii="Times New Roman" w:hAnsi="Times New Roman" w:cs="Times New Roman"/>
-                <w:color w:val="000000" w:themeColor="text1"/>
-                <w:sz w:val="28"/>
-                <w:szCs w:val="28"/>
-                <w:lang w:val="vi-VN"/>
-              </w:rPr>
-            </w:pPr>
-          </w:p>
-          <w:p>
-            <w:pPr>
-              <w:jc w:val="center"/>
-              <w:rPr>
-                <w:rFonts w:ascii="Times New Roman" w:hAnsi="Times New Roman" w:cs="Times New Roman"/>
-                <w:color w:val="000000" w:themeColor="text1"/>
-                <w:sz w:val="28"/>
-                <w:szCs w:val="28"/>
-                <w:lang w:val="vi-VN"/>
-              </w:rPr>
-            </w:pPr>
-          </w:p>
-          <w:p>
-            <w:pPr>
-              <w:jc w:val="center"/>
-              <w:rPr>
-                <w:rFonts w:ascii="Times New Roman" w:hAnsi="Times New Roman" w:cs="Times New Roman"/>
-                <w:color w:val="000000" w:themeColor="text1"/>
-                <w:sz w:val="28"/>
-                <w:szCs w:val="28"/>
-                <w:lang w:val="vi-VN"/>
-              </w:rPr>
-            </w:pPr>
-          </w:p>
-          <w:p>
-            <w:pPr>
-              <w:jc w:val="center"/>
-              <w:rPr>
-                <w:rFonts w:ascii="Times New Roman" w:hAnsi="Times New Roman" w:cs="Times New Roman"/>
-                <w:color w:val="000000" w:themeColor="text1"/>
-                <w:sz w:val="28"/>
-                <w:szCs w:val="28"/>
-                <w:lang w:val="vi-VN"/>
-              </w:rPr>
-            </w:pPr>
-          </w:p>
-          <w:p>
-            <w:pPr>
-              <w:jc w:val="center"/>
-              <w:rPr>
-                <w:rFonts w:ascii="Times New Roman" w:hAnsi="Times New Roman" w:cs="Times New Roman"/>
-                <w:color w:val="000000" w:themeColor="text1"/>
-                <w:sz w:val="28"/>
-                <w:szCs w:val="28"/>
-                <w:lang w:val="vi-VN"/>
-              </w:rPr>
-            </w:pPr>
-          </w:p>
-          <w:p>
-            <w:pPr>
-              <w:jc w:val="center"/>
-              <w:rPr>
-                <w:rFonts w:ascii="Times New Roman" w:hAnsi="Times New Roman" w:cs="Times New Roman"/>
-                <w:color w:val="000000" w:themeColor="text1"/>
-                <w:sz w:val="28"/>
-                <w:szCs w:val="28"/>
-                <w:lang w:val="vi-VN"/>
-              </w:rPr>
-            </w:pPr>
-          </w:p>
-          <w:p>
-            <w:pPr>
-              <w:jc w:val="center"/>
-              <w:rPr>
-                <w:rFonts w:ascii="Times New Roman" w:hAnsi="Times New Roman" w:cs="Times New Roman"/>
-                <w:color w:val="000000" w:themeColor="text1"/>
-                <w:sz w:val="28"/>
-                <w:szCs w:val="28"/>
-                <w:lang w:val="vi-VN"/>
-              </w:rPr>
-            </w:pPr>
-          </w:p>
-          <w:p>
-            <w:pPr>
-              <w:jc w:val="center"/>
-              <w:rPr>
-                <w:rFonts w:ascii="Times New Roman" w:hAnsi="Times New Roman" w:cs="Times New Roman"/>
-                <w:color w:val="000000" w:themeColor="text1"/>
-                <w:sz w:val="28"/>
-                <w:szCs w:val="28"/>
-                <w:lang w:val="vi-VN"/>
-              </w:rPr>
-            </w:pPr>
-          </w:p>
-          <w:p>
-            <w:pPr>
-              <w:jc w:val="center"/>
-              <w:rPr>
-                <w:rFonts w:ascii="Times New Roman" w:hAnsi="Times New Roman" w:cs="Times New Roman"/>
-                <w:color w:val="000000" w:themeColor="text1"/>
-                <w:sz w:val="28"/>
-                <w:szCs w:val="28"/>
-                <w:lang w:val="vi-VN"/>
-              </w:rPr>
-            </w:pPr>
             <w:r>
               <w:rPr>
                 <w:rFonts w:ascii="Times New Roman" w:hAnsi="Times New Roman" w:cs="Times New Roman"/>
@@ -688,7 +482,7 @@
         </w:tc>
         <w:tc>
           <w:tcPr>
-            <w:tcW w:w="2077" w:type="dxa"/>
+            <w:tcW w:w="1970" w:type="dxa"/>
             <w:tcBorders>
               <w:top w:val="single" w:sz="4" w:space="0" w:color="auto"/>
               <w:left w:val="single" w:sz="4" w:space="0" w:color="auto"/>
@@ -714,14 +508,13 @@
                 <w:szCs w:val="28"/>
                 <w:lang w:val="vi-VN"/>
               </w:rPr>
-              <w:lastRenderedPageBreak/>
               <w:t>Ngô Khánh Chiến</w:t>
             </w:r>
           </w:p>
         </w:tc>
         <w:tc>
           <w:tcPr>
-            <w:tcW w:w="4163" w:type="dxa"/>
+            <w:tcW w:w="4661" w:type="dxa"/>
             <w:tcBorders>
               <w:top w:val="single" w:sz="4" w:space="0" w:color="auto"/>
               <w:left w:val="single" w:sz="4" w:space="0" w:color="auto"/>
@@ -733,8 +526,7 @@
           <w:p>
             <w:pPr>
               <w:pStyle w:val="NormalWeb"/>
-              <w:spacing w:line="312" w:lineRule="auto"/>
-              <w:ind w:left="188" w:right="427"/>
+              <w:spacing w:beforeLines="100" w:before="240" w:beforeAutospacing="0" w:afterLines="100" w:after="240" w:afterAutospacing="0" w:line="312" w:lineRule="auto"/>
               <w:jc w:val="both"/>
               <w:rPr>
                 <w:sz w:val="28"/>
@@ -742,12 +534,32 @@
                 <w:lang w:val="vi-VN"/>
               </w:rPr>
             </w:pPr>
+            <w:r>
+              <w:rPr>
+                <w:sz w:val="28"/>
+                <w:szCs w:val="28"/>
+              </w:rPr>
+              <w:t xml:space="preserve">- Viết </w:t>
+            </w:r>
+            <w:r>
+              <w:rPr>
+                <w:sz w:val="28"/>
+                <w:szCs w:val="28"/>
+              </w:rPr>
+              <w:t>phần</w:t>
+            </w:r>
+            <w:r>
+              <w:rPr>
+                <w:sz w:val="28"/>
+                <w:szCs w:val="28"/>
+              </w:rPr>
+              <w:t xml:space="preserve"> Tầm quan trọng của an ninh mạng</w:t>
+            </w:r>
           </w:p>
           <w:p>
             <w:pPr>
               <w:pStyle w:val="NormalWeb"/>
-              <w:spacing w:line="312" w:lineRule="auto"/>
-              <w:ind w:left="188" w:right="427"/>
+              <w:spacing w:beforeLines="100" w:before="240" w:beforeAutospacing="0" w:afterLines="100" w:after="240" w:afterAutospacing="0" w:line="312" w:lineRule="auto"/>
               <w:jc w:val="both"/>
               <w:rPr>
                 <w:sz w:val="28"/>
@@ -760,14 +572,27 @@
                 <w:sz w:val="28"/>
                 <w:szCs w:val="28"/>
               </w:rPr>
-              <w:t>- Viết 1.1.1. Tầm quan trọng của an ninh mạng</w:t>
+              <w:t xml:space="preserve">- Viết </w:t>
+            </w:r>
+            <w:r>
+              <w:rPr>
+                <w:sz w:val="28"/>
+                <w:szCs w:val="28"/>
+              </w:rPr>
+              <w:t>phần</w:t>
+            </w:r>
+            <w:r>
+              <w:rPr>
+                <w:sz w:val="28"/>
+                <w:szCs w:val="28"/>
+              </w:rPr>
+              <w:t xml:space="preserve"> Những loại tấn công an ninh mạng (bao gồm cả các ví dụ về MitM, Signature Forgery liên quan RSA)</w:t>
             </w:r>
           </w:p>
           <w:p>
             <w:pPr>
               <w:pStyle w:val="NormalWeb"/>
-              <w:spacing w:line="312" w:lineRule="auto"/>
-              <w:ind w:left="188" w:right="427"/>
+              <w:spacing w:beforeLines="100" w:before="240" w:beforeAutospacing="0" w:afterLines="100" w:after="240" w:afterAutospacing="0" w:line="312" w:lineRule="auto"/>
               <w:jc w:val="both"/>
               <w:rPr>
                 <w:sz w:val="28"/>
@@ -780,46 +605,27 @@
                 <w:sz w:val="28"/>
                 <w:szCs w:val="28"/>
               </w:rPr>
-              <w:t>- Viết 1.1.2. Những loại tấn công an ninh mạng (bao gồm cả các ví dụ về MitM, Signature Forgery liên quan RSA)</w:t>
-            </w:r>
-          </w:p>
-          <w:p>
-            <w:pPr>
-              <w:pStyle w:val="NormalWeb"/>
-              <w:spacing w:line="312" w:lineRule="auto"/>
-              <w:ind w:left="188" w:right="427"/>
-              <w:jc w:val="both"/>
-              <w:rPr>
-                <w:sz w:val="28"/>
-                <w:szCs w:val="28"/>
-                <w:lang w:val="vi-VN"/>
-              </w:rPr>
-            </w:pPr>
-            <w:r>
-              <w:rPr>
-                <w:sz w:val="28"/>
-                <w:szCs w:val="28"/>
-              </w:rPr>
-              <w:lastRenderedPageBreak/>
-              <w:t>- Viết 1.1.3. Cách thức hoạt động của an ninh mạng</w:t>
-            </w:r>
-          </w:p>
-          <w:p>
-            <w:pPr>
-              <w:pStyle w:val="NormalWeb"/>
-              <w:spacing w:line="312" w:lineRule="auto"/>
-              <w:jc w:val="both"/>
-              <w:rPr>
-                <w:sz w:val="28"/>
-                <w:szCs w:val="28"/>
-                <w:lang w:val="vi-VN"/>
-              </w:rPr>
-            </w:pPr>
-          </w:p>
-        </w:tc>
-        <w:tc>
-          <w:tcPr>
-            <w:tcW w:w="3402" w:type="dxa"/>
+              <w:t xml:space="preserve">- Viết </w:t>
+            </w:r>
+            <w:r>
+              <w:rPr>
+                <w:sz w:val="28"/>
+                <w:szCs w:val="28"/>
+              </w:rPr>
+              <w:t>phần</w:t>
+            </w:r>
+            <w:r>
+              <w:rPr>
+                <w:sz w:val="28"/>
+                <w:szCs w:val="28"/>
+              </w:rPr>
+              <w:t xml:space="preserve"> Cách thức hoạt động của an ninh mạng</w:t>
+            </w:r>
+          </w:p>
+        </w:tc>
+        <w:tc>
+          <w:tcPr>
+            <w:tcW w:w="3194" w:type="dxa"/>
             <w:vMerge w:val="restart"/>
             <w:tcBorders>
               <w:left w:val="single" w:sz="4" w:space="0" w:color="auto"/>
@@ -828,7 +634,7 @@
           </w:tcPr>
           <w:p>
             <w:pPr>
-              <w:spacing w:line="312" w:lineRule="auto"/>
+              <w:spacing w:before="100" w:after="100" w:line="312" w:lineRule="auto"/>
               <w:jc w:val="both"/>
               <w:rPr>
                 <w:rFonts w:ascii="Times New Roman" w:hAnsi="Times New Roman" w:cs="Times New Roman"/>
@@ -841,7 +647,7 @@
           </w:p>
           <w:p>
             <w:pPr>
-              <w:spacing w:line="312" w:lineRule="auto"/>
+              <w:spacing w:before="100" w:after="100" w:line="312" w:lineRule="auto"/>
               <w:jc w:val="both"/>
               <w:rPr>
                 <w:rFonts w:ascii="Times New Roman" w:hAnsi="Times New Roman" w:cs="Times New Roman"/>
@@ -854,150 +660,7 @@
           </w:p>
           <w:p>
             <w:pPr>
-              <w:spacing w:line="312" w:lineRule="auto"/>
-              <w:jc w:val="both"/>
-              <w:rPr>
-                <w:rFonts w:ascii="Times New Roman" w:hAnsi="Times New Roman" w:cs="Times New Roman"/>
-                <w:color w:val="000000" w:themeColor="text1"/>
-                <w:sz w:val="28"/>
-                <w:szCs w:val="28"/>
-                <w:lang w:val="vi-VN"/>
-              </w:rPr>
-            </w:pPr>
-          </w:p>
-          <w:p>
-            <w:pPr>
-              <w:spacing w:line="312" w:lineRule="auto"/>
-              <w:jc w:val="both"/>
-              <w:rPr>
-                <w:rFonts w:ascii="Times New Roman" w:hAnsi="Times New Roman" w:cs="Times New Roman"/>
-                <w:color w:val="000000" w:themeColor="text1"/>
-                <w:sz w:val="28"/>
-                <w:szCs w:val="28"/>
-                <w:lang w:val="vi-VN"/>
-              </w:rPr>
-            </w:pPr>
-          </w:p>
-          <w:p>
-            <w:pPr>
-              <w:spacing w:line="312" w:lineRule="auto"/>
-              <w:jc w:val="both"/>
-              <w:rPr>
-                <w:rFonts w:ascii="Times New Roman" w:hAnsi="Times New Roman" w:cs="Times New Roman"/>
-                <w:color w:val="000000" w:themeColor="text1"/>
-                <w:sz w:val="28"/>
-                <w:szCs w:val="28"/>
-                <w:lang w:val="vi-VN"/>
-              </w:rPr>
-            </w:pPr>
-          </w:p>
-          <w:p>
-            <w:pPr>
-              <w:spacing w:line="312" w:lineRule="auto"/>
-              <w:jc w:val="both"/>
-              <w:rPr>
-                <w:rFonts w:ascii="Times New Roman" w:hAnsi="Times New Roman" w:cs="Times New Roman"/>
-                <w:color w:val="000000" w:themeColor="text1"/>
-                <w:sz w:val="28"/>
-                <w:szCs w:val="28"/>
-                <w:lang w:val="vi-VN"/>
-              </w:rPr>
-            </w:pPr>
-          </w:p>
-          <w:p>
-            <w:pPr>
-              <w:spacing w:line="312" w:lineRule="auto"/>
-              <w:jc w:val="both"/>
-              <w:rPr>
-                <w:rFonts w:ascii="Times New Roman" w:hAnsi="Times New Roman" w:cs="Times New Roman"/>
-                <w:color w:val="000000" w:themeColor="text1"/>
-                <w:sz w:val="28"/>
-                <w:szCs w:val="28"/>
-                <w:lang w:val="vi-VN"/>
-              </w:rPr>
-            </w:pPr>
-          </w:p>
-          <w:p>
-            <w:pPr>
-              <w:spacing w:line="312" w:lineRule="auto"/>
-              <w:jc w:val="both"/>
-              <w:rPr>
-                <w:rFonts w:ascii="Times New Roman" w:hAnsi="Times New Roman" w:cs="Times New Roman"/>
-                <w:color w:val="000000" w:themeColor="text1"/>
-                <w:sz w:val="28"/>
-                <w:szCs w:val="28"/>
-                <w:lang w:val="vi-VN"/>
-              </w:rPr>
-            </w:pPr>
-          </w:p>
-          <w:p>
-            <w:pPr>
-              <w:spacing w:line="312" w:lineRule="auto"/>
-              <w:jc w:val="both"/>
-              <w:rPr>
-                <w:rFonts w:ascii="Times New Roman" w:hAnsi="Times New Roman" w:cs="Times New Roman"/>
-                <w:color w:val="000000" w:themeColor="text1"/>
-                <w:sz w:val="28"/>
-                <w:szCs w:val="28"/>
-                <w:lang w:val="vi-VN"/>
-              </w:rPr>
-            </w:pPr>
-          </w:p>
-          <w:p>
-            <w:pPr>
-              <w:spacing w:line="312" w:lineRule="auto"/>
-              <w:jc w:val="both"/>
-              <w:rPr>
-                <w:rFonts w:ascii="Times New Roman" w:hAnsi="Times New Roman" w:cs="Times New Roman"/>
-                <w:color w:val="000000" w:themeColor="text1"/>
-                <w:sz w:val="28"/>
-                <w:szCs w:val="28"/>
-                <w:lang w:val="vi-VN"/>
-              </w:rPr>
-            </w:pPr>
-          </w:p>
-          <w:p>
-            <w:pPr>
-              <w:spacing w:line="312" w:lineRule="auto"/>
-              <w:jc w:val="both"/>
-              <w:rPr>
-                <w:rFonts w:ascii="Times New Roman" w:hAnsi="Times New Roman" w:cs="Times New Roman"/>
-                <w:color w:val="000000" w:themeColor="text1"/>
-                <w:sz w:val="28"/>
-                <w:szCs w:val="28"/>
-                <w:lang w:val="vi-VN"/>
-              </w:rPr>
-            </w:pPr>
-          </w:p>
-          <w:p>
-            <w:pPr>
-              <w:spacing w:line="312" w:lineRule="auto"/>
-              <w:jc w:val="both"/>
-              <w:rPr>
-                <w:rFonts w:ascii="Times New Roman" w:hAnsi="Times New Roman" w:cs="Times New Roman"/>
-                <w:color w:val="000000" w:themeColor="text1"/>
-                <w:sz w:val="28"/>
-                <w:szCs w:val="28"/>
-                <w:lang w:val="vi-VN"/>
-              </w:rPr>
-            </w:pPr>
-          </w:p>
-          <w:p>
-            <w:pPr>
-              <w:spacing w:line="312" w:lineRule="auto"/>
-              <w:jc w:val="both"/>
-              <w:rPr>
-                <w:rFonts w:ascii="Times New Roman" w:hAnsi="Times New Roman" w:cs="Times New Roman"/>
-                <w:color w:val="000000" w:themeColor="text1"/>
-                <w:sz w:val="28"/>
-                <w:szCs w:val="28"/>
-                <w:lang w:val="vi-VN"/>
-              </w:rPr>
-            </w:pPr>
-          </w:p>
-          <w:p>
-            <w:pPr>
-              <w:spacing w:line="312" w:lineRule="auto"/>
+              <w:spacing w:before="100" w:after="100" w:line="312" w:lineRule="auto"/>
               <w:ind w:right="221"/>
               <w:jc w:val="both"/>
               <w:rPr>
@@ -1035,7 +698,7 @@
           </w:p>
           <w:p>
             <w:pPr>
-              <w:spacing w:line="312" w:lineRule="auto"/>
+              <w:spacing w:before="100" w:after="100" w:line="312" w:lineRule="auto"/>
               <w:ind w:right="221"/>
               <w:jc w:val="both"/>
               <w:rPr>
@@ -1059,12 +722,21 @@
                 <w:sz w:val="28"/>
                 <w:szCs w:val="28"/>
               </w:rPr>
-              <w:t xml:space="preserve"> Xây dựng được nền tảng lý thuyết vững chắc về an ninh mạng, các loại tấn công (đặc biệt là MitM và Signature Forgery liên quan đến RSA).</w:t>
-            </w:r>
-          </w:p>
-          <w:p>
-            <w:pPr>
-              <w:spacing w:line="312" w:lineRule="auto"/>
+              <w:t xml:space="preserve"> Xây dựng được nền tảng lý thuyết vững chắc </w:t>
+            </w:r>
+            <w:r>
+              <w:rPr>
+                <w:rFonts w:ascii="Times New Roman" w:hAnsi="Times New Roman" w:cs="Times New Roman"/>
+                <w:sz w:val="28"/>
+                <w:szCs w:val="28"/>
+              </w:rPr>
+              <w:lastRenderedPageBreak/>
+              <w:t>về an ninh mạng, các loại tấn công (đặc biệt là MitM và Signature Forgery liên quan đến RSA).</w:t>
+            </w:r>
+          </w:p>
+          <w:p>
+            <w:pPr>
+              <w:spacing w:before="100" w:after="100" w:line="312" w:lineRule="auto"/>
               <w:ind w:right="221"/>
               <w:jc w:val="both"/>
               <w:rPr>
@@ -1102,7 +774,7 @@
           </w:p>
           <w:p>
             <w:pPr>
-              <w:spacing w:line="312" w:lineRule="auto"/>
+              <w:spacing w:before="100" w:after="100" w:line="312" w:lineRule="auto"/>
               <w:ind w:right="221"/>
               <w:jc w:val="both"/>
               <w:rPr>
@@ -1128,22 +800,13 @@
                 <w:sz w:val="28"/>
                 <w:szCs w:val="28"/>
               </w:rPr>
-              <w:t xml:space="preserve"> Nhóm đã thống nhất nội dung, phong cách viết và định dạng báo </w:t>
-            </w:r>
-            <w:r>
-              <w:rPr>
-                <w:rFonts w:ascii="Times New Roman" w:hAnsi="Times New Roman" w:cs="Times New Roman"/>
-                <w:sz w:val="28"/>
-                <w:szCs w:val="28"/>
-              </w:rPr>
-              <w:lastRenderedPageBreak/>
-              <w:t>cáo, đảm bảo tính logic và tính khoa học.</w:t>
-            </w:r>
-          </w:p>
-        </w:tc>
-        <w:tc>
-          <w:tcPr>
-            <w:tcW w:w="2693" w:type="dxa"/>
+              <w:t xml:space="preserve"> Nhóm đã thống nhất nội dung, phong cách viết và định dạng báo cáo, đảm bảo tính logic và tính khoa học.</w:t>
+            </w:r>
+          </w:p>
+        </w:tc>
+        <w:tc>
+          <w:tcPr>
+            <w:tcW w:w="2512" w:type="dxa"/>
           </w:tcPr>
           <w:p>
             <w:pPr>
@@ -1163,11 +826,12 @@
         </w:trPr>
         <w:tc>
           <w:tcPr>
-            <w:tcW w:w="843" w:type="dxa"/>
+            <w:tcW w:w="841" w:type="dxa"/>
             <w:vMerge/>
             <w:tcBorders>
               <w:right w:val="single" w:sz="4" w:space="0" w:color="auto"/>
             </w:tcBorders>
+            <w:vAlign w:val="center"/>
           </w:tcPr>
           <w:p>
             <w:pPr>
@@ -1184,7 +848,7 @@
         </w:tc>
         <w:tc>
           <w:tcPr>
-            <w:tcW w:w="2077" w:type="dxa"/>
+            <w:tcW w:w="1970" w:type="dxa"/>
             <w:tcBorders>
               <w:top w:val="single" w:sz="4" w:space="0" w:color="auto"/>
               <w:left w:val="single" w:sz="4" w:space="0" w:color="auto"/>
@@ -1216,7 +880,7 @@
         </w:tc>
         <w:tc>
           <w:tcPr>
-            <w:tcW w:w="4163" w:type="dxa"/>
+            <w:tcW w:w="4661" w:type="dxa"/>
             <w:tcBorders>
               <w:top w:val="single" w:sz="4" w:space="0" w:color="auto"/>
               <w:left w:val="single" w:sz="4" w:space="0" w:color="auto"/>
@@ -1228,8 +892,7 @@
           <w:p>
             <w:pPr>
               <w:pStyle w:val="NormalWeb"/>
-              <w:spacing w:line="312" w:lineRule="auto"/>
-              <w:ind w:left="188" w:right="427"/>
+              <w:spacing w:beforeLines="100" w:before="240" w:beforeAutospacing="0" w:afterLines="100" w:after="240" w:afterAutospacing="0" w:line="312" w:lineRule="auto"/>
               <w:jc w:val="both"/>
               <w:rPr>
                 <w:sz w:val="28"/>
@@ -1237,83 +900,64 @@
                 <w:lang w:val="vi-VN"/>
               </w:rPr>
             </w:pPr>
+            <w:r>
+              <w:rPr>
+                <w:sz w:val="28"/>
+                <w:szCs w:val="28"/>
+              </w:rPr>
+              <w:t>- Viết Lời Nói Đầu</w:t>
+            </w:r>
           </w:p>
           <w:p>
             <w:pPr>
               <w:pStyle w:val="NormalWeb"/>
-              <w:spacing w:line="312" w:lineRule="auto"/>
-              <w:ind w:left="188" w:right="427"/>
+              <w:spacing w:beforeLines="100" w:before="240" w:beforeAutospacing="0" w:afterLines="100" w:after="240" w:afterAutospacing="0" w:line="312" w:lineRule="auto"/>
               <w:jc w:val="both"/>
               <w:rPr>
                 <w:sz w:val="28"/>
                 <w:szCs w:val="28"/>
-                <w:lang w:val="vi-VN"/>
-              </w:rPr>
-            </w:pPr>
-            <w:r>
-              <w:rPr>
-                <w:sz w:val="28"/>
-                <w:szCs w:val="28"/>
-              </w:rPr>
-              <w:t>- Viết Lời Nói Đầu</w:t>
+              </w:rPr>
+            </w:pPr>
+            <w:r>
+              <w:rPr>
+                <w:sz w:val="28"/>
+                <w:szCs w:val="28"/>
+              </w:rPr>
+              <w:t>- Viết Tổng quan về an ninh mạng (khái niệm, bối cảnh, sự phát triển)</w:t>
             </w:r>
           </w:p>
           <w:p>
             <w:pPr>
               <w:pStyle w:val="NormalWeb"/>
-              <w:spacing w:line="312" w:lineRule="auto"/>
-              <w:ind w:left="188" w:right="427"/>
+              <w:spacing w:beforeLines="100" w:before="240" w:beforeAutospacing="0" w:afterLines="100" w:after="240" w:afterAutospacing="0" w:line="312" w:lineRule="auto"/>
               <w:jc w:val="both"/>
               <w:rPr>
                 <w:sz w:val="28"/>
                 <w:szCs w:val="28"/>
-              </w:rPr>
-            </w:pPr>
-            <w:r>
-              <w:rPr>
-                <w:sz w:val="28"/>
-                <w:szCs w:val="28"/>
-              </w:rPr>
-              <w:t>- Viết 1.1. Tổng quan về an ninh mạng (khái niệm, bối cảnh, sự phát triển)</w:t>
-            </w:r>
-          </w:p>
-          <w:p>
-            <w:pPr>
-              <w:pStyle w:val="NormalWeb"/>
-              <w:spacing w:line="312" w:lineRule="auto"/>
-              <w:ind w:left="188" w:right="427"/>
-              <w:jc w:val="both"/>
-              <w:rPr>
-                <w:sz w:val="28"/>
-                <w:szCs w:val="28"/>
-                <w:lang w:val="vi-VN"/>
-              </w:rPr>
-            </w:pPr>
-            <w:r>
-              <w:rPr>
-                <w:sz w:val="28"/>
-                <w:szCs w:val="28"/>
-                <w:lang w:val="vi-VN"/>
-              </w:rPr>
-              <w:t>- Chỉnh sửa báo cáo</w:t>
-            </w:r>
-          </w:p>
-          <w:p>
-            <w:pPr>
-              <w:spacing w:line="312" w:lineRule="auto"/>
-              <w:jc w:val="both"/>
-              <w:rPr>
-                <w:rFonts w:ascii="Times New Roman" w:hAnsi="Times New Roman" w:cs="Times New Roman"/>
-                <w:color w:val="FF0000"/>
-                <w:sz w:val="28"/>
-                <w:szCs w:val="28"/>
-              </w:rPr>
-            </w:pPr>
-          </w:p>
-        </w:tc>
-        <w:tc>
-          <w:tcPr>
-            <w:tcW w:w="3402" w:type="dxa"/>
+                <w:lang w:val="vi-VN"/>
+              </w:rPr>
+            </w:pPr>
+            <w:r>
+              <w:rPr>
+                <w:sz w:val="28"/>
+                <w:szCs w:val="28"/>
+                <w:lang w:val="vi-VN"/>
+              </w:rPr>
+              <w:t xml:space="preserve">- </w:t>
+            </w:r>
+            <w:r>
+              <w:rPr>
+                <w:sz w:val="28"/>
+                <w:szCs w:val="28"/>
+                <w:lang w:val="vi-VN"/>
+              </w:rPr>
+              <w:t>Tổng hợp báo cáo và thiết lập cấu trúc tổng thể</w:t>
+            </w:r>
+          </w:p>
+        </w:tc>
+        <w:tc>
+          <w:tcPr>
+            <w:tcW w:w="3194" w:type="dxa"/>
             <w:vMerge/>
             <w:tcBorders>
               <w:left w:val="single" w:sz="4" w:space="0" w:color="auto"/>
@@ -1333,7 +977,7 @@
         </w:tc>
         <w:tc>
           <w:tcPr>
-            <w:tcW w:w="2693" w:type="dxa"/>
+            <w:tcW w:w="2512" w:type="dxa"/>
           </w:tcPr>
           <w:p>
             <w:pPr>
@@ -1353,11 +997,12 @@
         </w:trPr>
         <w:tc>
           <w:tcPr>
-            <w:tcW w:w="843" w:type="dxa"/>
+            <w:tcW w:w="841" w:type="dxa"/>
             <w:vMerge/>
             <w:tcBorders>
               <w:right w:val="single" w:sz="4" w:space="0" w:color="auto"/>
             </w:tcBorders>
+            <w:vAlign w:val="center"/>
           </w:tcPr>
           <w:p>
             <w:pPr>
@@ -1374,7 +1019,7 @@
         </w:tc>
         <w:tc>
           <w:tcPr>
-            <w:tcW w:w="2077" w:type="dxa"/>
+            <w:tcW w:w="1970" w:type="dxa"/>
             <w:tcBorders>
               <w:top w:val="single" w:sz="4" w:space="0" w:color="auto"/>
               <w:left w:val="single" w:sz="4" w:space="0" w:color="auto"/>
@@ -1406,7 +1051,7 @@
         </w:tc>
         <w:tc>
           <w:tcPr>
-            <w:tcW w:w="4163" w:type="dxa"/>
+            <w:tcW w:w="4661" w:type="dxa"/>
             <w:tcBorders>
               <w:top w:val="single" w:sz="4" w:space="0" w:color="auto"/>
               <w:left w:val="single" w:sz="4" w:space="0" w:color="auto"/>
@@ -1418,8 +1063,7 @@
           <w:p>
             <w:pPr>
               <w:pStyle w:val="NormalWeb"/>
-              <w:spacing w:line="312" w:lineRule="auto"/>
-              <w:ind w:left="188" w:right="427"/>
+              <w:spacing w:beforeLines="100" w:before="240" w:beforeAutospacing="0" w:afterLines="100" w:after="240" w:afterAutospacing="0" w:line="312" w:lineRule="auto"/>
               <w:jc w:val="both"/>
               <w:rPr>
                 <w:sz w:val="28"/>
@@ -1427,12 +1071,18 @@
                 <w:lang w:val="vi-VN"/>
               </w:rPr>
             </w:pPr>
+            <w:r>
+              <w:rPr>
+                <w:sz w:val="28"/>
+                <w:szCs w:val="28"/>
+              </w:rPr>
+              <w:t>- Viết  Các loại an ninh mạng</w:t>
+            </w:r>
           </w:p>
           <w:p>
             <w:pPr>
               <w:pStyle w:val="NormalWeb"/>
-              <w:spacing w:line="312" w:lineRule="auto"/>
-              <w:ind w:left="188" w:right="427"/>
+              <w:spacing w:beforeLines="100" w:before="240" w:beforeAutospacing="0" w:afterLines="100" w:after="240" w:afterAutospacing="0" w:line="312" w:lineRule="auto"/>
               <w:jc w:val="both"/>
               <w:rPr>
                 <w:sz w:val="28"/>
@@ -1445,14 +1095,43 @@
                 <w:sz w:val="28"/>
                 <w:szCs w:val="28"/>
               </w:rPr>
-              <w:t>- Viết 1.1.4. Các loại an ninh mạng</w:t>
+              <w:t>- Viết</w:t>
+            </w:r>
+            <w:r>
+              <w:rPr>
+                <w:sz w:val="28"/>
+                <w:szCs w:val="28"/>
+                <w:lang w:val="vi-VN"/>
+              </w:rPr>
+              <w:t xml:space="preserve"> </w:t>
+            </w:r>
+            <w:r>
+              <w:rPr>
+                <w:sz w:val="28"/>
+                <w:szCs w:val="28"/>
+              </w:rPr>
+              <w:t xml:space="preserve"> Các</w:t>
+            </w:r>
+            <w:r>
+              <w:rPr>
+                <w:sz w:val="28"/>
+                <w:szCs w:val="28"/>
+                <w:lang w:val="vi-VN"/>
+              </w:rPr>
+              <w:t xml:space="preserve"> thành phần chiến lược</w:t>
+            </w:r>
+            <w:r>
+              <w:rPr>
+                <w:sz w:val="28"/>
+                <w:szCs w:val="28"/>
+              </w:rPr>
+              <w:t xml:space="preserve"> an ninh mạng</w:t>
             </w:r>
           </w:p>
           <w:p>
             <w:pPr>
               <w:pStyle w:val="NormalWeb"/>
-              <w:spacing w:line="312" w:lineRule="auto"/>
-              <w:ind w:left="188" w:right="427"/>
+              <w:spacing w:beforeLines="100" w:before="240" w:beforeAutospacing="0" w:afterLines="100" w:after="240" w:afterAutospacing="0" w:line="312" w:lineRule="auto"/>
               <w:jc w:val="both"/>
               <w:rPr>
                 <w:sz w:val="28"/>
@@ -1465,72 +1144,7 @@
                 <w:sz w:val="28"/>
                 <w:szCs w:val="28"/>
               </w:rPr>
-              <w:t>- Viết 1.1.</w:t>
-            </w:r>
-            <w:r>
-              <w:rPr>
-                <w:sz w:val="28"/>
-                <w:szCs w:val="28"/>
-                <w:lang w:val="vi-VN"/>
-              </w:rPr>
-              <w:t>5</w:t>
-            </w:r>
-            <w:r>
-              <w:rPr>
-                <w:sz w:val="28"/>
-                <w:szCs w:val="28"/>
-              </w:rPr>
-              <w:t>. Các</w:t>
-            </w:r>
-            <w:r>
-              <w:rPr>
-                <w:sz w:val="28"/>
-                <w:szCs w:val="28"/>
-                <w:lang w:val="vi-VN"/>
-              </w:rPr>
-              <w:t xml:space="preserve"> thành phần chiến lược</w:t>
-            </w:r>
-            <w:r>
-              <w:rPr>
-                <w:sz w:val="28"/>
-                <w:szCs w:val="28"/>
-              </w:rPr>
-              <w:t xml:space="preserve"> an ninh mạng</w:t>
-            </w:r>
-          </w:p>
-          <w:p>
-            <w:pPr>
-              <w:pStyle w:val="NormalWeb"/>
-              <w:spacing w:line="312" w:lineRule="auto"/>
-              <w:ind w:left="188" w:right="427"/>
-              <w:jc w:val="both"/>
-              <w:rPr>
-                <w:sz w:val="28"/>
-                <w:szCs w:val="28"/>
-                <w:lang w:val="vi-VN"/>
-              </w:rPr>
-            </w:pPr>
-            <w:r>
-              <w:rPr>
-                <w:sz w:val="28"/>
-                <w:szCs w:val="28"/>
-              </w:rPr>
-              <w:t>- Viết 1.1.</w:t>
-            </w:r>
-            <w:r>
-              <w:rPr>
-                <w:sz w:val="28"/>
-                <w:szCs w:val="28"/>
-                <w:lang w:val="vi-VN"/>
-              </w:rPr>
-              <w:t>6</w:t>
-            </w:r>
-            <w:r>
-              <w:rPr>
-                <w:sz w:val="28"/>
-                <w:szCs w:val="28"/>
-              </w:rPr>
-              <w:t>. công</w:t>
+              <w:t>- Viết công</w:t>
             </w:r>
             <w:r>
               <w:rPr>
@@ -1541,34 +1155,10 @@
               <w:t xml:space="preserve"> nghệ an ninh mạng hiện nay</w:t>
             </w:r>
           </w:p>
-          <w:p>
-            <w:pPr>
-              <w:pStyle w:val="NormalWeb"/>
-              <w:spacing w:line="312" w:lineRule="auto"/>
-              <w:jc w:val="both"/>
-              <w:rPr>
-                <w:sz w:val="28"/>
-                <w:szCs w:val="28"/>
-                <w:lang w:val="vi-VN"/>
-              </w:rPr>
-            </w:pPr>
-          </w:p>
-          <w:p>
-            <w:pPr>
-              <w:spacing w:line="312" w:lineRule="auto"/>
-              <w:jc w:val="both"/>
-              <w:rPr>
-                <w:rFonts w:ascii="Times New Roman" w:hAnsi="Times New Roman" w:cs="Times New Roman"/>
-                <w:color w:val="FF0000"/>
-                <w:sz w:val="28"/>
-                <w:szCs w:val="28"/>
-              </w:rPr>
-            </w:pPr>
-          </w:p>
-        </w:tc>
-        <w:tc>
-          <w:tcPr>
-            <w:tcW w:w="3402" w:type="dxa"/>
+        </w:tc>
+        <w:tc>
+          <w:tcPr>
+            <w:tcW w:w="3194" w:type="dxa"/>
             <w:vMerge/>
             <w:tcBorders>
               <w:left w:val="single" w:sz="4" w:space="0" w:color="auto"/>
@@ -1588,7 +1178,7 @@
         </w:tc>
         <w:tc>
           <w:tcPr>
-            <w:tcW w:w="2693" w:type="dxa"/>
+            <w:tcW w:w="2512" w:type="dxa"/>
           </w:tcPr>
           <w:p>
             <w:pPr>
@@ -1608,11 +1198,12 @@
         </w:trPr>
         <w:tc>
           <w:tcPr>
-            <w:tcW w:w="843" w:type="dxa"/>
+            <w:tcW w:w="841" w:type="dxa"/>
             <w:vMerge/>
             <w:tcBorders>
               <w:right w:val="single" w:sz="4" w:space="0" w:color="auto"/>
             </w:tcBorders>
+            <w:vAlign w:val="center"/>
           </w:tcPr>
           <w:p>
             <w:pPr>
@@ -1629,7 +1220,7 @@
         </w:tc>
         <w:tc>
           <w:tcPr>
-            <w:tcW w:w="2077" w:type="dxa"/>
+            <w:tcW w:w="1970" w:type="dxa"/>
             <w:tcBorders>
               <w:top w:val="single" w:sz="4" w:space="0" w:color="auto"/>
               <w:left w:val="single" w:sz="4" w:space="0" w:color="auto"/>
@@ -1661,7 +1252,7 @@
         </w:tc>
         <w:tc>
           <w:tcPr>
-            <w:tcW w:w="4163" w:type="dxa"/>
+            <w:tcW w:w="4661" w:type="dxa"/>
             <w:tcBorders>
               <w:top w:val="single" w:sz="4" w:space="0" w:color="auto"/>
               <w:left w:val="single" w:sz="4" w:space="0" w:color="auto"/>
@@ -1673,26 +1264,47 @@
           <w:p>
             <w:pPr>
               <w:pStyle w:val="NormalWeb"/>
-              <w:spacing w:line="312" w:lineRule="auto"/>
-              <w:ind w:left="188" w:right="427"/>
-              <w:rPr>
-                <w:sz w:val="28"/>
-                <w:szCs w:val="28"/>
-                <w:lang w:val="vi-VN"/>
-              </w:rPr>
-            </w:pPr>
-            <w:r>
-              <w:rPr>
-                <w:sz w:val="28"/>
-                <w:szCs w:val="28"/>
-              </w:rPr>
-              <w:t>- Viết 1.3. Nội dung nghiên cứu (1.3.1 + 1.3.2)</w:t>
-            </w:r>
-          </w:p>
-        </w:tc>
-        <w:tc>
-          <w:tcPr>
-            <w:tcW w:w="3402" w:type="dxa"/>
+              <w:spacing w:beforeLines="100" w:before="240" w:beforeAutospacing="0" w:afterLines="100" w:after="240" w:afterAutospacing="0" w:line="312" w:lineRule="auto"/>
+              <w:rPr>
+                <w:sz w:val="28"/>
+                <w:szCs w:val="28"/>
+                <w:lang w:val="vi-VN"/>
+              </w:rPr>
+            </w:pPr>
+            <w:r>
+              <w:rPr>
+                <w:sz w:val="28"/>
+                <w:szCs w:val="28"/>
+              </w:rPr>
+              <w:t xml:space="preserve">- Viết </w:t>
+            </w:r>
+            <w:r>
+              <w:rPr>
+                <w:sz w:val="28"/>
+                <w:szCs w:val="28"/>
+              </w:rPr>
+              <w:t>lý</w:t>
+            </w:r>
+            <w:r>
+              <w:rPr>
+                <w:sz w:val="28"/>
+                <w:szCs w:val="28"/>
+                <w:lang w:val="vi-VN"/>
+              </w:rPr>
+              <w:t xml:space="preserve"> do nghiên cứu và các nội dung</w:t>
+            </w:r>
+            <w:r>
+              <w:rPr>
+                <w:sz w:val="28"/>
+                <w:szCs w:val="28"/>
+              </w:rPr>
+              <w:t xml:space="preserve"> nghiên cứu</w:t>
+            </w:r>
+          </w:p>
+        </w:tc>
+        <w:tc>
+          <w:tcPr>
+            <w:tcW w:w="3194" w:type="dxa"/>
             <w:vMerge/>
             <w:tcBorders>
               <w:left w:val="single" w:sz="4" w:space="0" w:color="auto"/>
@@ -1712,7 +1324,7 @@
         </w:tc>
         <w:tc>
           <w:tcPr>
-            <w:tcW w:w="2693" w:type="dxa"/>
+            <w:tcW w:w="2512" w:type="dxa"/>
           </w:tcPr>
           <w:p>
             <w:pPr>
@@ -1732,11 +1344,12 @@
         </w:trPr>
         <w:tc>
           <w:tcPr>
-            <w:tcW w:w="843" w:type="dxa"/>
+            <w:tcW w:w="841" w:type="dxa"/>
             <w:vMerge/>
             <w:tcBorders>
               <w:right w:val="single" w:sz="4" w:space="0" w:color="auto"/>
             </w:tcBorders>
+            <w:vAlign w:val="center"/>
           </w:tcPr>
           <w:p>
             <w:pPr>
@@ -1753,7 +1366,7 @@
         </w:tc>
         <w:tc>
           <w:tcPr>
-            <w:tcW w:w="2077" w:type="dxa"/>
+            <w:tcW w:w="1970" w:type="dxa"/>
             <w:tcBorders>
               <w:top w:val="single" w:sz="4" w:space="0" w:color="auto"/>
               <w:left w:val="single" w:sz="4" w:space="0" w:color="auto"/>
@@ -1785,7 +1398,7 @@
         </w:tc>
         <w:tc>
           <w:tcPr>
-            <w:tcW w:w="4163" w:type="dxa"/>
+            <w:tcW w:w="4661" w:type="dxa"/>
             <w:tcBorders>
               <w:top w:val="single" w:sz="4" w:space="0" w:color="auto"/>
               <w:left w:val="single" w:sz="4" w:space="0" w:color="auto"/>
@@ -1797,26 +1410,65 @@
           <w:p>
             <w:pPr>
               <w:pStyle w:val="NormalWeb"/>
-              <w:spacing w:line="312" w:lineRule="auto"/>
-              <w:ind w:left="188" w:right="569"/>
-              <w:rPr>
-                <w:sz w:val="28"/>
-                <w:szCs w:val="28"/>
-                <w:lang w:val="vi-VN"/>
-              </w:rPr>
-            </w:pPr>
-            <w:r>
-              <w:rPr>
-                <w:sz w:val="28"/>
-                <w:szCs w:val="28"/>
-              </w:rPr>
-              <w:t>- Viết toàn bộ 1.2. Các kiến thức cơ sở (1.2.1 → 1.2.5)</w:t>
-            </w:r>
-          </w:p>
-        </w:tc>
-        <w:tc>
-          <w:tcPr>
-            <w:tcW w:w="3402" w:type="dxa"/>
+              <w:spacing w:beforeLines="100" w:before="240" w:beforeAutospacing="0" w:afterLines="100" w:after="240" w:afterAutospacing="0" w:line="312" w:lineRule="auto"/>
+              <w:rPr>
+                <w:sz w:val="28"/>
+                <w:szCs w:val="28"/>
+                <w:lang w:val="vi-VN"/>
+              </w:rPr>
+            </w:pPr>
+            <w:r>
+              <w:rPr>
+                <w:sz w:val="28"/>
+                <w:szCs w:val="28"/>
+              </w:rPr>
+              <w:t xml:space="preserve">- Viết Các kiến thức cơ sở </w:t>
+            </w:r>
+            <w:r>
+              <w:rPr>
+                <w:sz w:val="28"/>
+                <w:szCs w:val="28"/>
+                <w:lang w:val="vi-VN"/>
+              </w:rPr>
+              <w:t>(</w:t>
+            </w:r>
+            <w:r>
+              <w:rPr>
+                <w:sz w:val="28"/>
+                <w:szCs w:val="28"/>
+                <w:lang w:val="vi-VN"/>
+              </w:rPr>
+              <w:t>toán học</w:t>
+            </w:r>
+            <w:r>
+              <w:rPr>
+                <w:sz w:val="28"/>
+                <w:szCs w:val="28"/>
+                <w:lang w:val="vi-VN"/>
+              </w:rPr>
+              <w:t>, ngôn ngữ</w:t>
+            </w:r>
+            <w:r>
+              <w:rPr>
+                <w:sz w:val="28"/>
+                <w:szCs w:val="28"/>
+                <w:lang w:val="vi-VN"/>
+              </w:rPr>
+              <w:t xml:space="preserve"> lập trình, …</w:t>
+            </w:r>
+            <w:r>
+              <w:rPr>
+                <w:sz w:val="28"/>
+                <w:szCs w:val="28"/>
+                <w:lang w:val="vi-VN"/>
+              </w:rPr>
+              <w:t xml:space="preserve"> )</w:t>
+            </w:r>
+          </w:p>
+        </w:tc>
+        <w:tc>
+          <w:tcPr>
+            <w:tcW w:w="3194" w:type="dxa"/>
             <w:vMerge/>
             <w:tcBorders>
               <w:left w:val="single" w:sz="4" w:space="0" w:color="auto"/>
@@ -1836,7 +1488,7 @@
         </w:tc>
         <w:tc>
           <w:tcPr>
-            <w:tcW w:w="2693" w:type="dxa"/>
+            <w:tcW w:w="2512" w:type="dxa"/>
           </w:tcPr>
           <w:p>
             <w:pPr>
@@ -1852,11 +1504,11 @@
       </w:tr>
       <w:tr>
         <w:trPr>
-          <w:trHeight w:val="1473"/>
+          <w:trHeight w:val="2182"/>
         </w:trPr>
         <w:tc>
           <w:tcPr>
-            <w:tcW w:w="843" w:type="dxa"/>
+            <w:tcW w:w="841" w:type="dxa"/>
             <w:vMerge w:val="restart"/>
             <w:vAlign w:val="center"/>
           </w:tcPr>
@@ -1865,138 +1517,6 @@
               <w:jc w:val="center"/>
               <w:rPr>
                 <w:rFonts w:ascii="Times New Roman" w:hAnsi="Times New Roman" w:cs="Times New Roman"/>
-                <w:color w:val="000000" w:themeColor="text1"/>
-                <w:sz w:val="28"/>
-                <w:szCs w:val="28"/>
-                <w:lang w:val="vi-VN"/>
-              </w:rPr>
-            </w:pPr>
-          </w:p>
-          <w:p>
-            <w:pPr>
-              <w:jc w:val="center"/>
-              <w:rPr>
-                <w:rFonts w:ascii="Times New Roman" w:hAnsi="Times New Roman" w:cs="Times New Roman"/>
-                <w:color w:val="000000" w:themeColor="text1"/>
-                <w:sz w:val="28"/>
-                <w:szCs w:val="28"/>
-                <w:lang w:val="vi-VN"/>
-              </w:rPr>
-            </w:pPr>
-          </w:p>
-          <w:p>
-            <w:pPr>
-              <w:jc w:val="center"/>
-              <w:rPr>
-                <w:rFonts w:ascii="Times New Roman" w:hAnsi="Times New Roman" w:cs="Times New Roman"/>
-                <w:color w:val="000000" w:themeColor="text1"/>
-                <w:sz w:val="28"/>
-                <w:szCs w:val="28"/>
-                <w:lang w:val="vi-VN"/>
-              </w:rPr>
-            </w:pPr>
-          </w:p>
-          <w:p>
-            <w:pPr>
-              <w:jc w:val="center"/>
-              <w:rPr>
-                <w:rFonts w:ascii="Times New Roman" w:hAnsi="Times New Roman" w:cs="Times New Roman"/>
-                <w:color w:val="000000" w:themeColor="text1"/>
-                <w:sz w:val="28"/>
-                <w:szCs w:val="28"/>
-                <w:lang w:val="vi-VN"/>
-              </w:rPr>
-            </w:pPr>
-          </w:p>
-          <w:p>
-            <w:pPr>
-              <w:jc w:val="center"/>
-              <w:rPr>
-                <w:rFonts w:ascii="Times New Roman" w:hAnsi="Times New Roman" w:cs="Times New Roman"/>
-                <w:color w:val="000000" w:themeColor="text1"/>
-                <w:sz w:val="28"/>
-                <w:szCs w:val="28"/>
-                <w:lang w:val="vi-VN"/>
-              </w:rPr>
-            </w:pPr>
-          </w:p>
-          <w:p>
-            <w:pPr>
-              <w:jc w:val="center"/>
-              <w:rPr>
-                <w:rFonts w:ascii="Times New Roman" w:hAnsi="Times New Roman" w:cs="Times New Roman"/>
-                <w:color w:val="000000" w:themeColor="text1"/>
-                <w:sz w:val="28"/>
-                <w:szCs w:val="28"/>
-                <w:lang w:val="vi-VN"/>
-              </w:rPr>
-            </w:pPr>
-          </w:p>
-          <w:p>
-            <w:pPr>
-              <w:jc w:val="center"/>
-              <w:rPr>
-                <w:rFonts w:ascii="Times New Roman" w:hAnsi="Times New Roman" w:cs="Times New Roman"/>
-                <w:color w:val="000000" w:themeColor="text1"/>
-                <w:sz w:val="28"/>
-                <w:szCs w:val="28"/>
-                <w:lang w:val="vi-VN"/>
-              </w:rPr>
-            </w:pPr>
-          </w:p>
-          <w:p>
-            <w:pPr>
-              <w:jc w:val="center"/>
-              <w:rPr>
-                <w:rFonts w:ascii="Times New Roman" w:hAnsi="Times New Roman" w:cs="Times New Roman"/>
-                <w:color w:val="000000" w:themeColor="text1"/>
-                <w:sz w:val="28"/>
-                <w:szCs w:val="28"/>
-                <w:lang w:val="vi-VN"/>
-              </w:rPr>
-            </w:pPr>
-          </w:p>
-          <w:p>
-            <w:pPr>
-              <w:jc w:val="center"/>
-              <w:rPr>
-                <w:rFonts w:ascii="Times New Roman" w:hAnsi="Times New Roman" w:cs="Times New Roman"/>
-                <w:color w:val="000000" w:themeColor="text1"/>
-                <w:sz w:val="28"/>
-                <w:szCs w:val="28"/>
-                <w:lang w:val="vi-VN"/>
-              </w:rPr>
-            </w:pPr>
-          </w:p>
-          <w:p>
-            <w:pPr>
-              <w:jc w:val="center"/>
-              <w:rPr>
-                <w:rFonts w:ascii="Times New Roman" w:hAnsi="Times New Roman" w:cs="Times New Roman"/>
-                <w:color w:val="000000" w:themeColor="text1"/>
-                <w:sz w:val="28"/>
-                <w:szCs w:val="28"/>
-                <w:lang w:val="vi-VN"/>
-              </w:rPr>
-            </w:pPr>
-          </w:p>
-          <w:p>
-            <w:pPr>
-              <w:jc w:val="center"/>
-              <w:rPr>
-                <w:rFonts w:ascii="Times New Roman" w:hAnsi="Times New Roman" w:cs="Times New Roman"/>
-                <w:color w:val="000000" w:themeColor="text1"/>
-                <w:sz w:val="28"/>
-                <w:szCs w:val="28"/>
-                <w:lang w:val="vi-VN"/>
-              </w:rPr>
-            </w:pPr>
-          </w:p>
-          <w:p>
-            <w:pPr>
-              <w:jc w:val="center"/>
-              <w:rPr>
-                <w:rFonts w:ascii="Times New Roman" w:hAnsi="Times New Roman" w:cs="Times New Roman"/>
                 <w:color w:val="FF0000"/>
                 <w:sz w:val="28"/>
                 <w:szCs w:val="28"/>
@@ -2016,7 +1536,7 @@
         </w:tc>
         <w:tc>
           <w:tcPr>
-            <w:tcW w:w="2077" w:type="dxa"/>
+            <w:tcW w:w="1970" w:type="dxa"/>
             <w:tcBorders>
               <w:top w:val="single" w:sz="4" w:space="0" w:color="auto"/>
             </w:tcBorders>
@@ -2039,14 +1559,13 @@
                 <w:szCs w:val="28"/>
                 <w:lang w:val="vi-VN"/>
               </w:rPr>
-              <w:lastRenderedPageBreak/>
               <w:t>Ngô Khánh Chiến</w:t>
             </w:r>
           </w:p>
         </w:tc>
         <w:tc>
           <w:tcPr>
-            <w:tcW w:w="4163" w:type="dxa"/>
+            <w:tcW w:w="4661" w:type="dxa"/>
             <w:tcBorders>
               <w:top w:val="single" w:sz="4" w:space="0" w:color="auto"/>
             </w:tcBorders>
@@ -2055,8 +1574,9 @@
           <w:p>
             <w:pPr>
               <w:pStyle w:val="ListParagraph"/>
-              <w:spacing w:line="312" w:lineRule="auto"/>
-              <w:ind w:left="188" w:right="569"/>
+              <w:spacing w:beforeLines="100" w:before="240" w:afterLines="100" w:after="240" w:line="312" w:lineRule="auto"/>
+              <w:ind w:left="0"/>
+              <w:contextualSpacing w:val="0"/>
               <w:jc w:val="both"/>
               <w:rPr>
                 <w:rFonts w:ascii="Times New Roman" w:hAnsi="Times New Roman" w:cs="Times New Roman"/>
@@ -2110,8 +1630,9 @@
           <w:p>
             <w:pPr>
               <w:pStyle w:val="ListParagraph"/>
-              <w:spacing w:line="312" w:lineRule="auto"/>
-              <w:ind w:left="188" w:right="569"/>
+              <w:spacing w:beforeLines="100" w:before="240" w:afterLines="100" w:after="240" w:line="312" w:lineRule="auto"/>
+              <w:ind w:left="0"/>
+              <w:contextualSpacing w:val="0"/>
               <w:jc w:val="both"/>
               <w:rPr>
                 <w:rFonts w:ascii="Times New Roman" w:hAnsi="Times New Roman" w:cs="Times New Roman"/>
@@ -2149,13 +1670,23 @@
                 <w:szCs w:val="28"/>
                 <w:lang w:val="vi-VN"/>
               </w:rPr>
-              <w:t>Viết 2.1.1. -&gt; 2.1.5.</w:t>
-            </w:r>
-          </w:p>
-        </w:tc>
-        <w:tc>
-          <w:tcPr>
-            <w:tcW w:w="3402" w:type="dxa"/>
+              <w:t>Viết</w:t>
+            </w:r>
+            <w:r>
+              <w:rPr>
+                <w:rFonts w:ascii="Times New Roman" w:hAnsi="Times New Roman" w:cs="Times New Roman"/>
+                <w:color w:val="000000" w:themeColor="text1"/>
+                <w:sz w:val="28"/>
+                <w:szCs w:val="28"/>
+                <w:lang w:val="vi-VN"/>
+              </w:rPr>
+              <w:t xml:space="preserve"> phần hệ mã hoá khoá công khai</w:t>
+            </w:r>
+          </w:p>
+        </w:tc>
+        <w:tc>
+          <w:tcPr>
+            <w:tcW w:w="3194" w:type="dxa"/>
             <w:vMerge w:val="restart"/>
             <w:vAlign w:val="center"/>
           </w:tcPr>
@@ -2183,6 +1714,7 @@
               <w:tabs>
                 <w:tab w:val="left" w:pos="326"/>
               </w:tabs>
+              <w:spacing w:line="312" w:lineRule="auto"/>
               <w:ind w:right="201"/>
               <w:jc w:val="both"/>
               <w:rPr>
@@ -2196,9 +1728,43 @@
           </w:p>
           <w:p>
             <w:pPr>
+              <w:tabs>
+                <w:tab w:val="left" w:pos="326"/>
+              </w:tabs>
+              <w:spacing w:line="312" w:lineRule="auto"/>
+              <w:ind w:right="201"/>
+              <w:jc w:val="both"/>
+              <w:rPr>
+                <w:rFonts w:ascii="Times New Roman" w:hAnsi="Times New Roman" w:cs="Times New Roman"/>
+                <w:color w:val="000000" w:themeColor="text1"/>
+                <w:sz w:val="28"/>
+                <w:szCs w:val="28"/>
+                <w:lang w:val="vi-VN"/>
+              </w:rPr>
+            </w:pPr>
+          </w:p>
+          <w:p>
+            <w:pPr>
+              <w:tabs>
+                <w:tab w:val="left" w:pos="326"/>
+              </w:tabs>
+              <w:spacing w:line="312" w:lineRule="auto"/>
+              <w:ind w:right="201"/>
+              <w:jc w:val="both"/>
+              <w:rPr>
+                <w:rFonts w:ascii="Times New Roman" w:hAnsi="Times New Roman" w:cs="Times New Roman"/>
+                <w:color w:val="000000" w:themeColor="text1"/>
+                <w:sz w:val="28"/>
+                <w:szCs w:val="28"/>
+                <w:lang w:val="vi-VN"/>
+              </w:rPr>
+            </w:pPr>
+          </w:p>
+          <w:p>
+            <w:pPr>
               <w:pStyle w:val="ListParagraph"/>
-              <w:spacing w:line="312" w:lineRule="auto"/>
-              <w:ind w:left="43" w:right="201"/>
+              <w:spacing w:before="100" w:after="100" w:line="312" w:lineRule="auto"/>
+              <w:ind w:left="45" w:right="198"/>
               <w:contextualSpacing w:val="0"/>
               <w:jc w:val="both"/>
               <w:rPr>
@@ -2231,8 +1797,8 @@
           <w:p>
             <w:pPr>
               <w:pStyle w:val="ListParagraph"/>
-              <w:spacing w:line="312" w:lineRule="auto"/>
-              <w:ind w:left="43" w:right="201"/>
+              <w:spacing w:before="100" w:after="100" w:line="312" w:lineRule="auto"/>
+              <w:ind w:left="45" w:right="198"/>
               <w:contextualSpacing w:val="0"/>
               <w:jc w:val="both"/>
               <w:rPr>
@@ -2250,7 +1816,6 @@
                 <w:szCs w:val="28"/>
                 <w:lang w:val="vi-VN"/>
               </w:rPr>
-              <w:lastRenderedPageBreak/>
               <w:t xml:space="preserve">- </w:t>
             </w:r>
             <w:r>
@@ -2279,8 +1844,8 @@
               <w:tabs>
                 <w:tab w:val="left" w:pos="326"/>
               </w:tabs>
-              <w:spacing w:line="312" w:lineRule="auto"/>
-              <w:ind w:left="43" w:right="201"/>
+              <w:spacing w:before="100" w:after="100" w:line="312" w:lineRule="auto"/>
+              <w:ind w:left="45" w:right="198"/>
               <w:contextualSpacing w:val="0"/>
               <w:jc w:val="both"/>
               <w:rPr>
@@ -2314,7 +1879,7 @@
         </w:tc>
         <w:tc>
           <w:tcPr>
-            <w:tcW w:w="2693" w:type="dxa"/>
+            <w:tcW w:w="2512" w:type="dxa"/>
           </w:tcPr>
           <w:p>
             <w:pPr>
@@ -2334,7 +1899,7 @@
         </w:trPr>
         <w:tc>
           <w:tcPr>
-            <w:tcW w:w="843" w:type="dxa"/>
+            <w:tcW w:w="841" w:type="dxa"/>
             <w:vMerge/>
           </w:tcPr>
           <w:p>
@@ -2351,7 +1916,7 @@
         </w:tc>
         <w:tc>
           <w:tcPr>
-            <w:tcW w:w="2077" w:type="dxa"/>
+            <w:tcW w:w="1970" w:type="dxa"/>
             <w:tcBorders>
               <w:top w:val="single" w:sz="4" w:space="0" w:color="auto"/>
             </w:tcBorders>
@@ -2380,7 +1945,7 @@
         </w:tc>
         <w:tc>
           <w:tcPr>
-            <w:tcW w:w="4163" w:type="dxa"/>
+            <w:tcW w:w="4661" w:type="dxa"/>
             <w:tcBorders>
               <w:top w:val="single" w:sz="4" w:space="0" w:color="auto"/>
             </w:tcBorders>
@@ -2389,104 +1954,152 @@
           <w:p>
             <w:pPr>
               <w:pStyle w:val="ListParagraph"/>
+              <w:spacing w:beforeLines="100" w:before="240" w:afterLines="100" w:after="240" w:line="312" w:lineRule="auto"/>
+              <w:ind w:left="0"/>
+              <w:contextualSpacing w:val="0"/>
+              <w:jc w:val="both"/>
+              <w:rPr>
+                <w:rFonts w:ascii="Times New Roman" w:hAnsi="Times New Roman" w:cs="Times New Roman"/>
+                <w:color w:val="000000" w:themeColor="text1"/>
+                <w:sz w:val="28"/>
+                <w:szCs w:val="28"/>
+                <w:lang w:val="vi-VN"/>
+              </w:rPr>
+            </w:pPr>
+            <w:r>
+              <w:rPr>
+                <w:rFonts w:ascii="Times New Roman" w:hAnsi="Times New Roman" w:cs="Times New Roman"/>
+                <w:color w:val="000000" w:themeColor="text1"/>
+                <w:sz w:val="28"/>
+                <w:szCs w:val="28"/>
+                <w:lang w:val="vi-VN"/>
+              </w:rPr>
+              <w:t xml:space="preserve">- </w:t>
+            </w:r>
+            <w:r>
+              <w:rPr>
+                <w:rFonts w:ascii="Times New Roman" w:hAnsi="Times New Roman" w:cs="Times New Roman"/>
+                <w:color w:val="000000" w:themeColor="text1"/>
+                <w:sz w:val="28"/>
+                <w:szCs w:val="28"/>
+                <w:lang w:val="vi-VN"/>
+              </w:rPr>
+              <w:t xml:space="preserve"> </w:t>
+            </w:r>
+            <w:r>
+              <w:rPr>
+                <w:rFonts w:ascii="Times New Roman" w:hAnsi="Times New Roman" w:cs="Times New Roman"/>
+                <w:color w:val="000000" w:themeColor="text1"/>
+                <w:sz w:val="28"/>
+                <w:szCs w:val="28"/>
+                <w:lang w:val="vi-VN"/>
+              </w:rPr>
+              <w:t xml:space="preserve">Chỉnh </w:t>
+            </w:r>
+            <w:r>
+              <w:rPr>
+                <w:rFonts w:ascii="Times New Roman" w:hAnsi="Times New Roman" w:cs="Times New Roman"/>
+                <w:color w:val="000000" w:themeColor="text1"/>
+                <w:sz w:val="28"/>
+                <w:szCs w:val="28"/>
+                <w:lang w:val="vi-VN"/>
+              </w:rPr>
+              <w:t>s</w:t>
+            </w:r>
+            <w:r>
+              <w:rPr>
+                <w:rFonts w:ascii="Times New Roman" w:hAnsi="Times New Roman" w:cs="Times New Roman"/>
+                <w:color w:val="000000" w:themeColor="text1"/>
+                <w:sz w:val="28"/>
+                <w:szCs w:val="28"/>
+                <w:lang w:val="vi-VN"/>
+              </w:rPr>
+              <w:t>ửa báo cáo</w:t>
+            </w:r>
+          </w:p>
+          <w:p>
+            <w:pPr>
+              <w:pStyle w:val="ListParagraph"/>
+              <w:spacing w:beforeLines="100" w:before="240" w:afterLines="100" w:after="240" w:line="312" w:lineRule="auto"/>
+              <w:ind w:left="0"/>
+              <w:contextualSpacing w:val="0"/>
+              <w:jc w:val="both"/>
+              <w:rPr>
+                <w:rFonts w:ascii="Times New Roman" w:hAnsi="Times New Roman" w:cs="Times New Roman"/>
+                <w:color w:val="000000" w:themeColor="text1"/>
+                <w:sz w:val="28"/>
+                <w:szCs w:val="28"/>
+                <w:lang w:val="vi-VN"/>
+              </w:rPr>
+            </w:pPr>
+            <w:r>
+              <w:rPr>
+                <w:rFonts w:ascii="Times New Roman" w:hAnsi="Times New Roman" w:cs="Times New Roman"/>
+                <w:color w:val="000000" w:themeColor="text1"/>
+                <w:sz w:val="28"/>
+                <w:szCs w:val="28"/>
+                <w:lang w:val="vi-VN"/>
+              </w:rPr>
+              <w:t xml:space="preserve">- </w:t>
+            </w:r>
+            <w:r>
+              <w:rPr>
+                <w:rFonts w:ascii="Times New Roman" w:hAnsi="Times New Roman" w:cs="Times New Roman"/>
+                <w:color w:val="000000" w:themeColor="text1"/>
+                <w:sz w:val="28"/>
+                <w:szCs w:val="28"/>
+                <w:lang w:val="vi-VN"/>
+              </w:rPr>
+              <w:t xml:space="preserve">Nghiên cứu tìm hiểu về RSA </w:t>
+            </w:r>
+          </w:p>
+          <w:p>
+            <w:pPr>
+              <w:pStyle w:val="ListParagraph"/>
+              <w:spacing w:beforeLines="100" w:before="240" w:afterLines="100" w:after="240" w:line="312" w:lineRule="auto"/>
+              <w:ind w:left="0"/>
+              <w:contextualSpacing w:val="0"/>
+              <w:jc w:val="both"/>
+              <w:rPr>
+                <w:rFonts w:ascii="Times New Roman" w:hAnsi="Times New Roman" w:cs="Times New Roman"/>
+                <w:color w:val="000000" w:themeColor="text1"/>
+                <w:sz w:val="28"/>
+                <w:szCs w:val="28"/>
+                <w:lang w:val="vi-VN"/>
+              </w:rPr>
+            </w:pPr>
+            <w:r>
+              <w:rPr>
+                <w:rFonts w:ascii="Times New Roman" w:hAnsi="Times New Roman" w:cs="Times New Roman"/>
+                <w:color w:val="000000" w:themeColor="text1"/>
+                <w:sz w:val="28"/>
+                <w:szCs w:val="28"/>
+                <w:lang w:val="vi-VN"/>
+              </w:rPr>
+              <w:t>- Viết phần giới thiệu, mô tả về RSA và thuật toán RSA</w:t>
+            </w:r>
+          </w:p>
+        </w:tc>
+        <w:tc>
+          <w:tcPr>
+            <w:tcW w:w="3194" w:type="dxa"/>
+            <w:vMerge/>
+          </w:tcPr>
+          <w:p>
+            <w:pPr>
               <w:spacing w:line="312" w:lineRule="auto"/>
-              <w:ind w:left="188" w:right="569"/>
-              <w:jc w:val="both"/>
-              <w:rPr>
-                <w:rFonts w:ascii="Times New Roman" w:hAnsi="Times New Roman" w:cs="Times New Roman"/>
-                <w:color w:val="000000" w:themeColor="text1"/>
-                <w:sz w:val="28"/>
-                <w:szCs w:val="28"/>
-                <w:lang w:val="vi-VN"/>
-              </w:rPr>
-            </w:pPr>
-            <w:r>
-              <w:rPr>
-                <w:rFonts w:ascii="Times New Roman" w:hAnsi="Times New Roman" w:cs="Times New Roman"/>
-                <w:color w:val="000000" w:themeColor="text1"/>
-                <w:sz w:val="28"/>
-                <w:szCs w:val="28"/>
-                <w:lang w:val="vi-VN"/>
-              </w:rPr>
-              <w:t xml:space="preserve">- </w:t>
-            </w:r>
-            <w:r>
-              <w:rPr>
-                <w:rFonts w:ascii="Times New Roman" w:hAnsi="Times New Roman" w:cs="Times New Roman"/>
-                <w:color w:val="000000" w:themeColor="text1"/>
-                <w:sz w:val="28"/>
-                <w:szCs w:val="28"/>
-                <w:lang w:val="vi-VN"/>
-              </w:rPr>
-              <w:t xml:space="preserve"> </w:t>
-            </w:r>
-            <w:r>
-              <w:rPr>
-                <w:rFonts w:ascii="Times New Roman" w:hAnsi="Times New Roman" w:cs="Times New Roman"/>
-                <w:color w:val="000000" w:themeColor="text1"/>
-                <w:sz w:val="28"/>
-                <w:szCs w:val="28"/>
-                <w:lang w:val="vi-VN"/>
-              </w:rPr>
-              <w:t>Chỉnh cửa báo cáo</w:t>
-            </w:r>
-          </w:p>
-          <w:p>
-            <w:pPr>
-              <w:pStyle w:val="ListParagraph"/>
-              <w:spacing w:line="312" w:lineRule="auto"/>
-              <w:ind w:left="188" w:right="569"/>
-              <w:jc w:val="both"/>
-              <w:rPr>
-                <w:rFonts w:ascii="Times New Roman" w:hAnsi="Times New Roman" w:cs="Times New Roman"/>
-                <w:color w:val="000000" w:themeColor="text1"/>
-                <w:sz w:val="28"/>
-                <w:szCs w:val="28"/>
-                <w:lang w:val="vi-VN"/>
-              </w:rPr>
-            </w:pPr>
-            <w:r>
-              <w:rPr>
-                <w:rFonts w:ascii="Times New Roman" w:hAnsi="Times New Roman" w:cs="Times New Roman"/>
-                <w:color w:val="000000" w:themeColor="text1"/>
-                <w:sz w:val="28"/>
-                <w:szCs w:val="28"/>
-                <w:lang w:val="vi-VN"/>
-              </w:rPr>
-              <w:t xml:space="preserve">- </w:t>
-            </w:r>
-            <w:r>
-              <w:rPr>
-                <w:rFonts w:ascii="Times New Roman" w:hAnsi="Times New Roman" w:cs="Times New Roman"/>
-                <w:color w:val="000000" w:themeColor="text1"/>
-                <w:sz w:val="28"/>
-                <w:szCs w:val="28"/>
-                <w:lang w:val="vi-VN"/>
-              </w:rPr>
-              <w:t>Nghiên cứu tìm hiểu về RSA (viết phần 2.3.1. -&gt; 2.3.3.)</w:t>
-            </w:r>
-          </w:p>
-        </w:tc>
-        <w:tc>
-          <w:tcPr>
-            <w:tcW w:w="3402" w:type="dxa"/>
-            <w:vMerge/>
-          </w:tcPr>
-          <w:p>
-            <w:pPr>
-              <w:spacing w:line="312" w:lineRule="auto"/>
-              <w:rPr>
-                <w:rFonts w:ascii="Times New Roman" w:hAnsi="Times New Roman" w:cs="Times New Roman"/>
-                <w:color w:val="FF0000"/>
-                <w:sz w:val="28"/>
-                <w:szCs w:val="28"/>
-              </w:rPr>
-            </w:pPr>
-          </w:p>
-        </w:tc>
-        <w:tc>
-          <w:tcPr>
-            <w:tcW w:w="2693" w:type="dxa"/>
+              <w:rPr>
+                <w:rFonts w:ascii="Times New Roman" w:hAnsi="Times New Roman" w:cs="Times New Roman"/>
+                <w:color w:val="FF0000"/>
+                <w:sz w:val="28"/>
+                <w:szCs w:val="28"/>
+              </w:rPr>
+            </w:pPr>
+          </w:p>
+        </w:tc>
+        <w:tc>
+          <w:tcPr>
+            <w:tcW w:w="2512" w:type="dxa"/>
           </w:tcPr>
           <w:p>
             <w:pPr>
@@ -2506,7 +2119,7 @@
         </w:trPr>
         <w:tc>
           <w:tcPr>
-            <w:tcW w:w="843" w:type="dxa"/>
+            <w:tcW w:w="841" w:type="dxa"/>
             <w:vMerge/>
           </w:tcPr>
           <w:p>
@@ -2523,7 +2136,7 @@
         </w:tc>
         <w:tc>
           <w:tcPr>
-            <w:tcW w:w="2077" w:type="dxa"/>
+            <w:tcW w:w="1970" w:type="dxa"/>
             <w:tcBorders>
               <w:top w:val="single" w:sz="4" w:space="0" w:color="auto"/>
             </w:tcBorders>
@@ -2552,7 +2165,7 @@
         </w:tc>
         <w:tc>
           <w:tcPr>
-            <w:tcW w:w="4163" w:type="dxa"/>
+            <w:tcW w:w="4661" w:type="dxa"/>
             <w:tcBorders>
               <w:top w:val="single" w:sz="4" w:space="0" w:color="auto"/>
             </w:tcBorders>
@@ -2561,95 +2174,96 @@
           <w:p>
             <w:pPr>
               <w:pStyle w:val="ListParagraph"/>
+              <w:spacing w:beforeLines="100" w:before="240" w:afterLines="100" w:after="240" w:line="312" w:lineRule="auto"/>
+              <w:ind w:left="0"/>
+              <w:contextualSpacing w:val="0"/>
+              <w:jc w:val="both"/>
+              <w:rPr>
+                <w:rFonts w:ascii="Times New Roman" w:hAnsi="Times New Roman" w:cs="Times New Roman"/>
+                <w:color w:val="000000" w:themeColor="text1"/>
+                <w:sz w:val="28"/>
+                <w:szCs w:val="28"/>
+                <w:lang w:val="vi-VN"/>
+              </w:rPr>
+            </w:pPr>
+            <w:r>
+              <w:rPr>
+                <w:rFonts w:ascii="Times New Roman" w:hAnsi="Times New Roman" w:cs="Times New Roman"/>
+                <w:color w:val="000000" w:themeColor="text1"/>
+                <w:sz w:val="28"/>
+                <w:szCs w:val="28"/>
+                <w:lang w:val="vi-VN"/>
+              </w:rPr>
+              <w:t xml:space="preserve">- </w:t>
+            </w:r>
+            <w:r>
+              <w:rPr>
+                <w:rFonts w:ascii="Times New Roman" w:hAnsi="Times New Roman" w:cs="Times New Roman"/>
+                <w:color w:val="000000" w:themeColor="text1"/>
+                <w:sz w:val="28"/>
+                <w:szCs w:val="28"/>
+                <w:lang w:val="vi-VN"/>
+              </w:rPr>
+              <w:t>Tổng quan về chữ ký số</w:t>
+            </w:r>
+          </w:p>
+          <w:p>
+            <w:pPr>
+              <w:pStyle w:val="ListParagraph"/>
+              <w:spacing w:beforeLines="100" w:before="240" w:afterLines="100" w:after="240" w:line="312" w:lineRule="auto"/>
+              <w:ind w:left="0"/>
+              <w:contextualSpacing w:val="0"/>
+              <w:jc w:val="both"/>
+              <w:rPr>
+                <w:rFonts w:ascii="Times New Roman" w:hAnsi="Times New Roman" w:cs="Times New Roman"/>
+                <w:color w:val="000000" w:themeColor="text1"/>
+                <w:sz w:val="28"/>
+                <w:szCs w:val="28"/>
+                <w:lang w:val="vi-VN"/>
+              </w:rPr>
+            </w:pPr>
+            <w:r>
+              <w:rPr>
+                <w:rFonts w:ascii="Times New Roman" w:hAnsi="Times New Roman" w:cs="Times New Roman"/>
+                <w:color w:val="000000" w:themeColor="text1"/>
+                <w:sz w:val="28"/>
+                <w:szCs w:val="28"/>
+                <w:lang w:val="vi-VN"/>
+              </w:rPr>
+              <w:t xml:space="preserve">- </w:t>
+            </w:r>
+            <w:r>
+              <w:rPr>
+                <w:rFonts w:ascii="Times New Roman" w:hAnsi="Times New Roman" w:cs="Times New Roman"/>
+                <w:color w:val="000000" w:themeColor="text1"/>
+                <w:sz w:val="28"/>
+                <w:szCs w:val="28"/>
+                <w:lang w:val="vi-VN"/>
+              </w:rPr>
+              <w:t xml:space="preserve">Viết phần khái niệm, vị trí ,vai trò và pháp lí của chữ ký số </w:t>
+            </w:r>
+          </w:p>
+        </w:tc>
+        <w:tc>
+          <w:tcPr>
+            <w:tcW w:w="3194" w:type="dxa"/>
+            <w:vMerge/>
+          </w:tcPr>
+          <w:p>
+            <w:pPr>
               <w:spacing w:line="312" w:lineRule="auto"/>
-              <w:ind w:left="188" w:right="569"/>
-              <w:jc w:val="both"/>
-              <w:rPr>
-                <w:rFonts w:ascii="Times New Roman" w:hAnsi="Times New Roman" w:cs="Times New Roman"/>
-                <w:color w:val="000000" w:themeColor="text1"/>
-                <w:sz w:val="28"/>
-                <w:szCs w:val="28"/>
-                <w:lang w:val="vi-VN"/>
-              </w:rPr>
-            </w:pPr>
-            <w:r>
-              <w:rPr>
-                <w:rFonts w:ascii="Times New Roman" w:hAnsi="Times New Roman" w:cs="Times New Roman"/>
-                <w:color w:val="000000" w:themeColor="text1"/>
-                <w:sz w:val="28"/>
-                <w:szCs w:val="28"/>
-                <w:lang w:val="vi-VN"/>
-              </w:rPr>
-              <w:t xml:space="preserve">- </w:t>
-            </w:r>
-            <w:r>
-              <w:rPr>
-                <w:rFonts w:ascii="Times New Roman" w:hAnsi="Times New Roman" w:cs="Times New Roman"/>
-                <w:color w:val="000000" w:themeColor="text1"/>
-                <w:sz w:val="28"/>
-                <w:szCs w:val="28"/>
-                <w:lang w:val="vi-VN"/>
-              </w:rPr>
-              <w:t>Tổng quan về chữ ký số</w:t>
-            </w:r>
-          </w:p>
-          <w:p>
-            <w:pPr>
-              <w:pStyle w:val="ListParagraph"/>
-              <w:spacing w:line="312" w:lineRule="auto"/>
-              <w:ind w:left="188" w:right="569"/>
-              <w:jc w:val="both"/>
-              <w:rPr>
-                <w:rFonts w:ascii="Times New Roman" w:hAnsi="Times New Roman" w:cs="Times New Roman"/>
-                <w:color w:val="000000" w:themeColor="text1"/>
-                <w:sz w:val="28"/>
-                <w:szCs w:val="28"/>
-                <w:lang w:val="vi-VN"/>
-              </w:rPr>
-            </w:pPr>
-            <w:r>
-              <w:rPr>
-                <w:rFonts w:ascii="Times New Roman" w:hAnsi="Times New Roman" w:cs="Times New Roman"/>
-                <w:color w:val="000000" w:themeColor="text1"/>
-                <w:sz w:val="28"/>
-                <w:szCs w:val="28"/>
-                <w:lang w:val="vi-VN"/>
-              </w:rPr>
-              <w:lastRenderedPageBreak/>
-              <w:t xml:space="preserve">- </w:t>
-            </w:r>
-            <w:r>
-              <w:rPr>
-                <w:rFonts w:ascii="Times New Roman" w:hAnsi="Times New Roman" w:cs="Times New Roman"/>
-                <w:color w:val="000000" w:themeColor="text1"/>
-                <w:sz w:val="28"/>
-                <w:szCs w:val="28"/>
-                <w:lang w:val="vi-VN"/>
-              </w:rPr>
-              <w:t>Viết phần khái niệm, vị trí ,vai trò và pháp lí của chữ ký số (2.2.1. -&gt; 2.2.4.)</w:t>
-            </w:r>
-          </w:p>
-        </w:tc>
-        <w:tc>
-          <w:tcPr>
-            <w:tcW w:w="3402" w:type="dxa"/>
-            <w:vMerge/>
-          </w:tcPr>
-          <w:p>
-            <w:pPr>
-              <w:spacing w:line="312" w:lineRule="auto"/>
-              <w:rPr>
-                <w:rFonts w:ascii="Times New Roman" w:hAnsi="Times New Roman" w:cs="Times New Roman"/>
-                <w:color w:val="FF0000"/>
-                <w:sz w:val="28"/>
-                <w:szCs w:val="28"/>
-              </w:rPr>
-            </w:pPr>
-          </w:p>
-        </w:tc>
-        <w:tc>
-          <w:tcPr>
-            <w:tcW w:w="2693" w:type="dxa"/>
+              <w:rPr>
+                <w:rFonts w:ascii="Times New Roman" w:hAnsi="Times New Roman" w:cs="Times New Roman"/>
+                <w:color w:val="FF0000"/>
+                <w:sz w:val="28"/>
+                <w:szCs w:val="28"/>
+              </w:rPr>
+            </w:pPr>
+          </w:p>
+        </w:tc>
+        <w:tc>
+          <w:tcPr>
+            <w:tcW w:w="2512" w:type="dxa"/>
           </w:tcPr>
           <w:p>
             <w:pPr>
@@ -2669,7 +2283,7 @@
         </w:trPr>
         <w:tc>
           <w:tcPr>
-            <w:tcW w:w="843" w:type="dxa"/>
+            <w:tcW w:w="841" w:type="dxa"/>
             <w:vMerge/>
           </w:tcPr>
           <w:p>
@@ -2686,7 +2300,7 @@
         </w:tc>
         <w:tc>
           <w:tcPr>
-            <w:tcW w:w="2077" w:type="dxa"/>
+            <w:tcW w:w="1970" w:type="dxa"/>
             <w:tcBorders>
               <w:top w:val="single" w:sz="4" w:space="0" w:color="auto"/>
             </w:tcBorders>
@@ -2715,7 +2329,7 @@
         </w:tc>
         <w:tc>
           <w:tcPr>
-            <w:tcW w:w="4163" w:type="dxa"/>
+            <w:tcW w:w="4661" w:type="dxa"/>
             <w:tcBorders>
               <w:top w:val="single" w:sz="4" w:space="0" w:color="auto"/>
             </w:tcBorders>
@@ -2724,91 +2338,94 @@
           <w:p>
             <w:pPr>
               <w:pStyle w:val="ListParagraph"/>
+              <w:spacing w:beforeLines="100" w:before="240" w:afterLines="100" w:after="240" w:line="312" w:lineRule="auto"/>
+              <w:ind w:left="0"/>
+              <w:contextualSpacing w:val="0"/>
+              <w:rPr>
+                <w:rFonts w:ascii="Times New Roman" w:hAnsi="Times New Roman" w:cs="Times New Roman"/>
+                <w:color w:val="000000" w:themeColor="text1"/>
+                <w:sz w:val="28"/>
+                <w:szCs w:val="28"/>
+                <w:lang w:val="vi-VN"/>
+              </w:rPr>
+            </w:pPr>
+            <w:r>
+              <w:rPr>
+                <w:rFonts w:ascii="Times New Roman" w:hAnsi="Times New Roman" w:cs="Times New Roman"/>
+                <w:color w:val="000000" w:themeColor="text1"/>
+                <w:sz w:val="28"/>
+                <w:szCs w:val="28"/>
+                <w:lang w:val="vi-VN"/>
+              </w:rPr>
+              <w:t xml:space="preserve">- </w:t>
+            </w:r>
+            <w:r>
+              <w:rPr>
+                <w:rFonts w:ascii="Times New Roman" w:hAnsi="Times New Roman" w:cs="Times New Roman"/>
+                <w:color w:val="000000" w:themeColor="text1"/>
+                <w:sz w:val="28"/>
+                <w:szCs w:val="28"/>
+                <w:lang w:val="vi-VN"/>
+              </w:rPr>
+              <w:t>Tổng quan về chữ ký số</w:t>
+            </w:r>
+          </w:p>
+          <w:p>
+            <w:pPr>
+              <w:pStyle w:val="ListParagraph"/>
+              <w:spacing w:beforeLines="100" w:before="240" w:afterLines="100" w:after="240" w:line="312" w:lineRule="auto"/>
+              <w:ind w:left="0"/>
+              <w:contextualSpacing w:val="0"/>
+              <w:rPr>
+                <w:rFonts w:ascii="Times New Roman" w:hAnsi="Times New Roman" w:cs="Times New Roman"/>
+                <w:color w:val="000000" w:themeColor="text1"/>
+                <w:sz w:val="28"/>
+                <w:szCs w:val="28"/>
+                <w:lang w:val="vi-VN"/>
+              </w:rPr>
+            </w:pPr>
+            <w:r>
+              <w:rPr>
+                <w:rFonts w:ascii="Times New Roman" w:hAnsi="Times New Roman" w:cs="Times New Roman"/>
+                <w:color w:val="000000" w:themeColor="text1"/>
+                <w:sz w:val="28"/>
+                <w:szCs w:val="28"/>
+                <w:lang w:val="vi-VN"/>
+              </w:rPr>
+              <w:t xml:space="preserve">- </w:t>
+            </w:r>
+            <w:r>
+              <w:rPr>
+                <w:rFonts w:ascii="Times New Roman" w:hAnsi="Times New Roman" w:cs="Times New Roman"/>
+                <w:color w:val="000000" w:themeColor="text1"/>
+                <w:sz w:val="28"/>
+                <w:szCs w:val="28"/>
+                <w:lang w:val="vi-VN"/>
+              </w:rPr>
+              <w:t xml:space="preserve">Viết phần ưu điểm và ứng dụng của chữ ký số </w:t>
+            </w:r>
+          </w:p>
+        </w:tc>
+        <w:tc>
+          <w:tcPr>
+            <w:tcW w:w="3194" w:type="dxa"/>
+            <w:vMerge/>
+          </w:tcPr>
+          <w:p>
+            <w:pPr>
               <w:spacing w:line="312" w:lineRule="auto"/>
-              <w:ind w:left="188" w:right="569"/>
-              <w:rPr>
-                <w:rFonts w:ascii="Times New Roman" w:hAnsi="Times New Roman" w:cs="Times New Roman"/>
-                <w:color w:val="000000" w:themeColor="text1"/>
-                <w:sz w:val="28"/>
-                <w:szCs w:val="28"/>
-                <w:lang w:val="vi-VN"/>
-              </w:rPr>
-            </w:pPr>
-            <w:r>
-              <w:rPr>
-                <w:rFonts w:ascii="Times New Roman" w:hAnsi="Times New Roman" w:cs="Times New Roman"/>
-                <w:color w:val="000000" w:themeColor="text1"/>
-                <w:sz w:val="28"/>
-                <w:szCs w:val="28"/>
-                <w:lang w:val="vi-VN"/>
-              </w:rPr>
-              <w:t xml:space="preserve">- </w:t>
-            </w:r>
-            <w:r>
-              <w:rPr>
-                <w:rFonts w:ascii="Times New Roman" w:hAnsi="Times New Roman" w:cs="Times New Roman"/>
-                <w:color w:val="000000" w:themeColor="text1"/>
-                <w:sz w:val="28"/>
-                <w:szCs w:val="28"/>
-                <w:lang w:val="vi-VN"/>
-              </w:rPr>
-              <w:t>Tổng quan về chữ ký số</w:t>
-            </w:r>
-          </w:p>
-          <w:p>
-            <w:pPr>
-              <w:pStyle w:val="ListParagraph"/>
-              <w:spacing w:line="312" w:lineRule="auto"/>
-              <w:ind w:left="188" w:right="569"/>
-              <w:rPr>
-                <w:rFonts w:ascii="Times New Roman" w:hAnsi="Times New Roman" w:cs="Times New Roman"/>
-                <w:color w:val="000000" w:themeColor="text1"/>
-                <w:sz w:val="28"/>
-                <w:szCs w:val="28"/>
-              </w:rPr>
-            </w:pPr>
-            <w:r>
-              <w:rPr>
-                <w:rFonts w:ascii="Times New Roman" w:hAnsi="Times New Roman" w:cs="Times New Roman"/>
-                <w:color w:val="000000" w:themeColor="text1"/>
-                <w:sz w:val="28"/>
-                <w:szCs w:val="28"/>
-                <w:lang w:val="vi-VN"/>
-              </w:rPr>
-              <w:t xml:space="preserve">- </w:t>
-            </w:r>
-            <w:r>
-              <w:rPr>
-                <w:rFonts w:ascii="Times New Roman" w:hAnsi="Times New Roman" w:cs="Times New Roman"/>
-                <w:color w:val="000000" w:themeColor="text1"/>
-                <w:sz w:val="28"/>
-                <w:szCs w:val="28"/>
-                <w:lang w:val="vi-VN"/>
-              </w:rPr>
-              <w:t>Viết phần ưu điểm và ứng dụng của chữ ký số của chữ ký số (2.2.5. -&gt; 2.2.8.)</w:t>
-            </w:r>
-          </w:p>
-        </w:tc>
-        <w:tc>
-          <w:tcPr>
-            <w:tcW w:w="3402" w:type="dxa"/>
-            <w:vMerge/>
-          </w:tcPr>
-          <w:p>
-            <w:pPr>
-              <w:spacing w:line="312" w:lineRule="auto"/>
-              <w:rPr>
-                <w:rFonts w:ascii="Times New Roman" w:hAnsi="Times New Roman" w:cs="Times New Roman"/>
-                <w:color w:val="FF0000"/>
-                <w:sz w:val="28"/>
-                <w:szCs w:val="28"/>
-              </w:rPr>
-            </w:pPr>
-          </w:p>
-        </w:tc>
-        <w:tc>
-          <w:tcPr>
-            <w:tcW w:w="2693" w:type="dxa"/>
+              <w:rPr>
+                <w:rFonts w:ascii="Times New Roman" w:hAnsi="Times New Roman" w:cs="Times New Roman"/>
+                <w:color w:val="FF0000"/>
+                <w:sz w:val="28"/>
+                <w:szCs w:val="28"/>
+              </w:rPr>
+            </w:pPr>
+          </w:p>
+        </w:tc>
+        <w:tc>
+          <w:tcPr>
+            <w:tcW w:w="2512" w:type="dxa"/>
           </w:tcPr>
           <w:p>
             <w:pPr>
@@ -2828,7 +2445,7 @@
         </w:trPr>
         <w:tc>
           <w:tcPr>
-            <w:tcW w:w="843" w:type="dxa"/>
+            <w:tcW w:w="841" w:type="dxa"/>
             <w:vMerge/>
           </w:tcPr>
           <w:p>
@@ -2845,7 +2462,7 @@
         </w:tc>
         <w:tc>
           <w:tcPr>
-            <w:tcW w:w="2077" w:type="dxa"/>
+            <w:tcW w:w="1970" w:type="dxa"/>
             <w:tcBorders>
               <w:top w:val="single" w:sz="4" w:space="0" w:color="auto"/>
             </w:tcBorders>
@@ -2874,7 +2491,7 @@
         </w:tc>
         <w:tc>
           <w:tcPr>
-            <w:tcW w:w="4163" w:type="dxa"/>
+            <w:tcW w:w="4661" w:type="dxa"/>
             <w:tcBorders>
               <w:top w:val="single" w:sz="4" w:space="0" w:color="auto"/>
             </w:tcBorders>
@@ -2883,57 +2500,84 @@
           <w:p>
             <w:pPr>
               <w:pStyle w:val="ListParagraph"/>
+              <w:spacing w:beforeLines="100" w:before="240" w:afterLines="100" w:after="240" w:line="312" w:lineRule="auto"/>
+              <w:ind w:left="0"/>
+              <w:contextualSpacing w:val="0"/>
+              <w:rPr>
+                <w:rFonts w:ascii="Times New Roman" w:hAnsi="Times New Roman" w:cs="Times New Roman"/>
+                <w:color w:val="000000" w:themeColor="text1"/>
+                <w:sz w:val="28"/>
+                <w:szCs w:val="28"/>
+                <w:lang w:val="vi-VN"/>
+              </w:rPr>
+            </w:pPr>
+            <w:r>
+              <w:rPr>
+                <w:rFonts w:ascii="Times New Roman" w:hAnsi="Times New Roman" w:cs="Times New Roman"/>
+                <w:color w:val="000000" w:themeColor="text1"/>
+                <w:sz w:val="28"/>
+                <w:szCs w:val="28"/>
+                <w:lang w:val="vi-VN"/>
+              </w:rPr>
+              <w:t xml:space="preserve">-  </w:t>
+            </w:r>
+            <w:r>
+              <w:rPr>
+                <w:rFonts w:ascii="Times New Roman" w:hAnsi="Times New Roman" w:cs="Times New Roman"/>
+                <w:color w:val="000000" w:themeColor="text1"/>
+                <w:sz w:val="28"/>
+                <w:szCs w:val="28"/>
+                <w:lang w:val="vi-VN"/>
+              </w:rPr>
+              <w:t xml:space="preserve">Nghiên cứu tìm hiểu về RSA </w:t>
+            </w:r>
+          </w:p>
+          <w:p>
+            <w:pPr>
+              <w:pStyle w:val="ListParagraph"/>
+              <w:spacing w:beforeLines="100" w:before="240" w:afterLines="100" w:after="240" w:line="312" w:lineRule="auto"/>
+              <w:ind w:left="0"/>
+              <w:contextualSpacing w:val="0"/>
+              <w:rPr>
+                <w:rFonts w:ascii="Times New Roman" w:hAnsi="Times New Roman" w:cs="Times New Roman"/>
+                <w:color w:val="000000" w:themeColor="text1"/>
+                <w:sz w:val="28"/>
+                <w:szCs w:val="28"/>
+                <w:lang w:val="vi-VN"/>
+              </w:rPr>
+            </w:pPr>
+            <w:r>
+              <w:rPr>
+                <w:rFonts w:ascii="Times New Roman" w:hAnsi="Times New Roman" w:cs="Times New Roman"/>
+                <w:color w:val="000000" w:themeColor="text1"/>
+                <w:sz w:val="28"/>
+                <w:szCs w:val="28"/>
+                <w:lang w:val="vi-VN"/>
+              </w:rPr>
+              <w:t>- Viết phần đánh giá, ưu nhược điểm của thuật toán RSA</w:t>
+            </w:r>
+          </w:p>
+        </w:tc>
+        <w:tc>
+          <w:tcPr>
+            <w:tcW w:w="3194" w:type="dxa"/>
+            <w:vMerge/>
+          </w:tcPr>
+          <w:p>
+            <w:pPr>
               <w:spacing w:line="312" w:lineRule="auto"/>
-              <w:ind w:left="182" w:right="569"/>
-              <w:rPr>
-                <w:rFonts w:ascii="Times New Roman" w:hAnsi="Times New Roman" w:cs="Times New Roman"/>
-                <w:color w:val="000000" w:themeColor="text1"/>
-                <w:sz w:val="28"/>
-                <w:szCs w:val="28"/>
-              </w:rPr>
-            </w:pPr>
-            <w:r>
-              <w:rPr>
-                <w:rFonts w:ascii="Times New Roman" w:hAnsi="Times New Roman" w:cs="Times New Roman"/>
-                <w:color w:val="000000" w:themeColor="text1"/>
-                <w:sz w:val="28"/>
-                <w:szCs w:val="28"/>
-                <w:lang w:val="vi-VN"/>
-              </w:rPr>
-              <w:t xml:space="preserve">-  </w:t>
-            </w:r>
-            <w:r>
-              <w:rPr>
-                <w:rFonts w:ascii="Times New Roman" w:hAnsi="Times New Roman" w:cs="Times New Roman"/>
-                <w:color w:val="000000" w:themeColor="text1"/>
-                <w:sz w:val="28"/>
-                <w:szCs w:val="28"/>
-                <w:lang w:val="vi-VN"/>
-              </w:rPr>
-              <w:t>Nghiên cứu tìm hiểu về RSA (viết phần 2.3.4. -&gt; 2.3.5.)</w:t>
-            </w:r>
-          </w:p>
-        </w:tc>
-        <w:tc>
-          <w:tcPr>
-            <w:tcW w:w="3402" w:type="dxa"/>
-            <w:vMerge/>
-          </w:tcPr>
-          <w:p>
-            <w:pPr>
-              <w:spacing w:line="312" w:lineRule="auto"/>
-              <w:rPr>
-                <w:rFonts w:ascii="Times New Roman" w:hAnsi="Times New Roman" w:cs="Times New Roman"/>
-                <w:color w:val="FF0000"/>
-                <w:sz w:val="28"/>
-                <w:szCs w:val="28"/>
-              </w:rPr>
-            </w:pPr>
-          </w:p>
-        </w:tc>
-        <w:tc>
-          <w:tcPr>
-            <w:tcW w:w="2693" w:type="dxa"/>
+              <w:rPr>
+                <w:rFonts w:ascii="Times New Roman" w:hAnsi="Times New Roman" w:cs="Times New Roman"/>
+                <w:color w:val="FF0000"/>
+                <w:sz w:val="28"/>
+                <w:szCs w:val="28"/>
+              </w:rPr>
+            </w:pPr>
+          </w:p>
+        </w:tc>
+        <w:tc>
+          <w:tcPr>
+            <w:tcW w:w="2512" w:type="dxa"/>
           </w:tcPr>
           <w:p>
             <w:pPr>
@@ -2953,7 +2597,7 @@
         </w:trPr>
         <w:tc>
           <w:tcPr>
-            <w:tcW w:w="843" w:type="dxa"/>
+            <w:tcW w:w="841" w:type="dxa"/>
             <w:vMerge w:val="restart"/>
             <w:vAlign w:val="center"/>
           </w:tcPr>
@@ -2968,293 +2612,52 @@
                 <w:lang w:val="vi-VN"/>
               </w:rPr>
             </w:pPr>
-          </w:p>
+            <w:r>
+              <w:rPr>
+                <w:rFonts w:ascii="Times New Roman" w:hAnsi="Times New Roman" w:cs="Times New Roman"/>
+                <w:color w:val="000000" w:themeColor="text1"/>
+                <w:sz w:val="28"/>
+                <w:szCs w:val="28"/>
+                <w:lang w:val="vi-VN"/>
+              </w:rPr>
+              <w:t>3</w:t>
+            </w:r>
+          </w:p>
+        </w:tc>
+        <w:tc>
+          <w:tcPr>
+            <w:tcW w:w="1970" w:type="dxa"/>
+            <w:vAlign w:val="center"/>
+          </w:tcPr>
           <w:p>
             <w:pPr>
               <w:jc w:val="center"/>
               <w:rPr>
                 <w:rFonts w:ascii="Times New Roman" w:hAnsi="Times New Roman" w:cs="Times New Roman"/>
-                <w:color w:val="000000" w:themeColor="text1"/>
-                <w:sz w:val="28"/>
-                <w:szCs w:val="28"/>
-                <w:lang w:val="vi-VN"/>
-              </w:rPr>
-            </w:pPr>
-          </w:p>
-          <w:p>
-            <w:pPr>
-              <w:jc w:val="center"/>
-              <w:rPr>
-                <w:rFonts w:ascii="Times New Roman" w:hAnsi="Times New Roman" w:cs="Times New Roman"/>
-                <w:color w:val="000000" w:themeColor="text1"/>
-                <w:sz w:val="28"/>
-                <w:szCs w:val="28"/>
-                <w:lang w:val="vi-VN"/>
-              </w:rPr>
-            </w:pPr>
-          </w:p>
-          <w:p>
-            <w:pPr>
-              <w:jc w:val="center"/>
-              <w:rPr>
-                <w:rFonts w:ascii="Times New Roman" w:hAnsi="Times New Roman" w:cs="Times New Roman"/>
-                <w:color w:val="000000" w:themeColor="text1"/>
-                <w:sz w:val="28"/>
-                <w:szCs w:val="28"/>
-                <w:lang w:val="vi-VN"/>
-              </w:rPr>
-            </w:pPr>
-          </w:p>
-          <w:p>
-            <w:pPr>
-              <w:jc w:val="center"/>
-              <w:rPr>
-                <w:rFonts w:ascii="Times New Roman" w:hAnsi="Times New Roman" w:cs="Times New Roman"/>
-                <w:color w:val="000000" w:themeColor="text1"/>
-                <w:sz w:val="28"/>
-                <w:szCs w:val="28"/>
-                <w:lang w:val="vi-VN"/>
-              </w:rPr>
-            </w:pPr>
-          </w:p>
-          <w:p>
-            <w:pPr>
-              <w:jc w:val="center"/>
-              <w:rPr>
-                <w:rFonts w:ascii="Times New Roman" w:hAnsi="Times New Roman" w:cs="Times New Roman"/>
-                <w:color w:val="000000" w:themeColor="text1"/>
-                <w:sz w:val="28"/>
-                <w:szCs w:val="28"/>
-                <w:lang w:val="vi-VN"/>
-              </w:rPr>
-            </w:pPr>
-          </w:p>
-          <w:p>
-            <w:pPr>
-              <w:jc w:val="center"/>
-              <w:rPr>
-                <w:rFonts w:ascii="Times New Roman" w:hAnsi="Times New Roman" w:cs="Times New Roman"/>
-                <w:color w:val="000000" w:themeColor="text1"/>
-                <w:sz w:val="28"/>
-                <w:szCs w:val="28"/>
-                <w:lang w:val="vi-VN"/>
-              </w:rPr>
-            </w:pPr>
-          </w:p>
-          <w:p>
-            <w:pPr>
-              <w:jc w:val="center"/>
-              <w:rPr>
-                <w:rFonts w:ascii="Times New Roman" w:hAnsi="Times New Roman" w:cs="Times New Roman"/>
-                <w:color w:val="000000" w:themeColor="text1"/>
-                <w:sz w:val="28"/>
-                <w:szCs w:val="28"/>
-                <w:lang w:val="vi-VN"/>
-              </w:rPr>
-            </w:pPr>
-          </w:p>
-          <w:p>
-            <w:pPr>
-              <w:jc w:val="center"/>
-              <w:rPr>
-                <w:rFonts w:ascii="Times New Roman" w:hAnsi="Times New Roman" w:cs="Times New Roman"/>
-                <w:color w:val="000000" w:themeColor="text1"/>
-                <w:sz w:val="28"/>
-                <w:szCs w:val="28"/>
-                <w:lang w:val="vi-VN"/>
-              </w:rPr>
-            </w:pPr>
-          </w:p>
-          <w:p>
-            <w:pPr>
-              <w:jc w:val="center"/>
-              <w:rPr>
-                <w:rFonts w:ascii="Times New Roman" w:hAnsi="Times New Roman" w:cs="Times New Roman"/>
-                <w:color w:val="000000" w:themeColor="text1"/>
-                <w:sz w:val="28"/>
-                <w:szCs w:val="28"/>
-                <w:lang w:val="vi-VN"/>
-              </w:rPr>
-            </w:pPr>
-          </w:p>
-          <w:p>
-            <w:pPr>
-              <w:jc w:val="center"/>
-              <w:rPr>
-                <w:rFonts w:ascii="Times New Roman" w:hAnsi="Times New Roman" w:cs="Times New Roman"/>
-                <w:color w:val="000000" w:themeColor="text1"/>
-                <w:sz w:val="28"/>
-                <w:szCs w:val="28"/>
-                <w:lang w:val="vi-VN"/>
-              </w:rPr>
-            </w:pPr>
-          </w:p>
-          <w:p>
-            <w:pPr>
-              <w:jc w:val="center"/>
-              <w:rPr>
-                <w:rFonts w:ascii="Times New Roman" w:hAnsi="Times New Roman" w:cs="Times New Roman"/>
-                <w:color w:val="000000" w:themeColor="text1"/>
-                <w:sz w:val="28"/>
-                <w:szCs w:val="28"/>
-                <w:lang w:val="vi-VN"/>
-              </w:rPr>
-            </w:pPr>
-          </w:p>
-          <w:p>
-            <w:pPr>
-              <w:jc w:val="center"/>
-              <w:rPr>
-                <w:rFonts w:ascii="Times New Roman" w:hAnsi="Times New Roman" w:cs="Times New Roman"/>
-                <w:color w:val="000000" w:themeColor="text1"/>
-                <w:sz w:val="28"/>
-                <w:szCs w:val="28"/>
-                <w:lang w:val="vi-VN"/>
-              </w:rPr>
-            </w:pPr>
-          </w:p>
-          <w:p>
-            <w:pPr>
-              <w:jc w:val="center"/>
-              <w:rPr>
-                <w:rFonts w:ascii="Times New Roman" w:hAnsi="Times New Roman" w:cs="Times New Roman"/>
-                <w:color w:val="000000" w:themeColor="text1"/>
-                <w:sz w:val="28"/>
-                <w:szCs w:val="28"/>
-                <w:lang w:val="vi-VN"/>
-              </w:rPr>
-            </w:pPr>
-          </w:p>
-          <w:p>
-            <w:pPr>
-              <w:jc w:val="center"/>
-              <w:rPr>
-                <w:rFonts w:ascii="Times New Roman" w:hAnsi="Times New Roman" w:cs="Times New Roman"/>
-                <w:color w:val="000000" w:themeColor="text1"/>
-                <w:sz w:val="28"/>
-                <w:szCs w:val="28"/>
-                <w:lang w:val="vi-VN"/>
-              </w:rPr>
-            </w:pPr>
-          </w:p>
-          <w:p>
-            <w:pPr>
-              <w:jc w:val="center"/>
-              <w:rPr>
-                <w:rFonts w:ascii="Times New Roman" w:hAnsi="Times New Roman" w:cs="Times New Roman"/>
-                <w:color w:val="000000" w:themeColor="text1"/>
-                <w:sz w:val="28"/>
-                <w:szCs w:val="28"/>
-                <w:lang w:val="vi-VN"/>
-              </w:rPr>
-            </w:pPr>
-          </w:p>
-          <w:p>
-            <w:pPr>
-              <w:jc w:val="center"/>
-              <w:rPr>
-                <w:rFonts w:ascii="Times New Roman" w:hAnsi="Times New Roman" w:cs="Times New Roman"/>
-                <w:color w:val="000000" w:themeColor="text1"/>
-                <w:sz w:val="28"/>
-                <w:szCs w:val="28"/>
-                <w:lang w:val="vi-VN"/>
-              </w:rPr>
-            </w:pPr>
-          </w:p>
-          <w:p>
-            <w:pPr>
-              <w:jc w:val="center"/>
-              <w:rPr>
-                <w:rFonts w:ascii="Times New Roman" w:hAnsi="Times New Roman" w:cs="Times New Roman"/>
-                <w:color w:val="000000" w:themeColor="text1"/>
-                <w:sz w:val="28"/>
-                <w:szCs w:val="28"/>
-                <w:lang w:val="vi-VN"/>
-              </w:rPr>
-            </w:pPr>
-          </w:p>
-          <w:p>
-            <w:pPr>
-              <w:jc w:val="center"/>
-              <w:rPr>
-                <w:rFonts w:ascii="Times New Roman" w:hAnsi="Times New Roman" w:cs="Times New Roman"/>
-                <w:color w:val="000000" w:themeColor="text1"/>
-                <w:sz w:val="28"/>
-                <w:szCs w:val="28"/>
-                <w:lang w:val="vi-VN"/>
-              </w:rPr>
-            </w:pPr>
-          </w:p>
-          <w:p>
-            <w:pPr>
-              <w:jc w:val="center"/>
-              <w:rPr>
-                <w:rFonts w:ascii="Times New Roman" w:hAnsi="Times New Roman" w:cs="Times New Roman"/>
-                <w:color w:val="000000" w:themeColor="text1"/>
-                <w:sz w:val="28"/>
-                <w:szCs w:val="28"/>
-                <w:lang w:val="vi-VN"/>
-              </w:rPr>
-            </w:pPr>
-          </w:p>
-          <w:p>
-            <w:pPr>
-              <w:jc w:val="center"/>
-              <w:rPr>
-                <w:rFonts w:ascii="Times New Roman" w:hAnsi="Times New Roman" w:cs="Times New Roman"/>
-                <w:color w:val="000000" w:themeColor="text1"/>
-                <w:sz w:val="28"/>
-                <w:szCs w:val="28"/>
-                <w:lang w:val="vi-VN"/>
-              </w:rPr>
-            </w:pPr>
-            <w:r>
-              <w:rPr>
-                <w:rFonts w:ascii="Times New Roman" w:hAnsi="Times New Roman" w:cs="Times New Roman"/>
-                <w:color w:val="000000" w:themeColor="text1"/>
-                <w:sz w:val="28"/>
-                <w:szCs w:val="28"/>
-                <w:lang w:val="vi-VN"/>
-              </w:rPr>
-              <w:t>3</w:t>
-            </w:r>
-          </w:p>
-        </w:tc>
-        <w:tc>
-          <w:tcPr>
-            <w:tcW w:w="2077" w:type="dxa"/>
+                <w:sz w:val="28"/>
+                <w:szCs w:val="28"/>
+                <w:lang w:val="vi-VN"/>
+              </w:rPr>
+            </w:pPr>
+            <w:r>
+              <w:rPr>
+                <w:rFonts w:ascii="Times New Roman" w:hAnsi="Times New Roman" w:cs="Times New Roman"/>
+                <w:sz w:val="28"/>
+                <w:szCs w:val="28"/>
+                <w:lang w:val="vi-VN"/>
+              </w:rPr>
+              <w:t>Ngô Khánh Chiến</w:t>
+            </w:r>
+          </w:p>
+        </w:tc>
+        <w:tc>
+          <w:tcPr>
+            <w:tcW w:w="4661" w:type="dxa"/>
             <w:vAlign w:val="center"/>
           </w:tcPr>
           <w:p>
             <w:pPr>
-              <w:jc w:val="center"/>
-              <w:rPr>
-                <w:rFonts w:ascii="Times New Roman" w:hAnsi="Times New Roman" w:cs="Times New Roman"/>
-                <w:sz w:val="28"/>
-                <w:szCs w:val="28"/>
-                <w:lang w:val="vi-VN"/>
-              </w:rPr>
-            </w:pPr>
-            <w:r>
-              <w:rPr>
-                <w:rFonts w:ascii="Times New Roman" w:hAnsi="Times New Roman" w:cs="Times New Roman"/>
-                <w:sz w:val="28"/>
-                <w:szCs w:val="28"/>
-                <w:lang w:val="vi-VN"/>
-              </w:rPr>
-              <w:lastRenderedPageBreak/>
-              <w:t>Ngô Khánh Chiến</w:t>
-            </w:r>
-          </w:p>
-        </w:tc>
-        <w:tc>
-          <w:tcPr>
-            <w:tcW w:w="4163" w:type="dxa"/>
-            <w:vAlign w:val="center"/>
-          </w:tcPr>
-          <w:p>
-            <w:pPr>
-              <w:spacing w:line="312" w:lineRule="auto"/>
+              <w:spacing w:beforeLines="100" w:before="240" w:afterLines="100" w:after="240" w:line="312" w:lineRule="auto"/>
               <w:jc w:val="both"/>
               <w:rPr>
                 <w:rFonts w:ascii="Times New Roman" w:hAnsi="Times New Roman" w:cs="Times New Roman"/>
@@ -3282,6 +2685,9 @@
                 <w:ilvl w:val="0"/>
                 <w:numId w:val="2"/>
               </w:numPr>
+              <w:spacing w:beforeLines="100" w:before="240" w:afterLines="100" w:after="240" w:line="312" w:lineRule="auto"/>
+              <w:ind w:left="0"/>
+              <w:contextualSpacing w:val="0"/>
               <w:jc w:val="both"/>
               <w:rPr>
                 <w:rFonts w:ascii="Times New Roman" w:hAnsi="Times New Roman" w:cs="Times New Roman"/>
@@ -3290,6 +2696,16 @@
                 <w:szCs w:val="28"/>
               </w:rPr>
             </w:pPr>
+            <w:r>
+              <w:rPr>
+                <w:rFonts w:ascii="Times New Roman" w:hAnsi="Times New Roman" w:cs="Times New Roman"/>
+                <w:color w:val="000000" w:themeColor="text1"/>
+                <w:sz w:val="28"/>
+                <w:szCs w:val="28"/>
+                <w:lang w:val="vi-VN"/>
+              </w:rPr>
+              <w:t xml:space="preserve">- </w:t>
+            </w:r>
             <w:r>
               <w:rPr>
                 <w:rFonts w:ascii="Times New Roman" w:hAnsi="Times New Roman" w:cs="Times New Roman"/>
@@ -3307,7 +2723,9 @@
                 <w:ilvl w:val="0"/>
                 <w:numId w:val="2"/>
               </w:numPr>
-              <w:spacing w:line="312" w:lineRule="auto"/>
+              <w:spacing w:beforeLines="100" w:before="240" w:afterLines="100" w:after="240" w:line="312" w:lineRule="auto"/>
+              <w:ind w:left="0"/>
+              <w:contextualSpacing w:val="0"/>
               <w:jc w:val="both"/>
               <w:rPr>
                 <w:rFonts w:ascii="Times New Roman" w:hAnsi="Times New Roman" w:cs="Times New Roman"/>
@@ -3324,35 +2742,27 @@
                 <w:szCs w:val="28"/>
                 <w:lang w:val="vi-VN"/>
               </w:rPr>
-              <w:t>Viết</w:t>
-            </w:r>
-            <w:r>
-              <w:rPr>
-                <w:rFonts w:ascii="Times New Roman" w:hAnsi="Times New Roman" w:cs="Times New Roman"/>
-                <w:color w:val="000000" w:themeColor="text1"/>
-                <w:sz w:val="28"/>
-                <w:szCs w:val="28"/>
-              </w:rPr>
-              <w:t xml:space="preserve"> </w:t>
-            </w:r>
-            <w:r>
-              <w:rPr>
-                <w:rFonts w:ascii="Times New Roman" w:hAnsi="Times New Roman" w:cs="Times New Roman"/>
-                <w:color w:val="000000" w:themeColor="text1"/>
-                <w:sz w:val="28"/>
-                <w:szCs w:val="28"/>
-              </w:rPr>
-              <w:t>RSADigitalSignatureServlet</w:t>
-            </w:r>
-            <w:r>
-              <w:rPr>
-                <w:rFonts w:ascii="Times New Roman" w:hAnsi="Times New Roman" w:cs="Times New Roman"/>
-                <w:color w:val="000000" w:themeColor="text1"/>
-                <w:sz w:val="28"/>
-                <w:szCs w:val="28"/>
-                <w:lang w:val="vi-VN"/>
-              </w:rPr>
-              <w:t>.java</w:t>
+              <w:t xml:space="preserve">- </w:t>
+            </w:r>
+            <w:r>
+              <w:rPr>
+                <w:rFonts w:ascii="Times New Roman" w:hAnsi="Times New Roman" w:cs="Times New Roman"/>
+                <w:color w:val="000000" w:themeColor="text1"/>
+                <w:sz w:val="28"/>
+                <w:szCs w:val="28"/>
+                <w:lang w:val="vi-VN"/>
+              </w:rPr>
+              <w:t xml:space="preserve">Viết phần </w:t>
+            </w:r>
+            <w:r>
+              <w:rPr>
+                <w:rFonts w:ascii="Times New Roman" w:hAnsi="Times New Roman" w:cs="Times New Roman"/>
+                <w:color w:val="000000" w:themeColor="text1"/>
+                <w:sz w:val="28"/>
+                <w:szCs w:val="28"/>
+                <w:lang w:val="vi-VN"/>
+              </w:rPr>
+              <w:t>ký tài liệu và xác minh chữ ký</w:t>
             </w:r>
           </w:p>
           <w:p>
@@ -3362,7 +2772,9 @@
                 <w:ilvl w:val="0"/>
                 <w:numId w:val="2"/>
               </w:numPr>
-              <w:spacing w:line="312" w:lineRule="auto"/>
+              <w:spacing w:beforeLines="100" w:before="240" w:afterLines="100" w:after="240" w:line="312" w:lineRule="auto"/>
+              <w:ind w:left="0"/>
+              <w:contextualSpacing w:val="0"/>
               <w:jc w:val="both"/>
               <w:rPr>
                 <w:rFonts w:ascii="Times New Roman" w:hAnsi="Times New Roman" w:cs="Times New Roman"/>
@@ -3377,27 +2789,24 @@
                 <w:color w:val="000000" w:themeColor="text1"/>
                 <w:sz w:val="28"/>
                 <w:szCs w:val="28"/>
+                <w:lang w:val="vi-VN"/>
+              </w:rPr>
+              <w:t xml:space="preserve">- </w:t>
+            </w:r>
+            <w:r>
+              <w:rPr>
+                <w:rFonts w:ascii="Times New Roman" w:hAnsi="Times New Roman" w:cs="Times New Roman"/>
+                <w:color w:val="000000" w:themeColor="text1"/>
+                <w:sz w:val="28"/>
+                <w:szCs w:val="28"/>
               </w:rPr>
               <w:t>Cấu hình và triển khai ứng dụng với Tomcat (dựa trên cấu hình trong pom.xml).</w:t>
             </w:r>
           </w:p>
-          <w:p>
-            <w:pPr>
-              <w:pStyle w:val="ListParagraph"/>
-              <w:spacing w:line="312" w:lineRule="auto"/>
-              <w:jc w:val="both"/>
-              <w:rPr>
-                <w:rFonts w:ascii="Times New Roman" w:hAnsi="Times New Roman" w:cs="Times New Roman"/>
-                <w:color w:val="FF0000"/>
-                <w:sz w:val="28"/>
-                <w:szCs w:val="28"/>
-              </w:rPr>
-            </w:pPr>
-          </w:p>
-        </w:tc>
-        <w:tc>
-          <w:tcPr>
-            <w:tcW w:w="3402" w:type="dxa"/>
+        </w:tc>
+        <w:tc>
+          <w:tcPr>
+            <w:tcW w:w="3194" w:type="dxa"/>
             <w:vMerge w:val="restart"/>
             <w:vAlign w:val="center"/>
           </w:tcPr>
@@ -3456,8 +2865,8 @@
           <w:p>
             <w:pPr>
               <w:pStyle w:val="NormalWeb"/>
-              <w:spacing w:line="312" w:lineRule="auto"/>
-              <w:ind w:left="97" w:right="217"/>
+              <w:spacing w:beforeAutospacing="0" w:afterAutospacing="0" w:line="312" w:lineRule="auto"/>
+              <w:ind w:left="96" w:right="215"/>
               <w:jc w:val="both"/>
               <w:rPr>
                 <w:sz w:val="28"/>
@@ -3470,49 +2879,56 @@
                 <w:szCs w:val="28"/>
                 <w:lang w:val="vi-VN"/>
               </w:rPr>
+              <w:t>- X</w:t>
+            </w:r>
+            <w:r>
+              <w:rPr>
+                <w:sz w:val="28"/>
+                <w:szCs w:val="28"/>
+              </w:rPr>
+              <w:t>ây dựng thành công hệ thống chữ ký số RSA trên nền tảng Java và C#</w:t>
+            </w:r>
+          </w:p>
+          <w:p>
+            <w:pPr>
+              <w:pStyle w:val="NormalWeb"/>
+              <w:spacing w:beforeAutospacing="0" w:afterAutospacing="0" w:line="312" w:lineRule="auto"/>
+              <w:ind w:left="96" w:right="215"/>
+              <w:jc w:val="both"/>
+              <w:rPr>
+                <w:sz w:val="28"/>
+                <w:szCs w:val="28"/>
+              </w:rPr>
+            </w:pPr>
+            <w:r>
+              <w:rPr>
+                <w:sz w:val="28"/>
+                <w:szCs w:val="28"/>
+                <w:lang w:val="vi-VN"/>
+              </w:rPr>
+              <w:t xml:space="preserve">- </w:t>
+            </w:r>
+            <w:r>
+              <w:rPr>
+                <w:sz w:val="28"/>
+                <w:szCs w:val="28"/>
+              </w:rPr>
+              <w:t xml:space="preserve">Giao diện web cơ bản cho phép người dùng thực hiện ký và xác </w:t>
+            </w:r>
+            <w:r>
+              <w:rPr>
+                <w:sz w:val="28"/>
+                <w:szCs w:val="28"/>
+              </w:rPr>
               <w:lastRenderedPageBreak/>
-              <w:t>- X</w:t>
-            </w:r>
-            <w:r>
-              <w:rPr>
-                <w:sz w:val="28"/>
-                <w:szCs w:val="28"/>
-              </w:rPr>
-              <w:t>ây dựng thành công hệ thống chữ ký số RSA trên nền tảng Java và C#</w:t>
+              <w:t>minh trực tiếp trên trình duyệt.</w:t>
             </w:r>
           </w:p>
           <w:p>
             <w:pPr>
               <w:pStyle w:val="NormalWeb"/>
-              <w:spacing w:line="312" w:lineRule="auto"/>
-              <w:ind w:left="97" w:right="217"/>
-              <w:jc w:val="both"/>
-              <w:rPr>
-                <w:sz w:val="28"/>
-                <w:szCs w:val="28"/>
-              </w:rPr>
-            </w:pPr>
-            <w:r>
-              <w:rPr>
-                <w:sz w:val="28"/>
-                <w:szCs w:val="28"/>
-                <w:lang w:val="vi-VN"/>
-              </w:rPr>
-              <w:t xml:space="preserve">- </w:t>
-            </w:r>
-            <w:r>
-              <w:rPr>
-                <w:sz w:val="28"/>
-                <w:szCs w:val="28"/>
-              </w:rPr>
-              <w:t>Giao diện web cơ bản cho phép người dùng thực hiện ký và xác minh trực tiếp trên trình duyệt.</w:t>
-            </w:r>
-          </w:p>
-          <w:p>
-            <w:pPr>
-              <w:pStyle w:val="NormalWeb"/>
-              <w:spacing w:line="312" w:lineRule="auto"/>
-              <w:ind w:left="97" w:right="217"/>
+              <w:spacing w:beforeAutospacing="0" w:afterAutospacing="0" w:line="312" w:lineRule="auto"/>
+              <w:ind w:left="96" w:right="215"/>
               <w:jc w:val="both"/>
               <w:rPr>
                 <w:sz w:val="28"/>
@@ -3551,7 +2967,7 @@
         </w:tc>
         <w:tc>
           <w:tcPr>
-            <w:tcW w:w="2693" w:type="dxa"/>
+            <w:tcW w:w="2512" w:type="dxa"/>
           </w:tcPr>
           <w:p>
             <w:pPr>
@@ -3571,7 +2987,7 @@
         </w:trPr>
         <w:tc>
           <w:tcPr>
-            <w:tcW w:w="843" w:type="dxa"/>
+            <w:tcW w:w="841" w:type="dxa"/>
             <w:vMerge/>
             <w:vAlign w:val="center"/>
           </w:tcPr>
@@ -3589,7 +3005,7 @@
         </w:tc>
         <w:tc>
           <w:tcPr>
-            <w:tcW w:w="2077" w:type="dxa"/>
+            <w:tcW w:w="1970" w:type="dxa"/>
             <w:vAlign w:val="center"/>
           </w:tcPr>
           <w:p>
@@ -3615,12 +3031,12 @@
         </w:tc>
         <w:tc>
           <w:tcPr>
-            <w:tcW w:w="4163" w:type="dxa"/>
+            <w:tcW w:w="4661" w:type="dxa"/>
             <w:vAlign w:val="center"/>
           </w:tcPr>
           <w:p>
             <w:pPr>
-              <w:spacing w:line="312" w:lineRule="auto"/>
+              <w:spacing w:beforeLines="100" w:before="240" w:afterLines="100" w:after="240" w:line="312" w:lineRule="auto"/>
               <w:jc w:val="both"/>
               <w:rPr>
                 <w:rFonts w:ascii="Times New Roman" w:hAnsi="Times New Roman" w:cs="Times New Roman"/>
@@ -3648,7 +3064,9 @@
                 <w:ilvl w:val="0"/>
                 <w:numId w:val="2"/>
               </w:numPr>
-              <w:spacing w:line="312" w:lineRule="auto"/>
+              <w:spacing w:beforeLines="100" w:before="240" w:afterLines="100" w:after="240" w:line="312" w:lineRule="auto"/>
+              <w:ind w:left="0"/>
+              <w:contextualSpacing w:val="0"/>
               <w:jc w:val="both"/>
               <w:rPr>
                 <w:rFonts w:ascii="Times New Roman" w:hAnsi="Times New Roman" w:cs="Times New Roman"/>
@@ -3666,36 +3084,47 @@
                 <w:szCs w:val="28"/>
                 <w:lang w:val="vi-VN"/>
               </w:rPr>
-              <w:t xml:space="preserve">Viết </w:t>
-            </w:r>
-            <w:r>
-              <w:rPr>
-                <w:rFonts w:ascii="Times New Roman" w:hAnsi="Times New Roman" w:cs="Times New Roman"/>
-                <w:color w:val="000000" w:themeColor="text1"/>
-                <w:sz w:val="28"/>
-                <w:szCs w:val="28"/>
-              </w:rPr>
-              <w:t>RSADigitalSignature</w:t>
-            </w:r>
-            <w:r>
-              <w:rPr>
-                <w:rFonts w:ascii="Times New Roman" w:hAnsi="Times New Roman" w:cs="Times New Roman"/>
-                <w:color w:val="000000" w:themeColor="text1"/>
-                <w:sz w:val="28"/>
-                <w:szCs w:val="28"/>
-                <w:lang w:val="vi-VN"/>
-              </w:rPr>
-              <w:t>Model</w:t>
-            </w:r>
-            <w:r>
-              <w:rPr>
-                <w:rFonts w:ascii="Times New Roman" w:hAnsi="Times New Roman" w:cs="Times New Roman"/>
-                <w:color w:val="000000" w:themeColor="text1"/>
-                <w:sz w:val="28"/>
-                <w:szCs w:val="28"/>
-                <w:lang w:val="vi-VN"/>
-              </w:rPr>
-              <w:t>.java</w:t>
+              <w:t xml:space="preserve">- </w:t>
+            </w:r>
+            <w:r>
+              <w:rPr>
+                <w:rFonts w:ascii="Times New Roman" w:hAnsi="Times New Roman" w:cs="Times New Roman"/>
+                <w:color w:val="000000" w:themeColor="text1"/>
+                <w:sz w:val="28"/>
+                <w:szCs w:val="28"/>
+                <w:lang w:val="vi-VN"/>
+              </w:rPr>
+              <w:t>Code</w:t>
+            </w:r>
+            <w:r>
+              <w:rPr>
+                <w:rFonts w:ascii="Times New Roman" w:hAnsi="Times New Roman" w:cs="Times New Roman"/>
+                <w:color w:val="000000" w:themeColor="text1"/>
+                <w:sz w:val="28"/>
+                <w:szCs w:val="28"/>
+                <w:lang w:val="vi-VN"/>
+              </w:rPr>
+              <w:t xml:space="preserve"> </w:t>
+            </w:r>
+            <w:r>
+              <w:rPr>
+                <w:rFonts w:ascii="Times New Roman" w:hAnsi="Times New Roman" w:cs="Times New Roman"/>
+                <w:color w:val="000000" w:themeColor="text1"/>
+                <w:sz w:val="28"/>
+                <w:szCs w:val="28"/>
+                <w:lang w:val="vi-VN"/>
+              </w:rPr>
+              <w:t xml:space="preserve">phần </w:t>
+            </w:r>
+            <w:r>
+              <w:rPr>
+                <w:rFonts w:ascii="Times New Roman" w:hAnsi="Times New Roman" w:cs="Times New Roman"/>
+                <w:color w:val="000000" w:themeColor="text1"/>
+                <w:sz w:val="28"/>
+                <w:szCs w:val="28"/>
+                <w:lang w:val="vi-VN"/>
+              </w:rPr>
+              <w:t>sinh khoá tự động và sinh khoá thủ công</w:t>
             </w:r>
           </w:p>
           <w:p>
@@ -3705,7 +3134,8 @@
                 <w:ilvl w:val="0"/>
                 <w:numId w:val="2"/>
               </w:numPr>
-              <w:spacing w:line="312" w:lineRule="auto"/>
+              <w:spacing w:beforeLines="100" w:before="240" w:afterLines="100" w:after="240"/>
+              <w:ind w:left="189" w:hanging="189"/>
               <w:jc w:val="both"/>
               <w:rPr>
                 <w:rFonts w:ascii="Times New Roman" w:hAnsi="Times New Roman" w:cs="Times New Roman"/>
@@ -3721,8 +3151,23 @@
                 <w:sz w:val="28"/>
                 <w:szCs w:val="28"/>
               </w:rPr>
-              <w:t>Thiết kế giao diện người dùng (UI/UX) và xây dựng các trang JSP.</w:t>
-            </w:r>
+              <w:lastRenderedPageBreak/>
+              <w:t xml:space="preserve">Thiết kế giao diện người dùng (UI/UX) </w:t>
+            </w:r>
+          </w:p>
+          <w:p>
+            <w:pPr>
+              <w:pStyle w:val="ListParagraph"/>
+              <w:spacing w:beforeLines="100" w:before="240" w:afterLines="100" w:after="240"/>
+              <w:ind w:left="189"/>
+              <w:jc w:val="both"/>
+              <w:rPr>
+                <w:rFonts w:ascii="Times New Roman" w:hAnsi="Times New Roman" w:cs="Times New Roman"/>
+                <w:color w:val="000000" w:themeColor="text1"/>
+                <w:sz w:val="28"/>
+                <w:szCs w:val="28"/>
+              </w:rPr>
+            </w:pPr>
           </w:p>
           <w:p>
             <w:pPr>
@@ -3731,58 +3176,58 @@
                 <w:ilvl w:val="0"/>
                 <w:numId w:val="2"/>
               </w:numPr>
+              <w:spacing w:before="100" w:after="100" w:line="312" w:lineRule="auto"/>
+              <w:ind w:left="0" w:hanging="357"/>
+              <w:contextualSpacing w:val="0"/>
+              <w:jc w:val="both"/>
+              <w:rPr>
+                <w:rFonts w:ascii="Times New Roman" w:hAnsi="Times New Roman" w:cs="Times New Roman"/>
+                <w:color w:val="000000" w:themeColor="text1"/>
+                <w:sz w:val="28"/>
+                <w:szCs w:val="28"/>
+              </w:rPr>
+            </w:pPr>
+            <w:r>
+              <w:rPr>
+                <w:rFonts w:ascii="Times New Roman" w:hAnsi="Times New Roman" w:cs="Times New Roman"/>
+                <w:color w:val="000000" w:themeColor="text1"/>
+                <w:sz w:val="28"/>
+                <w:szCs w:val="28"/>
+                <w:lang w:val="vi-VN"/>
+              </w:rPr>
+              <w:t xml:space="preserve">- </w:t>
+            </w:r>
+            <w:r>
+              <w:rPr>
+                <w:rFonts w:ascii="Times New Roman" w:hAnsi="Times New Roman" w:cs="Times New Roman"/>
+                <w:color w:val="000000" w:themeColor="text1"/>
+                <w:sz w:val="28"/>
+                <w:szCs w:val="28"/>
+              </w:rPr>
+              <w:t>Tích hợp giao diện với back-end.</w:t>
+            </w:r>
+          </w:p>
+        </w:tc>
+        <w:tc>
+          <w:tcPr>
+            <w:tcW w:w="3194" w:type="dxa"/>
+            <w:vMerge/>
+          </w:tcPr>
+          <w:p>
+            <w:pPr>
               <w:spacing w:line="312" w:lineRule="auto"/>
-              <w:jc w:val="both"/>
-              <w:rPr>
-                <w:rFonts w:ascii="Times New Roman" w:hAnsi="Times New Roman" w:cs="Times New Roman"/>
-                <w:color w:val="000000" w:themeColor="text1"/>
-                <w:sz w:val="28"/>
-                <w:szCs w:val="28"/>
-              </w:rPr>
-            </w:pPr>
-            <w:r>
-              <w:rPr>
-                <w:rFonts w:ascii="Times New Roman" w:hAnsi="Times New Roman" w:cs="Times New Roman"/>
-                <w:color w:val="000000" w:themeColor="text1"/>
-                <w:sz w:val="28"/>
-                <w:szCs w:val="28"/>
-              </w:rPr>
-              <w:t>Tích hợp giao diện với back-end.</w:t>
-            </w:r>
-          </w:p>
-          <w:p>
-            <w:pPr>
-              <w:spacing w:line="312" w:lineRule="auto"/>
-              <w:jc w:val="both"/>
-              <w:rPr>
-                <w:rFonts w:ascii="Times New Roman" w:hAnsi="Times New Roman" w:cs="Times New Roman"/>
-                <w:color w:val="FF0000"/>
-                <w:sz w:val="28"/>
-                <w:szCs w:val="28"/>
-              </w:rPr>
-            </w:pPr>
-          </w:p>
-        </w:tc>
-        <w:tc>
-          <w:tcPr>
-            <w:tcW w:w="3402" w:type="dxa"/>
-            <w:vMerge/>
-          </w:tcPr>
-          <w:p>
-            <w:pPr>
-              <w:spacing w:line="312" w:lineRule="auto"/>
-              <w:rPr>
-                <w:rFonts w:ascii="Times New Roman" w:hAnsi="Times New Roman" w:cs="Times New Roman"/>
-                <w:color w:val="FF0000"/>
-                <w:sz w:val="28"/>
-                <w:szCs w:val="28"/>
-              </w:rPr>
-            </w:pPr>
-          </w:p>
-        </w:tc>
-        <w:tc>
-          <w:tcPr>
-            <w:tcW w:w="2693" w:type="dxa"/>
+              <w:rPr>
+                <w:rFonts w:ascii="Times New Roman" w:hAnsi="Times New Roman" w:cs="Times New Roman"/>
+                <w:color w:val="FF0000"/>
+                <w:sz w:val="28"/>
+                <w:szCs w:val="28"/>
+              </w:rPr>
+            </w:pPr>
+          </w:p>
+        </w:tc>
+        <w:tc>
+          <w:tcPr>
+            <w:tcW w:w="2512" w:type="dxa"/>
           </w:tcPr>
           <w:p>
             <w:pPr>
@@ -3802,7 +3247,7 @@
         </w:trPr>
         <w:tc>
           <w:tcPr>
-            <w:tcW w:w="843" w:type="dxa"/>
+            <w:tcW w:w="841" w:type="dxa"/>
             <w:vMerge/>
             <w:vAlign w:val="center"/>
           </w:tcPr>
@@ -3820,7 +3265,7 @@
         </w:tc>
         <w:tc>
           <w:tcPr>
-            <w:tcW w:w="2077" w:type="dxa"/>
+            <w:tcW w:w="1970" w:type="dxa"/>
             <w:vAlign w:val="center"/>
           </w:tcPr>
           <w:p>
@@ -3846,12 +3291,12 @@
         </w:tc>
         <w:tc>
           <w:tcPr>
-            <w:tcW w:w="4163" w:type="dxa"/>
+            <w:tcW w:w="4661" w:type="dxa"/>
             <w:vAlign w:val="center"/>
           </w:tcPr>
           <w:p>
             <w:pPr>
-              <w:spacing w:line="312" w:lineRule="auto"/>
+              <w:spacing w:beforeLines="100" w:before="240" w:afterLines="100" w:after="240" w:line="312" w:lineRule="auto"/>
               <w:jc w:val="both"/>
               <w:rPr>
                 <w:rFonts w:ascii="Times New Roman" w:hAnsi="Times New Roman" w:cs="Times New Roman"/>
@@ -3879,7 +3324,9 @@
                 <w:ilvl w:val="0"/>
                 <w:numId w:val="2"/>
               </w:numPr>
-              <w:spacing w:line="312" w:lineRule="auto"/>
+              <w:spacing w:beforeLines="100" w:before="240" w:afterLines="100" w:after="240" w:line="312" w:lineRule="auto"/>
+              <w:ind w:left="0"/>
+              <w:contextualSpacing w:val="0"/>
               <w:jc w:val="both"/>
               <w:rPr>
                 <w:rFonts w:ascii="Times New Roman" w:hAnsi="Times New Roman" w:cs="Times New Roman"/>
@@ -3897,143 +3344,27 @@
                 <w:szCs w:val="28"/>
                 <w:lang w:val="vi-VN"/>
               </w:rPr>
-              <w:t>Xây dựng và tối ưu các thuật toán liên quan đến:</w:t>
-            </w:r>
-          </w:p>
-          <w:p>
-            <w:pPr>
-              <w:spacing w:line="312" w:lineRule="auto"/>
-              <w:ind w:left="651" w:firstLine="425"/>
-              <w:jc w:val="both"/>
-              <w:rPr>
-                <w:rFonts w:ascii="Times New Roman" w:hAnsi="Times New Roman" w:cs="Times New Roman"/>
-                <w:color w:val="000000" w:themeColor="text1"/>
-                <w:sz w:val="28"/>
-                <w:szCs w:val="28"/>
-                <w:lang w:val="vi-VN"/>
-              </w:rPr>
-            </w:pPr>
-            <w:r>
-              <w:rPr>
-                <w:rFonts w:ascii="Times New Roman" w:hAnsi="Times New Roman" w:cs="Times New Roman"/>
-                <w:color w:val="000000" w:themeColor="text1"/>
-                <w:sz w:val="28"/>
-                <w:szCs w:val="28"/>
-                <w:lang w:val="vi-VN"/>
-              </w:rPr>
-              <w:t xml:space="preserve"> + </w:t>
-            </w:r>
-            <w:r>
-              <w:rPr>
-                <w:rFonts w:ascii="Times New Roman" w:hAnsi="Times New Roman" w:cs="Times New Roman"/>
-                <w:color w:val="000000" w:themeColor="text1"/>
-                <w:sz w:val="28"/>
-                <w:szCs w:val="28"/>
-                <w:lang w:val="vi-VN"/>
-              </w:rPr>
-              <w:t>Sinh khóa RSA (tự động và thủ công).</w:t>
-            </w:r>
-          </w:p>
-          <w:p>
-            <w:pPr>
-              <w:spacing w:line="312" w:lineRule="auto"/>
-              <w:ind w:left="651" w:firstLine="425"/>
-              <w:jc w:val="both"/>
-              <w:rPr>
-                <w:rFonts w:ascii="Times New Roman" w:hAnsi="Times New Roman" w:cs="Times New Roman"/>
-                <w:color w:val="000000" w:themeColor="text1"/>
-                <w:sz w:val="28"/>
-                <w:szCs w:val="28"/>
-                <w:lang w:val="vi-VN"/>
-              </w:rPr>
-            </w:pPr>
-            <w:r>
-              <w:rPr>
-                <w:rFonts w:ascii="Times New Roman" w:hAnsi="Times New Roman" w:cs="Times New Roman"/>
-                <w:color w:val="000000" w:themeColor="text1"/>
-                <w:sz w:val="28"/>
-                <w:szCs w:val="28"/>
-                <w:lang w:val="vi-VN"/>
-              </w:rPr>
-              <w:t xml:space="preserve">+ </w:t>
-            </w:r>
-            <w:r>
-              <w:rPr>
-                <w:rFonts w:ascii="Times New Roman" w:hAnsi="Times New Roman" w:cs="Times New Roman"/>
-                <w:color w:val="000000" w:themeColor="text1"/>
-                <w:sz w:val="28"/>
-                <w:szCs w:val="28"/>
-                <w:lang w:val="vi-VN"/>
-              </w:rPr>
-              <w:t>Ký văn bản.</w:t>
-            </w:r>
-          </w:p>
-          <w:p>
-            <w:pPr>
-              <w:spacing w:line="312" w:lineRule="auto"/>
-              <w:ind w:left="651" w:firstLine="425"/>
-              <w:jc w:val="both"/>
-              <w:rPr>
-                <w:rFonts w:ascii="Times New Roman" w:hAnsi="Times New Roman" w:cs="Times New Roman"/>
-                <w:color w:val="000000" w:themeColor="text1"/>
-                <w:sz w:val="28"/>
-                <w:szCs w:val="28"/>
-                <w:lang w:val="vi-VN"/>
-              </w:rPr>
-            </w:pPr>
-            <w:r>
-              <w:rPr>
-                <w:rFonts w:ascii="Times New Roman" w:hAnsi="Times New Roman" w:cs="Times New Roman"/>
-                <w:color w:val="000000" w:themeColor="text1"/>
-                <w:sz w:val="28"/>
-                <w:szCs w:val="28"/>
-                <w:lang w:val="vi-VN"/>
-              </w:rPr>
-              <w:t xml:space="preserve">+ </w:t>
-            </w:r>
-            <w:r>
-              <w:rPr>
-                <w:rFonts w:ascii="Times New Roman" w:hAnsi="Times New Roman" w:cs="Times New Roman"/>
-                <w:color w:val="000000" w:themeColor="text1"/>
-                <w:sz w:val="28"/>
-                <w:szCs w:val="28"/>
-                <w:lang w:val="vi-VN"/>
-              </w:rPr>
-              <w:t>Xác minh chữ ký.</w:t>
-            </w:r>
-          </w:p>
-          <w:p>
-            <w:pPr>
-              <w:spacing w:line="312" w:lineRule="auto"/>
-              <w:ind w:left="651" w:firstLine="425"/>
-              <w:jc w:val="both"/>
-              <w:rPr>
-                <w:rFonts w:ascii="Times New Roman" w:hAnsi="Times New Roman" w:cs="Times New Roman"/>
-                <w:color w:val="000000" w:themeColor="text1"/>
-                <w:sz w:val="28"/>
-                <w:szCs w:val="28"/>
-                <w:lang w:val="vi-VN"/>
-              </w:rPr>
-            </w:pPr>
-            <w:r>
-              <w:rPr>
-                <w:rFonts w:ascii="Times New Roman" w:hAnsi="Times New Roman" w:cs="Times New Roman"/>
-                <w:color w:val="000000" w:themeColor="text1"/>
-                <w:sz w:val="28"/>
-                <w:szCs w:val="28"/>
-                <w:lang w:val="vi-VN"/>
-              </w:rPr>
-              <w:t xml:space="preserve">+ </w:t>
-            </w:r>
-            <w:r>
-              <w:rPr>
-                <w:rFonts w:ascii="Times New Roman" w:hAnsi="Times New Roman" w:cs="Times New Roman"/>
-                <w:color w:val="000000" w:themeColor="text1"/>
-                <w:sz w:val="28"/>
-                <w:szCs w:val="28"/>
-                <w:lang w:val="vi-VN"/>
-              </w:rPr>
-              <w:t>Các hàm hỗ trợ như kiểm tra số nguyên tố, tính nghịch đảo modulo, băm SHA-256.</w:t>
+              <w:t xml:space="preserve">- </w:t>
+            </w:r>
+            <w:r>
+              <w:rPr>
+                <w:rFonts w:ascii="Times New Roman" w:hAnsi="Times New Roman" w:cs="Times New Roman"/>
+                <w:color w:val="000000" w:themeColor="text1"/>
+                <w:sz w:val="28"/>
+                <w:szCs w:val="28"/>
+                <w:lang w:val="vi-VN"/>
+              </w:rPr>
+              <w:t>Xây dựng và tối ưu các thuật toán liên quan đến</w:t>
+            </w:r>
+            <w:r>
+              <w:rPr>
+                <w:rFonts w:ascii="Times New Roman" w:hAnsi="Times New Roman" w:cs="Times New Roman"/>
+                <w:color w:val="000000" w:themeColor="text1"/>
+                <w:sz w:val="28"/>
+                <w:szCs w:val="28"/>
+                <w:lang w:val="vi-VN"/>
+              </w:rPr>
+              <w:t xml:space="preserve"> Sinh khóa RSA (tự động và thủ công).</w:t>
             </w:r>
           </w:p>
           <w:p>
@@ -4043,48 +3374,60 @@
                 <w:ilvl w:val="0"/>
                 <w:numId w:val="2"/>
               </w:numPr>
+              <w:spacing w:beforeLines="100" w:before="240" w:afterLines="100" w:after="240" w:line="312" w:lineRule="auto"/>
+              <w:ind w:left="0"/>
+              <w:contextualSpacing w:val="0"/>
+              <w:jc w:val="both"/>
+              <w:rPr>
+                <w:rFonts w:ascii="Times New Roman" w:hAnsi="Times New Roman" w:cs="Times New Roman"/>
+                <w:color w:val="000000" w:themeColor="text1"/>
+                <w:sz w:val="28"/>
+                <w:szCs w:val="28"/>
+                <w:lang w:val="vi-VN"/>
+              </w:rPr>
+            </w:pPr>
+            <w:r>
+              <w:rPr>
+                <w:rFonts w:ascii="Times New Roman" w:hAnsi="Times New Roman" w:cs="Times New Roman"/>
+                <w:color w:val="000000" w:themeColor="text1"/>
+                <w:sz w:val="28"/>
+                <w:szCs w:val="28"/>
+                <w:lang w:val="vi-VN"/>
+              </w:rPr>
+              <w:t xml:space="preserve">- </w:t>
+            </w:r>
+            <w:r>
+              <w:rPr>
+                <w:rFonts w:ascii="Times New Roman" w:hAnsi="Times New Roman" w:cs="Times New Roman"/>
+                <w:color w:val="000000" w:themeColor="text1"/>
+                <w:sz w:val="28"/>
+                <w:szCs w:val="28"/>
+                <w:lang w:val="vi-VN"/>
+              </w:rPr>
+              <w:t>Viết API xử lý logic RSA</w:t>
+            </w:r>
+          </w:p>
+        </w:tc>
+        <w:tc>
+          <w:tcPr>
+            <w:tcW w:w="3194" w:type="dxa"/>
+            <w:vMerge/>
+          </w:tcPr>
+          <w:p>
+            <w:pPr>
               <w:spacing w:line="312" w:lineRule="auto"/>
-              <w:jc w:val="both"/>
-              <w:rPr>
-                <w:rFonts w:ascii="Times New Roman" w:hAnsi="Times New Roman" w:cs="Times New Roman"/>
-                <w:color w:val="000000" w:themeColor="text1"/>
-                <w:sz w:val="28"/>
-                <w:szCs w:val="28"/>
-                <w:lang w:val="vi-VN"/>
-              </w:rPr>
-            </w:pPr>
-            <w:r>
-              <w:rPr>
-                <w:rFonts w:ascii="Times New Roman" w:hAnsi="Times New Roman" w:cs="Times New Roman"/>
-                <w:color w:val="000000" w:themeColor="text1"/>
-                <w:sz w:val="28"/>
-                <w:szCs w:val="28"/>
-                <w:lang w:val="vi-VN"/>
-              </w:rPr>
-              <w:t>Viết API xử lý logic RSA</w:t>
-            </w:r>
-          </w:p>
-        </w:tc>
-        <w:tc>
-          <w:tcPr>
-            <w:tcW w:w="3402" w:type="dxa"/>
-            <w:vMerge/>
-          </w:tcPr>
-          <w:p>
-            <w:pPr>
-              <w:spacing w:line="312" w:lineRule="auto"/>
-              <w:rPr>
-                <w:rFonts w:ascii="Times New Roman" w:hAnsi="Times New Roman" w:cs="Times New Roman"/>
-                <w:color w:val="FF0000"/>
-                <w:sz w:val="28"/>
-                <w:szCs w:val="28"/>
-              </w:rPr>
-            </w:pPr>
-          </w:p>
-        </w:tc>
-        <w:tc>
-          <w:tcPr>
-            <w:tcW w:w="2693" w:type="dxa"/>
+              <w:rPr>
+                <w:rFonts w:ascii="Times New Roman" w:hAnsi="Times New Roman" w:cs="Times New Roman"/>
+                <w:color w:val="FF0000"/>
+                <w:sz w:val="28"/>
+                <w:szCs w:val="28"/>
+              </w:rPr>
+            </w:pPr>
+          </w:p>
+        </w:tc>
+        <w:tc>
+          <w:tcPr>
+            <w:tcW w:w="2512" w:type="dxa"/>
           </w:tcPr>
           <w:p>
             <w:pPr>
@@ -4104,7 +3447,7 @@
         </w:trPr>
         <w:tc>
           <w:tcPr>
-            <w:tcW w:w="843" w:type="dxa"/>
+            <w:tcW w:w="841" w:type="dxa"/>
             <w:vMerge/>
             <w:vAlign w:val="center"/>
           </w:tcPr>
@@ -4122,7 +3465,7 @@
         </w:tc>
         <w:tc>
           <w:tcPr>
-            <w:tcW w:w="2077" w:type="dxa"/>
+            <w:tcW w:w="1970" w:type="dxa"/>
             <w:vAlign w:val="center"/>
           </w:tcPr>
           <w:p>
@@ -4148,12 +3491,12 @@
         </w:tc>
         <w:tc>
           <w:tcPr>
-            <w:tcW w:w="4163" w:type="dxa"/>
+            <w:tcW w:w="4661" w:type="dxa"/>
             <w:vAlign w:val="center"/>
           </w:tcPr>
           <w:p>
             <w:pPr>
-              <w:spacing w:line="312" w:lineRule="auto"/>
+              <w:spacing w:beforeLines="100" w:before="240" w:afterLines="100" w:after="240" w:line="312" w:lineRule="auto"/>
               <w:jc w:val="both"/>
               <w:rPr>
                 <w:rFonts w:ascii="Times New Roman" w:hAnsi="Times New Roman" w:cs="Times New Roman"/>
@@ -4181,150 +3524,120 @@
                 <w:ilvl w:val="0"/>
                 <w:numId w:val="2"/>
               </w:numPr>
+              <w:spacing w:beforeLines="100" w:before="240" w:afterLines="100" w:after="240" w:line="312" w:lineRule="auto"/>
+              <w:ind w:left="0"/>
+              <w:contextualSpacing w:val="0"/>
+              <w:jc w:val="both"/>
+              <w:rPr>
+                <w:rFonts w:ascii="Times New Roman" w:hAnsi="Times New Roman" w:cs="Times New Roman"/>
+                <w:color w:val="000000" w:themeColor="text1"/>
+                <w:sz w:val="28"/>
+                <w:szCs w:val="28"/>
+                <w:lang w:val="vi-VN"/>
+              </w:rPr>
+            </w:pPr>
+            <w:r>
+              <w:rPr>
+                <w:rFonts w:ascii="Times New Roman" w:hAnsi="Times New Roman" w:cs="Times New Roman"/>
+                <w:color w:val="000000" w:themeColor="text1"/>
+                <w:sz w:val="28"/>
+                <w:szCs w:val="28"/>
+                <w:lang w:val="vi-VN"/>
+              </w:rPr>
+              <w:t xml:space="preserve">- </w:t>
+            </w:r>
+            <w:r>
+              <w:rPr>
+                <w:rFonts w:ascii="Times New Roman" w:hAnsi="Times New Roman" w:cs="Times New Roman"/>
+                <w:color w:val="000000" w:themeColor="text1"/>
+                <w:sz w:val="28"/>
+                <w:szCs w:val="28"/>
+                <w:lang w:val="vi-VN"/>
+              </w:rPr>
+              <w:t>Code phần</w:t>
+            </w:r>
+            <w:r>
+              <w:rPr>
+                <w:rFonts w:ascii="Times New Roman" w:hAnsi="Times New Roman" w:cs="Times New Roman"/>
+                <w:color w:val="000000" w:themeColor="text1"/>
+                <w:sz w:val="28"/>
+                <w:szCs w:val="28"/>
+                <w:lang w:val="vi-VN"/>
+              </w:rPr>
+              <w:t xml:space="preserve"> </w:t>
+            </w:r>
+            <w:r>
+              <w:rPr>
+                <w:rFonts w:ascii="Times New Roman" w:hAnsi="Times New Roman" w:cs="Times New Roman"/>
+                <w:color w:val="000000" w:themeColor="text1"/>
+                <w:sz w:val="28"/>
+                <w:szCs w:val="28"/>
+                <w:lang w:val="vi-VN"/>
+              </w:rPr>
+              <w:t>Ký văn bản.</w:t>
+            </w:r>
+          </w:p>
+          <w:p>
+            <w:pPr>
+              <w:pStyle w:val="ListParagraph"/>
+              <w:numPr>
+                <w:ilvl w:val="0"/>
+                <w:numId w:val="2"/>
+              </w:numPr>
+              <w:spacing w:beforeLines="100" w:before="240" w:afterLines="100" w:after="240" w:line="312" w:lineRule="auto"/>
+              <w:ind w:left="0"/>
+              <w:contextualSpacing w:val="0"/>
+              <w:jc w:val="both"/>
+              <w:rPr>
+                <w:rFonts w:ascii="Times New Roman" w:hAnsi="Times New Roman" w:cs="Times New Roman"/>
+                <w:color w:val="000000" w:themeColor="text1"/>
+                <w:sz w:val="28"/>
+                <w:szCs w:val="28"/>
+                <w:lang w:val="vi-VN"/>
+              </w:rPr>
+            </w:pPr>
+            <w:r>
+              <w:rPr>
+                <w:rFonts w:ascii="Times New Roman" w:hAnsi="Times New Roman" w:cs="Times New Roman"/>
+                <w:color w:val="000000" w:themeColor="text1"/>
+                <w:sz w:val="28"/>
+                <w:szCs w:val="28"/>
+                <w:lang w:val="vi-VN"/>
+              </w:rPr>
+              <w:t xml:space="preserve">- </w:t>
+            </w:r>
+            <w:r>
+              <w:rPr>
+                <w:rFonts w:ascii="Times New Roman" w:hAnsi="Times New Roman" w:cs="Times New Roman"/>
+                <w:color w:val="000000" w:themeColor="text1"/>
+                <w:sz w:val="28"/>
+                <w:szCs w:val="28"/>
+                <w:lang w:val="vi-VN"/>
+              </w:rPr>
+              <w:t>Xử lý các yêu cầu từ giao diện (sinh khóa, ký văn bản, xác minh chữ ký).</w:t>
+            </w:r>
+          </w:p>
+        </w:tc>
+        <w:tc>
+          <w:tcPr>
+            <w:tcW w:w="3194" w:type="dxa"/>
+            <w:vMerge/>
+          </w:tcPr>
+          <w:p>
+            <w:pPr>
               <w:spacing w:line="312" w:lineRule="auto"/>
-              <w:jc w:val="both"/>
-              <w:rPr>
-                <w:rFonts w:ascii="Times New Roman" w:hAnsi="Times New Roman" w:cs="Times New Roman"/>
-                <w:color w:val="000000" w:themeColor="text1"/>
-                <w:sz w:val="28"/>
-                <w:szCs w:val="28"/>
-                <w:lang w:val="vi-VN"/>
-              </w:rPr>
-            </w:pPr>
-            <w:r>
-              <w:rPr>
-                <w:rFonts w:ascii="Times New Roman" w:hAnsi="Times New Roman" w:cs="Times New Roman"/>
-                <w:color w:val="000000" w:themeColor="text1"/>
-                <w:sz w:val="28"/>
-                <w:szCs w:val="28"/>
-                <w:lang w:val="vi-VN"/>
-              </w:rPr>
-              <w:t>Xây dựng các phương thức điều khiển:</w:t>
-            </w:r>
-          </w:p>
-          <w:p>
-            <w:pPr>
-              <w:spacing w:line="312" w:lineRule="auto"/>
-              <w:ind w:left="651" w:firstLine="425"/>
-              <w:jc w:val="both"/>
-              <w:rPr>
-                <w:rFonts w:ascii="Times New Roman" w:hAnsi="Times New Roman" w:cs="Times New Roman"/>
-                <w:color w:val="000000" w:themeColor="text1"/>
-                <w:sz w:val="28"/>
-                <w:szCs w:val="28"/>
-                <w:lang w:val="vi-VN"/>
-              </w:rPr>
-            </w:pPr>
-            <w:r>
-              <w:rPr>
-                <w:rFonts w:ascii="Times New Roman" w:hAnsi="Times New Roman" w:cs="Times New Roman"/>
-                <w:color w:val="000000" w:themeColor="text1"/>
-                <w:sz w:val="28"/>
-                <w:szCs w:val="28"/>
-                <w:lang w:val="vi-VN"/>
-              </w:rPr>
-              <w:t xml:space="preserve">+ </w:t>
-            </w:r>
-            <w:r>
-              <w:rPr>
-                <w:rFonts w:ascii="Times New Roman" w:hAnsi="Times New Roman" w:cs="Times New Roman"/>
-                <w:color w:val="000000" w:themeColor="text1"/>
-                <w:sz w:val="28"/>
-                <w:szCs w:val="28"/>
-                <w:lang w:val="vi-VN"/>
-              </w:rPr>
-              <w:t>Xử lý các yêu cầu từ giao diện (sinh khóa, ký văn bản, xác minh chữ ký).</w:t>
-            </w:r>
-          </w:p>
-          <w:p>
-            <w:pPr>
-              <w:spacing w:line="312" w:lineRule="auto"/>
-              <w:ind w:left="651" w:firstLine="425"/>
-              <w:jc w:val="both"/>
-              <w:rPr>
-                <w:rFonts w:ascii="Times New Roman" w:hAnsi="Times New Roman" w:cs="Times New Roman"/>
-                <w:color w:val="000000" w:themeColor="text1"/>
-                <w:sz w:val="28"/>
-                <w:szCs w:val="28"/>
-                <w:lang w:val="vi-VN"/>
-              </w:rPr>
-            </w:pPr>
-            <w:r>
-              <w:rPr>
-                <w:rFonts w:ascii="Times New Roman" w:hAnsi="Times New Roman" w:cs="Times New Roman"/>
-                <w:color w:val="000000" w:themeColor="text1"/>
-                <w:sz w:val="28"/>
-                <w:szCs w:val="28"/>
-                <w:lang w:val="vi-VN"/>
-              </w:rPr>
-              <w:t xml:space="preserve">+ </w:t>
-            </w:r>
-            <w:r>
-              <w:rPr>
-                <w:rFonts w:ascii="Times New Roman" w:hAnsi="Times New Roman" w:cs="Times New Roman"/>
-                <w:color w:val="000000" w:themeColor="text1"/>
-                <w:sz w:val="28"/>
-                <w:szCs w:val="28"/>
-                <w:lang w:val="vi-VN"/>
-              </w:rPr>
-              <w:t>Quản lý phiên làm việc (session) và lịch sử hành động.</w:t>
-            </w:r>
-          </w:p>
-          <w:p>
-            <w:pPr>
-              <w:spacing w:line="312" w:lineRule="auto"/>
-              <w:ind w:left="651" w:firstLine="425"/>
-              <w:jc w:val="both"/>
-              <w:rPr>
-                <w:rFonts w:ascii="Times New Roman" w:hAnsi="Times New Roman" w:cs="Times New Roman"/>
-                <w:color w:val="000000" w:themeColor="text1"/>
-                <w:sz w:val="28"/>
-                <w:szCs w:val="28"/>
-                <w:lang w:val="vi-VN"/>
-              </w:rPr>
-            </w:pPr>
-            <w:r>
-              <w:rPr>
-                <w:rFonts w:ascii="Times New Roman" w:hAnsi="Times New Roman" w:cs="Times New Roman"/>
-                <w:color w:val="000000" w:themeColor="text1"/>
-                <w:sz w:val="28"/>
-                <w:szCs w:val="28"/>
-                <w:lang w:val="vi-VN"/>
-              </w:rPr>
-              <w:t xml:space="preserve">+ </w:t>
-            </w:r>
-            <w:r>
-              <w:rPr>
-                <w:rFonts w:ascii="Times New Roman" w:hAnsi="Times New Roman" w:cs="Times New Roman"/>
-                <w:color w:val="000000" w:themeColor="text1"/>
-                <w:sz w:val="28"/>
-                <w:szCs w:val="28"/>
-                <w:lang w:val="vi-VN"/>
-              </w:rPr>
-              <w:t>Xử lý các lỗi logic và đầu vào không hợp lệ.</w:t>
-            </w:r>
-          </w:p>
-        </w:tc>
-        <w:tc>
-          <w:tcPr>
-            <w:tcW w:w="3402" w:type="dxa"/>
-            <w:vMerge/>
-          </w:tcPr>
-          <w:p>
-            <w:pPr>
-              <w:spacing w:line="312" w:lineRule="auto"/>
-              <w:rPr>
-                <w:rFonts w:ascii="Times New Roman" w:hAnsi="Times New Roman" w:cs="Times New Roman"/>
-                <w:color w:val="FF0000"/>
-                <w:sz w:val="28"/>
-                <w:szCs w:val="28"/>
-              </w:rPr>
-            </w:pPr>
-          </w:p>
-        </w:tc>
-        <w:tc>
-          <w:tcPr>
-            <w:tcW w:w="2693" w:type="dxa"/>
+              <w:rPr>
+                <w:rFonts w:ascii="Times New Roman" w:hAnsi="Times New Roman" w:cs="Times New Roman"/>
+                <w:color w:val="FF0000"/>
+                <w:sz w:val="28"/>
+                <w:szCs w:val="28"/>
+              </w:rPr>
+            </w:pPr>
+          </w:p>
+        </w:tc>
+        <w:tc>
+          <w:tcPr>
+            <w:tcW w:w="2512" w:type="dxa"/>
           </w:tcPr>
           <w:p>
             <w:pPr>
@@ -4344,7 +3657,8 @@
         </w:trPr>
         <w:tc>
           <w:tcPr>
-            <w:tcW w:w="843" w:type="dxa"/>
+            <w:tcW w:w="841" w:type="dxa"/>
+            <w:vMerge/>
             <w:vAlign w:val="center"/>
           </w:tcPr>
           <w:p>
@@ -4355,13 +3669,14 @@
                 <w:color w:val="000000" w:themeColor="text1"/>
                 <w:sz w:val="28"/>
                 <w:szCs w:val="28"/>
-              </w:rPr>
-            </w:pPr>
-          </w:p>
-        </w:tc>
-        <w:tc>
-          <w:tcPr>
-            <w:tcW w:w="2077" w:type="dxa"/>
+                <w:lang w:val="vi-VN"/>
+              </w:rPr>
+            </w:pPr>
+          </w:p>
+        </w:tc>
+        <w:tc>
+          <w:tcPr>
+            <w:tcW w:w="1970" w:type="dxa"/>
             <w:vAlign w:val="center"/>
           </w:tcPr>
           <w:p>
@@ -4387,12 +3702,12 @@
         </w:tc>
         <w:tc>
           <w:tcPr>
-            <w:tcW w:w="4163" w:type="dxa"/>
+            <w:tcW w:w="4661" w:type="dxa"/>
             <w:vAlign w:val="center"/>
           </w:tcPr>
           <w:p>
             <w:pPr>
-              <w:spacing w:line="312" w:lineRule="auto"/>
+              <w:spacing w:beforeLines="100" w:before="240" w:afterLines="100" w:after="240" w:line="312" w:lineRule="auto"/>
               <w:jc w:val="both"/>
               <w:rPr>
                 <w:rFonts w:ascii="Times New Roman" w:hAnsi="Times New Roman" w:cs="Times New Roman"/>
@@ -4420,7 +3735,9 @@
                 <w:ilvl w:val="0"/>
                 <w:numId w:val="2"/>
               </w:numPr>
-              <w:spacing w:line="312" w:lineRule="auto"/>
+              <w:spacing w:beforeLines="100" w:before="240" w:afterLines="100" w:after="240" w:line="312" w:lineRule="auto"/>
+              <w:ind w:left="0"/>
+              <w:contextualSpacing w:val="0"/>
               <w:jc w:val="both"/>
               <w:rPr>
                 <w:rFonts w:ascii="Times New Roman" w:hAnsi="Times New Roman" w:cs="Times New Roman"/>
@@ -4438,109 +3755,27 @@
                 <w:szCs w:val="28"/>
                 <w:lang w:val="vi-VN"/>
               </w:rPr>
-              <w:t>Thiết kế giao diện người dùng:</w:t>
-            </w:r>
-          </w:p>
-          <w:p>
-            <w:pPr>
-              <w:spacing w:line="312" w:lineRule="auto"/>
-              <w:ind w:left="651" w:firstLine="283"/>
-              <w:jc w:val="both"/>
-              <w:rPr>
-                <w:rFonts w:ascii="Times New Roman" w:hAnsi="Times New Roman" w:cs="Times New Roman"/>
-                <w:color w:val="000000" w:themeColor="text1"/>
-                <w:sz w:val="28"/>
-                <w:szCs w:val="28"/>
-                <w:lang w:val="vi-VN"/>
-              </w:rPr>
-            </w:pPr>
-            <w:r>
-              <w:rPr>
-                <w:rFonts w:ascii="Times New Roman" w:hAnsi="Times New Roman" w:cs="Times New Roman"/>
-                <w:color w:val="000000" w:themeColor="text1"/>
-                <w:sz w:val="28"/>
-                <w:szCs w:val="28"/>
-                <w:lang w:val="vi-VN"/>
-              </w:rPr>
-              <w:t xml:space="preserve">+ </w:t>
-            </w:r>
-            <w:r>
-              <w:rPr>
-                <w:rFonts w:ascii="Times New Roman" w:hAnsi="Times New Roman" w:cs="Times New Roman"/>
-                <w:color w:val="000000" w:themeColor="text1"/>
-                <w:sz w:val="28"/>
-                <w:szCs w:val="28"/>
-                <w:lang w:val="vi-VN"/>
-              </w:rPr>
-              <w:t>Bố cục các bước (sinh khóa, ký, xác minh).</w:t>
-            </w:r>
-          </w:p>
-          <w:p>
-            <w:pPr>
-              <w:spacing w:line="312" w:lineRule="auto"/>
-              <w:ind w:left="651" w:firstLine="283"/>
-              <w:jc w:val="both"/>
-              <w:rPr>
-                <w:rFonts w:ascii="Times New Roman" w:hAnsi="Times New Roman" w:cs="Times New Roman"/>
-                <w:color w:val="000000" w:themeColor="text1"/>
-                <w:sz w:val="28"/>
-                <w:szCs w:val="28"/>
-                <w:lang w:val="vi-VN"/>
-              </w:rPr>
-            </w:pPr>
-            <w:r>
-              <w:rPr>
-                <w:rFonts w:ascii="Times New Roman" w:hAnsi="Times New Roman" w:cs="Times New Roman"/>
-                <w:color w:val="000000" w:themeColor="text1"/>
-                <w:sz w:val="28"/>
-                <w:szCs w:val="28"/>
-                <w:lang w:val="vi-VN"/>
-              </w:rPr>
-              <w:t xml:space="preserve">+ </w:t>
-            </w:r>
-            <w:r>
-              <w:rPr>
-                <w:rFonts w:ascii="Times New Roman" w:hAnsi="Times New Roman" w:cs="Times New Roman"/>
-                <w:color w:val="000000" w:themeColor="text1"/>
-                <w:sz w:val="28"/>
-                <w:szCs w:val="28"/>
-                <w:lang w:val="vi-VN"/>
-              </w:rPr>
-              <w:t>Hiển thị thông tin khóa, chữ ký, và kết quả xác minh.</w:t>
-            </w:r>
-          </w:p>
-          <w:p>
-            <w:pPr>
-              <w:spacing w:line="312" w:lineRule="auto"/>
-              <w:ind w:left="651" w:firstLine="283"/>
-              <w:jc w:val="both"/>
-              <w:rPr>
-                <w:rFonts w:ascii="Times New Roman" w:hAnsi="Times New Roman" w:cs="Times New Roman"/>
-                <w:color w:val="000000" w:themeColor="text1"/>
-                <w:sz w:val="28"/>
-                <w:szCs w:val="28"/>
-                <w:lang w:val="vi-VN"/>
-              </w:rPr>
-            </w:pPr>
-            <w:r>
-              <w:rPr>
-                <w:rFonts w:ascii="Times New Roman" w:hAnsi="Times New Roman" w:cs="Times New Roman"/>
-                <w:color w:val="000000" w:themeColor="text1"/>
-                <w:sz w:val="28"/>
-                <w:szCs w:val="28"/>
-                <w:lang w:val="vi-VN"/>
-              </w:rPr>
-              <w:t xml:space="preserve">+ </w:t>
-            </w:r>
-            <w:r>
-              <w:rPr>
-                <w:rFonts w:ascii="Times New Roman" w:hAnsi="Times New Roman" w:cs="Times New Roman"/>
-                <w:color w:val="000000" w:themeColor="text1"/>
-                <w:sz w:val="28"/>
-                <w:szCs w:val="28"/>
-                <w:lang w:val="vi-VN"/>
-              </w:rPr>
-              <w:t>Thêm các thông báo thành công/lỗi.</w:t>
+              <w:t xml:space="preserve">- </w:t>
+            </w:r>
+            <w:r>
+              <w:rPr>
+                <w:rFonts w:ascii="Times New Roman" w:hAnsi="Times New Roman" w:cs="Times New Roman"/>
+                <w:color w:val="000000" w:themeColor="text1"/>
+                <w:sz w:val="28"/>
+                <w:szCs w:val="28"/>
+                <w:lang w:val="vi-VN"/>
+              </w:rPr>
+              <w:t xml:space="preserve">Code phần </w:t>
+            </w:r>
+            <w:r>
+              <w:rPr>
+                <w:rFonts w:ascii="Times New Roman" w:hAnsi="Times New Roman" w:cs="Times New Roman"/>
+                <w:color w:val="000000" w:themeColor="text1"/>
+                <w:sz w:val="28"/>
+                <w:szCs w:val="28"/>
+                <w:lang w:val="vi-VN"/>
+              </w:rPr>
+              <w:t>Xác minh chữ ký.</w:t>
             </w:r>
           </w:p>
           <w:p>
@@ -4550,48 +3785,101 @@
                 <w:ilvl w:val="0"/>
                 <w:numId w:val="2"/>
               </w:numPr>
+              <w:spacing w:beforeLines="100" w:before="240" w:afterLines="100" w:after="240" w:line="312" w:lineRule="auto"/>
+              <w:ind w:left="0"/>
+              <w:contextualSpacing w:val="0"/>
+              <w:jc w:val="both"/>
+              <w:rPr>
+                <w:rFonts w:ascii="Times New Roman" w:hAnsi="Times New Roman" w:cs="Times New Roman"/>
+                <w:color w:val="000000" w:themeColor="text1"/>
+                <w:sz w:val="28"/>
+                <w:szCs w:val="28"/>
+                <w:lang w:val="vi-VN"/>
+              </w:rPr>
+            </w:pPr>
+            <w:r>
+              <w:rPr>
+                <w:rFonts w:ascii="Times New Roman" w:hAnsi="Times New Roman" w:cs="Times New Roman"/>
+                <w:color w:val="000000" w:themeColor="text1"/>
+                <w:sz w:val="28"/>
+                <w:szCs w:val="28"/>
+                <w:lang w:val="vi-VN"/>
+              </w:rPr>
+              <w:lastRenderedPageBreak/>
+              <w:t xml:space="preserve">- </w:t>
+            </w:r>
+            <w:r>
+              <w:rPr>
+                <w:rFonts w:ascii="Times New Roman" w:hAnsi="Times New Roman" w:cs="Times New Roman"/>
+                <w:color w:val="000000" w:themeColor="text1"/>
+                <w:sz w:val="28"/>
+                <w:szCs w:val="28"/>
+                <w:lang w:val="vi-VN"/>
+              </w:rPr>
+              <w:t>Thiết kế giao diện người dùng</w:t>
+            </w:r>
+          </w:p>
+          <w:p>
+            <w:pPr>
+              <w:pStyle w:val="ListParagraph"/>
+              <w:numPr>
+                <w:ilvl w:val="0"/>
+                <w:numId w:val="2"/>
+              </w:numPr>
+              <w:spacing w:beforeLines="100" w:before="240" w:afterLines="100" w:after="240" w:line="312" w:lineRule="auto"/>
+              <w:ind w:left="0"/>
+              <w:contextualSpacing w:val="0"/>
+              <w:jc w:val="both"/>
+              <w:rPr>
+                <w:rFonts w:ascii="Times New Roman" w:hAnsi="Times New Roman" w:cs="Times New Roman"/>
+                <w:color w:val="000000" w:themeColor="text1"/>
+                <w:sz w:val="28"/>
+                <w:szCs w:val="28"/>
+                <w:lang w:val="vi-VN"/>
+              </w:rPr>
+            </w:pPr>
+            <w:r>
+              <w:rPr>
+                <w:rFonts w:ascii="Times New Roman" w:hAnsi="Times New Roman" w:cs="Times New Roman"/>
+                <w:color w:val="000000" w:themeColor="text1"/>
+                <w:sz w:val="28"/>
+                <w:szCs w:val="28"/>
+                <w:lang w:val="vi-VN"/>
+              </w:rPr>
+              <w:t xml:space="preserve">- </w:t>
+            </w:r>
+            <w:r>
+              <w:rPr>
+                <w:rFonts w:ascii="Times New Roman" w:hAnsi="Times New Roman" w:cs="Times New Roman"/>
+                <w:color w:val="000000" w:themeColor="text1"/>
+                <w:sz w:val="28"/>
+                <w:szCs w:val="28"/>
+                <w:lang w:val="vi-VN"/>
+              </w:rPr>
+              <w:t>Kết nối giao diện với API</w:t>
+            </w:r>
+          </w:p>
+        </w:tc>
+        <w:tc>
+          <w:tcPr>
+            <w:tcW w:w="3194" w:type="dxa"/>
+            <w:vMerge/>
+          </w:tcPr>
+          <w:p>
+            <w:pPr>
               <w:spacing w:line="312" w:lineRule="auto"/>
-              <w:jc w:val="both"/>
-              <w:rPr>
-                <w:rFonts w:ascii="Times New Roman" w:hAnsi="Times New Roman" w:cs="Times New Roman"/>
-                <w:color w:val="000000" w:themeColor="text1"/>
-                <w:sz w:val="28"/>
-                <w:szCs w:val="28"/>
-                <w:lang w:val="vi-VN"/>
-              </w:rPr>
-            </w:pPr>
-            <w:r>
-              <w:rPr>
-                <w:rFonts w:ascii="Times New Roman" w:hAnsi="Times New Roman" w:cs="Times New Roman"/>
-                <w:color w:val="000000" w:themeColor="text1"/>
-                <w:sz w:val="28"/>
-                <w:szCs w:val="28"/>
-                <w:lang w:val="vi-VN"/>
-              </w:rPr>
-              <w:t>Kết nối giao diện với API</w:t>
-            </w:r>
-          </w:p>
-        </w:tc>
-        <w:tc>
-          <w:tcPr>
-            <w:tcW w:w="3402" w:type="dxa"/>
-            <w:vMerge/>
-          </w:tcPr>
-          <w:p>
-            <w:pPr>
-              <w:spacing w:line="312" w:lineRule="auto"/>
-              <w:rPr>
-                <w:rFonts w:ascii="Times New Roman" w:hAnsi="Times New Roman" w:cs="Times New Roman"/>
-                <w:color w:val="FF0000"/>
-                <w:sz w:val="28"/>
-                <w:szCs w:val="28"/>
-              </w:rPr>
-            </w:pPr>
-          </w:p>
-        </w:tc>
-        <w:tc>
-          <w:tcPr>
-            <w:tcW w:w="2693" w:type="dxa"/>
+              <w:rPr>
+                <w:rFonts w:ascii="Times New Roman" w:hAnsi="Times New Roman" w:cs="Times New Roman"/>
+                <w:color w:val="FF0000"/>
+                <w:sz w:val="28"/>
+                <w:szCs w:val="28"/>
+              </w:rPr>
+            </w:pPr>
+          </w:p>
+        </w:tc>
+        <w:tc>
+          <w:tcPr>
+            <w:tcW w:w="2512" w:type="dxa"/>
           </w:tcPr>
           <w:p>
             <w:pPr>
@@ -4611,7 +3899,7 @@
         </w:trPr>
         <w:tc>
           <w:tcPr>
-            <w:tcW w:w="843" w:type="dxa"/>
+            <w:tcW w:w="841" w:type="dxa"/>
             <w:vMerge w:val="restart"/>
             <w:vAlign w:val="center"/>
           </w:tcPr>
@@ -4632,14 +3920,13 @@
                 <w:sz w:val="28"/>
                 <w:szCs w:val="28"/>
               </w:rPr>
-              <w:lastRenderedPageBreak/>
               <w:t>4</w:t>
             </w:r>
           </w:p>
         </w:tc>
         <w:tc>
           <w:tcPr>
-            <w:tcW w:w="2077" w:type="dxa"/>
+            <w:tcW w:w="1970" w:type="dxa"/>
             <w:vAlign w:val="center"/>
           </w:tcPr>
           <w:p>
@@ -4665,40 +3952,78 @@
         </w:tc>
         <w:tc>
           <w:tcPr>
-            <w:tcW w:w="4163" w:type="dxa"/>
+            <w:tcW w:w="4661" w:type="dxa"/>
+          </w:tcPr>
+          <w:p>
+            <w:pPr>
+              <w:spacing w:beforeLines="100" w:before="240" w:afterLines="100" w:after="240" w:line="312" w:lineRule="auto"/>
+              <w:rPr>
+                <w:rFonts w:ascii="Times New Roman" w:hAnsi="Times New Roman" w:cs="Times New Roman"/>
+                <w:color w:val="000000" w:themeColor="text1"/>
+                <w:sz w:val="28"/>
+                <w:szCs w:val="28"/>
+                <w:lang w:val="vi-VN"/>
+              </w:rPr>
+            </w:pPr>
+          </w:p>
+        </w:tc>
+        <w:tc>
+          <w:tcPr>
+            <w:tcW w:w="3194" w:type="dxa"/>
+            <w:vMerge w:val="restart"/>
           </w:tcPr>
           <w:p>
             <w:pPr>
               <w:spacing w:line="312" w:lineRule="auto"/>
               <w:rPr>
                 <w:rFonts w:ascii="Times New Roman" w:hAnsi="Times New Roman" w:cs="Times New Roman"/>
-                <w:color w:val="FF0000"/>
-                <w:sz w:val="28"/>
-                <w:szCs w:val="28"/>
-              </w:rPr>
-            </w:pPr>
-          </w:p>
-        </w:tc>
-        <w:tc>
-          <w:tcPr>
-            <w:tcW w:w="3402" w:type="dxa"/>
-            <w:vMerge w:val="restart"/>
-          </w:tcPr>
+                <w:color w:val="000000" w:themeColor="text1"/>
+                <w:sz w:val="28"/>
+                <w:szCs w:val="28"/>
+                <w:lang w:val="vi-VN"/>
+              </w:rPr>
+            </w:pPr>
+          </w:p>
           <w:p>
             <w:pPr>
               <w:spacing w:line="312" w:lineRule="auto"/>
               <w:rPr>
                 <w:rFonts w:ascii="Times New Roman" w:hAnsi="Times New Roman" w:cs="Times New Roman"/>
-                <w:color w:val="FF0000"/>
-                <w:sz w:val="28"/>
-                <w:szCs w:val="28"/>
-              </w:rPr>
-            </w:pPr>
-          </w:p>
-        </w:tc>
-        <w:tc>
-          <w:tcPr>
-            <w:tcW w:w="2693" w:type="dxa"/>
+                <w:color w:val="000000" w:themeColor="text1"/>
+                <w:sz w:val="28"/>
+                <w:szCs w:val="28"/>
+                <w:lang w:val="vi-VN"/>
+              </w:rPr>
+            </w:pPr>
+          </w:p>
+          <w:p>
+            <w:pPr>
+              <w:spacing w:line="312" w:lineRule="auto"/>
+              <w:rPr>
+                <w:rFonts w:ascii="Times New Roman" w:hAnsi="Times New Roman" w:cs="Times New Roman"/>
+                <w:color w:val="000000" w:themeColor="text1"/>
+                <w:sz w:val="28"/>
+                <w:szCs w:val="28"/>
+                <w:lang w:val="vi-VN"/>
+              </w:rPr>
+            </w:pPr>
+          </w:p>
+          <w:p>
+            <w:pPr>
+              <w:spacing w:before="100" w:after="100" w:line="312" w:lineRule="auto"/>
+              <w:rPr>
+                <w:rFonts w:ascii="Times New Roman" w:hAnsi="Times New Roman" w:cs="Times New Roman"/>
+                <w:color w:val="000000" w:themeColor="text1"/>
+                <w:sz w:val="28"/>
+                <w:szCs w:val="28"/>
+                <w:lang w:val="vi-VN"/>
+              </w:rPr>
+            </w:pPr>
+          </w:p>
+        </w:tc>
+        <w:tc>
+          <w:tcPr>
+            <w:tcW w:w="2512" w:type="dxa"/>
           </w:tcPr>
           <w:p>
             <w:pPr>
@@ -4718,7 +4043,7 @@
         </w:trPr>
         <w:tc>
           <w:tcPr>
-            <w:tcW w:w="843" w:type="dxa"/>
+            <w:tcW w:w="841" w:type="dxa"/>
             <w:vMerge/>
           </w:tcPr>
           <w:p>
@@ -4735,7 +4060,7 @@
         </w:tc>
         <w:tc>
           <w:tcPr>
-            <w:tcW w:w="2077" w:type="dxa"/>
+            <w:tcW w:w="1970" w:type="dxa"/>
             <w:vAlign w:val="center"/>
           </w:tcPr>
           <w:p>
@@ -4761,40 +4086,41 @@
         </w:tc>
         <w:tc>
           <w:tcPr>
-            <w:tcW w:w="4163" w:type="dxa"/>
+            <w:tcW w:w="4661" w:type="dxa"/>
+          </w:tcPr>
+          <w:p>
+            <w:pPr>
+              <w:spacing w:beforeLines="100" w:before="240" w:afterLines="100" w:after="240" w:line="312" w:lineRule="auto"/>
+              <w:rPr>
+                <w:rFonts w:ascii="Times New Roman" w:hAnsi="Times New Roman" w:cs="Times New Roman"/>
+                <w:color w:val="000000" w:themeColor="text1"/>
+                <w:sz w:val="28"/>
+                <w:szCs w:val="28"/>
+                <w:lang w:val="vi-VN"/>
+              </w:rPr>
+            </w:pPr>
+          </w:p>
+        </w:tc>
+        <w:tc>
+          <w:tcPr>
+            <w:tcW w:w="3194" w:type="dxa"/>
+            <w:vMerge/>
           </w:tcPr>
           <w:p>
             <w:pPr>
               <w:spacing w:line="312" w:lineRule="auto"/>
               <w:rPr>
                 <w:rFonts w:ascii="Times New Roman" w:hAnsi="Times New Roman" w:cs="Times New Roman"/>
-                <w:color w:val="FF0000"/>
-                <w:sz w:val="28"/>
-                <w:szCs w:val="28"/>
-              </w:rPr>
-            </w:pPr>
-          </w:p>
-        </w:tc>
-        <w:tc>
-          <w:tcPr>
-            <w:tcW w:w="3402" w:type="dxa"/>
-            <w:vMerge/>
-          </w:tcPr>
-          <w:p>
-            <w:pPr>
-              <w:spacing w:line="312" w:lineRule="auto"/>
-              <w:rPr>
-                <w:rFonts w:ascii="Times New Roman" w:hAnsi="Times New Roman" w:cs="Times New Roman"/>
-                <w:color w:val="FF0000"/>
-                <w:sz w:val="28"/>
-                <w:szCs w:val="28"/>
-              </w:rPr>
-            </w:pPr>
-          </w:p>
-        </w:tc>
-        <w:tc>
-          <w:tcPr>
-            <w:tcW w:w="2693" w:type="dxa"/>
+                <w:color w:val="000000" w:themeColor="text1"/>
+                <w:sz w:val="28"/>
+                <w:szCs w:val="28"/>
+              </w:rPr>
+            </w:pPr>
+          </w:p>
+        </w:tc>
+        <w:tc>
+          <w:tcPr>
+            <w:tcW w:w="2512" w:type="dxa"/>
           </w:tcPr>
           <w:p>
             <w:pPr>
@@ -4814,7 +4140,7 @@
         </w:trPr>
         <w:tc>
           <w:tcPr>
-            <w:tcW w:w="843" w:type="dxa"/>
+            <w:tcW w:w="841" w:type="dxa"/>
             <w:vMerge/>
           </w:tcPr>
           <w:p>
@@ -4831,7 +4157,7 @@
         </w:tc>
         <w:tc>
           <w:tcPr>
-            <w:tcW w:w="2077" w:type="dxa"/>
+            <w:tcW w:w="1970" w:type="dxa"/>
             <w:vAlign w:val="center"/>
           </w:tcPr>
           <w:p>
@@ -4857,40 +4183,41 @@
         </w:tc>
         <w:tc>
           <w:tcPr>
-            <w:tcW w:w="4163" w:type="dxa"/>
+            <w:tcW w:w="4661" w:type="dxa"/>
+          </w:tcPr>
+          <w:p>
+            <w:pPr>
+              <w:spacing w:beforeLines="100" w:before="240" w:afterLines="100" w:after="240" w:line="312" w:lineRule="auto"/>
+              <w:rPr>
+                <w:rFonts w:ascii="Times New Roman" w:hAnsi="Times New Roman" w:cs="Times New Roman"/>
+                <w:color w:val="000000" w:themeColor="text1"/>
+                <w:sz w:val="28"/>
+                <w:szCs w:val="28"/>
+                <w:lang w:val="vi-VN"/>
+              </w:rPr>
+            </w:pPr>
+          </w:p>
+        </w:tc>
+        <w:tc>
+          <w:tcPr>
+            <w:tcW w:w="3194" w:type="dxa"/>
+            <w:vMerge/>
           </w:tcPr>
           <w:p>
             <w:pPr>
               <w:spacing w:line="312" w:lineRule="auto"/>
               <w:rPr>
                 <w:rFonts w:ascii="Times New Roman" w:hAnsi="Times New Roman" w:cs="Times New Roman"/>
-                <w:color w:val="FF0000"/>
-                <w:sz w:val="28"/>
-                <w:szCs w:val="28"/>
-              </w:rPr>
-            </w:pPr>
-          </w:p>
-        </w:tc>
-        <w:tc>
-          <w:tcPr>
-            <w:tcW w:w="3402" w:type="dxa"/>
-            <w:vMerge/>
-          </w:tcPr>
-          <w:p>
-            <w:pPr>
-              <w:spacing w:line="312" w:lineRule="auto"/>
-              <w:rPr>
-                <w:rFonts w:ascii="Times New Roman" w:hAnsi="Times New Roman" w:cs="Times New Roman"/>
-                <w:color w:val="FF0000"/>
-                <w:sz w:val="28"/>
-                <w:szCs w:val="28"/>
-              </w:rPr>
-            </w:pPr>
-          </w:p>
-        </w:tc>
-        <w:tc>
-          <w:tcPr>
-            <w:tcW w:w="2693" w:type="dxa"/>
+                <w:color w:val="000000" w:themeColor="text1"/>
+                <w:sz w:val="28"/>
+                <w:szCs w:val="28"/>
+              </w:rPr>
+            </w:pPr>
+          </w:p>
+        </w:tc>
+        <w:tc>
+          <w:tcPr>
+            <w:tcW w:w="2512" w:type="dxa"/>
           </w:tcPr>
           <w:p>
             <w:pPr>
@@ -4910,7 +4237,7 @@
         </w:trPr>
         <w:tc>
           <w:tcPr>
-            <w:tcW w:w="843" w:type="dxa"/>
+            <w:tcW w:w="841" w:type="dxa"/>
             <w:vMerge/>
           </w:tcPr>
           <w:p>
@@ -4927,7 +4254,7 @@
         </w:tc>
         <w:tc>
           <w:tcPr>
-            <w:tcW w:w="2077" w:type="dxa"/>
+            <w:tcW w:w="1970" w:type="dxa"/>
             <w:vAlign w:val="center"/>
           </w:tcPr>
           <w:p>
@@ -4953,40 +4280,138 @@
         </w:tc>
         <w:tc>
           <w:tcPr>
-            <w:tcW w:w="4163" w:type="dxa"/>
+            <w:tcW w:w="4661" w:type="dxa"/>
+          </w:tcPr>
+          <w:p>
+            <w:pPr>
+              <w:spacing w:beforeLines="100" w:before="240" w:afterLines="100" w:after="240" w:line="312" w:lineRule="auto"/>
+              <w:rPr>
+                <w:rFonts w:ascii="Times New Roman" w:hAnsi="Times New Roman" w:cs="Times New Roman"/>
+                <w:color w:val="000000" w:themeColor="text1"/>
+                <w:sz w:val="28"/>
+                <w:szCs w:val="28"/>
+                <w:lang w:val="vi-VN"/>
+              </w:rPr>
+            </w:pPr>
+          </w:p>
+        </w:tc>
+        <w:tc>
+          <w:tcPr>
+            <w:tcW w:w="3194" w:type="dxa"/>
+            <w:vMerge/>
           </w:tcPr>
           <w:p>
             <w:pPr>
               <w:spacing w:line="312" w:lineRule="auto"/>
               <w:rPr>
                 <w:rFonts w:ascii="Times New Roman" w:hAnsi="Times New Roman" w:cs="Times New Roman"/>
-                <w:color w:val="FF0000"/>
-                <w:sz w:val="28"/>
-                <w:szCs w:val="28"/>
-              </w:rPr>
-            </w:pPr>
-          </w:p>
-        </w:tc>
-        <w:tc>
-          <w:tcPr>
-            <w:tcW w:w="3402" w:type="dxa"/>
+                <w:color w:val="000000" w:themeColor="text1"/>
+                <w:sz w:val="28"/>
+                <w:szCs w:val="28"/>
+              </w:rPr>
+            </w:pPr>
+          </w:p>
+        </w:tc>
+        <w:tc>
+          <w:tcPr>
+            <w:tcW w:w="2512" w:type="dxa"/>
+          </w:tcPr>
+          <w:p>
+            <w:pPr>
+              <w:rPr>
+                <w:rFonts w:ascii="Times New Roman" w:hAnsi="Times New Roman" w:cs="Times New Roman"/>
+                <w:color w:val="FF0000"/>
+                <w:sz w:val="28"/>
+                <w:szCs w:val="28"/>
+              </w:rPr>
+            </w:pPr>
+          </w:p>
+        </w:tc>
+      </w:tr>
+      <w:tr>
+        <w:trPr>
+          <w:trHeight w:val="1370"/>
+        </w:trPr>
+        <w:tc>
+          <w:tcPr>
+            <w:tcW w:w="841" w:type="dxa"/>
             <w:vMerge/>
           </w:tcPr>
           <w:p>
             <w:pPr>
+              <w:jc w:val="center"/>
+              <w:rPr>
+                <w:rFonts w:ascii="Times New Roman" w:hAnsi="Times New Roman" w:cs="Times New Roman"/>
+                <w:color w:val="FF0000"/>
+                <w:sz w:val="28"/>
+                <w:szCs w:val="28"/>
+              </w:rPr>
+            </w:pPr>
+          </w:p>
+        </w:tc>
+        <w:tc>
+          <w:tcPr>
+            <w:tcW w:w="1970" w:type="dxa"/>
+            <w:vAlign w:val="center"/>
+          </w:tcPr>
+          <w:p>
+            <w:pPr>
+              <w:jc w:val="center"/>
+              <w:rPr>
+                <w:rFonts w:ascii="Times New Roman" w:hAnsi="Times New Roman" w:cs="Times New Roman"/>
+                <w:color w:val="FF0000"/>
+                <w:sz w:val="28"/>
+                <w:szCs w:val="28"/>
+              </w:rPr>
+            </w:pPr>
+            <w:r>
+              <w:rPr>
+                <w:rFonts w:ascii="Times New Roman" w:hAnsi="Times New Roman" w:cs="Times New Roman"/>
+                <w:sz w:val="28"/>
+                <w:szCs w:val="28"/>
+                <w:lang w:val="vi-VN"/>
+              </w:rPr>
+              <w:t>Đặng Đình Trọng</w:t>
+            </w:r>
+          </w:p>
+        </w:tc>
+        <w:tc>
+          <w:tcPr>
+            <w:tcW w:w="4661" w:type="dxa"/>
+          </w:tcPr>
+          <w:p>
+            <w:pPr>
+              <w:spacing w:beforeLines="100" w:before="240" w:afterLines="100" w:after="240" w:line="312" w:lineRule="auto"/>
+              <w:rPr>
+                <w:rFonts w:ascii="Times New Roman" w:hAnsi="Times New Roman" w:cs="Times New Roman"/>
+                <w:color w:val="000000" w:themeColor="text1"/>
+                <w:sz w:val="28"/>
+                <w:szCs w:val="28"/>
+                <w:lang w:val="vi-VN"/>
+              </w:rPr>
+            </w:pPr>
+          </w:p>
+        </w:tc>
+        <w:tc>
+          <w:tcPr>
+            <w:tcW w:w="3194" w:type="dxa"/>
+            <w:vMerge/>
+          </w:tcPr>
+          <w:p>
+            <w:pPr>
               <w:spacing w:line="312" w:lineRule="auto"/>
               <w:rPr>
                 <w:rFonts w:ascii="Times New Roman" w:hAnsi="Times New Roman" w:cs="Times New Roman"/>
-                <w:color w:val="FF0000"/>
-                <w:sz w:val="28"/>
-                <w:szCs w:val="28"/>
-              </w:rPr>
-            </w:pPr>
-          </w:p>
-        </w:tc>
-        <w:tc>
-          <w:tcPr>
-            <w:tcW w:w="2693" w:type="dxa"/>
+                <w:color w:val="000000" w:themeColor="text1"/>
+                <w:sz w:val="28"/>
+                <w:szCs w:val="28"/>
+              </w:rPr>
+            </w:pPr>
+          </w:p>
+        </w:tc>
+        <w:tc>
+          <w:tcPr>
+            <w:tcW w:w="2512" w:type="dxa"/>
           </w:tcPr>
           <w:p>
             <w:pPr>
@@ -5006,8 +4431,9 @@
         </w:trPr>
         <w:tc>
           <w:tcPr>
-            <w:tcW w:w="843" w:type="dxa"/>
-            <w:vMerge/>
+            <w:tcW w:w="841" w:type="dxa"/>
+            <w:vMerge w:val="restart"/>
+            <w:vAlign w:val="center"/>
           </w:tcPr>
           <w:p>
             <w:pPr>
@@ -5017,13 +4443,25 @@
                 <w:color w:val="FF0000"/>
                 <w:sz w:val="28"/>
                 <w:szCs w:val="28"/>
-              </w:rPr>
-            </w:pPr>
-          </w:p>
-        </w:tc>
-        <w:tc>
-          <w:tcPr>
-            <w:tcW w:w="2077" w:type="dxa"/>
+                <w:lang w:val="vi-VN"/>
+              </w:rPr>
+            </w:pPr>
+            <w:r>
+              <w:rPr>
+                <w:rFonts w:ascii="Times New Roman" w:hAnsi="Times New Roman" w:cs="Times New Roman"/>
+                <w:color w:val="000000" w:themeColor="text1"/>
+                <w:sz w:val="28"/>
+                <w:szCs w:val="28"/>
+                <w:lang w:val="vi-VN"/>
+              </w:rPr>
+              <w:lastRenderedPageBreak/>
+              <w:t>5</w:t>
+            </w:r>
+          </w:p>
+        </w:tc>
+        <w:tc>
+          <w:tcPr>
+            <w:tcW w:w="1970" w:type="dxa"/>
             <w:vAlign w:val="center"/>
           </w:tcPr>
           <w:p>
@@ -5031,58 +4469,132 @@
               <w:jc w:val="center"/>
               <w:rPr>
                 <w:rFonts w:ascii="Times New Roman" w:hAnsi="Times New Roman" w:cs="Times New Roman"/>
-                <w:color w:val="FF0000"/>
-                <w:sz w:val="28"/>
-                <w:szCs w:val="28"/>
-              </w:rPr>
-            </w:pPr>
-            <w:r>
-              <w:rPr>
-                <w:rFonts w:ascii="Times New Roman" w:hAnsi="Times New Roman" w:cs="Times New Roman"/>
-                <w:sz w:val="28"/>
-                <w:szCs w:val="28"/>
-                <w:lang w:val="vi-VN"/>
-              </w:rPr>
-              <w:t>Đặng Đình Trọng</w:t>
-            </w:r>
-          </w:p>
-        </w:tc>
-        <w:tc>
-          <w:tcPr>
-            <w:tcW w:w="4163" w:type="dxa"/>
+                <w:sz w:val="28"/>
+                <w:szCs w:val="28"/>
+                <w:lang w:val="vi-VN"/>
+              </w:rPr>
+            </w:pPr>
+            <w:r>
+              <w:rPr>
+                <w:rFonts w:ascii="Times New Roman" w:hAnsi="Times New Roman" w:cs="Times New Roman"/>
+                <w:sz w:val="28"/>
+                <w:szCs w:val="28"/>
+                <w:lang w:val="vi-VN"/>
+              </w:rPr>
+              <w:t>Ngô Khánh Chiến</w:t>
+            </w:r>
+          </w:p>
+        </w:tc>
+        <w:tc>
+          <w:tcPr>
+            <w:tcW w:w="4661" w:type="dxa"/>
+          </w:tcPr>
+          <w:p>
+            <w:pPr>
+              <w:spacing w:beforeLines="100" w:before="240" w:afterLines="100" w:after="240" w:line="312" w:lineRule="auto"/>
+              <w:rPr>
+                <w:rFonts w:ascii="Times New Roman" w:hAnsi="Times New Roman" w:cs="Times New Roman"/>
+                <w:sz w:val="28"/>
+                <w:szCs w:val="28"/>
+                <w:lang w:val="vi-VN"/>
+              </w:rPr>
+            </w:pPr>
+            <w:r>
+              <w:rPr>
+                <w:rFonts w:ascii="Times New Roman" w:hAnsi="Times New Roman" w:cs="Times New Roman"/>
+                <w:sz w:val="28"/>
+                <w:szCs w:val="28"/>
+              </w:rPr>
+              <w:t xml:space="preserve"> </w:t>
+            </w:r>
+          </w:p>
+        </w:tc>
+        <w:tc>
+          <w:tcPr>
+            <w:tcW w:w="3194" w:type="dxa"/>
+            <w:vMerge w:val="restart"/>
           </w:tcPr>
           <w:p>
             <w:pPr>
               <w:spacing w:line="312" w:lineRule="auto"/>
               <w:rPr>
                 <w:rFonts w:ascii="Times New Roman" w:hAnsi="Times New Roman" w:cs="Times New Roman"/>
-                <w:color w:val="FF0000"/>
-                <w:sz w:val="28"/>
-                <w:szCs w:val="28"/>
-              </w:rPr>
-            </w:pPr>
-          </w:p>
-        </w:tc>
-        <w:tc>
-          <w:tcPr>
-            <w:tcW w:w="3402" w:type="dxa"/>
-            <w:vMerge/>
-          </w:tcPr>
+                <w:sz w:val="28"/>
+                <w:szCs w:val="28"/>
+                <w:lang w:val="vi-VN"/>
+              </w:rPr>
+            </w:pPr>
+          </w:p>
           <w:p>
             <w:pPr>
               <w:spacing w:line="312" w:lineRule="auto"/>
               <w:rPr>
                 <w:rFonts w:ascii="Times New Roman" w:hAnsi="Times New Roman" w:cs="Times New Roman"/>
-                <w:color w:val="FF0000"/>
-                <w:sz w:val="28"/>
-                <w:szCs w:val="28"/>
-              </w:rPr>
-            </w:pPr>
-          </w:p>
-        </w:tc>
-        <w:tc>
-          <w:tcPr>
-            <w:tcW w:w="2693" w:type="dxa"/>
+                <w:sz w:val="28"/>
+                <w:szCs w:val="28"/>
+                <w:lang w:val="vi-VN"/>
+              </w:rPr>
+            </w:pPr>
+          </w:p>
+          <w:p>
+            <w:pPr>
+              <w:spacing w:line="312" w:lineRule="auto"/>
+              <w:rPr>
+                <w:rFonts w:ascii="Times New Roman" w:hAnsi="Times New Roman" w:cs="Times New Roman"/>
+                <w:sz w:val="28"/>
+                <w:szCs w:val="28"/>
+                <w:lang w:val="vi-VN"/>
+              </w:rPr>
+            </w:pPr>
+          </w:p>
+          <w:p>
+            <w:pPr>
+              <w:spacing w:line="312" w:lineRule="auto"/>
+              <w:rPr>
+                <w:rFonts w:ascii="Times New Roman" w:hAnsi="Times New Roman" w:cs="Times New Roman"/>
+                <w:sz w:val="28"/>
+                <w:szCs w:val="28"/>
+                <w:lang w:val="vi-VN"/>
+              </w:rPr>
+            </w:pPr>
+          </w:p>
+          <w:p>
+            <w:pPr>
+              <w:spacing w:line="312" w:lineRule="auto"/>
+              <w:rPr>
+                <w:rFonts w:ascii="Times New Roman" w:hAnsi="Times New Roman" w:cs="Times New Roman"/>
+                <w:sz w:val="28"/>
+                <w:szCs w:val="28"/>
+                <w:lang w:val="vi-VN"/>
+              </w:rPr>
+            </w:pPr>
+          </w:p>
+          <w:p>
+            <w:pPr>
+              <w:spacing w:line="312" w:lineRule="auto"/>
+              <w:rPr>
+                <w:rFonts w:ascii="Times New Roman" w:hAnsi="Times New Roman" w:cs="Times New Roman"/>
+                <w:sz w:val="28"/>
+                <w:szCs w:val="28"/>
+                <w:lang w:val="vi-VN"/>
+              </w:rPr>
+            </w:pPr>
+          </w:p>
+          <w:p>
+            <w:pPr>
+              <w:spacing w:before="100" w:after="100" w:line="312" w:lineRule="auto"/>
+              <w:rPr>
+                <w:rFonts w:ascii="Times New Roman" w:hAnsi="Times New Roman" w:cs="Times New Roman"/>
+                <w:color w:val="FF0000"/>
+                <w:sz w:val="28"/>
+                <w:szCs w:val="28"/>
+              </w:rPr>
+            </w:pPr>
+          </w:p>
+        </w:tc>
+        <w:tc>
+          <w:tcPr>
+            <w:tcW w:w="2512" w:type="dxa"/>
           </w:tcPr>
           <w:p>
             <w:pPr>
@@ -5102,8 +4614,24 @@
         </w:trPr>
         <w:tc>
           <w:tcPr>
-            <w:tcW w:w="843" w:type="dxa"/>
-            <w:vMerge w:val="restart"/>
+            <w:tcW w:w="841" w:type="dxa"/>
+            <w:vMerge/>
+          </w:tcPr>
+          <w:p>
+            <w:pPr>
+              <w:jc w:val="center"/>
+              <w:rPr>
+                <w:rFonts w:ascii="Times New Roman" w:hAnsi="Times New Roman" w:cs="Times New Roman"/>
+                <w:color w:val="FF0000"/>
+                <w:sz w:val="28"/>
+                <w:szCs w:val="28"/>
+              </w:rPr>
+            </w:pPr>
+          </w:p>
+        </w:tc>
+        <w:tc>
+          <w:tcPr>
+            <w:tcW w:w="1970" w:type="dxa"/>
             <w:vAlign w:val="center"/>
           </w:tcPr>
           <w:p>
@@ -5111,86 +4639,58 @@
               <w:jc w:val="center"/>
               <w:rPr>
                 <w:rFonts w:ascii="Times New Roman" w:hAnsi="Times New Roman" w:cs="Times New Roman"/>
-                <w:color w:val="FF0000"/>
-                <w:sz w:val="28"/>
-                <w:szCs w:val="28"/>
-                <w:lang w:val="vi-VN"/>
-              </w:rPr>
-            </w:pPr>
-            <w:r>
-              <w:rPr>
-                <w:rFonts w:ascii="Times New Roman" w:hAnsi="Times New Roman" w:cs="Times New Roman"/>
-                <w:color w:val="000000" w:themeColor="text1"/>
-                <w:sz w:val="28"/>
-                <w:szCs w:val="28"/>
-                <w:lang w:val="vi-VN"/>
-              </w:rPr>
-              <w:t>5</w:t>
-            </w:r>
-          </w:p>
-        </w:tc>
-        <w:tc>
-          <w:tcPr>
-            <w:tcW w:w="2077" w:type="dxa"/>
-            <w:vAlign w:val="center"/>
-          </w:tcPr>
-          <w:p>
-            <w:pPr>
-              <w:jc w:val="center"/>
-              <w:rPr>
-                <w:rFonts w:ascii="Times New Roman" w:hAnsi="Times New Roman" w:cs="Times New Roman"/>
-                <w:sz w:val="28"/>
-                <w:szCs w:val="28"/>
-                <w:lang w:val="vi-VN"/>
-              </w:rPr>
-            </w:pPr>
-            <w:r>
-              <w:rPr>
-                <w:rFonts w:ascii="Times New Roman" w:hAnsi="Times New Roman" w:cs="Times New Roman"/>
-                <w:sz w:val="28"/>
-                <w:szCs w:val="28"/>
-                <w:lang w:val="vi-VN"/>
-              </w:rPr>
-              <w:t>Ngô Khánh Chiến</w:t>
-            </w:r>
-          </w:p>
-        </w:tc>
-        <w:tc>
-          <w:tcPr>
-            <w:tcW w:w="4163" w:type="dxa"/>
-          </w:tcPr>
-          <w:p>
-            <w:pPr>
-              <w:spacing w:line="312" w:lineRule="auto"/>
-              <w:rPr>
-                <w:rFonts w:ascii="Times New Roman" w:hAnsi="Times New Roman" w:cs="Times New Roman"/>
-                <w:color w:val="FF0000"/>
-                <w:sz w:val="28"/>
-                <w:szCs w:val="28"/>
-              </w:rPr>
-            </w:pPr>
-          </w:p>
-        </w:tc>
-        <w:tc>
-          <w:tcPr>
-            <w:tcW w:w="3402" w:type="dxa"/>
-            <w:vMerge w:val="restart"/>
-          </w:tcPr>
-          <w:p>
-            <w:pPr>
-              <w:spacing w:line="312" w:lineRule="auto"/>
-              <w:rPr>
-                <w:rFonts w:ascii="Times New Roman" w:hAnsi="Times New Roman" w:cs="Times New Roman"/>
-                <w:color w:val="FF0000"/>
-                <w:sz w:val="28"/>
-                <w:szCs w:val="28"/>
-              </w:rPr>
-            </w:pPr>
-          </w:p>
-        </w:tc>
-        <w:tc>
-          <w:tcPr>
-            <w:tcW w:w="2693" w:type="dxa"/>
+                <w:sz w:val="28"/>
+                <w:szCs w:val="28"/>
+                <w:lang w:val="vi-VN"/>
+              </w:rPr>
+            </w:pPr>
+            <w:r>
+              <w:rPr>
+                <w:rFonts w:ascii="Times New Roman" w:hAnsi="Times New Roman" w:cs="Times New Roman"/>
+                <w:sz w:val="28"/>
+                <w:szCs w:val="28"/>
+                <w:lang w:val="vi-VN"/>
+              </w:rPr>
+              <w:t>Nguyễn Hữu Đạt</w:t>
+            </w:r>
+          </w:p>
+        </w:tc>
+        <w:tc>
+          <w:tcPr>
+            <w:tcW w:w="4661" w:type="dxa"/>
+          </w:tcPr>
+          <w:p>
+            <w:pPr>
+              <w:spacing w:beforeLines="100" w:before="240" w:afterLines="100" w:after="240" w:line="312" w:lineRule="auto"/>
+              <w:jc w:val="both"/>
+              <w:rPr>
+                <w:rFonts w:ascii="Times New Roman" w:hAnsi="Times New Roman" w:cs="Times New Roman"/>
+                <w:sz w:val="28"/>
+                <w:szCs w:val="28"/>
+                <w:lang w:val="vi-VN"/>
+              </w:rPr>
+            </w:pPr>
+          </w:p>
+        </w:tc>
+        <w:tc>
+          <w:tcPr>
+            <w:tcW w:w="3194" w:type="dxa"/>
+            <w:vMerge/>
+          </w:tcPr>
+          <w:p>
+            <w:pPr>
+              <w:rPr>
+                <w:rFonts w:ascii="Times New Roman" w:hAnsi="Times New Roman" w:cs="Times New Roman"/>
+                <w:color w:val="FF0000"/>
+                <w:sz w:val="28"/>
+                <w:szCs w:val="28"/>
+              </w:rPr>
+            </w:pPr>
+          </w:p>
+        </w:tc>
+        <w:tc>
+          <w:tcPr>
+            <w:tcW w:w="2512" w:type="dxa"/>
           </w:tcPr>
           <w:p>
             <w:pPr>
@@ -5210,7 +4710,7 @@
         </w:trPr>
         <w:tc>
           <w:tcPr>
-            <w:tcW w:w="843" w:type="dxa"/>
+            <w:tcW w:w="841" w:type="dxa"/>
             <w:vMerge/>
           </w:tcPr>
           <w:p>
@@ -5227,7 +4727,7 @@
         </w:tc>
         <w:tc>
           <w:tcPr>
-            <w:tcW w:w="2077" w:type="dxa"/>
+            <w:tcW w:w="1970" w:type="dxa"/>
             <w:vAlign w:val="center"/>
           </w:tcPr>
           <w:p>
@@ -5247,29 +4747,30 @@
                 <w:szCs w:val="28"/>
                 <w:lang w:val="vi-VN"/>
               </w:rPr>
-              <w:t>Nguyễn Hữu Đạt</w:t>
-            </w:r>
-          </w:p>
-        </w:tc>
-        <w:tc>
-          <w:tcPr>
-            <w:tcW w:w="4163" w:type="dxa"/>
-          </w:tcPr>
-          <w:p>
-            <w:pPr>
-              <w:spacing w:line="312" w:lineRule="auto"/>
-              <w:rPr>
-                <w:rFonts w:ascii="Times New Roman" w:hAnsi="Times New Roman" w:cs="Times New Roman"/>
-                <w:color w:val="FF0000"/>
-                <w:sz w:val="28"/>
-                <w:szCs w:val="28"/>
-              </w:rPr>
-            </w:pPr>
-          </w:p>
-        </w:tc>
-        <w:tc>
-          <w:tcPr>
-            <w:tcW w:w="3402" w:type="dxa"/>
+              <w:t>Vũ Huy Hoàng</w:t>
+            </w:r>
+          </w:p>
+        </w:tc>
+        <w:tc>
+          <w:tcPr>
+            <w:tcW w:w="4661" w:type="dxa"/>
+          </w:tcPr>
+          <w:p>
+            <w:pPr>
+              <w:spacing w:beforeLines="100" w:before="240" w:afterLines="100" w:after="240" w:line="312" w:lineRule="auto"/>
+              <w:jc w:val="both"/>
+              <w:rPr>
+                <w:rFonts w:ascii="Times New Roman" w:hAnsi="Times New Roman" w:cs="Times New Roman"/>
+                <w:color w:val="FF0000"/>
+                <w:sz w:val="28"/>
+                <w:szCs w:val="28"/>
+              </w:rPr>
+            </w:pPr>
+          </w:p>
+        </w:tc>
+        <w:tc>
+          <w:tcPr>
+            <w:tcW w:w="3194" w:type="dxa"/>
             <w:vMerge/>
           </w:tcPr>
           <w:p>
@@ -5285,7 +4786,7 @@
         </w:tc>
         <w:tc>
           <w:tcPr>
-            <w:tcW w:w="2693" w:type="dxa"/>
+            <w:tcW w:w="2512" w:type="dxa"/>
           </w:tcPr>
           <w:p>
             <w:pPr>
@@ -5301,11 +4802,11 @@
       </w:tr>
       <w:tr>
         <w:trPr>
-          <w:trHeight w:val="1822"/>
+          <w:trHeight w:val="2107"/>
         </w:trPr>
         <w:tc>
           <w:tcPr>
-            <w:tcW w:w="843" w:type="dxa"/>
+            <w:tcW w:w="841" w:type="dxa"/>
             <w:vMerge/>
           </w:tcPr>
           <w:p>
@@ -5322,7 +4823,7 @@
         </w:tc>
         <w:tc>
           <w:tcPr>
-            <w:tcW w:w="2077" w:type="dxa"/>
+            <w:tcW w:w="1970" w:type="dxa"/>
             <w:vAlign w:val="center"/>
           </w:tcPr>
           <w:p>
@@ -5342,29 +4843,38 @@
                 <w:szCs w:val="28"/>
                 <w:lang w:val="vi-VN"/>
               </w:rPr>
-              <w:t>Vũ Huy Hoàng</w:t>
-            </w:r>
-          </w:p>
-        </w:tc>
-        <w:tc>
-          <w:tcPr>
-            <w:tcW w:w="4163" w:type="dxa"/>
-          </w:tcPr>
-          <w:p>
-            <w:pPr>
-              <w:spacing w:line="312" w:lineRule="auto"/>
-              <w:rPr>
-                <w:rFonts w:ascii="Times New Roman" w:hAnsi="Times New Roman" w:cs="Times New Roman"/>
-                <w:color w:val="FF0000"/>
-                <w:sz w:val="28"/>
-                <w:szCs w:val="28"/>
-              </w:rPr>
-            </w:pPr>
-          </w:p>
-        </w:tc>
-        <w:tc>
-          <w:tcPr>
-            <w:tcW w:w="3402" w:type="dxa"/>
+              <w:t>Nguyễn Thị Oanh</w:t>
+            </w:r>
+          </w:p>
+        </w:tc>
+        <w:tc>
+          <w:tcPr>
+            <w:tcW w:w="4661" w:type="dxa"/>
+          </w:tcPr>
+          <w:p>
+            <w:pPr>
+              <w:spacing w:beforeLines="100" w:before="240" w:afterLines="100" w:after="240" w:line="312" w:lineRule="auto"/>
+              <w:jc w:val="both"/>
+              <w:rPr>
+                <w:rFonts w:ascii="Times New Roman" w:hAnsi="Times New Roman" w:cs="Times New Roman"/>
+                <w:sz w:val="28"/>
+                <w:szCs w:val="28"/>
+                <w:lang w:val="vi-VN"/>
+              </w:rPr>
+            </w:pPr>
+            <w:r>
+              <w:rPr>
+                <w:rFonts w:ascii="Times New Roman" w:hAnsi="Times New Roman" w:cs="Times New Roman"/>
+                <w:sz w:val="28"/>
+                <w:szCs w:val="28"/>
+              </w:rPr>
+              <w:t xml:space="preserve"> </w:t>
+            </w:r>
+          </w:p>
+        </w:tc>
+        <w:tc>
+          <w:tcPr>
+            <w:tcW w:w="3194" w:type="dxa"/>
             <w:vMerge/>
           </w:tcPr>
           <w:p>
@@ -5380,7 +4890,7 @@
         </w:tc>
         <w:tc>
           <w:tcPr>
-            <w:tcW w:w="2693" w:type="dxa"/>
+            <w:tcW w:w="2512" w:type="dxa"/>
           </w:tcPr>
           <w:p>
             <w:pPr>
@@ -5396,11 +4906,11 @@
       </w:tr>
       <w:tr>
         <w:trPr>
-          <w:trHeight w:val="1822"/>
+          <w:trHeight w:val="1985"/>
         </w:trPr>
         <w:tc>
           <w:tcPr>
-            <w:tcW w:w="843" w:type="dxa"/>
+            <w:tcW w:w="841" w:type="dxa"/>
             <w:vMerge/>
           </w:tcPr>
           <w:p>
@@ -5417,7 +4927,7 @@
         </w:tc>
         <w:tc>
           <w:tcPr>
-            <w:tcW w:w="2077" w:type="dxa"/>
+            <w:tcW w:w="1970" w:type="dxa"/>
             <w:vAlign w:val="center"/>
           </w:tcPr>
           <w:p>
@@ -5437,29 +4947,30 @@
                 <w:szCs w:val="28"/>
                 <w:lang w:val="vi-VN"/>
               </w:rPr>
-              <w:t>Nguyễn Thị Oanh</w:t>
-            </w:r>
-          </w:p>
-        </w:tc>
-        <w:tc>
-          <w:tcPr>
-            <w:tcW w:w="4163" w:type="dxa"/>
-          </w:tcPr>
-          <w:p>
-            <w:pPr>
-              <w:spacing w:line="312" w:lineRule="auto"/>
-              <w:rPr>
-                <w:rFonts w:ascii="Times New Roman" w:hAnsi="Times New Roman" w:cs="Times New Roman"/>
-                <w:color w:val="FF0000"/>
-                <w:sz w:val="28"/>
-                <w:szCs w:val="28"/>
-              </w:rPr>
-            </w:pPr>
-          </w:p>
-        </w:tc>
-        <w:tc>
-          <w:tcPr>
-            <w:tcW w:w="3402" w:type="dxa"/>
+              <w:t>Đặng Đình Trọng</w:t>
+            </w:r>
+          </w:p>
+        </w:tc>
+        <w:tc>
+          <w:tcPr>
+            <w:tcW w:w="4661" w:type="dxa"/>
+          </w:tcPr>
+          <w:p>
+            <w:pPr>
+              <w:spacing w:beforeLines="100" w:before="240" w:afterLines="100" w:after="240" w:line="312" w:lineRule="auto"/>
+              <w:jc w:val="both"/>
+              <w:rPr>
+                <w:rFonts w:ascii="Times New Roman" w:hAnsi="Times New Roman" w:cs="Times New Roman"/>
+                <w:sz w:val="28"/>
+                <w:szCs w:val="28"/>
+                <w:lang w:val="vi-VN"/>
+              </w:rPr>
+            </w:pPr>
+          </w:p>
+        </w:tc>
+        <w:tc>
+          <w:tcPr>
+            <w:tcW w:w="3194" w:type="dxa"/>
             <w:vMerge/>
           </w:tcPr>
           <w:p>
@@ -5475,102 +4986,7 @@
         </w:tc>
         <w:tc>
           <w:tcPr>
-            <w:tcW w:w="2693" w:type="dxa"/>
-          </w:tcPr>
-          <w:p>
-            <w:pPr>
-              <w:rPr>
-                <w:rFonts w:ascii="Times New Roman" w:hAnsi="Times New Roman" w:cs="Times New Roman"/>
-                <w:color w:val="FF0000"/>
-                <w:sz w:val="28"/>
-                <w:szCs w:val="28"/>
-              </w:rPr>
-            </w:pPr>
-          </w:p>
-        </w:tc>
-      </w:tr>
-      <w:tr>
-        <w:trPr>
-          <w:trHeight w:val="1822"/>
-        </w:trPr>
-        <w:tc>
-          <w:tcPr>
-            <w:tcW w:w="843" w:type="dxa"/>
-            <w:vMerge/>
-          </w:tcPr>
-          <w:p>
-            <w:pPr>
-              <w:jc w:val="center"/>
-              <w:rPr>
-                <w:rFonts w:ascii="Times New Roman" w:hAnsi="Times New Roman" w:cs="Times New Roman"/>
-                <w:color w:val="FF0000"/>
-                <w:sz w:val="28"/>
-                <w:szCs w:val="28"/>
-              </w:rPr>
-            </w:pPr>
-          </w:p>
-        </w:tc>
-        <w:tc>
-          <w:tcPr>
-            <w:tcW w:w="2077" w:type="dxa"/>
-            <w:vAlign w:val="center"/>
-          </w:tcPr>
-          <w:p>
-            <w:pPr>
-              <w:jc w:val="center"/>
-              <w:rPr>
-                <w:rFonts w:ascii="Times New Roman" w:hAnsi="Times New Roman" w:cs="Times New Roman"/>
-                <w:sz w:val="28"/>
-                <w:szCs w:val="28"/>
-                <w:lang w:val="vi-VN"/>
-              </w:rPr>
-            </w:pPr>
-            <w:r>
-              <w:rPr>
-                <w:rFonts w:ascii="Times New Roman" w:hAnsi="Times New Roman" w:cs="Times New Roman"/>
-                <w:sz w:val="28"/>
-                <w:szCs w:val="28"/>
-                <w:lang w:val="vi-VN"/>
-              </w:rPr>
-              <w:t>Đặng Đình Trọng</w:t>
-            </w:r>
-          </w:p>
-        </w:tc>
-        <w:tc>
-          <w:tcPr>
-            <w:tcW w:w="4163" w:type="dxa"/>
-          </w:tcPr>
-          <w:p>
-            <w:pPr>
-              <w:spacing w:line="312" w:lineRule="auto"/>
-              <w:rPr>
-                <w:rFonts w:ascii="Times New Roman" w:hAnsi="Times New Roman" w:cs="Times New Roman"/>
-                <w:color w:val="FF0000"/>
-                <w:sz w:val="28"/>
-                <w:szCs w:val="28"/>
-              </w:rPr>
-            </w:pPr>
-          </w:p>
-        </w:tc>
-        <w:tc>
-          <w:tcPr>
-            <w:tcW w:w="3402" w:type="dxa"/>
-            <w:vMerge/>
-          </w:tcPr>
-          <w:p>
-            <w:pPr>
-              <w:rPr>
-                <w:rFonts w:ascii="Times New Roman" w:hAnsi="Times New Roman" w:cs="Times New Roman"/>
-                <w:color w:val="FF0000"/>
-                <w:sz w:val="28"/>
-                <w:szCs w:val="28"/>
-              </w:rPr>
-            </w:pPr>
-          </w:p>
-        </w:tc>
-        <w:tc>
-          <w:tcPr>
-            <w:tcW w:w="2693" w:type="dxa"/>
+            <w:tcW w:w="2512" w:type="dxa"/>
           </w:tcPr>
           <w:p>
             <w:pPr>
@@ -5587,7 +5003,8 @@
     </w:tbl>
     <w:p>
       <w:pPr>
-        <w:spacing w:line="360" w:lineRule="auto"/>
+        <w:spacing w:before="240" w:line="360" w:lineRule="auto"/>
+        <w:ind w:left="3600" w:firstLine="5529"/>
         <w:jc w:val="both"/>
         <w:rPr>
           <w:rFonts w:ascii="Times New Roman" w:hAnsi="Times New Roman" w:cs="Times New Roman"/>
@@ -5599,19 +5016,7 @@
     </w:p>
     <w:p>
       <w:pPr>
-        <w:spacing w:line="360" w:lineRule="auto"/>
-        <w:jc w:val="both"/>
-        <w:rPr>
-          <w:rFonts w:ascii="Times New Roman" w:hAnsi="Times New Roman" w:cs="Times New Roman"/>
-          <w:sz w:val="28"/>
-          <w:szCs w:val="28"/>
-          <w:lang w:val="vi-VN"/>
-        </w:rPr>
-      </w:pPr>
-    </w:p>
-    <w:p>
-      <w:pPr>
-        <w:spacing w:line="360" w:lineRule="auto"/>
+        <w:spacing w:before="240" w:line="360" w:lineRule="auto"/>
         <w:ind w:left="3600" w:firstLine="5529"/>
         <w:jc w:val="both"/>
         <w:rPr>
@@ -5672,7 +5077,6 @@
           <w:szCs w:val="28"/>
           <w:lang w:val="vi-VN"/>
         </w:rPr>
-        <w:lastRenderedPageBreak/>
         <w:t>(Ký, ghi rõ họ tên)</w:t>
       </w:r>
     </w:p>
@@ -5700,12 +5104,62 @@
     </w:p>
     <w:sectPr>
       <w:pgSz w:w="15840" w:h="12240" w:orient="landscape"/>
-      <w:pgMar w:top="1440" w:right="1440" w:bottom="1440" w:left="1440" w:header="731" w:footer="119" w:gutter="0"/>
+      <w:pgMar w:top="1440" w:right="1440" w:bottom="1440" w:left="1440" w:header="283" w:footer="113" w:gutter="0"/>
       <w:cols w:space="708"/>
       <w:docGrid w:linePitch="326"/>
     </w:sectPr>
   </w:body>
 </w:document>
+</file>
+
+<file path=word/endnotes.xml><?xml version="1.0" encoding="utf-8"?>
+<w:endnotes xmlns:wpc="http://schemas.microsoft.com/office/word/2010/wordprocessingCanvas" xmlns:cx="http://schemas.microsoft.com/office/drawing/2014/chartex" xmlns:cx1="http://schemas.microsoft.com/office/drawing/2015/9/8/chartex" xmlns:cx2="http://schemas.microsoft.com/office/drawing/2015/10/21/chartex" xmlns:cx3="http://schemas.microsoft.com/office/drawing/2016/5/9/chartex" xmlns:cx4="http://schemas.microsoft.com/office/drawing/2016/5/10/chartex" xmlns:cx5="http://schemas.microsoft.com/office/drawing/2016/5/11/chartex" xmlns:cx6="http://schemas.microsoft.com/office/drawing/2016/5/12/chartex" xmlns:cx7="http://schemas.microsoft.com/office/drawing/2016/5/13/chartex" xmlns:cx8="http://schemas.microsoft.com/office/drawing/2016/5/14/chartex" xmlns:mc="http://schemas.openxmlformats.org/markup-compatibility/2006" xmlns:aink="http://schemas.microsoft.com/office/drawing/2016/ink" xmlns:am3d="http://schemas.microsoft.com/office/drawing/2017/model3d" xmlns:o="urn:schemas-microsoft-com:office:office" xmlns:oel="http://schemas.microsoft.com/office/2019/extlst" xmlns:r="http://schemas.openxmlformats.org/officeDocument/2006/relationships" xmlns:m="http://schemas.openxmlformats.org/officeDocument/2006/math" xmlns:v="urn:schemas-microsoft-com:vml" xmlns:wp14="http://schemas.microsoft.com/office/word/2010/wordprocessingDrawing" xmlns:wp="http://schemas.openxmlformats.org/drawingml/2006/wordprocessingDrawing" xmlns:w10="urn:schemas-microsoft-com:office:word" xmlns:w="http://schemas.openxmlformats.org/wordprocessingml/2006/main" xmlns:w14="http://schemas.microsoft.com/office/word/2010/wordml" xmlns:w15="http://schemas.microsoft.com/office/word/2012/wordml" xmlns:w16cex="http://schemas.microsoft.com/office/word/2018/wordml/cex" xmlns:w16cid="http://schemas.microsoft.com/office/word/2016/wordml/cid" xmlns:w16="http://schemas.microsoft.com/office/word/2018/wordml" xmlns:w16du="http://schemas.microsoft.com/office/word/2023/wordml/word16du" xmlns:w16sdtdh="http://schemas.microsoft.com/office/word/2020/wordml/sdtdatahash" xmlns:w16sdtfl="http://schemas.microsoft.com/office/word/2024/wordml/sdtformatlock" xmlns:w16se="http://schemas.microsoft.com/office/word/2015/wordml/symex" xmlns:wpg="http://schemas.microsoft.com/office/word/2010/wordprocessingGroup" xmlns:wpi="http://schemas.microsoft.com/office/word/2010/wordprocessingInk" xmlns:wne="http://schemas.microsoft.com/office/word/2006/wordml" xmlns:wps="http://schemas.microsoft.com/office/word/2010/wordprocessingShape" mc:Ignorable="w14 w15 w16se w16cid w16 w16cex w16sdtdh w16sdtfl w16du wp14">
+  <w:endnote w:type="separator" w:id="-1">
+    <w:p>
+      <w:pPr>
+        <w:spacing w:line="240" w:lineRule="auto"/>
+      </w:pPr>
+      <w:r>
+        <w:separator/>
+      </w:r>
+    </w:p>
+  </w:endnote>
+  <w:endnote w:type="continuationSeparator" w:id="0">
+    <w:p>
+      <w:pPr>
+        <w:spacing w:line="240" w:lineRule="auto"/>
+      </w:pPr>
+      <w:r>
+        <w:continuationSeparator/>
+      </w:r>
+    </w:p>
+  </w:endnote>
+</w:endnotes>
+</file>
+
+<file path=word/footnotes.xml><?xml version="1.0" encoding="utf-8"?>
+<w:footnotes xmlns:wpc="http://schemas.microsoft.com/office/word/2010/wordprocessingCanvas" xmlns:cx="http://schemas.microsoft.com/office/drawing/2014/chartex" xmlns:cx1="http://schemas.microsoft.com/office/drawing/2015/9/8/chartex" xmlns:cx2="http://schemas.microsoft.com/office/drawing/2015/10/21/chartex" xmlns:cx3="http://schemas.microsoft.com/office/drawing/2016/5/9/chartex" xmlns:cx4="http://schemas.microsoft.com/office/drawing/2016/5/10/chartex" xmlns:cx5="http://schemas.microsoft.com/office/drawing/2016/5/11/chartex" xmlns:cx6="http://schemas.microsoft.com/office/drawing/2016/5/12/chartex" xmlns:cx7="http://schemas.microsoft.com/office/drawing/2016/5/13/chartex" xmlns:cx8="http://schemas.microsoft.com/office/drawing/2016/5/14/chartex" xmlns:mc="http://schemas.openxmlformats.org/markup-compatibility/2006" xmlns:aink="http://schemas.microsoft.com/office/drawing/2016/ink" xmlns:am3d="http://schemas.microsoft.com/office/drawing/2017/model3d" xmlns:o="urn:schemas-microsoft-com:office:office" xmlns:oel="http://schemas.microsoft.com/office/2019/extlst" xmlns:r="http://schemas.openxmlformats.org/officeDocument/2006/relationships" xmlns:m="http://schemas.openxmlformats.org/officeDocument/2006/math" xmlns:v="urn:schemas-microsoft-com:vml" xmlns:wp14="http://schemas.microsoft.com/office/word/2010/wordprocessingDrawing" xmlns:wp="http://schemas.openxmlformats.org/drawingml/2006/wordprocessingDrawing" xmlns:w10="urn:schemas-microsoft-com:office:word" xmlns:w="http://schemas.openxmlformats.org/wordprocessingml/2006/main" xmlns:w14="http://schemas.microsoft.com/office/word/2010/wordml" xmlns:w15="http://schemas.microsoft.com/office/word/2012/wordml" xmlns:w16cex="http://schemas.microsoft.com/office/word/2018/wordml/cex" xmlns:w16cid="http://schemas.microsoft.com/office/word/2016/wordml/cid" xmlns:w16="http://schemas.microsoft.com/office/word/2018/wordml" xmlns:w16du="http://schemas.microsoft.com/office/word/2023/wordml/word16du" xmlns:w16sdtdh="http://schemas.microsoft.com/office/word/2020/wordml/sdtdatahash" xmlns:w16sdtfl="http://schemas.microsoft.com/office/word/2024/wordml/sdtformatlock" xmlns:w16se="http://schemas.microsoft.com/office/word/2015/wordml/symex" xmlns:wpg="http://schemas.microsoft.com/office/word/2010/wordprocessingGroup" xmlns:wpi="http://schemas.microsoft.com/office/word/2010/wordprocessingInk" xmlns:wne="http://schemas.microsoft.com/office/word/2006/wordml" xmlns:wps="http://schemas.microsoft.com/office/word/2010/wordprocessingShape" mc:Ignorable="w14 w15 w16se w16cid w16 w16cex w16sdtdh w16sdtfl w16du wp14">
+  <w:footnote w:type="separator" w:id="-1">
+    <w:p>
+      <w:pPr>
+        <w:spacing w:line="240" w:lineRule="auto"/>
+      </w:pPr>
+      <w:r>
+        <w:separator/>
+      </w:r>
+    </w:p>
+  </w:footnote>
+  <w:footnote w:type="continuationSeparator" w:id="0">
+    <w:p>
+      <w:pPr>
+        <w:spacing w:line="240" w:lineRule="auto"/>
+      </w:pPr>
+      <w:r>
+        <w:continuationSeparator/>
+      </w:r>
+    </w:p>
+  </w:footnote>
+</w:footnotes>
 </file>
 
 <file path=word/numbering.xml><?xml version="1.0" encoding="utf-8"?>
@@ -6897,6 +6351,50 @@
       <w14:ligatures w14:val="none"/>
     </w:rPr>
   </w:style>
+  <w:style w:type="paragraph" w:styleId="Header">
+    <w:name w:val="header"/>
+    <w:basedOn w:val="Normal"/>
+    <w:link w:val="HeaderChar"/>
+    <w:uiPriority w:val="99"/>
+    <w:unhideWhenUsed/>
+    <w:rsid w:val="007B5D2F"/>
+    <w:pPr>
+      <w:tabs>
+        <w:tab w:val="center" w:pos="4680"/>
+        <w:tab w:val="right" w:pos="9360"/>
+      </w:tabs>
+      <w:spacing w:line="240" w:lineRule="auto"/>
+    </w:pPr>
+  </w:style>
+  <w:style w:type="character" w:customStyle="1" w:styleId="HeaderChar">
+    <w:name w:val="Header Char"/>
+    <w:basedOn w:val="DefaultParagraphFont"/>
+    <w:link w:val="Header"/>
+    <w:uiPriority w:val="99"/>
+    <w:rsid w:val="007B5D2F"/>
+  </w:style>
+  <w:style w:type="paragraph" w:styleId="Footer">
+    <w:name w:val="footer"/>
+    <w:basedOn w:val="Normal"/>
+    <w:link w:val="FooterChar"/>
+    <w:uiPriority w:val="99"/>
+    <w:unhideWhenUsed/>
+    <w:rsid w:val="007B5D2F"/>
+    <w:pPr>
+      <w:tabs>
+        <w:tab w:val="center" w:pos="4680"/>
+        <w:tab w:val="right" w:pos="9360"/>
+      </w:tabs>
+      <w:spacing w:line="240" w:lineRule="auto"/>
+    </w:pPr>
+  </w:style>
+  <w:style w:type="character" w:customStyle="1" w:styleId="FooterChar">
+    <w:name w:val="Footer Char"/>
+    <w:basedOn w:val="DefaultParagraphFont"/>
+    <w:link w:val="Footer"/>
+    <w:uiPriority w:val="99"/>
+    <w:rsid w:val="007B5D2F"/>
+  </w:style>
 </w:styles>
 </file>
 

--- a/BaoCaoHocTap1.docx
+++ b/BaoCaoHocTap1.docx
@@ -106,6 +106,732 @@
         </w:rPr>
         <w:t>Tên nhóm: 13</w:t>
       </w:r>
+    </w:p>
+    <w:p>
+      <w:pPr>
+        <w:spacing w:after="160" w:line="360" w:lineRule="auto"/>
+        <w:rPr>
+          <w:rFonts w:ascii="Times New Roman" w:hAnsi="Times New Roman" w:cs="Times New Roman"/>
+          <w:color w:val="000000" w:themeColor="text1"/>
+          <w:sz w:val="28"/>
+          <w:szCs w:val="28"/>
+          <w:lang w:val="vi-VN"/>
+        </w:rPr>
+      </w:pPr>
+      <w:r>
+        <w:rPr>
+          <w:rFonts w:ascii="Times New Roman" w:hAnsi="Times New Roman" w:cs="Times New Roman"/>
+          <w:color w:val="000000" w:themeColor="text1"/>
+          <w:sz w:val="28"/>
+          <w:szCs w:val="28"/>
+        </w:rPr>
+        <w:t>Họ và tên thành viên trong nhóm</w:t>
+      </w:r>
+      <w:r>
+        <w:rPr>
+          <w:rFonts w:ascii="Times New Roman" w:hAnsi="Times New Roman" w:cs="Times New Roman"/>
+          <w:color w:val="000000" w:themeColor="text1"/>
+          <w:sz w:val="28"/>
+          <w:szCs w:val="28"/>
+          <w:lang w:val="vi-VN"/>
+        </w:rPr>
+        <w:t>:</w:t>
+      </w:r>
+    </w:p>
+    <w:tbl>
+      <w:tblPr>
+        <w:tblStyle w:val="TableGrid"/>
+        <w:tblpPr w:leftFromText="180" w:rightFromText="180" w:vertAnchor="text" w:horzAnchor="page" w:tblpX="3328" w:tblpY="-26"/>
+        <w:tblW w:w="0" w:type="auto"/>
+        <w:tblBorders>
+          <w:top w:val="none" w:sz="0" w:space="0" w:color="auto"/>
+          <w:left w:val="none" w:sz="0" w:space="0" w:color="auto"/>
+          <w:bottom w:val="none" w:sz="0" w:space="0" w:color="auto"/>
+          <w:right w:val="none" w:sz="0" w:space="0" w:color="auto"/>
+          <w:insideH w:val="none" w:sz="0" w:space="0" w:color="auto"/>
+          <w:insideV w:val="none" w:sz="0" w:space="0" w:color="auto"/>
+        </w:tblBorders>
+        <w:tblLook w:val="04A0" w:firstRow="1" w:lastRow="0" w:firstColumn="1" w:lastColumn="0" w:noHBand="0" w:noVBand="1"/>
+      </w:tblPr>
+      <w:tblGrid>
+        <w:gridCol w:w="3069"/>
+        <w:gridCol w:w="1208"/>
+        <w:gridCol w:w="1761"/>
+      </w:tblGrid>
+      <w:tr>
+        <w:trPr>
+          <w:trHeight w:val="548"/>
+        </w:trPr>
+        <w:tc>
+          <w:tcPr>
+            <w:tcW w:w="3069" w:type="dxa"/>
+          </w:tcPr>
+          <w:p>
+            <w:pPr>
+              <w:spacing w:after="120" w:line="360" w:lineRule="auto"/>
+              <w:ind w:right="49"/>
+              <w:rPr>
+                <w:rFonts w:ascii="Times New Roman" w:hAnsi="Times New Roman" w:cs="Times New Roman"/>
+                <w:color w:val="000000"/>
+                <w:sz w:val="28"/>
+                <w:szCs w:val="28"/>
+                <w:lang w:val="vi-VN"/>
+              </w:rPr>
+            </w:pPr>
+            <w:r>
+              <w:rPr>
+                <w:rFonts w:ascii="Times New Roman" w:hAnsi="Times New Roman" w:cs="Times New Roman"/>
+                <w:sz w:val="28"/>
+                <w:szCs w:val="28"/>
+                <w:lang w:val="vi-VN"/>
+              </w:rPr>
+              <w:t>Ngô Khánh Chiến</w:t>
+            </w:r>
+            <w:r>
+              <w:rPr>
+                <w:rFonts w:ascii="Times New Roman" w:hAnsi="Times New Roman" w:cs="Times New Roman"/>
+                <w:sz w:val="28"/>
+                <w:szCs w:val="28"/>
+              </w:rPr>
+              <w:t xml:space="preserve"> </w:t>
+            </w:r>
+            <w:r>
+              <w:rPr>
+                <w:rFonts w:ascii="Times New Roman" w:hAnsi="Times New Roman" w:cs="Times New Roman"/>
+                <w:sz w:val="28"/>
+                <w:szCs w:val="28"/>
+                <w:lang w:val="vi-VN"/>
+              </w:rPr>
+              <w:t xml:space="preserve"> </w:t>
+            </w:r>
+          </w:p>
+        </w:tc>
+        <w:tc>
+          <w:tcPr>
+            <w:tcW w:w="1208" w:type="dxa"/>
+          </w:tcPr>
+          <w:p>
+            <w:pPr>
+              <w:spacing w:after="120" w:line="360" w:lineRule="auto"/>
+              <w:ind w:right="49"/>
+              <w:rPr>
+                <w:rFonts w:ascii="Times New Roman" w:hAnsi="Times New Roman" w:cs="Times New Roman"/>
+                <w:color w:val="000000"/>
+                <w:sz w:val="28"/>
+                <w:szCs w:val="28"/>
+                <w:lang w:val="vi-VN"/>
+              </w:rPr>
+            </w:pPr>
+            <w:r>
+              <w:rPr>
+                <w:rFonts w:ascii="Times New Roman" w:hAnsi="Times New Roman" w:cs="Times New Roman"/>
+                <w:sz w:val="28"/>
+                <w:szCs w:val="28"/>
+              </w:rPr>
+              <w:t>Mã</w:t>
+            </w:r>
+            <w:r>
+              <w:rPr>
+                <w:rFonts w:ascii="Times New Roman" w:hAnsi="Times New Roman" w:cs="Times New Roman"/>
+                <w:spacing w:val="-2"/>
+                <w:sz w:val="28"/>
+                <w:szCs w:val="28"/>
+              </w:rPr>
+              <w:t xml:space="preserve"> </w:t>
+            </w:r>
+            <w:r>
+              <w:rPr>
+                <w:rFonts w:ascii="Times New Roman" w:hAnsi="Times New Roman" w:cs="Times New Roman"/>
+                <w:sz w:val="28"/>
+                <w:szCs w:val="28"/>
+              </w:rPr>
+              <w:t>SV:</w:t>
+            </w:r>
+          </w:p>
+        </w:tc>
+        <w:tc>
+          <w:tcPr>
+            <w:tcW w:w="1761" w:type="dxa"/>
+          </w:tcPr>
+          <w:p>
+            <w:pPr>
+              <w:spacing w:after="120" w:line="360" w:lineRule="auto"/>
+              <w:ind w:right="49"/>
+              <w:rPr>
+                <w:rFonts w:ascii="Times New Roman" w:hAnsi="Times New Roman" w:cs="Times New Roman"/>
+                <w:color w:val="000000"/>
+                <w:sz w:val="28"/>
+                <w:szCs w:val="28"/>
+                <w:lang w:val="vi-VN"/>
+              </w:rPr>
+            </w:pPr>
+            <w:r>
+              <w:rPr>
+                <w:rFonts w:ascii="Times New Roman" w:hAnsi="Times New Roman" w:cs="Times New Roman"/>
+                <w:spacing w:val="-2"/>
+                <w:sz w:val="28"/>
+                <w:szCs w:val="28"/>
+              </w:rPr>
+              <w:t>202</w:t>
+            </w:r>
+            <w:r>
+              <w:rPr>
+                <w:rFonts w:ascii="Times New Roman" w:hAnsi="Times New Roman" w:cs="Times New Roman"/>
+                <w:spacing w:val="-2"/>
+                <w:sz w:val="28"/>
+                <w:szCs w:val="28"/>
+                <w:lang w:val="vi-VN"/>
+              </w:rPr>
+              <w:t>3604121</w:t>
+            </w:r>
+          </w:p>
+        </w:tc>
+      </w:tr>
+      <w:tr>
+        <w:trPr>
+          <w:trHeight w:val="548"/>
+        </w:trPr>
+        <w:tc>
+          <w:tcPr>
+            <w:tcW w:w="3069" w:type="dxa"/>
+          </w:tcPr>
+          <w:p>
+            <w:pPr>
+              <w:spacing w:after="120" w:line="360" w:lineRule="auto"/>
+              <w:ind w:right="49"/>
+              <w:rPr>
+                <w:rFonts w:ascii="Times New Roman" w:hAnsi="Times New Roman" w:cs="Times New Roman"/>
+                <w:color w:val="000000"/>
+                <w:sz w:val="28"/>
+                <w:szCs w:val="28"/>
+                <w:lang w:val="vi-VN"/>
+              </w:rPr>
+            </w:pPr>
+            <w:r>
+              <w:rPr>
+                <w:rFonts w:ascii="Times New Roman" w:hAnsi="Times New Roman" w:cs="Times New Roman"/>
+                <w:sz w:val="28"/>
+                <w:szCs w:val="28"/>
+                <w:lang w:val="vi-VN"/>
+              </w:rPr>
+              <w:t>Nguyễn Hữu</w:t>
+            </w:r>
+            <w:r>
+              <w:rPr>
+                <w:rFonts w:ascii="Times New Roman" w:hAnsi="Times New Roman" w:cs="Times New Roman"/>
+                <w:spacing w:val="-5"/>
+                <w:sz w:val="28"/>
+                <w:szCs w:val="28"/>
+              </w:rPr>
+              <w:t xml:space="preserve"> Đạt</w:t>
+            </w:r>
+          </w:p>
+        </w:tc>
+        <w:tc>
+          <w:tcPr>
+            <w:tcW w:w="1208" w:type="dxa"/>
+          </w:tcPr>
+          <w:p>
+            <w:pPr>
+              <w:spacing w:after="120" w:line="360" w:lineRule="auto"/>
+              <w:ind w:right="49"/>
+              <w:rPr>
+                <w:rFonts w:ascii="Times New Roman" w:hAnsi="Times New Roman" w:cs="Times New Roman"/>
+                <w:color w:val="000000"/>
+                <w:sz w:val="28"/>
+                <w:szCs w:val="28"/>
+                <w:lang w:val="vi-VN"/>
+              </w:rPr>
+            </w:pPr>
+            <w:r>
+              <w:rPr>
+                <w:rFonts w:ascii="Times New Roman" w:hAnsi="Times New Roman" w:cs="Times New Roman"/>
+                <w:sz w:val="28"/>
+                <w:szCs w:val="28"/>
+              </w:rPr>
+              <w:t>Mã</w:t>
+            </w:r>
+            <w:r>
+              <w:rPr>
+                <w:rFonts w:ascii="Times New Roman" w:hAnsi="Times New Roman" w:cs="Times New Roman"/>
+                <w:spacing w:val="-2"/>
+                <w:sz w:val="28"/>
+                <w:szCs w:val="28"/>
+              </w:rPr>
+              <w:t xml:space="preserve"> </w:t>
+            </w:r>
+            <w:r>
+              <w:rPr>
+                <w:rFonts w:ascii="Times New Roman" w:hAnsi="Times New Roman" w:cs="Times New Roman"/>
+                <w:sz w:val="28"/>
+                <w:szCs w:val="28"/>
+              </w:rPr>
+              <w:t>SV:</w:t>
+            </w:r>
+          </w:p>
+        </w:tc>
+        <w:tc>
+          <w:tcPr>
+            <w:tcW w:w="1761" w:type="dxa"/>
+          </w:tcPr>
+          <w:p>
+            <w:pPr>
+              <w:spacing w:after="120" w:line="360" w:lineRule="auto"/>
+              <w:ind w:right="49"/>
+              <w:rPr>
+                <w:rFonts w:ascii="Times New Roman" w:hAnsi="Times New Roman" w:cs="Times New Roman"/>
+                <w:spacing w:val="-2"/>
+                <w:sz w:val="28"/>
+                <w:szCs w:val="28"/>
+                <w:lang w:val="vi-VN"/>
+              </w:rPr>
+            </w:pPr>
+            <w:r>
+              <w:rPr>
+                <w:rFonts w:ascii="Times New Roman" w:hAnsi="Times New Roman" w:cs="Times New Roman"/>
+                <w:spacing w:val="-2"/>
+                <w:sz w:val="28"/>
+                <w:szCs w:val="28"/>
+              </w:rPr>
+              <w:t>202</w:t>
+            </w:r>
+            <w:r>
+              <w:rPr>
+                <w:rFonts w:ascii="Times New Roman" w:hAnsi="Times New Roman" w:cs="Times New Roman"/>
+                <w:spacing w:val="-2"/>
+                <w:sz w:val="28"/>
+                <w:szCs w:val="28"/>
+                <w:lang w:val="vi-VN"/>
+              </w:rPr>
+              <w:t>3604397</w:t>
+            </w:r>
+          </w:p>
+        </w:tc>
+      </w:tr>
+      <w:tr>
+        <w:trPr>
+          <w:trHeight w:val="548"/>
+        </w:trPr>
+        <w:tc>
+          <w:tcPr>
+            <w:tcW w:w="3069" w:type="dxa"/>
+          </w:tcPr>
+          <w:p>
+            <w:pPr>
+              <w:spacing w:after="120" w:line="360" w:lineRule="auto"/>
+              <w:ind w:right="49"/>
+              <w:rPr>
+                <w:rFonts w:ascii="Times New Roman" w:hAnsi="Times New Roman" w:cs="Times New Roman"/>
+                <w:color w:val="000000"/>
+                <w:sz w:val="28"/>
+                <w:szCs w:val="28"/>
+                <w:lang w:val="vi-VN"/>
+              </w:rPr>
+            </w:pPr>
+            <w:r>
+              <w:rPr>
+                <w:rFonts w:ascii="Times New Roman" w:hAnsi="Times New Roman" w:cs="Times New Roman"/>
+                <w:sz w:val="28"/>
+                <w:szCs w:val="28"/>
+                <w:lang w:val="vi-VN"/>
+              </w:rPr>
+              <w:t>Vũ Huy Hoàng</w:t>
+            </w:r>
+            <w:r>
+              <w:rPr>
+                <w:rFonts w:ascii="Times New Roman" w:hAnsi="Times New Roman" w:cs="Times New Roman"/>
+                <w:sz w:val="28"/>
+                <w:szCs w:val="28"/>
+              </w:rPr>
+              <w:t xml:space="preserve"> </w:t>
+            </w:r>
+            <w:r>
+              <w:rPr>
+                <w:rFonts w:ascii="Times New Roman" w:hAnsi="Times New Roman" w:cs="Times New Roman"/>
+                <w:sz w:val="28"/>
+                <w:szCs w:val="28"/>
+                <w:lang w:val="vi-VN"/>
+              </w:rPr>
+              <w:t xml:space="preserve"> </w:t>
+            </w:r>
+          </w:p>
+        </w:tc>
+        <w:tc>
+          <w:tcPr>
+            <w:tcW w:w="1208" w:type="dxa"/>
+          </w:tcPr>
+          <w:p>
+            <w:pPr>
+              <w:spacing w:after="120" w:line="360" w:lineRule="auto"/>
+              <w:ind w:right="49"/>
+              <w:rPr>
+                <w:rFonts w:ascii="Times New Roman" w:hAnsi="Times New Roman" w:cs="Times New Roman"/>
+                <w:color w:val="000000"/>
+                <w:sz w:val="28"/>
+                <w:szCs w:val="28"/>
+                <w:lang w:val="vi-VN"/>
+              </w:rPr>
+            </w:pPr>
+            <w:r>
+              <w:rPr>
+                <w:rFonts w:ascii="Times New Roman" w:hAnsi="Times New Roman" w:cs="Times New Roman"/>
+                <w:sz w:val="28"/>
+                <w:szCs w:val="28"/>
+              </w:rPr>
+              <w:t>Mã</w:t>
+            </w:r>
+            <w:r>
+              <w:rPr>
+                <w:rFonts w:ascii="Times New Roman" w:hAnsi="Times New Roman" w:cs="Times New Roman"/>
+                <w:spacing w:val="-2"/>
+                <w:sz w:val="28"/>
+                <w:szCs w:val="28"/>
+              </w:rPr>
+              <w:t xml:space="preserve"> </w:t>
+            </w:r>
+            <w:r>
+              <w:rPr>
+                <w:rFonts w:ascii="Times New Roman" w:hAnsi="Times New Roman" w:cs="Times New Roman"/>
+                <w:sz w:val="28"/>
+                <w:szCs w:val="28"/>
+              </w:rPr>
+              <w:t>SV:</w:t>
+            </w:r>
+          </w:p>
+        </w:tc>
+        <w:tc>
+          <w:tcPr>
+            <w:tcW w:w="1761" w:type="dxa"/>
+          </w:tcPr>
+          <w:p>
+            <w:pPr>
+              <w:spacing w:after="120" w:line="360" w:lineRule="auto"/>
+              <w:ind w:right="49"/>
+              <w:rPr>
+                <w:rFonts w:ascii="Times New Roman" w:hAnsi="Times New Roman" w:cs="Times New Roman"/>
+                <w:color w:val="000000"/>
+                <w:sz w:val="28"/>
+                <w:szCs w:val="28"/>
+                <w:lang w:val="vi-VN"/>
+              </w:rPr>
+            </w:pPr>
+            <w:r>
+              <w:rPr>
+                <w:rFonts w:ascii="Times New Roman" w:hAnsi="Times New Roman" w:cs="Times New Roman"/>
+                <w:spacing w:val="-2"/>
+                <w:sz w:val="28"/>
+                <w:szCs w:val="28"/>
+              </w:rPr>
+              <w:t>202</w:t>
+            </w:r>
+            <w:r>
+              <w:rPr>
+                <w:rFonts w:ascii="Times New Roman" w:hAnsi="Times New Roman" w:cs="Times New Roman"/>
+                <w:spacing w:val="-2"/>
+                <w:sz w:val="28"/>
+                <w:szCs w:val="28"/>
+                <w:lang w:val="vi-VN"/>
+              </w:rPr>
+              <w:t>3603577</w:t>
+            </w:r>
+          </w:p>
+        </w:tc>
+      </w:tr>
+      <w:tr>
+        <w:trPr>
+          <w:trHeight w:val="557"/>
+        </w:trPr>
+        <w:tc>
+          <w:tcPr>
+            <w:tcW w:w="3069" w:type="dxa"/>
+          </w:tcPr>
+          <w:p>
+            <w:pPr>
+              <w:spacing w:after="120" w:line="360" w:lineRule="auto"/>
+              <w:ind w:right="49"/>
+              <w:rPr>
+                <w:rFonts w:ascii="Times New Roman" w:hAnsi="Times New Roman" w:cs="Times New Roman"/>
+                <w:color w:val="000000"/>
+                <w:sz w:val="28"/>
+                <w:szCs w:val="28"/>
+                <w:lang w:val="vi-VN"/>
+              </w:rPr>
+            </w:pPr>
+            <w:r>
+              <w:rPr>
+                <w:rFonts w:ascii="Times New Roman" w:hAnsi="Times New Roman" w:cs="Times New Roman"/>
+                <w:sz w:val="28"/>
+                <w:szCs w:val="28"/>
+                <w:lang w:val="vi-VN"/>
+              </w:rPr>
+              <w:t>Nguyễn Thị Oanh</w:t>
+            </w:r>
+            <w:r>
+              <w:rPr>
+                <w:rFonts w:ascii="Times New Roman" w:hAnsi="Times New Roman" w:cs="Times New Roman"/>
+                <w:sz w:val="28"/>
+                <w:szCs w:val="28"/>
+              </w:rPr>
+              <w:t xml:space="preserve"> </w:t>
+            </w:r>
+            <w:r>
+              <w:rPr>
+                <w:rFonts w:ascii="Times New Roman" w:hAnsi="Times New Roman" w:cs="Times New Roman"/>
+                <w:sz w:val="28"/>
+                <w:szCs w:val="28"/>
+                <w:lang w:val="vi-VN"/>
+              </w:rPr>
+              <w:t xml:space="preserve"> </w:t>
+            </w:r>
+          </w:p>
+        </w:tc>
+        <w:tc>
+          <w:tcPr>
+            <w:tcW w:w="1208" w:type="dxa"/>
+          </w:tcPr>
+          <w:p>
+            <w:pPr>
+              <w:spacing w:after="120" w:line="360" w:lineRule="auto"/>
+              <w:ind w:right="49"/>
+              <w:rPr>
+                <w:rFonts w:ascii="Times New Roman" w:hAnsi="Times New Roman" w:cs="Times New Roman"/>
+                <w:color w:val="000000"/>
+                <w:sz w:val="28"/>
+                <w:szCs w:val="28"/>
+                <w:lang w:val="vi-VN"/>
+              </w:rPr>
+            </w:pPr>
+            <w:r>
+              <w:rPr>
+                <w:rFonts w:ascii="Times New Roman" w:hAnsi="Times New Roman" w:cs="Times New Roman"/>
+                <w:sz w:val="28"/>
+                <w:szCs w:val="28"/>
+              </w:rPr>
+              <w:t>Mã</w:t>
+            </w:r>
+            <w:r>
+              <w:rPr>
+                <w:rFonts w:ascii="Times New Roman" w:hAnsi="Times New Roman" w:cs="Times New Roman"/>
+                <w:spacing w:val="-2"/>
+                <w:sz w:val="28"/>
+                <w:szCs w:val="28"/>
+              </w:rPr>
+              <w:t xml:space="preserve"> </w:t>
+            </w:r>
+            <w:r>
+              <w:rPr>
+                <w:rFonts w:ascii="Times New Roman" w:hAnsi="Times New Roman" w:cs="Times New Roman"/>
+                <w:sz w:val="28"/>
+                <w:szCs w:val="28"/>
+              </w:rPr>
+              <w:t>SV:</w:t>
+            </w:r>
+          </w:p>
+        </w:tc>
+        <w:tc>
+          <w:tcPr>
+            <w:tcW w:w="1761" w:type="dxa"/>
+          </w:tcPr>
+          <w:p>
+            <w:pPr>
+              <w:spacing w:after="120" w:line="360" w:lineRule="auto"/>
+              <w:ind w:right="49"/>
+              <w:rPr>
+                <w:rFonts w:ascii="Times New Roman" w:hAnsi="Times New Roman" w:cs="Times New Roman"/>
+                <w:spacing w:val="-2"/>
+                <w:sz w:val="28"/>
+                <w:szCs w:val="28"/>
+                <w:lang w:val="vi-VN"/>
+              </w:rPr>
+            </w:pPr>
+            <w:r>
+              <w:rPr>
+                <w:rFonts w:ascii="Times New Roman" w:hAnsi="Times New Roman" w:cs="Times New Roman"/>
+                <w:spacing w:val="-2"/>
+                <w:sz w:val="28"/>
+                <w:szCs w:val="28"/>
+              </w:rPr>
+              <w:t>202</w:t>
+            </w:r>
+            <w:r>
+              <w:rPr>
+                <w:rFonts w:ascii="Times New Roman" w:hAnsi="Times New Roman" w:cs="Times New Roman"/>
+                <w:spacing w:val="-2"/>
+                <w:sz w:val="28"/>
+                <w:szCs w:val="28"/>
+                <w:lang w:val="vi-VN"/>
+              </w:rPr>
+              <w:t>3605317</w:t>
+            </w:r>
+          </w:p>
+        </w:tc>
+      </w:tr>
+      <w:tr>
+        <w:trPr>
+          <w:trHeight w:val="548"/>
+        </w:trPr>
+        <w:tc>
+          <w:tcPr>
+            <w:tcW w:w="3069" w:type="dxa"/>
+          </w:tcPr>
+          <w:p>
+            <w:pPr>
+              <w:spacing w:after="120" w:line="360" w:lineRule="auto"/>
+              <w:ind w:right="49"/>
+              <w:rPr>
+                <w:rFonts w:ascii="Times New Roman" w:hAnsi="Times New Roman" w:cs="Times New Roman"/>
+                <w:color w:val="000000"/>
+                <w:sz w:val="28"/>
+                <w:szCs w:val="28"/>
+                <w:lang w:val="vi-VN"/>
+              </w:rPr>
+            </w:pPr>
+            <w:r>
+              <w:rPr>
+                <w:rFonts w:ascii="Times New Roman" w:hAnsi="Times New Roman" w:cs="Times New Roman"/>
+                <w:color w:val="000000"/>
+                <w:sz w:val="28"/>
+                <w:szCs w:val="28"/>
+                <w:lang w:val="vi-VN"/>
+              </w:rPr>
+              <w:t>Đặng Đình Trọng</w:t>
+            </w:r>
+          </w:p>
+        </w:tc>
+        <w:tc>
+          <w:tcPr>
+            <w:tcW w:w="1208" w:type="dxa"/>
+          </w:tcPr>
+          <w:p>
+            <w:pPr>
+              <w:spacing w:after="120" w:line="360" w:lineRule="auto"/>
+              <w:ind w:right="49"/>
+              <w:rPr>
+                <w:rFonts w:ascii="Times New Roman" w:hAnsi="Times New Roman" w:cs="Times New Roman"/>
+                <w:color w:val="000000"/>
+                <w:sz w:val="28"/>
+                <w:szCs w:val="28"/>
+                <w:lang w:val="vi-VN"/>
+              </w:rPr>
+            </w:pPr>
+            <w:r>
+              <w:rPr>
+                <w:rFonts w:ascii="Times New Roman" w:hAnsi="Times New Roman" w:cs="Times New Roman"/>
+                <w:sz w:val="28"/>
+                <w:szCs w:val="28"/>
+              </w:rPr>
+              <w:t>Mã</w:t>
+            </w:r>
+            <w:r>
+              <w:rPr>
+                <w:rFonts w:ascii="Times New Roman" w:hAnsi="Times New Roman" w:cs="Times New Roman"/>
+                <w:spacing w:val="-2"/>
+                <w:sz w:val="28"/>
+                <w:szCs w:val="28"/>
+              </w:rPr>
+              <w:t xml:space="preserve"> </w:t>
+            </w:r>
+            <w:r>
+              <w:rPr>
+                <w:rFonts w:ascii="Times New Roman" w:hAnsi="Times New Roman" w:cs="Times New Roman"/>
+                <w:sz w:val="28"/>
+                <w:szCs w:val="28"/>
+              </w:rPr>
+              <w:t>SV:</w:t>
+            </w:r>
+          </w:p>
+        </w:tc>
+        <w:tc>
+          <w:tcPr>
+            <w:tcW w:w="1761" w:type="dxa"/>
+          </w:tcPr>
+          <w:p>
+            <w:pPr>
+              <w:spacing w:after="120" w:line="360" w:lineRule="auto"/>
+              <w:ind w:right="49"/>
+              <w:rPr>
+                <w:rFonts w:ascii="Times New Roman" w:hAnsi="Times New Roman" w:cs="Times New Roman"/>
+                <w:color w:val="000000"/>
+                <w:sz w:val="28"/>
+                <w:szCs w:val="28"/>
+                <w:lang w:val="vi-VN"/>
+              </w:rPr>
+            </w:pPr>
+            <w:r>
+              <w:rPr>
+                <w:rFonts w:ascii="Times New Roman" w:hAnsi="Times New Roman" w:cs="Times New Roman"/>
+                <w:color w:val="000000"/>
+                <w:sz w:val="28"/>
+                <w:szCs w:val="28"/>
+                <w:lang w:val="vi-VN"/>
+              </w:rPr>
+              <w:t>2023602945</w:t>
+            </w:r>
+          </w:p>
+        </w:tc>
+      </w:tr>
+    </w:tbl>
+    <w:p>
+      <w:pPr>
+        <w:spacing w:after="160" w:line="360" w:lineRule="auto"/>
+        <w:rPr>
+          <w:rFonts w:cs="Times New Roman"/>
+          <w:color w:val="000000" w:themeColor="text1"/>
+          <w:sz w:val="28"/>
+          <w:szCs w:val="28"/>
+          <w:lang w:val="vi-VN"/>
+        </w:rPr>
+      </w:pPr>
+    </w:p>
+    <w:p>
+      <w:pPr>
+        <w:spacing w:after="160" w:line="360" w:lineRule="auto"/>
+        <w:rPr>
+          <w:rFonts w:cs="Times New Roman"/>
+          <w:color w:val="000000" w:themeColor="text1"/>
+          <w:sz w:val="28"/>
+          <w:szCs w:val="28"/>
+          <w:lang w:val="vi-VN"/>
+        </w:rPr>
+      </w:pPr>
+    </w:p>
+    <w:p>
+      <w:pPr>
+        <w:spacing w:after="160" w:line="360" w:lineRule="auto"/>
+        <w:rPr>
+          <w:rFonts w:cs="Times New Roman"/>
+          <w:color w:val="000000" w:themeColor="text1"/>
+          <w:sz w:val="28"/>
+          <w:szCs w:val="28"/>
+          <w:lang w:val="vi-VN"/>
+        </w:rPr>
+      </w:pPr>
+    </w:p>
+    <w:p>
+      <w:pPr>
+        <w:spacing w:after="160" w:line="360" w:lineRule="auto"/>
+        <w:rPr>
+          <w:rFonts w:cs="Times New Roman"/>
+          <w:color w:val="000000" w:themeColor="text1"/>
+          <w:sz w:val="28"/>
+          <w:szCs w:val="28"/>
+          <w:lang w:val="vi-VN"/>
+        </w:rPr>
+      </w:pPr>
+    </w:p>
+    <w:p>
+      <w:pPr>
+        <w:spacing w:before="100" w:after="100" w:line="360" w:lineRule="auto"/>
+        <w:jc w:val="both"/>
+        <w:rPr>
+          <w:rFonts w:ascii="Times New Roman" w:hAnsi="Times New Roman" w:cs="Times New Roman"/>
+          <w:color w:val="404040"/>
+          <w:sz w:val="28"/>
+          <w:szCs w:val="28"/>
+          <w:shd w:val="clear" w:color="auto" w:fill="FFFFFF"/>
+          <w:lang w:val="vi-VN"/>
+        </w:rPr>
+      </w:pPr>
     </w:p>
     <w:p>
       <w:pPr>
@@ -277,14 +1003,14 @@
     <w:tbl>
       <w:tblPr>
         <w:tblStyle w:val="TableGrid"/>
-        <w:tblW w:w="13178" w:type="dxa"/>
+        <w:tblW w:w="12496" w:type="dxa"/>
         <w:tblLook w:val="04A0" w:firstRow="1" w:lastRow="0" w:firstColumn="1" w:lastColumn="0" w:noHBand="0" w:noVBand="1"/>
       </w:tblPr>
       <w:tblGrid>
         <w:gridCol w:w="841"/>
         <w:gridCol w:w="1970"/>
         <w:gridCol w:w="4661"/>
-        <w:gridCol w:w="3194"/>
+        <w:gridCol w:w="2512"/>
         <w:gridCol w:w="2512"/>
       </w:tblGrid>
       <w:tr>
@@ -380,7 +1106,7 @@
         </w:tc>
         <w:tc>
           <w:tcPr>
-            <w:tcW w:w="3194" w:type="dxa"/>
+            <w:tcW w:w="2512" w:type="dxa"/>
             <w:vAlign w:val="center"/>
           </w:tcPr>
           <w:p>
@@ -457,6 +1183,162 @@
             </w:tcBorders>
             <w:vAlign w:val="center"/>
           </w:tcPr>
+          <w:p>
+            <w:pPr>
+              <w:jc w:val="center"/>
+              <w:rPr>
+                <w:rFonts w:ascii="Times New Roman" w:hAnsi="Times New Roman" w:cs="Times New Roman"/>
+                <w:color w:val="000000" w:themeColor="text1"/>
+                <w:sz w:val="28"/>
+                <w:szCs w:val="28"/>
+                <w:lang w:val="vi-VN"/>
+              </w:rPr>
+            </w:pPr>
+          </w:p>
+          <w:p>
+            <w:pPr>
+              <w:jc w:val="center"/>
+              <w:rPr>
+                <w:rFonts w:ascii="Times New Roman" w:hAnsi="Times New Roman" w:cs="Times New Roman"/>
+                <w:color w:val="000000" w:themeColor="text1"/>
+                <w:sz w:val="28"/>
+                <w:szCs w:val="28"/>
+                <w:lang w:val="vi-VN"/>
+              </w:rPr>
+            </w:pPr>
+          </w:p>
+          <w:p>
+            <w:pPr>
+              <w:jc w:val="center"/>
+              <w:rPr>
+                <w:rFonts w:ascii="Times New Roman" w:hAnsi="Times New Roman" w:cs="Times New Roman"/>
+                <w:color w:val="000000" w:themeColor="text1"/>
+                <w:sz w:val="28"/>
+                <w:szCs w:val="28"/>
+                <w:lang w:val="vi-VN"/>
+              </w:rPr>
+            </w:pPr>
+          </w:p>
+          <w:p>
+            <w:pPr>
+              <w:jc w:val="center"/>
+              <w:rPr>
+                <w:rFonts w:ascii="Times New Roman" w:hAnsi="Times New Roman" w:cs="Times New Roman"/>
+                <w:color w:val="000000" w:themeColor="text1"/>
+                <w:sz w:val="28"/>
+                <w:szCs w:val="28"/>
+                <w:lang w:val="vi-VN"/>
+              </w:rPr>
+            </w:pPr>
+          </w:p>
+          <w:p>
+            <w:pPr>
+              <w:jc w:val="center"/>
+              <w:rPr>
+                <w:rFonts w:ascii="Times New Roman" w:hAnsi="Times New Roman" w:cs="Times New Roman"/>
+                <w:color w:val="000000" w:themeColor="text1"/>
+                <w:sz w:val="28"/>
+                <w:szCs w:val="28"/>
+                <w:lang w:val="vi-VN"/>
+              </w:rPr>
+            </w:pPr>
+          </w:p>
+          <w:p>
+            <w:pPr>
+              <w:jc w:val="center"/>
+              <w:rPr>
+                <w:rFonts w:ascii="Times New Roman" w:hAnsi="Times New Roman" w:cs="Times New Roman"/>
+                <w:color w:val="000000" w:themeColor="text1"/>
+                <w:sz w:val="28"/>
+                <w:szCs w:val="28"/>
+                <w:lang w:val="vi-VN"/>
+              </w:rPr>
+            </w:pPr>
+          </w:p>
+          <w:p>
+            <w:pPr>
+              <w:jc w:val="center"/>
+              <w:rPr>
+                <w:rFonts w:ascii="Times New Roman" w:hAnsi="Times New Roman" w:cs="Times New Roman"/>
+                <w:color w:val="000000" w:themeColor="text1"/>
+                <w:sz w:val="28"/>
+                <w:szCs w:val="28"/>
+                <w:lang w:val="vi-VN"/>
+              </w:rPr>
+            </w:pPr>
+          </w:p>
+          <w:p>
+            <w:pPr>
+              <w:jc w:val="center"/>
+              <w:rPr>
+                <w:rFonts w:ascii="Times New Roman" w:hAnsi="Times New Roman" w:cs="Times New Roman"/>
+                <w:color w:val="000000" w:themeColor="text1"/>
+                <w:sz w:val="28"/>
+                <w:szCs w:val="28"/>
+                <w:lang w:val="vi-VN"/>
+              </w:rPr>
+            </w:pPr>
+          </w:p>
+          <w:p>
+            <w:pPr>
+              <w:jc w:val="center"/>
+              <w:rPr>
+                <w:rFonts w:ascii="Times New Roman" w:hAnsi="Times New Roman" w:cs="Times New Roman"/>
+                <w:color w:val="000000" w:themeColor="text1"/>
+                <w:sz w:val="28"/>
+                <w:szCs w:val="28"/>
+                <w:lang w:val="vi-VN"/>
+              </w:rPr>
+            </w:pPr>
+          </w:p>
+          <w:p>
+            <w:pPr>
+              <w:jc w:val="center"/>
+              <w:rPr>
+                <w:rFonts w:ascii="Times New Roman" w:hAnsi="Times New Roman" w:cs="Times New Roman"/>
+                <w:color w:val="000000" w:themeColor="text1"/>
+                <w:sz w:val="28"/>
+                <w:szCs w:val="28"/>
+                <w:lang w:val="vi-VN"/>
+              </w:rPr>
+            </w:pPr>
+          </w:p>
+          <w:p>
+            <w:pPr>
+              <w:jc w:val="center"/>
+              <w:rPr>
+                <w:rFonts w:ascii="Times New Roman" w:hAnsi="Times New Roman" w:cs="Times New Roman"/>
+                <w:color w:val="000000" w:themeColor="text1"/>
+                <w:sz w:val="28"/>
+                <w:szCs w:val="28"/>
+                <w:lang w:val="vi-VN"/>
+              </w:rPr>
+            </w:pPr>
+          </w:p>
+          <w:p>
+            <w:pPr>
+              <w:jc w:val="center"/>
+              <w:rPr>
+                <w:rFonts w:ascii="Times New Roman" w:hAnsi="Times New Roman" w:cs="Times New Roman"/>
+                <w:color w:val="000000" w:themeColor="text1"/>
+                <w:sz w:val="28"/>
+                <w:szCs w:val="28"/>
+                <w:lang w:val="vi-VN"/>
+              </w:rPr>
+            </w:pPr>
+          </w:p>
+          <w:p>
+            <w:pPr>
+              <w:jc w:val="center"/>
+              <w:rPr>
+                <w:rFonts w:ascii="Times New Roman" w:hAnsi="Times New Roman" w:cs="Times New Roman"/>
+                <w:color w:val="000000" w:themeColor="text1"/>
+                <w:sz w:val="28"/>
+                <w:szCs w:val="28"/>
+                <w:lang w:val="vi-VN"/>
+              </w:rPr>
+            </w:pPr>
+          </w:p>
           <w:p>
             <w:pPr>
               <w:jc w:val="center"/>
@@ -625,182 +1507,39 @@
         </w:tc>
         <w:tc>
           <w:tcPr>
-            <w:tcW w:w="3194" w:type="dxa"/>
-            <w:vMerge w:val="restart"/>
-            <w:tcBorders>
-              <w:left w:val="single" w:sz="4" w:space="0" w:color="auto"/>
-            </w:tcBorders>
+            <w:tcW w:w="2512" w:type="dxa"/>
             <w:vAlign w:val="center"/>
           </w:tcPr>
           <w:p>
             <w:pPr>
-              <w:spacing w:before="100" w:after="100" w:line="312" w:lineRule="auto"/>
-              <w:jc w:val="both"/>
-              <w:rPr>
-                <w:rFonts w:ascii="Times New Roman" w:hAnsi="Times New Roman" w:cs="Times New Roman"/>
-                <w:color w:val="000000" w:themeColor="text1"/>
-                <w:sz w:val="28"/>
-                <w:szCs w:val="28"/>
-                <w:lang w:val="vi-VN"/>
-              </w:rPr>
-            </w:pPr>
-          </w:p>
-          <w:p>
-            <w:pPr>
-              <w:spacing w:before="100" w:after="100" w:line="312" w:lineRule="auto"/>
-              <w:jc w:val="both"/>
-              <w:rPr>
-                <w:rFonts w:ascii="Times New Roman" w:hAnsi="Times New Roman" w:cs="Times New Roman"/>
-                <w:color w:val="000000" w:themeColor="text1"/>
-                <w:sz w:val="28"/>
-                <w:szCs w:val="28"/>
-                <w:lang w:val="vi-VN"/>
-              </w:rPr>
-            </w:pPr>
-          </w:p>
-          <w:p>
-            <w:pPr>
-              <w:spacing w:before="100" w:after="100" w:line="312" w:lineRule="auto"/>
-              <w:ind w:right="221"/>
-              <w:jc w:val="both"/>
-              <w:rPr>
-                <w:rFonts w:ascii="Times New Roman" w:hAnsi="Times New Roman" w:cs="Times New Roman"/>
-                <w:sz w:val="28"/>
-                <w:szCs w:val="28"/>
-              </w:rPr>
-            </w:pPr>
-            <w:r>
-              <w:rPr>
-                <w:rFonts w:ascii="Times New Roman" w:hAnsi="Times New Roman" w:cs="Times New Roman"/>
-                <w:sz w:val="28"/>
-                <w:szCs w:val="28"/>
-                <w:lang w:val="vi-VN"/>
-              </w:rPr>
-              <w:t>-</w:t>
-            </w:r>
-            <w:r>
-              <w:rPr>
-                <w:rFonts w:ascii="Times New Roman" w:hAnsi="Times New Roman" w:cs="Times New Roman"/>
-                <w:sz w:val="28"/>
-                <w:szCs w:val="28"/>
-                <w:lang w:val="vi-VN"/>
-              </w:rPr>
-              <w:t xml:space="preserve"> </w:t>
-            </w:r>
-            <w:r>
-              <w:rPr>
-                <w:rFonts w:ascii="Times New Roman" w:hAnsi="Times New Roman" w:cs="Times New Roman"/>
-                <w:sz w:val="28"/>
-                <w:szCs w:val="28"/>
-              </w:rPr>
-              <w:t>Hoàn thành toàn bộ Chương 1: Tổng quan về an ninh mạng và Các kiến thức cơ sở.</w:t>
-            </w:r>
-          </w:p>
-          <w:p>
-            <w:pPr>
-              <w:spacing w:before="100" w:after="100" w:line="312" w:lineRule="auto"/>
-              <w:ind w:right="221"/>
-              <w:jc w:val="both"/>
-              <w:rPr>
-                <w:rFonts w:ascii="Times New Roman" w:hAnsi="Times New Roman" w:cs="Times New Roman"/>
-                <w:sz w:val="28"/>
-                <w:szCs w:val="28"/>
-              </w:rPr>
-            </w:pPr>
-            <w:r>
-              <w:rPr>
-                <w:rFonts w:ascii="Times New Roman" w:hAnsi="Times New Roman" w:cs="Times New Roman"/>
-                <w:sz w:val="28"/>
-                <w:szCs w:val="28"/>
-                <w:lang w:val="vi-VN"/>
-              </w:rPr>
-              <w:t>-</w:t>
-            </w:r>
-            <w:r>
-              <w:rPr>
-                <w:rFonts w:ascii="Times New Roman" w:hAnsi="Times New Roman" w:cs="Times New Roman"/>
-                <w:sz w:val="28"/>
-                <w:szCs w:val="28"/>
-              </w:rPr>
-              <w:t xml:space="preserve"> Xây dựng được nền tảng lý thuyết vững chắc </w:t>
-            </w:r>
-            <w:r>
-              <w:rPr>
-                <w:rFonts w:ascii="Times New Roman" w:hAnsi="Times New Roman" w:cs="Times New Roman"/>
-                <w:sz w:val="28"/>
-                <w:szCs w:val="28"/>
-              </w:rPr>
-              <w:lastRenderedPageBreak/>
-              <w:t>về an ninh mạng, các loại tấn công (đặc biệt là MitM và Signature Forgery liên quan đến RSA).</w:t>
-            </w:r>
-          </w:p>
-          <w:p>
-            <w:pPr>
-              <w:spacing w:before="100" w:after="100" w:line="312" w:lineRule="auto"/>
-              <w:ind w:right="221"/>
-              <w:jc w:val="both"/>
-              <w:rPr>
-                <w:rFonts w:ascii="Times New Roman" w:hAnsi="Times New Roman" w:cs="Times New Roman"/>
-                <w:sz w:val="28"/>
-                <w:szCs w:val="28"/>
-              </w:rPr>
-            </w:pPr>
-            <w:r>
-              <w:rPr>
-                <w:rFonts w:ascii="Times New Roman" w:hAnsi="Times New Roman" w:cs="Times New Roman"/>
-                <w:sz w:val="28"/>
-                <w:szCs w:val="28"/>
-                <w:lang w:val="vi-VN"/>
-              </w:rPr>
-              <w:t>-</w:t>
-            </w:r>
-            <w:r>
-              <w:rPr>
-                <w:rFonts w:ascii="Times New Roman" w:hAnsi="Times New Roman" w:cs="Times New Roman"/>
-                <w:sz w:val="28"/>
-                <w:szCs w:val="28"/>
-                <w:lang w:val="vi-VN"/>
-              </w:rPr>
-              <w:t xml:space="preserve">  </w:t>
-            </w:r>
-            <w:r>
-              <w:rPr>
-                <w:rFonts w:ascii="Times New Roman" w:hAnsi="Times New Roman" w:cs="Times New Roman"/>
-                <w:sz w:val="28"/>
-                <w:szCs w:val="28"/>
-              </w:rPr>
-              <w:t>Hoàn thiện Lời nói đầu, Mục lục và cấu trúc tổng thể của báo cáo.</w:t>
-            </w:r>
-          </w:p>
-          <w:p>
-            <w:pPr>
-              <w:spacing w:before="100" w:after="100" w:line="312" w:lineRule="auto"/>
-              <w:ind w:right="221"/>
-              <w:jc w:val="both"/>
-              <w:rPr>
-                <w:rFonts w:ascii="Times New Roman" w:hAnsi="Times New Roman" w:cs="Times New Roman"/>
-                <w:color w:val="FF0000"/>
-                <w:sz w:val="28"/>
-                <w:szCs w:val="28"/>
-                <w:lang w:val="vi-VN"/>
-              </w:rPr>
-            </w:pPr>
-            <w:r>
-              <w:rPr>
-                <w:rFonts w:ascii="Times New Roman" w:hAnsi="Times New Roman" w:cs="Times New Roman"/>
-                <w:sz w:val="28"/>
-                <w:szCs w:val="28"/>
-                <w:lang w:val="vi-VN"/>
-              </w:rPr>
-              <w:t xml:space="preserve">- </w:t>
-            </w:r>
-            <w:r>
-              <w:rPr>
-                <w:rFonts w:ascii="Times New Roman" w:hAnsi="Times New Roman" w:cs="Times New Roman"/>
-                <w:sz w:val="28"/>
-                <w:szCs w:val="28"/>
-              </w:rPr>
-              <w:t xml:space="preserve"> Nhóm đã thống nhất nội dung, phong cách viết và định dạng báo cáo, đảm bảo tính logic và tính khoa học.</w:t>
+              <w:jc w:val="center"/>
+              <w:rPr>
+                <w:rFonts w:ascii="Times New Roman" w:hAnsi="Times New Roman" w:cs="Times New Roman"/>
+                <w:color w:val="000000" w:themeColor="text1"/>
+                <w:sz w:val="28"/>
+                <w:szCs w:val="28"/>
+                <w:lang w:val="vi-VN"/>
+              </w:rPr>
+            </w:pPr>
+            <w:r>
+              <w:rPr>
+                <w:rFonts w:ascii="Times New Roman" w:hAnsi="Times New Roman" w:cs="Times New Roman"/>
+                <w:color w:val="000000" w:themeColor="text1"/>
+                <w:sz w:val="28"/>
+                <w:szCs w:val="28"/>
+                <w:lang w:val="vi-VN"/>
+              </w:rPr>
+              <w:t xml:space="preserve">Hoàn thành </w:t>
+            </w:r>
+            <w:r>
+              <w:rPr>
+                <w:rFonts w:ascii="Times New Roman" w:hAnsi="Times New Roman" w:cs="Times New Roman"/>
+                <w:color w:val="000000" w:themeColor="text1"/>
+                <w:sz w:val="28"/>
+                <w:szCs w:val="28"/>
+                <w:lang w:val="vi-VN"/>
+              </w:rPr>
+              <w:t>100%</w:t>
             </w:r>
           </w:p>
         </w:tc>
@@ -957,22 +1696,39 @@
         </w:tc>
         <w:tc>
           <w:tcPr>
-            <w:tcW w:w="3194" w:type="dxa"/>
-            <w:vMerge/>
-            <w:tcBorders>
-              <w:left w:val="single" w:sz="4" w:space="0" w:color="auto"/>
-            </w:tcBorders>
-          </w:tcPr>
-          <w:p>
-            <w:pPr>
-              <w:spacing w:line="312" w:lineRule="auto"/>
-              <w:rPr>
-                <w:rFonts w:ascii="Times New Roman" w:hAnsi="Times New Roman" w:cs="Times New Roman"/>
-                <w:color w:val="FF0000"/>
-                <w:sz w:val="28"/>
-                <w:szCs w:val="28"/>
-              </w:rPr>
-            </w:pPr>
+            <w:tcW w:w="2512" w:type="dxa"/>
+            <w:vAlign w:val="center"/>
+          </w:tcPr>
+          <w:p>
+            <w:pPr>
+              <w:jc w:val="center"/>
+              <w:rPr>
+                <w:rFonts w:ascii="Times New Roman" w:hAnsi="Times New Roman" w:cs="Times New Roman"/>
+                <w:color w:val="000000" w:themeColor="text1"/>
+                <w:sz w:val="28"/>
+                <w:szCs w:val="28"/>
+              </w:rPr>
+            </w:pPr>
+            <w:r>
+              <w:rPr>
+                <w:rFonts w:ascii="Times New Roman" w:hAnsi="Times New Roman" w:cs="Times New Roman"/>
+                <w:color w:val="000000" w:themeColor="text1"/>
+                <w:sz w:val="28"/>
+                <w:szCs w:val="28"/>
+                <w:lang w:val="vi-VN"/>
+              </w:rPr>
+              <w:t xml:space="preserve">Hoàn thành </w:t>
+            </w:r>
+            <w:r>
+              <w:rPr>
+                <w:rFonts w:ascii="Times New Roman" w:hAnsi="Times New Roman" w:cs="Times New Roman"/>
+                <w:color w:val="000000" w:themeColor="text1"/>
+                <w:sz w:val="28"/>
+                <w:szCs w:val="28"/>
+                <w:lang w:val="vi-VN"/>
+              </w:rPr>
+              <w:t>100%</w:t>
+            </w:r>
           </w:p>
         </w:tc>
         <w:tc>
@@ -1144,6 +1900,7 @@
                 <w:sz w:val="28"/>
                 <w:szCs w:val="28"/>
               </w:rPr>
+              <w:lastRenderedPageBreak/>
               <w:t>- Viết công</w:t>
             </w:r>
             <w:r>
@@ -1158,22 +1915,50 @@
         </w:tc>
         <w:tc>
           <w:tcPr>
-            <w:tcW w:w="3194" w:type="dxa"/>
-            <w:vMerge/>
-            <w:tcBorders>
-              <w:left w:val="single" w:sz="4" w:space="0" w:color="auto"/>
-            </w:tcBorders>
-          </w:tcPr>
-          <w:p>
-            <w:pPr>
-              <w:spacing w:line="312" w:lineRule="auto"/>
-              <w:rPr>
-                <w:rFonts w:ascii="Times New Roman" w:hAnsi="Times New Roman" w:cs="Times New Roman"/>
-                <w:color w:val="FF0000"/>
-                <w:sz w:val="28"/>
-                <w:szCs w:val="28"/>
-              </w:rPr>
-            </w:pPr>
+            <w:tcW w:w="2512" w:type="dxa"/>
+            <w:vAlign w:val="center"/>
+          </w:tcPr>
+          <w:p>
+            <w:pPr>
+              <w:jc w:val="center"/>
+              <w:rPr>
+                <w:rFonts w:ascii="Times New Roman" w:hAnsi="Times New Roman" w:cs="Times New Roman"/>
+                <w:color w:val="000000" w:themeColor="text1"/>
+                <w:sz w:val="28"/>
+                <w:szCs w:val="28"/>
+              </w:rPr>
+            </w:pPr>
+            <w:r>
+              <w:rPr>
+                <w:rFonts w:ascii="Times New Roman" w:hAnsi="Times New Roman" w:cs="Times New Roman"/>
+                <w:color w:val="000000" w:themeColor="text1"/>
+                <w:sz w:val="28"/>
+                <w:szCs w:val="28"/>
+                <w:lang w:val="vi-VN"/>
+              </w:rPr>
+              <w:lastRenderedPageBreak/>
+              <w:t xml:space="preserve">Hoàn thành </w:t>
+            </w:r>
+            <w:r>
+              <w:rPr>
+                <w:rFonts w:ascii="Times New Roman" w:hAnsi="Times New Roman" w:cs="Times New Roman"/>
+                <w:color w:val="000000" w:themeColor="text1"/>
+                <w:sz w:val="28"/>
+                <w:szCs w:val="28"/>
+                <w:lang w:val="vi-VN"/>
+              </w:rPr>
+              <w:t>100</w:t>
+            </w:r>
+            <w:r>
+              <w:rPr>
+                <w:rFonts w:ascii="Times New Roman" w:hAnsi="Times New Roman" w:cs="Times New Roman"/>
+                <w:color w:val="000000" w:themeColor="text1"/>
+                <w:sz w:val="28"/>
+                <w:szCs w:val="28"/>
+                <w:lang w:val="vi-VN"/>
+              </w:rPr>
+              <w:t>%</w:t>
+            </w:r>
           </w:p>
         </w:tc>
         <w:tc>
@@ -1265,6 +2050,7 @@
             <w:pPr>
               <w:pStyle w:val="NormalWeb"/>
               <w:spacing w:beforeLines="100" w:before="240" w:beforeAutospacing="0" w:afterLines="100" w:after="240" w:afterAutospacing="0" w:line="312" w:lineRule="auto"/>
+              <w:jc w:val="both"/>
               <w:rPr>
                 <w:sz w:val="28"/>
                 <w:szCs w:val="28"/>
@@ -1304,22 +2090,49 @@
         </w:tc>
         <w:tc>
           <w:tcPr>
-            <w:tcW w:w="3194" w:type="dxa"/>
-            <w:vMerge/>
-            <w:tcBorders>
-              <w:left w:val="single" w:sz="4" w:space="0" w:color="auto"/>
-            </w:tcBorders>
-          </w:tcPr>
-          <w:p>
-            <w:pPr>
-              <w:spacing w:line="312" w:lineRule="auto"/>
-              <w:rPr>
-                <w:rFonts w:ascii="Times New Roman" w:hAnsi="Times New Roman" w:cs="Times New Roman"/>
-                <w:color w:val="FF0000"/>
-                <w:sz w:val="28"/>
-                <w:szCs w:val="28"/>
-              </w:rPr>
-            </w:pPr>
+            <w:tcW w:w="2512" w:type="dxa"/>
+            <w:vAlign w:val="center"/>
+          </w:tcPr>
+          <w:p>
+            <w:pPr>
+              <w:jc w:val="center"/>
+              <w:rPr>
+                <w:rFonts w:ascii="Times New Roman" w:hAnsi="Times New Roman" w:cs="Times New Roman"/>
+                <w:color w:val="000000" w:themeColor="text1"/>
+                <w:sz w:val="28"/>
+                <w:szCs w:val="28"/>
+              </w:rPr>
+            </w:pPr>
+            <w:r>
+              <w:rPr>
+                <w:rFonts w:ascii="Times New Roman" w:hAnsi="Times New Roman" w:cs="Times New Roman"/>
+                <w:color w:val="000000" w:themeColor="text1"/>
+                <w:sz w:val="28"/>
+                <w:szCs w:val="28"/>
+                <w:lang w:val="vi-VN"/>
+              </w:rPr>
+              <w:t xml:space="preserve">Hoàn thành </w:t>
+            </w:r>
+            <w:r>
+              <w:rPr>
+                <w:rFonts w:ascii="Times New Roman" w:hAnsi="Times New Roman" w:cs="Times New Roman"/>
+                <w:color w:val="000000" w:themeColor="text1"/>
+                <w:sz w:val="28"/>
+                <w:szCs w:val="28"/>
+                <w:lang w:val="vi-VN"/>
+              </w:rPr>
+              <w:t>100</w:t>
+            </w:r>
+            <w:r>
+              <w:rPr>
+                <w:rFonts w:ascii="Times New Roman" w:hAnsi="Times New Roman" w:cs="Times New Roman"/>
+                <w:color w:val="000000" w:themeColor="text1"/>
+                <w:sz w:val="28"/>
+                <w:szCs w:val="28"/>
+                <w:lang w:val="vi-VN"/>
+              </w:rPr>
+              <w:t>%</w:t>
+            </w:r>
           </w:p>
         </w:tc>
         <w:tc>
@@ -1411,6 +2224,7 @@
             <w:pPr>
               <w:pStyle w:val="NormalWeb"/>
               <w:spacing w:beforeLines="100" w:before="240" w:beforeAutospacing="0" w:afterLines="100" w:after="240" w:afterAutospacing="0" w:line="312" w:lineRule="auto"/>
+              <w:jc w:val="both"/>
               <w:rPr>
                 <w:sz w:val="28"/>
                 <w:szCs w:val="28"/>
@@ -1430,60 +2244,45 @@
                 <w:szCs w:val="28"/>
                 <w:lang w:val="vi-VN"/>
               </w:rPr>
-              <w:t>(</w:t>
-            </w:r>
-            <w:r>
-              <w:rPr>
-                <w:sz w:val="28"/>
-                <w:szCs w:val="28"/>
-                <w:lang w:val="vi-VN"/>
-              </w:rPr>
-              <w:t>toán học</w:t>
-            </w:r>
-            <w:r>
-              <w:rPr>
-                <w:sz w:val="28"/>
-                <w:szCs w:val="28"/>
-                <w:lang w:val="vi-VN"/>
-              </w:rPr>
-              <w:t>, ngôn ngữ</w:t>
-            </w:r>
-            <w:r>
-              <w:rPr>
-                <w:sz w:val="28"/>
-                <w:szCs w:val="28"/>
-                <w:lang w:val="vi-VN"/>
-              </w:rPr>
-              <w:t xml:space="preserve"> lập trình, …</w:t>
-            </w:r>
-            <w:r>
-              <w:rPr>
-                <w:sz w:val="28"/>
-                <w:szCs w:val="28"/>
-                <w:lang w:val="vi-VN"/>
-              </w:rPr>
-              <w:t xml:space="preserve"> )</w:t>
-            </w:r>
-          </w:p>
-        </w:tc>
-        <w:tc>
-          <w:tcPr>
-            <w:tcW w:w="3194" w:type="dxa"/>
-            <w:vMerge/>
-            <w:tcBorders>
-              <w:left w:val="single" w:sz="4" w:space="0" w:color="auto"/>
-            </w:tcBorders>
-          </w:tcPr>
-          <w:p>
-            <w:pPr>
-              <w:spacing w:line="312" w:lineRule="auto"/>
-              <w:rPr>
-                <w:rFonts w:ascii="Times New Roman" w:hAnsi="Times New Roman" w:cs="Times New Roman"/>
-                <w:color w:val="FF0000"/>
-                <w:sz w:val="28"/>
-                <w:szCs w:val="28"/>
-              </w:rPr>
-            </w:pPr>
+              <w:t>(toán học, ngôn ngữ lập trình, … )</w:t>
+            </w:r>
+          </w:p>
+        </w:tc>
+        <w:tc>
+          <w:tcPr>
+            <w:tcW w:w="2512" w:type="dxa"/>
+            <w:vAlign w:val="center"/>
+          </w:tcPr>
+          <w:p>
+            <w:pPr>
+              <w:jc w:val="center"/>
+              <w:rPr>
+                <w:rFonts w:ascii="Times New Roman" w:hAnsi="Times New Roman" w:cs="Times New Roman"/>
+                <w:color w:val="000000" w:themeColor="text1"/>
+                <w:sz w:val="28"/>
+                <w:szCs w:val="28"/>
+              </w:rPr>
+            </w:pPr>
+            <w:r>
+              <w:rPr>
+                <w:rFonts w:ascii="Times New Roman" w:hAnsi="Times New Roman" w:cs="Times New Roman"/>
+                <w:color w:val="000000" w:themeColor="text1"/>
+                <w:sz w:val="28"/>
+                <w:szCs w:val="28"/>
+                <w:lang w:val="vi-VN"/>
+              </w:rPr>
+              <w:t xml:space="preserve">Hoàn thành </w:t>
+            </w:r>
+            <w:r>
+              <w:rPr>
+                <w:rFonts w:ascii="Times New Roman" w:hAnsi="Times New Roman" w:cs="Times New Roman"/>
+                <w:color w:val="000000" w:themeColor="text1"/>
+                <w:sz w:val="28"/>
+                <w:szCs w:val="28"/>
+                <w:lang w:val="vi-VN"/>
+              </w:rPr>
+              <w:t>100%</w:t>
+            </w:r>
           </w:p>
         </w:tc>
         <w:tc>
@@ -1529,7 +2328,6 @@
                 <w:sz w:val="28"/>
                 <w:szCs w:val="28"/>
               </w:rPr>
-              <w:lastRenderedPageBreak/>
               <w:t>2</w:t>
             </w:r>
           </w:p>
@@ -1594,37 +2392,17 @@
                 <w:szCs w:val="28"/>
                 <w:lang w:val="vi-VN"/>
               </w:rPr>
-              <w:t>-</w:t>
-            </w:r>
-            <w:r>
-              <w:rPr>
-                <w:rFonts w:ascii="Times New Roman" w:hAnsi="Times New Roman" w:cs="Times New Roman"/>
-                <w:color w:val="000000" w:themeColor="text1"/>
-                <w:sz w:val="28"/>
-                <w:szCs w:val="28"/>
-                <w:lang w:val="vi-VN"/>
-              </w:rPr>
-              <w:t xml:space="preserve"> </w:t>
-            </w:r>
-            <w:r>
-              <w:rPr>
-                <w:rFonts w:ascii="Times New Roman" w:hAnsi="Times New Roman" w:cs="Times New Roman"/>
-                <w:color w:val="000000" w:themeColor="text1"/>
-                <w:sz w:val="28"/>
-                <w:szCs w:val="28"/>
-                <w:lang w:val="vi-VN"/>
-              </w:rPr>
-              <w:t xml:space="preserve">Nghiên cứu, tìm hiểu </w:t>
-            </w:r>
-            <w:r>
-              <w:rPr>
-                <w:rFonts w:ascii="Times New Roman" w:hAnsi="Times New Roman" w:cs="Times New Roman"/>
-                <w:color w:val="000000" w:themeColor="text1"/>
-                <w:sz w:val="28"/>
-                <w:szCs w:val="28"/>
-                <w:lang w:val="vi-VN"/>
-              </w:rPr>
-              <w:t>hệ mã hoá khoá công khai</w:t>
+              <w:t xml:space="preserve">- </w:t>
+            </w:r>
+            <w:r>
+              <w:rPr>
+                <w:rFonts w:ascii="Times New Roman" w:hAnsi="Times New Roman" w:cs="Times New Roman"/>
+                <w:color w:val="000000" w:themeColor="text1"/>
+                <w:sz w:val="28"/>
+                <w:szCs w:val="28"/>
+                <w:lang w:val="vi-VN"/>
+              </w:rPr>
+              <w:t>Nghiên cứu, tìm hiểu hệ mã hoá khoá công khai</w:t>
             </w:r>
           </w:p>
           <w:p>
@@ -1650,17 +2428,7 @@
                 <w:szCs w:val="28"/>
                 <w:lang w:val="vi-VN"/>
               </w:rPr>
-              <w:t>-</w:t>
-            </w:r>
-            <w:r>
-              <w:rPr>
-                <w:rFonts w:ascii="Times New Roman" w:hAnsi="Times New Roman" w:cs="Times New Roman"/>
-                <w:color w:val="000000" w:themeColor="text1"/>
-                <w:sz w:val="28"/>
-                <w:szCs w:val="28"/>
-                <w:lang w:val="vi-VN"/>
-              </w:rPr>
-              <w:t xml:space="preserve"> </w:t>
+              <w:t xml:space="preserve">- </w:t>
             </w:r>
             <w:r>
               <w:rPr>
@@ -1686,194 +2454,38 @@
         </w:tc>
         <w:tc>
           <w:tcPr>
-            <w:tcW w:w="3194" w:type="dxa"/>
-            <w:vMerge w:val="restart"/>
+            <w:tcW w:w="2512" w:type="dxa"/>
             <w:vAlign w:val="center"/>
           </w:tcPr>
           <w:p>
             <w:pPr>
-              <w:pStyle w:val="ListParagraph"/>
-              <w:tabs>
-                <w:tab w:val="left" w:pos="326"/>
-              </w:tabs>
-              <w:spacing w:line="312" w:lineRule="auto"/>
-              <w:ind w:left="43" w:right="201"/>
-              <w:contextualSpacing w:val="0"/>
-              <w:jc w:val="both"/>
-              <w:rPr>
-                <w:rFonts w:ascii="Times New Roman" w:hAnsi="Times New Roman" w:cs="Times New Roman"/>
-                <w:color w:val="000000" w:themeColor="text1"/>
-                <w:sz w:val="28"/>
-                <w:szCs w:val="28"/>
-                <w:lang w:val="vi-VN"/>
-              </w:rPr>
-            </w:pPr>
-          </w:p>
-          <w:p>
-            <w:pPr>
-              <w:tabs>
-                <w:tab w:val="left" w:pos="326"/>
-              </w:tabs>
-              <w:spacing w:line="312" w:lineRule="auto"/>
-              <w:ind w:right="201"/>
-              <w:jc w:val="both"/>
-              <w:rPr>
-                <w:rFonts w:ascii="Times New Roman" w:hAnsi="Times New Roman" w:cs="Times New Roman"/>
-                <w:color w:val="000000" w:themeColor="text1"/>
-                <w:sz w:val="28"/>
-                <w:szCs w:val="28"/>
-                <w:lang w:val="vi-VN"/>
-              </w:rPr>
-            </w:pPr>
-          </w:p>
-          <w:p>
-            <w:pPr>
-              <w:tabs>
-                <w:tab w:val="left" w:pos="326"/>
-              </w:tabs>
-              <w:spacing w:line="312" w:lineRule="auto"/>
-              <w:ind w:right="201"/>
-              <w:jc w:val="both"/>
-              <w:rPr>
-                <w:rFonts w:ascii="Times New Roman" w:hAnsi="Times New Roman" w:cs="Times New Roman"/>
-                <w:color w:val="000000" w:themeColor="text1"/>
-                <w:sz w:val="28"/>
-                <w:szCs w:val="28"/>
-                <w:lang w:val="vi-VN"/>
-              </w:rPr>
-            </w:pPr>
-          </w:p>
-          <w:p>
-            <w:pPr>
-              <w:tabs>
-                <w:tab w:val="left" w:pos="326"/>
-              </w:tabs>
-              <w:spacing w:line="312" w:lineRule="auto"/>
-              <w:ind w:right="201"/>
-              <w:jc w:val="both"/>
-              <w:rPr>
-                <w:rFonts w:ascii="Times New Roman" w:hAnsi="Times New Roman" w:cs="Times New Roman"/>
-                <w:color w:val="000000" w:themeColor="text1"/>
-                <w:sz w:val="28"/>
-                <w:szCs w:val="28"/>
-                <w:lang w:val="vi-VN"/>
-              </w:rPr>
-            </w:pPr>
-          </w:p>
-          <w:p>
-            <w:pPr>
-              <w:pStyle w:val="ListParagraph"/>
-              <w:spacing w:before="100" w:after="100" w:line="312" w:lineRule="auto"/>
-              <w:ind w:left="45" w:right="198"/>
-              <w:contextualSpacing w:val="0"/>
-              <w:jc w:val="both"/>
-              <w:rPr>
-                <w:rFonts w:ascii="Times New Roman" w:hAnsi="Times New Roman" w:cs="Times New Roman"/>
-                <w:color w:val="000000" w:themeColor="text1"/>
-                <w:sz w:val="28"/>
-                <w:szCs w:val="28"/>
-              </w:rPr>
-            </w:pPr>
-            <w:r>
-              <w:rPr>
-                <w:rFonts w:ascii="Times New Roman" w:hAnsi="Times New Roman" w:cs="Times New Roman"/>
-                <w:color w:val="000000" w:themeColor="text1"/>
-                <w:sz w:val="28"/>
-                <w:szCs w:val="28"/>
-                <w:lang w:val="vi-VN"/>
-              </w:rPr>
-              <w:t xml:space="preserve">-  </w:t>
-            </w:r>
-            <w:r>
-              <w:rPr>
-                <w:rFonts w:ascii="Times New Roman" w:hAnsi="Times New Roman" w:cs="Times New Roman"/>
-                <w:color w:val="000000" w:themeColor="text1"/>
-                <w:sz w:val="28"/>
-                <w:szCs w:val="28"/>
-              </w:rPr>
-              <w:t>Hoàn thành nghiên cứu sâu về chữ ký số và hệ mật RSA với đầy đủ các nội dung quan trọng: lịch sử, nguyên lý, thuật toán, ưu nhược điểm và ứng dụng thực tế.</w:t>
-            </w:r>
-          </w:p>
-          <w:p>
-            <w:pPr>
-              <w:pStyle w:val="ListParagraph"/>
-              <w:spacing w:before="100" w:after="100" w:line="312" w:lineRule="auto"/>
-              <w:ind w:left="45" w:right="198"/>
-              <w:contextualSpacing w:val="0"/>
-              <w:jc w:val="both"/>
-              <w:rPr>
-                <w:rFonts w:ascii="Times New Roman" w:hAnsi="Times New Roman" w:cs="Times New Roman"/>
-                <w:color w:val="000000" w:themeColor="text1"/>
-                <w:sz w:val="28"/>
-                <w:szCs w:val="28"/>
-              </w:rPr>
-            </w:pPr>
-            <w:r>
-              <w:rPr>
-                <w:rFonts w:ascii="Times New Roman" w:hAnsi="Times New Roman" w:cs="Times New Roman"/>
-                <w:color w:val="000000" w:themeColor="text1"/>
-                <w:sz w:val="28"/>
-                <w:szCs w:val="28"/>
-                <w:lang w:val="vi-VN"/>
-              </w:rPr>
-              <w:t xml:space="preserve">- </w:t>
-            </w:r>
-            <w:r>
-              <w:rPr>
-                <w:rFonts w:ascii="Times New Roman" w:hAnsi="Times New Roman" w:cs="Times New Roman"/>
-                <w:color w:val="000000" w:themeColor="text1"/>
-                <w:sz w:val="28"/>
-                <w:szCs w:val="28"/>
-                <w:lang w:val="vi-VN"/>
-              </w:rPr>
-              <w:t xml:space="preserve">  </w:t>
-            </w:r>
-            <w:r>
-              <w:rPr>
-                <w:rFonts w:ascii="Times New Roman" w:hAnsi="Times New Roman" w:cs="Times New Roman"/>
-                <w:color w:val="000000" w:themeColor="text1"/>
-                <w:sz w:val="28"/>
-                <w:szCs w:val="28"/>
-              </w:rPr>
-              <w:t>Đã bổ sung được nhiều hình ảnh, sơ đồ và ví dụ minh họa giúp báo cáo sinh động và dễ hiểu hơn.</w:t>
-            </w:r>
-          </w:p>
-          <w:p>
-            <w:pPr>
-              <w:pStyle w:val="ListParagraph"/>
-              <w:tabs>
-                <w:tab w:val="left" w:pos="326"/>
-              </w:tabs>
-              <w:spacing w:before="100" w:after="100" w:line="312" w:lineRule="auto"/>
-              <w:ind w:left="45" w:right="198"/>
-              <w:contextualSpacing w:val="0"/>
-              <w:jc w:val="both"/>
-              <w:rPr>
-                <w:rFonts w:ascii="Times New Roman" w:hAnsi="Times New Roman" w:cs="Times New Roman"/>
-                <w:color w:val="FF0000"/>
-                <w:sz w:val="28"/>
-                <w:szCs w:val="28"/>
-                <w:lang w:val="vi-VN"/>
-              </w:rPr>
-            </w:pPr>
-            <w:r>
-              <w:rPr>
-                <w:rFonts w:ascii="Times New Roman" w:hAnsi="Times New Roman" w:cs="Times New Roman"/>
-                <w:color w:val="000000" w:themeColor="text1"/>
-                <w:sz w:val="28"/>
-                <w:szCs w:val="28"/>
-                <w:lang w:val="vi-VN"/>
-              </w:rPr>
-              <w:t xml:space="preserve">- </w:t>
-            </w:r>
-            <w:r>
-              <w:rPr>
-                <w:rFonts w:ascii="Times New Roman" w:hAnsi="Times New Roman" w:cs="Times New Roman"/>
-                <w:color w:val="000000" w:themeColor="text1"/>
-                <w:sz w:val="28"/>
-                <w:szCs w:val="28"/>
-              </w:rPr>
-              <w:t>Nâng cao kiến thức chuyên môn của các thành viên về mật mã học và chữ ký số RSA.</w:t>
+              <w:jc w:val="center"/>
+              <w:rPr>
+                <w:rFonts w:ascii="Times New Roman" w:hAnsi="Times New Roman" w:cs="Times New Roman"/>
+                <w:color w:val="000000" w:themeColor="text1"/>
+                <w:sz w:val="28"/>
+                <w:szCs w:val="28"/>
+              </w:rPr>
+            </w:pPr>
+            <w:r>
+              <w:rPr>
+                <w:rFonts w:ascii="Times New Roman" w:hAnsi="Times New Roman" w:cs="Times New Roman"/>
+                <w:color w:val="000000" w:themeColor="text1"/>
+                <w:sz w:val="28"/>
+                <w:szCs w:val="28"/>
+                <w:lang w:val="vi-VN"/>
+              </w:rPr>
+              <w:t xml:space="preserve">Hoàn thành </w:t>
+            </w:r>
+            <w:r>
+              <w:rPr>
+                <w:rFonts w:ascii="Times New Roman" w:hAnsi="Times New Roman" w:cs="Times New Roman"/>
+                <w:color w:val="000000" w:themeColor="text1"/>
+                <w:sz w:val="28"/>
+                <w:szCs w:val="28"/>
+                <w:lang w:val="vi-VN"/>
+              </w:rPr>
+              <w:t>100%</w:t>
             </w:r>
           </w:p>
         </w:tc>
@@ -1974,17 +2586,7 @@
                 <w:szCs w:val="28"/>
                 <w:lang w:val="vi-VN"/>
               </w:rPr>
-              <w:t xml:space="preserve">- </w:t>
-            </w:r>
-            <w:r>
-              <w:rPr>
-                <w:rFonts w:ascii="Times New Roman" w:hAnsi="Times New Roman" w:cs="Times New Roman"/>
-                <w:color w:val="000000" w:themeColor="text1"/>
-                <w:sz w:val="28"/>
-                <w:szCs w:val="28"/>
-                <w:lang w:val="vi-VN"/>
-              </w:rPr>
-              <w:t xml:space="preserve"> </w:t>
+              <w:t xml:space="preserve">-  </w:t>
             </w:r>
             <w:r>
               <w:rPr>
@@ -2076,25 +2678,47 @@
                 <w:szCs w:val="28"/>
                 <w:lang w:val="vi-VN"/>
               </w:rPr>
+              <w:lastRenderedPageBreak/>
               <w:t>- Viết phần giới thiệu, mô tả về RSA và thuật toán RSA</w:t>
             </w:r>
           </w:p>
         </w:tc>
         <w:tc>
           <w:tcPr>
-            <w:tcW w:w="3194" w:type="dxa"/>
-            <w:vMerge/>
-          </w:tcPr>
-          <w:p>
-            <w:pPr>
-              <w:spacing w:line="312" w:lineRule="auto"/>
-              <w:rPr>
-                <w:rFonts w:ascii="Times New Roman" w:hAnsi="Times New Roman" w:cs="Times New Roman"/>
-                <w:color w:val="FF0000"/>
-                <w:sz w:val="28"/>
-                <w:szCs w:val="28"/>
-              </w:rPr>
-            </w:pPr>
+            <w:tcW w:w="2512" w:type="dxa"/>
+            <w:vAlign w:val="center"/>
+          </w:tcPr>
+          <w:p>
+            <w:pPr>
+              <w:jc w:val="center"/>
+              <w:rPr>
+                <w:rFonts w:ascii="Times New Roman" w:hAnsi="Times New Roman" w:cs="Times New Roman"/>
+                <w:color w:val="000000" w:themeColor="text1"/>
+                <w:sz w:val="28"/>
+                <w:szCs w:val="28"/>
+              </w:rPr>
+            </w:pPr>
+            <w:r>
+              <w:rPr>
+                <w:rFonts w:ascii="Times New Roman" w:hAnsi="Times New Roman" w:cs="Times New Roman"/>
+                <w:color w:val="000000" w:themeColor="text1"/>
+                <w:sz w:val="28"/>
+                <w:szCs w:val="28"/>
+                <w:lang w:val="vi-VN"/>
+              </w:rPr>
+              <w:lastRenderedPageBreak/>
+              <w:t xml:space="preserve">Hoàn thành </w:t>
+            </w:r>
+            <w:r>
+              <w:rPr>
+                <w:rFonts w:ascii="Times New Roman" w:hAnsi="Times New Roman" w:cs="Times New Roman"/>
+                <w:color w:val="000000" w:themeColor="text1"/>
+                <w:sz w:val="28"/>
+                <w:szCs w:val="28"/>
+                <w:lang w:val="vi-VN"/>
+              </w:rPr>
+              <w:t>100%</w:t>
+            </w:r>
           </w:p>
         </w:tc>
         <w:tc>
@@ -2246,19 +2870,39 @@
         </w:tc>
         <w:tc>
           <w:tcPr>
-            <w:tcW w:w="3194" w:type="dxa"/>
-            <w:vMerge/>
-          </w:tcPr>
-          <w:p>
-            <w:pPr>
-              <w:spacing w:line="312" w:lineRule="auto"/>
-              <w:rPr>
-                <w:rFonts w:ascii="Times New Roman" w:hAnsi="Times New Roman" w:cs="Times New Roman"/>
-                <w:color w:val="FF0000"/>
-                <w:sz w:val="28"/>
-                <w:szCs w:val="28"/>
-              </w:rPr>
-            </w:pPr>
+            <w:tcW w:w="2512" w:type="dxa"/>
+            <w:vAlign w:val="center"/>
+          </w:tcPr>
+          <w:p>
+            <w:pPr>
+              <w:jc w:val="center"/>
+              <w:rPr>
+                <w:rFonts w:ascii="Times New Roman" w:hAnsi="Times New Roman" w:cs="Times New Roman"/>
+                <w:color w:val="000000" w:themeColor="text1"/>
+                <w:sz w:val="28"/>
+                <w:szCs w:val="28"/>
+              </w:rPr>
+            </w:pPr>
+            <w:r>
+              <w:rPr>
+                <w:rFonts w:ascii="Times New Roman" w:hAnsi="Times New Roman" w:cs="Times New Roman"/>
+                <w:color w:val="000000" w:themeColor="text1"/>
+                <w:sz w:val="28"/>
+                <w:szCs w:val="28"/>
+                <w:lang w:val="vi-VN"/>
+              </w:rPr>
+              <w:t xml:space="preserve">Hoàn thành </w:t>
+            </w:r>
+            <w:r>
+              <w:rPr>
+                <w:rFonts w:ascii="Times New Roman" w:hAnsi="Times New Roman" w:cs="Times New Roman"/>
+                <w:color w:val="000000" w:themeColor="text1"/>
+                <w:sz w:val="28"/>
+                <w:szCs w:val="28"/>
+                <w:lang w:val="vi-VN"/>
+              </w:rPr>
+              <w:t>100%</w:t>
+            </w:r>
           </w:p>
         </w:tc>
         <w:tc>
@@ -2341,6 +2985,7 @@
               <w:spacing w:beforeLines="100" w:before="240" w:afterLines="100" w:after="240" w:line="312" w:lineRule="auto"/>
               <w:ind w:left="0"/>
               <w:contextualSpacing w:val="0"/>
+              <w:jc w:val="both"/>
               <w:rPr>
                 <w:rFonts w:ascii="Times New Roman" w:hAnsi="Times New Roman" w:cs="Times New Roman"/>
                 <w:color w:val="000000" w:themeColor="text1"/>
@@ -2376,6 +3021,7 @@
               <w:spacing w:beforeLines="100" w:before="240" w:afterLines="100" w:after="240" w:line="312" w:lineRule="auto"/>
               <w:ind w:left="0"/>
               <w:contextualSpacing w:val="0"/>
+              <w:jc w:val="both"/>
               <w:rPr>
                 <w:rFonts w:ascii="Times New Roman" w:hAnsi="Times New Roman" w:cs="Times New Roman"/>
                 <w:color w:val="000000" w:themeColor="text1"/>
@@ -2408,19 +3054,39 @@
         </w:tc>
         <w:tc>
           <w:tcPr>
-            <w:tcW w:w="3194" w:type="dxa"/>
-            <w:vMerge/>
-          </w:tcPr>
-          <w:p>
-            <w:pPr>
-              <w:spacing w:line="312" w:lineRule="auto"/>
-              <w:rPr>
-                <w:rFonts w:ascii="Times New Roman" w:hAnsi="Times New Roman" w:cs="Times New Roman"/>
-                <w:color w:val="FF0000"/>
-                <w:sz w:val="28"/>
-                <w:szCs w:val="28"/>
-              </w:rPr>
-            </w:pPr>
+            <w:tcW w:w="2512" w:type="dxa"/>
+            <w:vAlign w:val="center"/>
+          </w:tcPr>
+          <w:p>
+            <w:pPr>
+              <w:jc w:val="center"/>
+              <w:rPr>
+                <w:rFonts w:ascii="Times New Roman" w:hAnsi="Times New Roman" w:cs="Times New Roman"/>
+                <w:color w:val="000000" w:themeColor="text1"/>
+                <w:sz w:val="28"/>
+                <w:szCs w:val="28"/>
+              </w:rPr>
+            </w:pPr>
+            <w:r>
+              <w:rPr>
+                <w:rFonts w:ascii="Times New Roman" w:hAnsi="Times New Roman" w:cs="Times New Roman"/>
+                <w:color w:val="000000" w:themeColor="text1"/>
+                <w:sz w:val="28"/>
+                <w:szCs w:val="28"/>
+                <w:lang w:val="vi-VN"/>
+              </w:rPr>
+              <w:t xml:space="preserve">Hoàn thành </w:t>
+            </w:r>
+            <w:r>
+              <w:rPr>
+                <w:rFonts w:ascii="Times New Roman" w:hAnsi="Times New Roman" w:cs="Times New Roman"/>
+                <w:color w:val="000000" w:themeColor="text1"/>
+                <w:sz w:val="28"/>
+                <w:szCs w:val="28"/>
+                <w:lang w:val="vi-VN"/>
+              </w:rPr>
+              <w:t>100%</w:t>
+            </w:r>
           </w:p>
         </w:tc>
         <w:tc>
@@ -2503,6 +3169,7 @@
               <w:spacing w:beforeLines="100" w:before="240" w:afterLines="100" w:after="240" w:line="312" w:lineRule="auto"/>
               <w:ind w:left="0"/>
               <w:contextualSpacing w:val="0"/>
+              <w:jc w:val="both"/>
               <w:rPr>
                 <w:rFonts w:ascii="Times New Roman" w:hAnsi="Times New Roman" w:cs="Times New Roman"/>
                 <w:color w:val="000000" w:themeColor="text1"/>
@@ -2538,6 +3205,7 @@
               <w:spacing w:beforeLines="100" w:before="240" w:afterLines="100" w:after="240" w:line="312" w:lineRule="auto"/>
               <w:ind w:left="0"/>
               <w:contextualSpacing w:val="0"/>
+              <w:jc w:val="both"/>
               <w:rPr>
                 <w:rFonts w:ascii="Times New Roman" w:hAnsi="Times New Roman" w:cs="Times New Roman"/>
                 <w:color w:val="000000" w:themeColor="text1"/>
@@ -2560,19 +3228,39 @@
         </w:tc>
         <w:tc>
           <w:tcPr>
-            <w:tcW w:w="3194" w:type="dxa"/>
-            <w:vMerge/>
-          </w:tcPr>
-          <w:p>
-            <w:pPr>
-              <w:spacing w:line="312" w:lineRule="auto"/>
-              <w:rPr>
-                <w:rFonts w:ascii="Times New Roman" w:hAnsi="Times New Roman" w:cs="Times New Roman"/>
-                <w:color w:val="FF0000"/>
-                <w:sz w:val="28"/>
-                <w:szCs w:val="28"/>
-              </w:rPr>
-            </w:pPr>
+            <w:tcW w:w="2512" w:type="dxa"/>
+            <w:vAlign w:val="center"/>
+          </w:tcPr>
+          <w:p>
+            <w:pPr>
+              <w:jc w:val="center"/>
+              <w:rPr>
+                <w:rFonts w:ascii="Times New Roman" w:hAnsi="Times New Roman" w:cs="Times New Roman"/>
+                <w:color w:val="000000" w:themeColor="text1"/>
+                <w:sz w:val="28"/>
+                <w:szCs w:val="28"/>
+              </w:rPr>
+            </w:pPr>
+            <w:r>
+              <w:rPr>
+                <w:rFonts w:ascii="Times New Roman" w:hAnsi="Times New Roman" w:cs="Times New Roman"/>
+                <w:color w:val="000000" w:themeColor="text1"/>
+                <w:sz w:val="28"/>
+                <w:szCs w:val="28"/>
+                <w:lang w:val="vi-VN"/>
+              </w:rPr>
+              <w:t xml:space="preserve">Hoàn thành </w:t>
+            </w:r>
+            <w:r>
+              <w:rPr>
+                <w:rFonts w:ascii="Times New Roman" w:hAnsi="Times New Roman" w:cs="Times New Roman"/>
+                <w:color w:val="000000" w:themeColor="text1"/>
+                <w:sz w:val="28"/>
+                <w:szCs w:val="28"/>
+                <w:lang w:val="vi-VN"/>
+              </w:rPr>
+              <w:t>100%</w:t>
+            </w:r>
           </w:p>
         </w:tc>
         <w:tc>
@@ -2601,6 +3289,258 @@
             <w:vMerge w:val="restart"/>
             <w:vAlign w:val="center"/>
           </w:tcPr>
+          <w:p>
+            <w:pPr>
+              <w:jc w:val="center"/>
+              <w:rPr>
+                <w:rFonts w:ascii="Times New Roman" w:hAnsi="Times New Roman" w:cs="Times New Roman"/>
+                <w:color w:val="000000" w:themeColor="text1"/>
+                <w:sz w:val="28"/>
+                <w:szCs w:val="28"/>
+                <w:lang w:val="vi-VN"/>
+              </w:rPr>
+            </w:pPr>
+          </w:p>
+          <w:p>
+            <w:pPr>
+              <w:jc w:val="center"/>
+              <w:rPr>
+                <w:rFonts w:ascii="Times New Roman" w:hAnsi="Times New Roman" w:cs="Times New Roman"/>
+                <w:color w:val="000000" w:themeColor="text1"/>
+                <w:sz w:val="28"/>
+                <w:szCs w:val="28"/>
+                <w:lang w:val="vi-VN"/>
+              </w:rPr>
+            </w:pPr>
+          </w:p>
+          <w:p>
+            <w:pPr>
+              <w:jc w:val="center"/>
+              <w:rPr>
+                <w:rFonts w:ascii="Times New Roman" w:hAnsi="Times New Roman" w:cs="Times New Roman"/>
+                <w:color w:val="000000" w:themeColor="text1"/>
+                <w:sz w:val="28"/>
+                <w:szCs w:val="28"/>
+                <w:lang w:val="vi-VN"/>
+              </w:rPr>
+            </w:pPr>
+          </w:p>
+          <w:p>
+            <w:pPr>
+              <w:jc w:val="center"/>
+              <w:rPr>
+                <w:rFonts w:ascii="Times New Roman" w:hAnsi="Times New Roman" w:cs="Times New Roman"/>
+                <w:color w:val="000000" w:themeColor="text1"/>
+                <w:sz w:val="28"/>
+                <w:szCs w:val="28"/>
+                <w:lang w:val="vi-VN"/>
+              </w:rPr>
+            </w:pPr>
+          </w:p>
+          <w:p>
+            <w:pPr>
+              <w:jc w:val="center"/>
+              <w:rPr>
+                <w:rFonts w:ascii="Times New Roman" w:hAnsi="Times New Roman" w:cs="Times New Roman"/>
+                <w:color w:val="000000" w:themeColor="text1"/>
+                <w:sz w:val="28"/>
+                <w:szCs w:val="28"/>
+                <w:lang w:val="vi-VN"/>
+              </w:rPr>
+            </w:pPr>
+          </w:p>
+          <w:p>
+            <w:pPr>
+              <w:jc w:val="center"/>
+              <w:rPr>
+                <w:rFonts w:ascii="Times New Roman" w:hAnsi="Times New Roman" w:cs="Times New Roman"/>
+                <w:color w:val="000000" w:themeColor="text1"/>
+                <w:sz w:val="28"/>
+                <w:szCs w:val="28"/>
+                <w:lang w:val="vi-VN"/>
+              </w:rPr>
+            </w:pPr>
+          </w:p>
+          <w:p>
+            <w:pPr>
+              <w:jc w:val="center"/>
+              <w:rPr>
+                <w:rFonts w:ascii="Times New Roman" w:hAnsi="Times New Roman" w:cs="Times New Roman"/>
+                <w:color w:val="000000" w:themeColor="text1"/>
+                <w:sz w:val="28"/>
+                <w:szCs w:val="28"/>
+                <w:lang w:val="vi-VN"/>
+              </w:rPr>
+            </w:pPr>
+          </w:p>
+          <w:p>
+            <w:pPr>
+              <w:jc w:val="center"/>
+              <w:rPr>
+                <w:rFonts w:ascii="Times New Roman" w:hAnsi="Times New Roman" w:cs="Times New Roman"/>
+                <w:color w:val="000000" w:themeColor="text1"/>
+                <w:sz w:val="28"/>
+                <w:szCs w:val="28"/>
+                <w:lang w:val="vi-VN"/>
+              </w:rPr>
+            </w:pPr>
+          </w:p>
+          <w:p>
+            <w:pPr>
+              <w:jc w:val="center"/>
+              <w:rPr>
+                <w:rFonts w:ascii="Times New Roman" w:hAnsi="Times New Roman" w:cs="Times New Roman"/>
+                <w:color w:val="000000" w:themeColor="text1"/>
+                <w:sz w:val="28"/>
+                <w:szCs w:val="28"/>
+                <w:lang w:val="vi-VN"/>
+              </w:rPr>
+            </w:pPr>
+          </w:p>
+          <w:p>
+            <w:pPr>
+              <w:jc w:val="center"/>
+              <w:rPr>
+                <w:rFonts w:ascii="Times New Roman" w:hAnsi="Times New Roman" w:cs="Times New Roman"/>
+                <w:color w:val="000000" w:themeColor="text1"/>
+                <w:sz w:val="28"/>
+                <w:szCs w:val="28"/>
+                <w:lang w:val="vi-VN"/>
+              </w:rPr>
+            </w:pPr>
+          </w:p>
+          <w:p>
+            <w:pPr>
+              <w:jc w:val="center"/>
+              <w:rPr>
+                <w:rFonts w:ascii="Times New Roman" w:hAnsi="Times New Roman" w:cs="Times New Roman"/>
+                <w:color w:val="000000" w:themeColor="text1"/>
+                <w:sz w:val="28"/>
+                <w:szCs w:val="28"/>
+                <w:lang w:val="vi-VN"/>
+              </w:rPr>
+            </w:pPr>
+          </w:p>
+          <w:p>
+            <w:pPr>
+              <w:jc w:val="center"/>
+              <w:rPr>
+                <w:rFonts w:ascii="Times New Roman" w:hAnsi="Times New Roman" w:cs="Times New Roman"/>
+                <w:color w:val="000000" w:themeColor="text1"/>
+                <w:sz w:val="28"/>
+                <w:szCs w:val="28"/>
+                <w:lang w:val="vi-VN"/>
+              </w:rPr>
+            </w:pPr>
+          </w:p>
+          <w:p>
+            <w:pPr>
+              <w:jc w:val="center"/>
+              <w:rPr>
+                <w:rFonts w:ascii="Times New Roman" w:hAnsi="Times New Roman" w:cs="Times New Roman"/>
+                <w:color w:val="000000" w:themeColor="text1"/>
+                <w:sz w:val="28"/>
+                <w:szCs w:val="28"/>
+                <w:lang w:val="vi-VN"/>
+              </w:rPr>
+            </w:pPr>
+          </w:p>
+          <w:p>
+            <w:pPr>
+              <w:jc w:val="center"/>
+              <w:rPr>
+                <w:rFonts w:ascii="Times New Roman" w:hAnsi="Times New Roman" w:cs="Times New Roman"/>
+                <w:color w:val="000000" w:themeColor="text1"/>
+                <w:sz w:val="28"/>
+                <w:szCs w:val="28"/>
+                <w:lang w:val="vi-VN"/>
+              </w:rPr>
+            </w:pPr>
+          </w:p>
+          <w:p>
+            <w:pPr>
+              <w:jc w:val="center"/>
+              <w:rPr>
+                <w:rFonts w:ascii="Times New Roman" w:hAnsi="Times New Roman" w:cs="Times New Roman"/>
+                <w:color w:val="000000" w:themeColor="text1"/>
+                <w:sz w:val="28"/>
+                <w:szCs w:val="28"/>
+                <w:lang w:val="vi-VN"/>
+              </w:rPr>
+            </w:pPr>
+          </w:p>
+          <w:p>
+            <w:pPr>
+              <w:jc w:val="center"/>
+              <w:rPr>
+                <w:rFonts w:ascii="Times New Roman" w:hAnsi="Times New Roman" w:cs="Times New Roman"/>
+                <w:color w:val="000000" w:themeColor="text1"/>
+                <w:sz w:val="28"/>
+                <w:szCs w:val="28"/>
+                <w:lang w:val="vi-VN"/>
+              </w:rPr>
+            </w:pPr>
+          </w:p>
+          <w:p>
+            <w:pPr>
+              <w:jc w:val="center"/>
+              <w:rPr>
+                <w:rFonts w:ascii="Times New Roman" w:hAnsi="Times New Roman" w:cs="Times New Roman"/>
+                <w:color w:val="000000" w:themeColor="text1"/>
+                <w:sz w:val="28"/>
+                <w:szCs w:val="28"/>
+                <w:lang w:val="vi-VN"/>
+              </w:rPr>
+            </w:pPr>
+          </w:p>
+          <w:p>
+            <w:pPr>
+              <w:jc w:val="center"/>
+              <w:rPr>
+                <w:rFonts w:ascii="Times New Roman" w:hAnsi="Times New Roman" w:cs="Times New Roman"/>
+                <w:color w:val="000000" w:themeColor="text1"/>
+                <w:sz w:val="28"/>
+                <w:szCs w:val="28"/>
+                <w:lang w:val="vi-VN"/>
+              </w:rPr>
+            </w:pPr>
+          </w:p>
+          <w:p>
+            <w:pPr>
+              <w:jc w:val="center"/>
+              <w:rPr>
+                <w:rFonts w:ascii="Times New Roman" w:hAnsi="Times New Roman" w:cs="Times New Roman"/>
+                <w:color w:val="000000" w:themeColor="text1"/>
+                <w:sz w:val="28"/>
+                <w:szCs w:val="28"/>
+                <w:lang w:val="vi-VN"/>
+              </w:rPr>
+            </w:pPr>
+          </w:p>
+          <w:p>
+            <w:pPr>
+              <w:jc w:val="center"/>
+              <w:rPr>
+                <w:rFonts w:ascii="Times New Roman" w:hAnsi="Times New Roman" w:cs="Times New Roman"/>
+                <w:color w:val="000000" w:themeColor="text1"/>
+                <w:sz w:val="28"/>
+                <w:szCs w:val="28"/>
+                <w:lang w:val="vi-VN"/>
+              </w:rPr>
+            </w:pPr>
+          </w:p>
+          <w:p>
+            <w:pPr>
+              <w:jc w:val="center"/>
+              <w:rPr>
+                <w:rFonts w:ascii="Times New Roman" w:hAnsi="Times New Roman" w:cs="Times New Roman"/>
+                <w:color w:val="000000" w:themeColor="text1"/>
+                <w:sz w:val="28"/>
+                <w:szCs w:val="28"/>
+                <w:lang w:val="vi-VN"/>
+              </w:rPr>
+            </w:pPr>
+          </w:p>
           <w:p>
             <w:pPr>
               <w:jc w:val="center"/>
@@ -2742,27 +3682,7 @@
                 <w:szCs w:val="28"/>
                 <w:lang w:val="vi-VN"/>
               </w:rPr>
-              <w:t xml:space="preserve">- </w:t>
-            </w:r>
-            <w:r>
-              <w:rPr>
-                <w:rFonts w:ascii="Times New Roman" w:hAnsi="Times New Roman" w:cs="Times New Roman"/>
-                <w:color w:val="000000" w:themeColor="text1"/>
-                <w:sz w:val="28"/>
-                <w:szCs w:val="28"/>
-                <w:lang w:val="vi-VN"/>
-              </w:rPr>
-              <w:t xml:space="preserve">Viết phần </w:t>
-            </w:r>
-            <w:r>
-              <w:rPr>
-                <w:rFonts w:ascii="Times New Roman" w:hAnsi="Times New Roman" w:cs="Times New Roman"/>
-                <w:color w:val="000000" w:themeColor="text1"/>
-                <w:sz w:val="28"/>
-                <w:szCs w:val="28"/>
-                <w:lang w:val="vi-VN"/>
-              </w:rPr>
-              <w:t>ký tài liệu và xác minh chữ ký</w:t>
+              <w:t>- Viết phần ký tài liệu và xác minh chữ ký</w:t>
             </w:r>
           </w:p>
           <w:p>
@@ -2806,163 +3726,39 @@
         </w:tc>
         <w:tc>
           <w:tcPr>
-            <w:tcW w:w="3194" w:type="dxa"/>
-            <w:vMerge w:val="restart"/>
+            <w:tcW w:w="2512" w:type="dxa"/>
             <w:vAlign w:val="center"/>
           </w:tcPr>
           <w:p>
             <w:pPr>
-              <w:pStyle w:val="NormalWeb"/>
-              <w:spacing w:line="312" w:lineRule="auto"/>
-              <w:ind w:right="217"/>
-              <w:jc w:val="both"/>
-              <w:rPr>
-                <w:sz w:val="28"/>
-                <w:szCs w:val="28"/>
-                <w:lang w:val="vi-VN"/>
-              </w:rPr>
-            </w:pPr>
-          </w:p>
-          <w:p>
-            <w:pPr>
-              <w:pStyle w:val="NormalWeb"/>
-              <w:spacing w:line="312" w:lineRule="auto"/>
-              <w:ind w:right="217"/>
-              <w:jc w:val="both"/>
-              <w:rPr>
-                <w:sz w:val="28"/>
-                <w:szCs w:val="28"/>
-                <w:lang w:val="vi-VN"/>
-              </w:rPr>
-            </w:pPr>
-          </w:p>
-          <w:p>
-            <w:pPr>
-              <w:pStyle w:val="NormalWeb"/>
-              <w:spacing w:line="312" w:lineRule="auto"/>
-              <w:ind w:right="217"/>
-              <w:jc w:val="both"/>
-              <w:rPr>
-                <w:sz w:val="28"/>
-                <w:szCs w:val="28"/>
-                <w:lang w:val="vi-VN"/>
-              </w:rPr>
-            </w:pPr>
-          </w:p>
-          <w:p>
-            <w:pPr>
-              <w:pStyle w:val="NormalWeb"/>
-              <w:spacing w:line="312" w:lineRule="auto"/>
-              <w:ind w:right="217"/>
-              <w:jc w:val="both"/>
-              <w:rPr>
-                <w:sz w:val="28"/>
-                <w:szCs w:val="28"/>
-                <w:lang w:val="vi-VN"/>
-              </w:rPr>
-            </w:pPr>
-          </w:p>
-          <w:p>
-            <w:pPr>
-              <w:pStyle w:val="NormalWeb"/>
-              <w:spacing w:beforeAutospacing="0" w:afterAutospacing="0" w:line="312" w:lineRule="auto"/>
-              <w:ind w:left="96" w:right="215"/>
-              <w:jc w:val="both"/>
-              <w:rPr>
-                <w:sz w:val="28"/>
-                <w:szCs w:val="28"/>
-              </w:rPr>
-            </w:pPr>
-            <w:r>
-              <w:rPr>
-                <w:sz w:val="28"/>
-                <w:szCs w:val="28"/>
-                <w:lang w:val="vi-VN"/>
-              </w:rPr>
-              <w:t>- X</w:t>
-            </w:r>
-            <w:r>
-              <w:rPr>
-                <w:sz w:val="28"/>
-                <w:szCs w:val="28"/>
-              </w:rPr>
-              <w:t>ây dựng thành công hệ thống chữ ký số RSA trên nền tảng Java và C#</w:t>
-            </w:r>
-          </w:p>
-          <w:p>
-            <w:pPr>
-              <w:pStyle w:val="NormalWeb"/>
-              <w:spacing w:beforeAutospacing="0" w:afterAutospacing="0" w:line="312" w:lineRule="auto"/>
-              <w:ind w:left="96" w:right="215"/>
-              <w:jc w:val="both"/>
-              <w:rPr>
-                <w:sz w:val="28"/>
-                <w:szCs w:val="28"/>
-              </w:rPr>
-            </w:pPr>
-            <w:r>
-              <w:rPr>
-                <w:sz w:val="28"/>
-                <w:szCs w:val="28"/>
-                <w:lang w:val="vi-VN"/>
-              </w:rPr>
-              <w:t xml:space="preserve">- </w:t>
-            </w:r>
-            <w:r>
-              <w:rPr>
-                <w:sz w:val="28"/>
-                <w:szCs w:val="28"/>
-              </w:rPr>
-              <w:t xml:space="preserve">Giao diện web cơ bản cho phép người dùng thực hiện ký và xác </w:t>
-            </w:r>
-            <w:r>
-              <w:rPr>
-                <w:sz w:val="28"/>
-                <w:szCs w:val="28"/>
-              </w:rPr>
-              <w:lastRenderedPageBreak/>
-              <w:t>minh trực tiếp trên trình duyệt.</w:t>
-            </w:r>
-          </w:p>
-          <w:p>
-            <w:pPr>
-              <w:pStyle w:val="NormalWeb"/>
-              <w:spacing w:beforeAutospacing="0" w:afterAutospacing="0" w:line="312" w:lineRule="auto"/>
-              <w:ind w:left="96" w:right="215"/>
-              <w:jc w:val="both"/>
-              <w:rPr>
-                <w:sz w:val="28"/>
-                <w:szCs w:val="28"/>
-              </w:rPr>
-            </w:pPr>
-            <w:r>
-              <w:rPr>
-                <w:sz w:val="28"/>
-                <w:szCs w:val="28"/>
-                <w:lang w:val="vi-VN"/>
-              </w:rPr>
-              <w:t>- C</w:t>
-            </w:r>
-            <w:r>
-              <w:rPr>
-                <w:sz w:val="28"/>
-                <w:szCs w:val="28"/>
-              </w:rPr>
-              <w:t>ách triển khai chữ ký số RSA trong việc đảm bảo tính toàn vẹn dữ liệu</w:t>
-            </w:r>
-          </w:p>
-          <w:p>
-            <w:pPr>
-              <w:spacing w:line="312" w:lineRule="auto"/>
-              <w:ind w:right="217"/>
-              <w:jc w:val="both"/>
-              <w:rPr>
-                <w:rFonts w:ascii="Times New Roman" w:hAnsi="Times New Roman" w:cs="Times New Roman"/>
-                <w:color w:val="FF0000"/>
-                <w:sz w:val="28"/>
-                <w:szCs w:val="28"/>
-              </w:rPr>
-            </w:pPr>
+              <w:jc w:val="center"/>
+              <w:rPr>
+                <w:rFonts w:ascii="Times New Roman" w:hAnsi="Times New Roman" w:cs="Times New Roman"/>
+                <w:color w:val="000000" w:themeColor="text1"/>
+                <w:sz w:val="28"/>
+                <w:szCs w:val="28"/>
+              </w:rPr>
+            </w:pPr>
+            <w:r>
+              <w:rPr>
+                <w:rFonts w:ascii="Times New Roman" w:hAnsi="Times New Roman" w:cs="Times New Roman"/>
+                <w:color w:val="000000" w:themeColor="text1"/>
+                <w:sz w:val="28"/>
+                <w:szCs w:val="28"/>
+                <w:lang w:val="vi-VN"/>
+              </w:rPr>
+              <w:t xml:space="preserve">Hoàn thành </w:t>
+            </w:r>
+            <w:r>
+              <w:rPr>
+                <w:rFonts w:ascii="Times New Roman" w:hAnsi="Times New Roman" w:cs="Times New Roman"/>
+                <w:color w:val="000000" w:themeColor="text1"/>
+                <w:sz w:val="28"/>
+                <w:szCs w:val="28"/>
+                <w:lang w:val="vi-VN"/>
+              </w:rPr>
+              <w:t>100%</w:t>
+            </w:r>
           </w:p>
         </w:tc>
         <w:tc>
@@ -3084,47 +3880,7 @@
                 <w:szCs w:val="28"/>
                 <w:lang w:val="vi-VN"/>
               </w:rPr>
-              <w:t xml:space="preserve">- </w:t>
-            </w:r>
-            <w:r>
-              <w:rPr>
-                <w:rFonts w:ascii="Times New Roman" w:hAnsi="Times New Roman" w:cs="Times New Roman"/>
-                <w:color w:val="000000" w:themeColor="text1"/>
-                <w:sz w:val="28"/>
-                <w:szCs w:val="28"/>
-                <w:lang w:val="vi-VN"/>
-              </w:rPr>
-              <w:t>Code</w:t>
-            </w:r>
-            <w:r>
-              <w:rPr>
-                <w:rFonts w:ascii="Times New Roman" w:hAnsi="Times New Roman" w:cs="Times New Roman"/>
-                <w:color w:val="000000" w:themeColor="text1"/>
-                <w:sz w:val="28"/>
-                <w:szCs w:val="28"/>
-                <w:lang w:val="vi-VN"/>
-              </w:rPr>
-              <w:t xml:space="preserve"> </w:t>
-            </w:r>
-            <w:r>
-              <w:rPr>
-                <w:rFonts w:ascii="Times New Roman" w:hAnsi="Times New Roman" w:cs="Times New Roman"/>
-                <w:color w:val="000000" w:themeColor="text1"/>
-                <w:sz w:val="28"/>
-                <w:szCs w:val="28"/>
-                <w:lang w:val="vi-VN"/>
-              </w:rPr>
-              <w:t xml:space="preserve">phần </w:t>
-            </w:r>
-            <w:r>
-              <w:rPr>
-                <w:rFonts w:ascii="Times New Roman" w:hAnsi="Times New Roman" w:cs="Times New Roman"/>
-                <w:color w:val="000000" w:themeColor="text1"/>
-                <w:sz w:val="28"/>
-                <w:szCs w:val="28"/>
-                <w:lang w:val="vi-VN"/>
-              </w:rPr>
-              <w:t>sinh khoá tự động và sinh khoá thủ công</w:t>
+              <w:t>- Code phần sinh khoá tự động và sinh khoá thủ công</w:t>
             </w:r>
           </w:p>
           <w:p>
@@ -3151,7 +3907,6 @@
                 <w:sz w:val="28"/>
                 <w:szCs w:val="28"/>
               </w:rPr>
-              <w:lastRenderedPageBreak/>
               <w:t xml:space="preserve">Thiết kế giao diện người dùng (UI/UX) </w:t>
             </w:r>
           </w:p>
@@ -3210,19 +3965,39 @@
         </w:tc>
         <w:tc>
           <w:tcPr>
-            <w:tcW w:w="3194" w:type="dxa"/>
-            <w:vMerge/>
-          </w:tcPr>
-          <w:p>
-            <w:pPr>
-              <w:spacing w:line="312" w:lineRule="auto"/>
-              <w:rPr>
-                <w:rFonts w:ascii="Times New Roman" w:hAnsi="Times New Roman" w:cs="Times New Roman"/>
-                <w:color w:val="FF0000"/>
-                <w:sz w:val="28"/>
-                <w:szCs w:val="28"/>
-              </w:rPr>
-            </w:pPr>
+            <w:tcW w:w="2512" w:type="dxa"/>
+            <w:vAlign w:val="center"/>
+          </w:tcPr>
+          <w:p>
+            <w:pPr>
+              <w:jc w:val="center"/>
+              <w:rPr>
+                <w:rFonts w:ascii="Times New Roman" w:hAnsi="Times New Roman" w:cs="Times New Roman"/>
+                <w:color w:val="000000" w:themeColor="text1"/>
+                <w:sz w:val="28"/>
+                <w:szCs w:val="28"/>
+              </w:rPr>
+            </w:pPr>
+            <w:r>
+              <w:rPr>
+                <w:rFonts w:ascii="Times New Roman" w:hAnsi="Times New Roman" w:cs="Times New Roman"/>
+                <w:color w:val="000000" w:themeColor="text1"/>
+                <w:sz w:val="28"/>
+                <w:szCs w:val="28"/>
+                <w:lang w:val="vi-VN"/>
+              </w:rPr>
+              <w:t xml:space="preserve">Hoàn thành </w:t>
+            </w:r>
+            <w:r>
+              <w:rPr>
+                <w:rFonts w:ascii="Times New Roman" w:hAnsi="Times New Roman" w:cs="Times New Roman"/>
+                <w:color w:val="000000" w:themeColor="text1"/>
+                <w:sz w:val="28"/>
+                <w:szCs w:val="28"/>
+                <w:lang w:val="vi-VN"/>
+              </w:rPr>
+              <w:t>100%</w:t>
+            </w:r>
           </w:p>
         </w:tc>
         <w:tc>
@@ -3410,19 +4185,39 @@
         </w:tc>
         <w:tc>
           <w:tcPr>
-            <w:tcW w:w="3194" w:type="dxa"/>
-            <w:vMerge/>
-          </w:tcPr>
-          <w:p>
-            <w:pPr>
-              <w:spacing w:line="312" w:lineRule="auto"/>
-              <w:rPr>
-                <w:rFonts w:ascii="Times New Roman" w:hAnsi="Times New Roman" w:cs="Times New Roman"/>
-                <w:color w:val="FF0000"/>
-                <w:sz w:val="28"/>
-                <w:szCs w:val="28"/>
-              </w:rPr>
-            </w:pPr>
+            <w:tcW w:w="2512" w:type="dxa"/>
+            <w:vAlign w:val="center"/>
+          </w:tcPr>
+          <w:p>
+            <w:pPr>
+              <w:jc w:val="center"/>
+              <w:rPr>
+                <w:rFonts w:ascii="Times New Roman" w:hAnsi="Times New Roman" w:cs="Times New Roman"/>
+                <w:color w:val="000000" w:themeColor="text1"/>
+                <w:sz w:val="28"/>
+                <w:szCs w:val="28"/>
+              </w:rPr>
+            </w:pPr>
+            <w:r>
+              <w:rPr>
+                <w:rFonts w:ascii="Times New Roman" w:hAnsi="Times New Roman" w:cs="Times New Roman"/>
+                <w:color w:val="000000" w:themeColor="text1"/>
+                <w:sz w:val="28"/>
+                <w:szCs w:val="28"/>
+                <w:lang w:val="vi-VN"/>
+              </w:rPr>
+              <w:t xml:space="preserve">Hoàn thành </w:t>
+            </w:r>
+            <w:r>
+              <w:rPr>
+                <w:rFonts w:ascii="Times New Roman" w:hAnsi="Times New Roman" w:cs="Times New Roman"/>
+                <w:color w:val="000000" w:themeColor="text1"/>
+                <w:sz w:val="28"/>
+                <w:szCs w:val="28"/>
+                <w:lang w:val="vi-VN"/>
+              </w:rPr>
+              <w:t>100%</w:t>
+            </w:r>
           </w:p>
         </w:tc>
         <w:tc>
@@ -3544,17 +4339,7 @@
                 <w:szCs w:val="28"/>
                 <w:lang w:val="vi-VN"/>
               </w:rPr>
-              <w:t xml:space="preserve">- </w:t>
-            </w:r>
-            <w:r>
-              <w:rPr>
-                <w:rFonts w:ascii="Times New Roman" w:hAnsi="Times New Roman" w:cs="Times New Roman"/>
-                <w:color w:val="000000" w:themeColor="text1"/>
-                <w:sz w:val="28"/>
-                <w:szCs w:val="28"/>
-                <w:lang w:val="vi-VN"/>
-              </w:rPr>
-              <w:t>Code phần</w:t>
+              <w:t>- Code phần</w:t>
             </w:r>
             <w:r>
               <w:rPr>
@@ -3620,19 +4405,39 @@
         </w:tc>
         <w:tc>
           <w:tcPr>
-            <w:tcW w:w="3194" w:type="dxa"/>
-            <w:vMerge/>
-          </w:tcPr>
-          <w:p>
-            <w:pPr>
-              <w:spacing w:line="312" w:lineRule="auto"/>
-              <w:rPr>
-                <w:rFonts w:ascii="Times New Roman" w:hAnsi="Times New Roman" w:cs="Times New Roman"/>
-                <w:color w:val="FF0000"/>
-                <w:sz w:val="28"/>
-                <w:szCs w:val="28"/>
-              </w:rPr>
-            </w:pPr>
+            <w:tcW w:w="2512" w:type="dxa"/>
+            <w:vAlign w:val="center"/>
+          </w:tcPr>
+          <w:p>
+            <w:pPr>
+              <w:jc w:val="center"/>
+              <w:rPr>
+                <w:rFonts w:ascii="Times New Roman" w:hAnsi="Times New Roman" w:cs="Times New Roman"/>
+                <w:color w:val="000000" w:themeColor="text1"/>
+                <w:sz w:val="28"/>
+                <w:szCs w:val="28"/>
+              </w:rPr>
+            </w:pPr>
+            <w:r>
+              <w:rPr>
+                <w:rFonts w:ascii="Times New Roman" w:hAnsi="Times New Roman" w:cs="Times New Roman"/>
+                <w:color w:val="000000" w:themeColor="text1"/>
+                <w:sz w:val="28"/>
+                <w:szCs w:val="28"/>
+                <w:lang w:val="vi-VN"/>
+              </w:rPr>
+              <w:t xml:space="preserve">Hoàn thành </w:t>
+            </w:r>
+            <w:r>
+              <w:rPr>
+                <w:rFonts w:ascii="Times New Roman" w:hAnsi="Times New Roman" w:cs="Times New Roman"/>
+                <w:color w:val="000000" w:themeColor="text1"/>
+                <w:sz w:val="28"/>
+                <w:szCs w:val="28"/>
+                <w:lang w:val="vi-VN"/>
+              </w:rPr>
+              <w:t>100%</w:t>
+            </w:r>
           </w:p>
         </w:tc>
         <w:tc>
@@ -3755,17 +4560,7 @@
                 <w:szCs w:val="28"/>
                 <w:lang w:val="vi-VN"/>
               </w:rPr>
-              <w:t xml:space="preserve">- </w:t>
-            </w:r>
-            <w:r>
-              <w:rPr>
-                <w:rFonts w:ascii="Times New Roman" w:hAnsi="Times New Roman" w:cs="Times New Roman"/>
-                <w:color w:val="000000" w:themeColor="text1"/>
-                <w:sz w:val="28"/>
-                <w:szCs w:val="28"/>
-                <w:lang w:val="vi-VN"/>
-              </w:rPr>
-              <w:t xml:space="preserve">Code phần </w:t>
+              <w:t xml:space="preserve">- Code phần </w:t>
             </w:r>
             <w:r>
               <w:rPr>
@@ -3805,7 +4600,6 @@
                 <w:szCs w:val="28"/>
                 <w:lang w:val="vi-VN"/>
               </w:rPr>
-              <w:lastRenderedPageBreak/>
               <w:t xml:space="preserve">- </w:t>
             </w:r>
             <w:r>
@@ -3862,19 +4656,39 @@
         </w:tc>
         <w:tc>
           <w:tcPr>
-            <w:tcW w:w="3194" w:type="dxa"/>
-            <w:vMerge/>
-          </w:tcPr>
-          <w:p>
-            <w:pPr>
-              <w:spacing w:line="312" w:lineRule="auto"/>
-              <w:rPr>
-                <w:rFonts w:ascii="Times New Roman" w:hAnsi="Times New Roman" w:cs="Times New Roman"/>
-                <w:color w:val="FF0000"/>
-                <w:sz w:val="28"/>
-                <w:szCs w:val="28"/>
-              </w:rPr>
-            </w:pPr>
+            <w:tcW w:w="2512" w:type="dxa"/>
+            <w:vAlign w:val="center"/>
+          </w:tcPr>
+          <w:p>
+            <w:pPr>
+              <w:jc w:val="center"/>
+              <w:rPr>
+                <w:rFonts w:ascii="Times New Roman" w:hAnsi="Times New Roman" w:cs="Times New Roman"/>
+                <w:color w:val="000000" w:themeColor="text1"/>
+                <w:sz w:val="28"/>
+                <w:szCs w:val="28"/>
+              </w:rPr>
+            </w:pPr>
+            <w:r>
+              <w:rPr>
+                <w:rFonts w:ascii="Times New Roman" w:hAnsi="Times New Roman" w:cs="Times New Roman"/>
+                <w:color w:val="000000" w:themeColor="text1"/>
+                <w:sz w:val="28"/>
+                <w:szCs w:val="28"/>
+                <w:lang w:val="vi-VN"/>
+              </w:rPr>
+              <w:t xml:space="preserve">Hoàn thành </w:t>
+            </w:r>
+            <w:r>
+              <w:rPr>
+                <w:rFonts w:ascii="Times New Roman" w:hAnsi="Times New Roman" w:cs="Times New Roman"/>
+                <w:color w:val="000000" w:themeColor="text1"/>
+                <w:sz w:val="28"/>
+                <w:szCs w:val="28"/>
+                <w:lang w:val="vi-VN"/>
+              </w:rPr>
+              <w:t>100%</w:t>
+            </w:r>
           </w:p>
         </w:tc>
         <w:tc>
@@ -3920,6 +4734,7 @@
                 <w:sz w:val="28"/>
                 <w:szCs w:val="28"/>
               </w:rPr>
+              <w:lastRenderedPageBreak/>
               <w:t>4</w:t>
             </w:r>
           </w:p>
@@ -3957,66 +4772,29 @@
           <w:p>
             <w:pPr>
               <w:spacing w:beforeLines="100" w:before="240" w:afterLines="100" w:after="240" w:line="312" w:lineRule="auto"/>
-              <w:rPr>
-                <w:rFonts w:ascii="Times New Roman" w:hAnsi="Times New Roman" w:cs="Times New Roman"/>
-                <w:color w:val="000000" w:themeColor="text1"/>
-                <w:sz w:val="28"/>
-                <w:szCs w:val="28"/>
-                <w:lang w:val="vi-VN"/>
-              </w:rPr>
-            </w:pPr>
-          </w:p>
-        </w:tc>
-        <w:tc>
-          <w:tcPr>
-            <w:tcW w:w="3194" w:type="dxa"/>
-            <w:vMerge w:val="restart"/>
-          </w:tcPr>
-          <w:p>
-            <w:pPr>
-              <w:spacing w:line="312" w:lineRule="auto"/>
-              <w:rPr>
-                <w:rFonts w:ascii="Times New Roman" w:hAnsi="Times New Roman" w:cs="Times New Roman"/>
-                <w:color w:val="000000" w:themeColor="text1"/>
-                <w:sz w:val="28"/>
-                <w:szCs w:val="28"/>
-                <w:lang w:val="vi-VN"/>
-              </w:rPr>
-            </w:pPr>
-          </w:p>
-          <w:p>
-            <w:pPr>
-              <w:spacing w:line="312" w:lineRule="auto"/>
-              <w:rPr>
-                <w:rFonts w:ascii="Times New Roman" w:hAnsi="Times New Roman" w:cs="Times New Roman"/>
-                <w:color w:val="000000" w:themeColor="text1"/>
-                <w:sz w:val="28"/>
-                <w:szCs w:val="28"/>
-                <w:lang w:val="vi-VN"/>
-              </w:rPr>
-            </w:pPr>
-          </w:p>
-          <w:p>
-            <w:pPr>
-              <w:spacing w:line="312" w:lineRule="auto"/>
-              <w:rPr>
-                <w:rFonts w:ascii="Times New Roman" w:hAnsi="Times New Roman" w:cs="Times New Roman"/>
-                <w:color w:val="000000" w:themeColor="text1"/>
-                <w:sz w:val="28"/>
-                <w:szCs w:val="28"/>
-                <w:lang w:val="vi-VN"/>
-              </w:rPr>
-            </w:pPr>
-          </w:p>
-          <w:p>
-            <w:pPr>
-              <w:spacing w:before="100" w:after="100" w:line="312" w:lineRule="auto"/>
-              <w:rPr>
-                <w:rFonts w:ascii="Times New Roman" w:hAnsi="Times New Roman" w:cs="Times New Roman"/>
-                <w:color w:val="000000" w:themeColor="text1"/>
-                <w:sz w:val="28"/>
-                <w:szCs w:val="28"/>
-                <w:lang w:val="vi-VN"/>
+              <w:jc w:val="both"/>
+              <w:rPr>
+                <w:rFonts w:ascii="Times New Roman" w:hAnsi="Times New Roman" w:cs="Times New Roman"/>
+                <w:color w:val="000000" w:themeColor="text1"/>
+                <w:sz w:val="28"/>
+                <w:szCs w:val="28"/>
+                <w:lang w:val="vi-VN"/>
+              </w:rPr>
+            </w:pPr>
+          </w:p>
+        </w:tc>
+        <w:tc>
+          <w:tcPr>
+            <w:tcW w:w="2512" w:type="dxa"/>
+          </w:tcPr>
+          <w:p>
+            <w:pPr>
+              <w:jc w:val="center"/>
+              <w:rPr>
+                <w:rFonts w:ascii="Times New Roman" w:hAnsi="Times New Roman" w:cs="Times New Roman"/>
+                <w:color w:val="000000" w:themeColor="text1"/>
+                <w:sz w:val="28"/>
+                <w:szCs w:val="28"/>
               </w:rPr>
             </w:pPr>
           </w:p>
@@ -4091,24 +4869,24 @@
           <w:p>
             <w:pPr>
               <w:spacing w:beforeLines="100" w:before="240" w:afterLines="100" w:after="240" w:line="312" w:lineRule="auto"/>
-              <w:rPr>
-                <w:rFonts w:ascii="Times New Roman" w:hAnsi="Times New Roman" w:cs="Times New Roman"/>
-                <w:color w:val="000000" w:themeColor="text1"/>
-                <w:sz w:val="28"/>
-                <w:szCs w:val="28"/>
-                <w:lang w:val="vi-VN"/>
-              </w:rPr>
-            </w:pPr>
-          </w:p>
-        </w:tc>
-        <w:tc>
-          <w:tcPr>
-            <w:tcW w:w="3194" w:type="dxa"/>
-            <w:vMerge/>
-          </w:tcPr>
-          <w:p>
-            <w:pPr>
-              <w:spacing w:line="312" w:lineRule="auto"/>
+              <w:jc w:val="both"/>
+              <w:rPr>
+                <w:rFonts w:ascii="Times New Roman" w:hAnsi="Times New Roman" w:cs="Times New Roman"/>
+                <w:color w:val="000000" w:themeColor="text1"/>
+                <w:sz w:val="28"/>
+                <w:szCs w:val="28"/>
+                <w:lang w:val="vi-VN"/>
+              </w:rPr>
+            </w:pPr>
+          </w:p>
+        </w:tc>
+        <w:tc>
+          <w:tcPr>
+            <w:tcW w:w="2512" w:type="dxa"/>
+          </w:tcPr>
+          <w:p>
+            <w:pPr>
+              <w:jc w:val="center"/>
               <w:rPr>
                 <w:rFonts w:ascii="Times New Roman" w:hAnsi="Times New Roman" w:cs="Times New Roman"/>
                 <w:color w:val="000000" w:themeColor="text1"/>
@@ -4188,24 +4966,24 @@
           <w:p>
             <w:pPr>
               <w:spacing w:beforeLines="100" w:before="240" w:afterLines="100" w:after="240" w:line="312" w:lineRule="auto"/>
-              <w:rPr>
-                <w:rFonts w:ascii="Times New Roman" w:hAnsi="Times New Roman" w:cs="Times New Roman"/>
-                <w:color w:val="000000" w:themeColor="text1"/>
-                <w:sz w:val="28"/>
-                <w:szCs w:val="28"/>
-                <w:lang w:val="vi-VN"/>
-              </w:rPr>
-            </w:pPr>
-          </w:p>
-        </w:tc>
-        <w:tc>
-          <w:tcPr>
-            <w:tcW w:w="3194" w:type="dxa"/>
-            <w:vMerge/>
-          </w:tcPr>
-          <w:p>
-            <w:pPr>
-              <w:spacing w:line="312" w:lineRule="auto"/>
+              <w:jc w:val="both"/>
+              <w:rPr>
+                <w:rFonts w:ascii="Times New Roman" w:hAnsi="Times New Roman" w:cs="Times New Roman"/>
+                <w:color w:val="000000" w:themeColor="text1"/>
+                <w:sz w:val="28"/>
+                <w:szCs w:val="28"/>
+                <w:lang w:val="vi-VN"/>
+              </w:rPr>
+            </w:pPr>
+          </w:p>
+        </w:tc>
+        <w:tc>
+          <w:tcPr>
+            <w:tcW w:w="2512" w:type="dxa"/>
+          </w:tcPr>
+          <w:p>
+            <w:pPr>
+              <w:jc w:val="center"/>
               <w:rPr>
                 <w:rFonts w:ascii="Times New Roman" w:hAnsi="Times New Roman" w:cs="Times New Roman"/>
                 <w:color w:val="000000" w:themeColor="text1"/>
@@ -4285,24 +5063,24 @@
           <w:p>
             <w:pPr>
               <w:spacing w:beforeLines="100" w:before="240" w:afterLines="100" w:after="240" w:line="312" w:lineRule="auto"/>
-              <w:rPr>
-                <w:rFonts w:ascii="Times New Roman" w:hAnsi="Times New Roman" w:cs="Times New Roman"/>
-                <w:color w:val="000000" w:themeColor="text1"/>
-                <w:sz w:val="28"/>
-                <w:szCs w:val="28"/>
-                <w:lang w:val="vi-VN"/>
-              </w:rPr>
-            </w:pPr>
-          </w:p>
-        </w:tc>
-        <w:tc>
-          <w:tcPr>
-            <w:tcW w:w="3194" w:type="dxa"/>
-            <w:vMerge/>
-          </w:tcPr>
-          <w:p>
-            <w:pPr>
-              <w:spacing w:line="312" w:lineRule="auto"/>
+              <w:jc w:val="both"/>
+              <w:rPr>
+                <w:rFonts w:ascii="Times New Roman" w:hAnsi="Times New Roman" w:cs="Times New Roman"/>
+                <w:color w:val="000000" w:themeColor="text1"/>
+                <w:sz w:val="28"/>
+                <w:szCs w:val="28"/>
+                <w:lang w:val="vi-VN"/>
+              </w:rPr>
+            </w:pPr>
+          </w:p>
+        </w:tc>
+        <w:tc>
+          <w:tcPr>
+            <w:tcW w:w="2512" w:type="dxa"/>
+          </w:tcPr>
+          <w:p>
+            <w:pPr>
+              <w:jc w:val="center"/>
               <w:rPr>
                 <w:rFonts w:ascii="Times New Roman" w:hAnsi="Times New Roman" w:cs="Times New Roman"/>
                 <w:color w:val="000000" w:themeColor="text1"/>
@@ -4382,24 +5160,24 @@
           <w:p>
             <w:pPr>
               <w:spacing w:beforeLines="100" w:before="240" w:afterLines="100" w:after="240" w:line="312" w:lineRule="auto"/>
-              <w:rPr>
-                <w:rFonts w:ascii="Times New Roman" w:hAnsi="Times New Roman" w:cs="Times New Roman"/>
-                <w:color w:val="000000" w:themeColor="text1"/>
-                <w:sz w:val="28"/>
-                <w:szCs w:val="28"/>
-                <w:lang w:val="vi-VN"/>
-              </w:rPr>
-            </w:pPr>
-          </w:p>
-        </w:tc>
-        <w:tc>
-          <w:tcPr>
-            <w:tcW w:w="3194" w:type="dxa"/>
-            <w:vMerge/>
-          </w:tcPr>
-          <w:p>
-            <w:pPr>
-              <w:spacing w:line="312" w:lineRule="auto"/>
+              <w:jc w:val="both"/>
+              <w:rPr>
+                <w:rFonts w:ascii="Times New Roman" w:hAnsi="Times New Roman" w:cs="Times New Roman"/>
+                <w:color w:val="000000" w:themeColor="text1"/>
+                <w:sz w:val="28"/>
+                <w:szCs w:val="28"/>
+                <w:lang w:val="vi-VN"/>
+              </w:rPr>
+            </w:pPr>
+          </w:p>
+        </w:tc>
+        <w:tc>
+          <w:tcPr>
+            <w:tcW w:w="2512" w:type="dxa"/>
+          </w:tcPr>
+          <w:p>
+            <w:pPr>
+              <w:jc w:val="center"/>
               <w:rPr>
                 <w:rFonts w:ascii="Times New Roman" w:hAnsi="Times New Roman" w:cs="Times New Roman"/>
                 <w:color w:val="000000" w:themeColor="text1"/>
@@ -4440,6 +5218,138 @@
               <w:jc w:val="center"/>
               <w:rPr>
                 <w:rFonts w:ascii="Times New Roman" w:hAnsi="Times New Roman" w:cs="Times New Roman"/>
+                <w:color w:val="000000" w:themeColor="text1"/>
+                <w:sz w:val="28"/>
+                <w:szCs w:val="28"/>
+                <w:lang w:val="vi-VN"/>
+              </w:rPr>
+            </w:pPr>
+          </w:p>
+          <w:p>
+            <w:pPr>
+              <w:jc w:val="center"/>
+              <w:rPr>
+                <w:rFonts w:ascii="Times New Roman" w:hAnsi="Times New Roman" w:cs="Times New Roman"/>
+                <w:color w:val="000000" w:themeColor="text1"/>
+                <w:sz w:val="28"/>
+                <w:szCs w:val="28"/>
+                <w:lang w:val="vi-VN"/>
+              </w:rPr>
+            </w:pPr>
+          </w:p>
+          <w:p>
+            <w:pPr>
+              <w:jc w:val="center"/>
+              <w:rPr>
+                <w:rFonts w:ascii="Times New Roman" w:hAnsi="Times New Roman" w:cs="Times New Roman"/>
+                <w:color w:val="000000" w:themeColor="text1"/>
+                <w:sz w:val="28"/>
+                <w:szCs w:val="28"/>
+                <w:lang w:val="vi-VN"/>
+              </w:rPr>
+            </w:pPr>
+          </w:p>
+          <w:p>
+            <w:pPr>
+              <w:jc w:val="center"/>
+              <w:rPr>
+                <w:rFonts w:ascii="Times New Roman" w:hAnsi="Times New Roman" w:cs="Times New Roman"/>
+                <w:color w:val="000000" w:themeColor="text1"/>
+                <w:sz w:val="28"/>
+                <w:szCs w:val="28"/>
+                <w:lang w:val="vi-VN"/>
+              </w:rPr>
+            </w:pPr>
+          </w:p>
+          <w:p>
+            <w:pPr>
+              <w:jc w:val="center"/>
+              <w:rPr>
+                <w:rFonts w:ascii="Times New Roman" w:hAnsi="Times New Roman" w:cs="Times New Roman"/>
+                <w:color w:val="000000" w:themeColor="text1"/>
+                <w:sz w:val="28"/>
+                <w:szCs w:val="28"/>
+                <w:lang w:val="vi-VN"/>
+              </w:rPr>
+            </w:pPr>
+          </w:p>
+          <w:p>
+            <w:pPr>
+              <w:jc w:val="center"/>
+              <w:rPr>
+                <w:rFonts w:ascii="Times New Roman" w:hAnsi="Times New Roman" w:cs="Times New Roman"/>
+                <w:color w:val="000000" w:themeColor="text1"/>
+                <w:sz w:val="28"/>
+                <w:szCs w:val="28"/>
+                <w:lang w:val="vi-VN"/>
+              </w:rPr>
+            </w:pPr>
+          </w:p>
+          <w:p>
+            <w:pPr>
+              <w:jc w:val="center"/>
+              <w:rPr>
+                <w:rFonts w:ascii="Times New Roman" w:hAnsi="Times New Roman" w:cs="Times New Roman"/>
+                <w:color w:val="000000" w:themeColor="text1"/>
+                <w:sz w:val="28"/>
+                <w:szCs w:val="28"/>
+                <w:lang w:val="vi-VN"/>
+              </w:rPr>
+            </w:pPr>
+          </w:p>
+          <w:p>
+            <w:pPr>
+              <w:jc w:val="center"/>
+              <w:rPr>
+                <w:rFonts w:ascii="Times New Roman" w:hAnsi="Times New Roman" w:cs="Times New Roman"/>
+                <w:color w:val="000000" w:themeColor="text1"/>
+                <w:sz w:val="28"/>
+                <w:szCs w:val="28"/>
+                <w:lang w:val="vi-VN"/>
+              </w:rPr>
+            </w:pPr>
+          </w:p>
+          <w:p>
+            <w:pPr>
+              <w:jc w:val="center"/>
+              <w:rPr>
+                <w:rFonts w:ascii="Times New Roman" w:hAnsi="Times New Roman" w:cs="Times New Roman"/>
+                <w:color w:val="000000" w:themeColor="text1"/>
+                <w:sz w:val="28"/>
+                <w:szCs w:val="28"/>
+                <w:lang w:val="vi-VN"/>
+              </w:rPr>
+            </w:pPr>
+          </w:p>
+          <w:p>
+            <w:pPr>
+              <w:jc w:val="center"/>
+              <w:rPr>
+                <w:rFonts w:ascii="Times New Roman" w:hAnsi="Times New Roman" w:cs="Times New Roman"/>
+                <w:color w:val="000000" w:themeColor="text1"/>
+                <w:sz w:val="28"/>
+                <w:szCs w:val="28"/>
+                <w:lang w:val="vi-VN"/>
+              </w:rPr>
+            </w:pPr>
+          </w:p>
+          <w:p>
+            <w:pPr>
+              <w:jc w:val="center"/>
+              <w:rPr>
+                <w:rFonts w:ascii="Times New Roman" w:hAnsi="Times New Roman" w:cs="Times New Roman"/>
+                <w:color w:val="000000" w:themeColor="text1"/>
+                <w:sz w:val="28"/>
+                <w:szCs w:val="28"/>
+                <w:lang w:val="vi-VN"/>
+              </w:rPr>
+            </w:pPr>
+          </w:p>
+          <w:p>
+            <w:pPr>
+              <w:jc w:val="center"/>
+              <w:rPr>
+                <w:rFonts w:ascii="Times New Roman" w:hAnsi="Times New Roman" w:cs="Times New Roman"/>
                 <w:color w:val="FF0000"/>
                 <w:sz w:val="28"/>
                 <w:szCs w:val="28"/>
@@ -4454,7 +5364,6 @@
                 <w:szCs w:val="28"/>
                 <w:lang w:val="vi-VN"/>
               </w:rPr>
-              <w:lastRenderedPageBreak/>
               <w:t>5</w:t>
             </w:r>
           </w:p>
@@ -4481,6 +5390,7 @@
                 <w:szCs w:val="28"/>
                 <w:lang w:val="vi-VN"/>
               </w:rPr>
+              <w:lastRenderedPageBreak/>
               <w:t>Ngô Khánh Chiến</w:t>
             </w:r>
           </w:p>
@@ -4492,100 +5402,26 @@
           <w:p>
             <w:pPr>
               <w:spacing w:beforeLines="100" w:before="240" w:afterLines="100" w:after="240" w:line="312" w:lineRule="auto"/>
-              <w:rPr>
-                <w:rFonts w:ascii="Times New Roman" w:hAnsi="Times New Roman" w:cs="Times New Roman"/>
-                <w:sz w:val="28"/>
-                <w:szCs w:val="28"/>
-                <w:lang w:val="vi-VN"/>
-              </w:rPr>
-            </w:pPr>
-            <w:r>
-              <w:rPr>
-                <w:rFonts w:ascii="Times New Roman" w:hAnsi="Times New Roman" w:cs="Times New Roman"/>
-                <w:sz w:val="28"/>
-                <w:szCs w:val="28"/>
-              </w:rPr>
-              <w:t xml:space="preserve"> </w:t>
-            </w:r>
-          </w:p>
-        </w:tc>
-        <w:tc>
-          <w:tcPr>
-            <w:tcW w:w="3194" w:type="dxa"/>
-            <w:vMerge w:val="restart"/>
-          </w:tcPr>
-          <w:p>
-            <w:pPr>
-              <w:spacing w:line="312" w:lineRule="auto"/>
-              <w:rPr>
-                <w:rFonts w:ascii="Times New Roman" w:hAnsi="Times New Roman" w:cs="Times New Roman"/>
-                <w:sz w:val="28"/>
-                <w:szCs w:val="28"/>
-                <w:lang w:val="vi-VN"/>
-              </w:rPr>
-            </w:pPr>
-          </w:p>
-          <w:p>
-            <w:pPr>
-              <w:spacing w:line="312" w:lineRule="auto"/>
-              <w:rPr>
-                <w:rFonts w:ascii="Times New Roman" w:hAnsi="Times New Roman" w:cs="Times New Roman"/>
-                <w:sz w:val="28"/>
-                <w:szCs w:val="28"/>
-                <w:lang w:val="vi-VN"/>
-              </w:rPr>
-            </w:pPr>
-          </w:p>
-          <w:p>
-            <w:pPr>
-              <w:spacing w:line="312" w:lineRule="auto"/>
-              <w:rPr>
-                <w:rFonts w:ascii="Times New Roman" w:hAnsi="Times New Roman" w:cs="Times New Roman"/>
-                <w:sz w:val="28"/>
-                <w:szCs w:val="28"/>
-                <w:lang w:val="vi-VN"/>
-              </w:rPr>
-            </w:pPr>
-          </w:p>
-          <w:p>
-            <w:pPr>
-              <w:spacing w:line="312" w:lineRule="auto"/>
-              <w:rPr>
-                <w:rFonts w:ascii="Times New Roman" w:hAnsi="Times New Roman" w:cs="Times New Roman"/>
-                <w:sz w:val="28"/>
-                <w:szCs w:val="28"/>
-                <w:lang w:val="vi-VN"/>
-              </w:rPr>
-            </w:pPr>
-          </w:p>
-          <w:p>
-            <w:pPr>
-              <w:spacing w:line="312" w:lineRule="auto"/>
-              <w:rPr>
-                <w:rFonts w:ascii="Times New Roman" w:hAnsi="Times New Roman" w:cs="Times New Roman"/>
-                <w:sz w:val="28"/>
-                <w:szCs w:val="28"/>
-                <w:lang w:val="vi-VN"/>
-              </w:rPr>
-            </w:pPr>
-          </w:p>
-          <w:p>
-            <w:pPr>
-              <w:spacing w:line="312" w:lineRule="auto"/>
-              <w:rPr>
-                <w:rFonts w:ascii="Times New Roman" w:hAnsi="Times New Roman" w:cs="Times New Roman"/>
-                <w:sz w:val="28"/>
-                <w:szCs w:val="28"/>
-                <w:lang w:val="vi-VN"/>
-              </w:rPr>
-            </w:pPr>
-          </w:p>
-          <w:p>
-            <w:pPr>
-              <w:spacing w:before="100" w:after="100" w:line="312" w:lineRule="auto"/>
-              <w:rPr>
-                <w:rFonts w:ascii="Times New Roman" w:hAnsi="Times New Roman" w:cs="Times New Roman"/>
-                <w:color w:val="FF0000"/>
+              <w:jc w:val="both"/>
+              <w:rPr>
+                <w:rFonts w:ascii="Times New Roman" w:hAnsi="Times New Roman" w:cs="Times New Roman"/>
+                <w:sz w:val="28"/>
+                <w:szCs w:val="28"/>
+                <w:lang w:val="vi-VN"/>
+              </w:rPr>
+            </w:pPr>
+          </w:p>
+        </w:tc>
+        <w:tc>
+          <w:tcPr>
+            <w:tcW w:w="2512" w:type="dxa"/>
+          </w:tcPr>
+          <w:p>
+            <w:pPr>
+              <w:jc w:val="center"/>
+              <w:rPr>
+                <w:rFonts w:ascii="Times New Roman" w:hAnsi="Times New Roman" w:cs="Times New Roman"/>
+                <w:color w:val="000000" w:themeColor="text1"/>
                 <w:sz w:val="28"/>
                 <w:szCs w:val="28"/>
               </w:rPr>
@@ -4674,14 +5510,14 @@
         </w:tc>
         <w:tc>
           <w:tcPr>
-            <w:tcW w:w="3194" w:type="dxa"/>
-            <w:vMerge/>
-          </w:tcPr>
-          <w:p>
-            <w:pPr>
-              <w:rPr>
-                <w:rFonts w:ascii="Times New Roman" w:hAnsi="Times New Roman" w:cs="Times New Roman"/>
-                <w:color w:val="FF0000"/>
+            <w:tcW w:w="2512" w:type="dxa"/>
+          </w:tcPr>
+          <w:p>
+            <w:pPr>
+              <w:jc w:val="center"/>
+              <w:rPr>
+                <w:rFonts w:ascii="Times New Roman" w:hAnsi="Times New Roman" w:cs="Times New Roman"/>
+                <w:color w:val="000000" w:themeColor="text1"/>
                 <w:sz w:val="28"/>
                 <w:szCs w:val="28"/>
               </w:rPr>
@@ -4770,14 +5606,14 @@
         </w:tc>
         <w:tc>
           <w:tcPr>
-            <w:tcW w:w="3194" w:type="dxa"/>
-            <w:vMerge/>
-          </w:tcPr>
-          <w:p>
-            <w:pPr>
-              <w:rPr>
-                <w:rFonts w:ascii="Times New Roman" w:hAnsi="Times New Roman" w:cs="Times New Roman"/>
-                <w:color w:val="FF0000"/>
+            <w:tcW w:w="2512" w:type="dxa"/>
+          </w:tcPr>
+          <w:p>
+            <w:pPr>
+              <w:jc w:val="center"/>
+              <w:rPr>
+                <w:rFonts w:ascii="Times New Roman" w:hAnsi="Times New Roman" w:cs="Times New Roman"/>
+                <w:color w:val="000000" w:themeColor="text1"/>
                 <w:sz w:val="28"/>
                 <w:szCs w:val="28"/>
               </w:rPr>
@@ -4862,26 +5698,18 @@
                 <w:lang w:val="vi-VN"/>
               </w:rPr>
             </w:pPr>
-            <w:r>
-              <w:rPr>
-                <w:rFonts w:ascii="Times New Roman" w:hAnsi="Times New Roman" w:cs="Times New Roman"/>
-                <w:sz w:val="28"/>
-                <w:szCs w:val="28"/>
-              </w:rPr>
-              <w:t xml:space="preserve"> </w:t>
-            </w:r>
-          </w:p>
-        </w:tc>
-        <w:tc>
-          <w:tcPr>
-            <w:tcW w:w="3194" w:type="dxa"/>
-            <w:vMerge/>
-          </w:tcPr>
-          <w:p>
-            <w:pPr>
-              <w:rPr>
-                <w:rFonts w:ascii="Times New Roman" w:hAnsi="Times New Roman" w:cs="Times New Roman"/>
-                <w:color w:val="FF0000"/>
+          </w:p>
+        </w:tc>
+        <w:tc>
+          <w:tcPr>
+            <w:tcW w:w="2512" w:type="dxa"/>
+          </w:tcPr>
+          <w:p>
+            <w:pPr>
+              <w:jc w:val="center"/>
+              <w:rPr>
+                <w:rFonts w:ascii="Times New Roman" w:hAnsi="Times New Roman" w:cs="Times New Roman"/>
+                <w:color w:val="000000" w:themeColor="text1"/>
                 <w:sz w:val="28"/>
                 <w:szCs w:val="28"/>
               </w:rPr>
@@ -4970,14 +5798,14 @@
         </w:tc>
         <w:tc>
           <w:tcPr>
-            <w:tcW w:w="3194" w:type="dxa"/>
-            <w:vMerge/>
-          </w:tcPr>
-          <w:p>
-            <w:pPr>
-              <w:rPr>
-                <w:rFonts w:ascii="Times New Roman" w:hAnsi="Times New Roman" w:cs="Times New Roman"/>
-                <w:color w:val="FF0000"/>
+            <w:tcW w:w="2512" w:type="dxa"/>
+          </w:tcPr>
+          <w:p>
+            <w:pPr>
+              <w:jc w:val="center"/>
+              <w:rPr>
+                <w:rFonts w:ascii="Times New Roman" w:hAnsi="Times New Roman" w:cs="Times New Roman"/>
+                <w:color w:val="000000" w:themeColor="text1"/>
                 <w:sz w:val="28"/>
                 <w:szCs w:val="28"/>
               </w:rPr>
@@ -5055,6 +5883,7 @@
           <w:szCs w:val="28"/>
           <w:lang w:val="vi-VN"/>
         </w:rPr>
+        <w:lastRenderedPageBreak/>
         <w:t>XÁC NHẬN CỦA GIẢNG VIÊN</w:t>
       </w:r>
     </w:p>
@@ -5279,6 +6108,95 @@
     </w:lvl>
   </w:abstractNum>
   <w:abstractNum w:abstractNumId="1" w15:restartNumberingAfterBreak="0">
+    <w:nsid w:val="4FD60329"/>
+    <w:multiLevelType w:val="hybridMultilevel"/>
+    <w:tmpl w:val="CC62455E"/>
+    <w:lvl w:ilvl="0" w:tplc="0409000F">
+      <w:start w:val="1"/>
+      <w:numFmt w:val="decimal"/>
+      <w:lvlText w:val="%1."/>
+      <w:lvlJc w:val="left"/>
+      <w:pPr>
+        <w:ind w:left="720" w:hanging="360"/>
+      </w:pPr>
+      <w:rPr>
+        <w:rFonts w:hint="default"/>
+      </w:rPr>
+    </w:lvl>
+    <w:lvl w:ilvl="1" w:tplc="04090019" w:tentative="1">
+      <w:start w:val="1"/>
+      <w:numFmt w:val="lowerLetter"/>
+      <w:lvlText w:val="%2."/>
+      <w:lvlJc w:val="left"/>
+      <w:pPr>
+        <w:ind w:left="1440" w:hanging="360"/>
+      </w:pPr>
+    </w:lvl>
+    <w:lvl w:ilvl="2" w:tplc="0409001B" w:tentative="1">
+      <w:start w:val="1"/>
+      <w:numFmt w:val="lowerRoman"/>
+      <w:lvlText w:val="%3."/>
+      <w:lvlJc w:val="right"/>
+      <w:pPr>
+        <w:ind w:left="2160" w:hanging="180"/>
+      </w:pPr>
+    </w:lvl>
+    <w:lvl w:ilvl="3" w:tplc="0409000F" w:tentative="1">
+      <w:start w:val="1"/>
+      <w:numFmt w:val="decimal"/>
+      <w:lvlText w:val="%4."/>
+      <w:lvlJc w:val="left"/>
+      <w:pPr>
+        <w:ind w:left="2880" w:hanging="360"/>
+      </w:pPr>
+    </w:lvl>
+    <w:lvl w:ilvl="4" w:tplc="04090019" w:tentative="1">
+      <w:start w:val="1"/>
+      <w:numFmt w:val="lowerLetter"/>
+      <w:lvlText w:val="%5."/>
+      <w:lvlJc w:val="left"/>
+      <w:pPr>
+        <w:ind w:left="3600" w:hanging="360"/>
+      </w:pPr>
+    </w:lvl>
+    <w:lvl w:ilvl="5" w:tplc="0409001B" w:tentative="1">
+      <w:start w:val="1"/>
+      <w:numFmt w:val="lowerRoman"/>
+      <w:lvlText w:val="%6."/>
+      <w:lvlJc w:val="right"/>
+      <w:pPr>
+        <w:ind w:left="4320" w:hanging="180"/>
+      </w:pPr>
+    </w:lvl>
+    <w:lvl w:ilvl="6" w:tplc="0409000F" w:tentative="1">
+      <w:start w:val="1"/>
+      <w:numFmt w:val="decimal"/>
+      <w:lvlText w:val="%7."/>
+      <w:lvlJc w:val="left"/>
+      <w:pPr>
+        <w:ind w:left="5040" w:hanging="360"/>
+      </w:pPr>
+    </w:lvl>
+    <w:lvl w:ilvl="7" w:tplc="04090019" w:tentative="1">
+      <w:start w:val="1"/>
+      <w:numFmt w:val="lowerLetter"/>
+      <w:lvlText w:val="%8."/>
+      <w:lvlJc w:val="left"/>
+      <w:pPr>
+        <w:ind w:left="5760" w:hanging="360"/>
+      </w:pPr>
+    </w:lvl>
+    <w:lvl w:ilvl="8" w:tplc="0409001B" w:tentative="1">
+      <w:start w:val="1"/>
+      <w:numFmt w:val="lowerRoman"/>
+      <w:lvlText w:val="%9."/>
+      <w:lvlJc w:val="right"/>
+      <w:pPr>
+        <w:ind w:left="6480" w:hanging="180"/>
+      </w:pPr>
+    </w:lvl>
+  </w:abstractNum>
+  <w:abstractNum w:abstractNumId="2" w15:restartNumberingAfterBreak="0">
     <w:nsid w:val="75BB65CA"/>
     <w:multiLevelType w:val="hybridMultilevel"/>
     <w:tmpl w:val="0744F634"/>
@@ -5396,6 +6314,9 @@
     <w:abstractNumId w:val="0"/>
   </w:num>
   <w:num w:numId="2" w16cid:durableId="1953828696">
+    <w:abstractNumId w:val="2"/>
+  </w:num>
+  <w:num w:numId="3" w16cid:durableId="2010673616">
     <w:abstractNumId w:val="1"/>
   </w:num>
 </w:numbering>
